--- a/Trabajo_Equipo_UX.docx
+++ b/Trabajo_Equipo_UX.docx
@@ -48,7 +48,7 @@
     </w:p>
     <w:p>
       <w:pPr>
-        <w:spacing w:after="120" w:line="276"/>
+        <w:spacing w:after="60" w:line="276"/>
       </w:pPr>
       <w:r>
         <w:rPr>
@@ -57,9 +57,47 @@
         </w:rPr>
         <w:t xml:space="preserve">Integrantes:</w:t>
       </w:r>
-      <w:r>
-        <w:t xml:space="preserve"> ______________________________________________</w:t>
-      </w:r>
+    </w:p>
+    <w:p>
+      <w:pPr>
+        <w:spacing w:after="40" w:line="276"/>
+        <w:ind w:left="360"/>
+      </w:pPr>
+      <w:r>
+        <w:t xml:space="preserve">Fatma Erguibi Moh ali</w:t>
+      </w:r>
+    </w:p>
+    <w:p>
+      <w:pPr>
+        <w:spacing w:after="40" w:line="276"/>
+        <w:ind w:left="360"/>
+      </w:pPr>
+      <w:r>
+        <w:t xml:space="preserve">Alejandro Domingo Varela</w:t>
+      </w:r>
+    </w:p>
+    <w:p>
+      <w:pPr>
+        <w:spacing w:after="40" w:line="276"/>
+        <w:ind w:left="360"/>
+      </w:pPr>
+      <w:r>
+        <w:t xml:space="preserve">Taniana Paredes Rodriguez</w:t>
+      </w:r>
+    </w:p>
+    <w:p>
+      <w:pPr>
+        <w:spacing w:after="40" w:line="276"/>
+        <w:ind w:left="360"/>
+      </w:pPr>
+      <w:r>
+        <w:t xml:space="preserve">Irene Pesquera García</w:t>
+      </w:r>
+    </w:p>
+    <w:p>
+      <w:pPr>
+        <w:spacing w:after="80"/>
+      </w:pPr>
     </w:p>
     <w:p>
       <w:pPr>
@@ -78,97 +116,855 @@
     </w:p>
     <w:p>
       <w:pPr>
-        <w:spacing w:after="200" w:before="400"/>
+        <w:pageBreakBefore/>
+        <w:spacing w:after="240"/>
       </w:pPr>
       <w:r>
         <w:rPr>
           <w:b/>
           <w:bCs/>
           <w:color w:val="1E1B4B"/>
-          <w:sz w:val="30"/>
-          <w:szCs w:val="30"/>
+          <w:sz w:val="36"/>
+          <w:szCs w:val="36"/>
         </w:rPr>
         <w:t xml:space="preserve">Índice</w:t>
       </w:r>
     </w:p>
     <w:p>
       <w:pPr>
-        <w:tabs>
-          <w:tab w:val="right" w:pos="9026" w:leader="dot"/>
-        </w:tabs>
-        <w:spacing w:after="100"/>
-        <w:ind w:left="360"/>
+        <w:pStyle w:val="TOC1"/>
+      </w:pPr>
+      <w:r>
+        <w:fldChar w:fldCharType="begin"/>
+      </w:r>
+      <w:r>
+        <w:instrText xml:space="preserve"> TOC \o "1-2" \h \z \u </w:instrText>
+      </w:r>
+      <w:r>
+        <w:fldChar w:fldCharType="separate"/>
+      </w:r>
+      <w:hyperlink w:anchor="_Toc900001" w:history="1">
+        <w:r>
+          <w:t xml:space="preserve">01- Estándares y Referentes</w:t>
+        </w:r>
+        <w:r>
+          <w:tab/>
+        </w:r>
+        <w:r>
+          <w:fldChar w:fldCharType="begin"/>
+        </w:r>
+        <w:r>
+          <w:instrText xml:space="preserve"> PAGEREF _Toc900001 \h </w:instrText>
+        </w:r>
+        <w:r>
+          <w:fldChar w:fldCharType="separate"/>
+        </w:r>
+        <w:r>
+          <w:t>3</w:t>
+        </w:r>
+        <w:r>
+          <w:fldChar w:fldCharType="end"/>
+        </w:r>
+      </w:hyperlink>
+    </w:p>
+    <w:p>
+      <w:pPr>
+        <w:pStyle w:val="TOC2"/>
+      </w:pPr>
+      <w:hyperlink w:anchor="_Toc900002" w:history="1">
+        <w:r>
+          <w:t xml:space="preserve">1.1 Usabilidad y experiencia de usuario: el marco ISO</w:t>
+        </w:r>
+        <w:r>
+          <w:tab/>
+        </w:r>
+        <w:r>
+          <w:fldChar w:fldCharType="begin"/>
+        </w:r>
+        <w:r>
+          <w:instrText xml:space="preserve"> PAGEREF _Toc900002 \h </w:instrText>
+        </w:r>
+        <w:r>
+          <w:fldChar w:fldCharType="separate"/>
+        </w:r>
+        <w:r>
+          <w:t>3</w:t>
+        </w:r>
+        <w:r>
+          <w:fldChar w:fldCharType="end"/>
+        </w:r>
+      </w:hyperlink>
+    </w:p>
+    <w:p>
+      <w:pPr>
+        <w:pStyle w:val="TOC2"/>
+      </w:pPr>
+      <w:hyperlink w:anchor="_Toc900003" w:history="1">
+        <w:r>
+          <w:t xml:space="preserve">1.2 Accesibilidad: WCAG 2.2 y su metodología de evaluación</w:t>
+        </w:r>
+        <w:r>
+          <w:tab/>
+        </w:r>
+        <w:r>
+          <w:fldChar w:fldCharType="begin"/>
+        </w:r>
+        <w:r>
+          <w:instrText xml:space="preserve"> PAGEREF _Toc900003 \h </w:instrText>
+        </w:r>
+        <w:r>
+          <w:fldChar w:fldCharType="separate"/>
+        </w:r>
+        <w:r>
+          <w:t>4</w:t>
+        </w:r>
+        <w:r>
+          <w:fldChar w:fldCharType="end"/>
+        </w:r>
+      </w:hyperlink>
+    </w:p>
+    <w:p>
+      <w:pPr>
+        <w:pStyle w:val="TOC2"/>
+      </w:pPr>
+      <w:hyperlink w:anchor="_Toc900004" w:history="1">
+        <w:r>
+          <w:t xml:space="preserve">1.3 Marco legal europeo y español</w:t>
+        </w:r>
+        <w:r>
+          <w:tab/>
+        </w:r>
+        <w:r>
+          <w:fldChar w:fldCharType="begin"/>
+        </w:r>
+        <w:r>
+          <w:instrText xml:space="preserve"> PAGEREF _Toc900004 \h </w:instrText>
+        </w:r>
+        <w:r>
+          <w:fldChar w:fldCharType="separate"/>
+        </w:r>
+        <w:r>
+          <w:t>4</w:t>
+        </w:r>
+        <w:r>
+          <w:fldChar w:fldCharType="end"/>
+        </w:r>
+      </w:hyperlink>
+    </w:p>
+    <w:p>
+      <w:pPr>
+        <w:pStyle w:val="TOC2"/>
+      </w:pPr>
+      <w:hyperlink w:anchor="_Toc900005" w:history="1">
+        <w:r>
+          <w:t xml:space="preserve">1.4 Heurísticas y principios de diseño</w:t>
+        </w:r>
+        <w:r>
+          <w:tab/>
+        </w:r>
+        <w:r>
+          <w:fldChar w:fldCharType="begin"/>
+        </w:r>
+        <w:r>
+          <w:instrText xml:space="preserve"> PAGEREF _Toc900005 \h </w:instrText>
+        </w:r>
+        <w:r>
+          <w:fldChar w:fldCharType="separate"/>
+        </w:r>
+        <w:r>
+          <w:t>6</w:t>
+        </w:r>
+        <w:r>
+          <w:fldChar w:fldCharType="end"/>
+        </w:r>
+      </w:hyperlink>
+    </w:p>
+    <w:p>
+      <w:pPr>
+        <w:pStyle w:val="TOC2"/>
+      </w:pPr>
+      <w:hyperlink w:anchor="_Toc900006" w:history="1">
+        <w:r>
+          <w:t xml:space="preserve">1.5 Steve Krug: «No me hagas pensar» y «Haz fácil lo imposible»</w:t>
+        </w:r>
+        <w:r>
+          <w:tab/>
+        </w:r>
+        <w:r>
+          <w:fldChar w:fldCharType="begin"/>
+        </w:r>
+        <w:r>
+          <w:instrText xml:space="preserve"> PAGEREF _Toc900006 \h </w:instrText>
+        </w:r>
+        <w:r>
+          <w:fldChar w:fldCharType="separate"/>
+        </w:r>
+        <w:r>
+          <w:t>6</w:t>
+        </w:r>
+        <w:r>
+          <w:fldChar w:fldCharType="end"/>
+        </w:r>
+      </w:hyperlink>
+    </w:p>
+    <w:p>
+      <w:pPr>
+        <w:pStyle w:val="TOC2"/>
+      </w:pPr>
+      <w:hyperlink w:anchor="_Toc900007" w:history="1">
+        <w:r>
+          <w:t xml:space="preserve">1.6 Investigación aplicada: Baymard Institute y GOV.UK</w:t>
+        </w:r>
+        <w:r>
+          <w:tab/>
+        </w:r>
+        <w:r>
+          <w:fldChar w:fldCharType="begin"/>
+        </w:r>
+        <w:r>
+          <w:instrText xml:space="preserve"> PAGEREF _Toc900007 \h </w:instrText>
+        </w:r>
+        <w:r>
+          <w:fldChar w:fldCharType="separate"/>
+        </w:r>
+        <w:r>
+          <w:t>7</w:t>
+        </w:r>
+        <w:r>
+          <w:fldChar w:fldCharType="end"/>
+        </w:r>
+      </w:hyperlink>
+    </w:p>
+    <w:p>
+      <w:pPr>
+        <w:pStyle w:val="TOC2"/>
+      </w:pPr>
+      <w:hyperlink w:anchor="_Toc900008" w:history="1">
+        <w:r>
+          <w:t xml:space="preserve">1.7 Leyes de la UX y psicología de la interacción</w:t>
+        </w:r>
+        <w:r>
+          <w:tab/>
+        </w:r>
+        <w:r>
+          <w:fldChar w:fldCharType="begin"/>
+        </w:r>
+        <w:r>
+          <w:instrText xml:space="preserve"> PAGEREF _Toc900008 \h </w:instrText>
+        </w:r>
+        <w:r>
+          <w:fldChar w:fldCharType="separate"/>
+        </w:r>
+        <w:r>
+          <w:t>8</w:t>
+        </w:r>
+        <w:r>
+          <w:fldChar w:fldCharType="end"/>
+        </w:r>
+      </w:hyperlink>
+    </w:p>
+    <w:p>
+      <w:pPr>
+        <w:pStyle w:val="TOC2"/>
+      </w:pPr>
+      <w:hyperlink w:anchor="_Toc900009" w:history="1">
+        <w:r>
+          <w:t xml:space="preserve">1.8 Guías de plataforma y sistemas de diseño</w:t>
+        </w:r>
+        <w:r>
+          <w:tab/>
+        </w:r>
+        <w:r>
+          <w:fldChar w:fldCharType="begin"/>
+        </w:r>
+        <w:r>
+          <w:instrText xml:space="preserve"> PAGEREF _Toc900009 \h </w:instrText>
+        </w:r>
+        <w:r>
+          <w:fldChar w:fldCharType="separate"/>
+        </w:r>
+        <w:r>
+          <w:t>8</w:t>
+        </w:r>
+        <w:r>
+          <w:fldChar w:fldCharType="end"/>
+        </w:r>
+      </w:hyperlink>
+    </w:p>
+    <w:p>
+      <w:pPr>
+        <w:pStyle w:val="TOC2"/>
+      </w:pPr>
+      <w:hyperlink w:anchor="_Toc900010" w:history="1">
+        <w:r>
+          <w:t xml:space="preserve">1.9 Instrumentos de medición</w:t>
+        </w:r>
+        <w:r>
+          <w:tab/>
+        </w:r>
+        <w:r>
+          <w:fldChar w:fldCharType="begin"/>
+        </w:r>
+        <w:r>
+          <w:instrText xml:space="preserve"> PAGEREF _Toc900010 \h </w:instrText>
+        </w:r>
+        <w:r>
+          <w:fldChar w:fldCharType="separate"/>
+        </w:r>
+        <w:r>
+          <w:t>8</w:t>
+        </w:r>
+        <w:r>
+          <w:fldChar w:fldCharType="end"/>
+        </w:r>
+      </w:hyperlink>
+    </w:p>
+    <w:p>
+      <w:pPr>
+        <w:pStyle w:val="TOC1"/>
+      </w:pPr>
+      <w:hyperlink w:anchor="_Toc900011" w:history="1">
+        <w:r>
+          <w:t xml:space="preserve">02- SOTA (Estado del arte)</w:t>
+        </w:r>
+        <w:r>
+          <w:tab/>
+        </w:r>
+        <w:r>
+          <w:fldChar w:fldCharType="begin"/>
+        </w:r>
+        <w:r>
+          <w:instrText xml:space="preserve"> PAGEREF _Toc900011 \h </w:instrText>
+        </w:r>
+        <w:r>
+          <w:fldChar w:fldCharType="separate"/>
+        </w:r>
+        <w:r>
+          <w:t>10</w:t>
+        </w:r>
+        <w:r>
+          <w:fldChar w:fldCharType="end"/>
+        </w:r>
+      </w:hyperlink>
+    </w:p>
+    <w:p>
+      <w:pPr>
+        <w:pStyle w:val="TOC2"/>
+      </w:pPr>
+      <w:hyperlink w:anchor="_Toc900012" w:history="1">
+        <w:r>
+          <w:t xml:space="preserve">2.1 Tendencias actuales</w:t>
+        </w:r>
+        <w:r>
+          <w:tab/>
+        </w:r>
+        <w:r>
+          <w:fldChar w:fldCharType="begin"/>
+        </w:r>
+        <w:r>
+          <w:instrText xml:space="preserve"> PAGEREF _Toc900012 \h </w:instrText>
+        </w:r>
+        <w:r>
+          <w:fldChar w:fldCharType="separate"/>
+        </w:r>
+        <w:r>
+          <w:t>10</w:t>
+        </w:r>
+        <w:r>
+          <w:fldChar w:fldCharType="end"/>
+        </w:r>
+      </w:hyperlink>
+    </w:p>
+    <w:p>
+      <w:pPr>
+        <w:pStyle w:val="TOC2"/>
+      </w:pPr>
+      <w:hyperlink w:anchor="_Toc900013" w:history="1">
+        <w:r>
+          <w:t xml:space="preserve">2.2 Comparativa de herramientas existentes</w:t>
+        </w:r>
+        <w:r>
+          <w:tab/>
+        </w:r>
+        <w:r>
+          <w:fldChar w:fldCharType="begin"/>
+        </w:r>
+        <w:r>
+          <w:instrText xml:space="preserve"> PAGEREF _Toc900013 \h </w:instrText>
+        </w:r>
+        <w:r>
+          <w:fldChar w:fldCharType="separate"/>
+        </w:r>
+        <w:r>
+          <w:t>11</w:t>
+        </w:r>
+        <w:r>
+          <w:fldChar w:fldCharType="end"/>
+        </w:r>
+      </w:hyperlink>
+    </w:p>
+    <w:p>
+      <w:pPr>
+        <w:pStyle w:val="TOC2"/>
+      </w:pPr>
+      <w:hyperlink w:anchor="_Toc900014" w:history="1">
+        <w:r>
+          <w:t xml:space="preserve">2.3 Huecos del estado del arte (análisis de carencias)</w:t>
+        </w:r>
+        <w:r>
+          <w:tab/>
+        </w:r>
+        <w:r>
+          <w:fldChar w:fldCharType="begin"/>
+        </w:r>
+        <w:r>
+          <w:instrText xml:space="preserve"> PAGEREF _Toc900014 \h </w:instrText>
+        </w:r>
+        <w:r>
+          <w:fldChar w:fldCharType="separate"/>
+        </w:r>
+        <w:r>
+          <w:t>11</w:t>
+        </w:r>
+        <w:r>
+          <w:fldChar w:fldCharType="end"/>
+        </w:r>
+      </w:hyperlink>
+    </w:p>
+    <w:p>
+      <w:pPr>
+        <w:pStyle w:val="TOC1"/>
+      </w:pPr>
+      <w:hyperlink w:anchor="_Toc900015" w:history="1">
+        <w:r>
+          <w:t xml:space="preserve">03- Sistema de métrica</w:t>
+        </w:r>
+        <w:r>
+          <w:tab/>
+        </w:r>
+        <w:r>
+          <w:fldChar w:fldCharType="begin"/>
+        </w:r>
+        <w:r>
+          <w:instrText xml:space="preserve"> PAGEREF _Toc900015 \h </w:instrText>
+        </w:r>
+        <w:r>
+          <w:fldChar w:fldCharType="separate"/>
+        </w:r>
+        <w:r>
+          <w:t>14</w:t>
+        </w:r>
+        <w:r>
+          <w:fldChar w:fldCharType="end"/>
+        </w:r>
+      </w:hyperlink>
+    </w:p>
+    <w:p>
+      <w:pPr>
+        <w:pStyle w:val="TOC2"/>
+      </w:pPr>
+      <w:hyperlink w:anchor="_Toc900016" w:history="1">
+        <w:r>
+          <w:t xml:space="preserve">3.1 Dimensiones y pesos</w:t>
+        </w:r>
+        <w:r>
+          <w:tab/>
+        </w:r>
+        <w:r>
+          <w:fldChar w:fldCharType="begin"/>
+        </w:r>
+        <w:r>
+          <w:instrText xml:space="preserve"> PAGEREF _Toc900016 \h </w:instrText>
+        </w:r>
+        <w:r>
+          <w:fldChar w:fldCharType="separate"/>
+        </w:r>
+        <w:r>
+          <w:t>14</w:t>
+        </w:r>
+        <w:r>
+          <w:fldChar w:fldCharType="end"/>
+        </w:r>
+      </w:hyperlink>
+    </w:p>
+    <w:p>
+      <w:pPr>
+        <w:pStyle w:val="TOC2"/>
+      </w:pPr>
+      <w:hyperlink w:anchor="_Toc900017" w:history="1">
+        <w:r>
+          <w:t xml:space="preserve">3.2 Cálculo de cada dimensión</w:t>
+        </w:r>
+        <w:r>
+          <w:tab/>
+        </w:r>
+        <w:r>
+          <w:fldChar w:fldCharType="begin"/>
+        </w:r>
+        <w:r>
+          <w:instrText xml:space="preserve"> PAGEREF _Toc900017 \h </w:instrText>
+        </w:r>
+        <w:r>
+          <w:fldChar w:fldCharType="separate"/>
+        </w:r>
+        <w:r>
+          <w:t>14</w:t>
+        </w:r>
+        <w:r>
+          <w:fldChar w:fldCharType="end"/>
+        </w:r>
+      </w:hyperlink>
+    </w:p>
+    <w:p>
+      <w:pPr>
+        <w:pStyle w:val="TOC2"/>
+      </w:pPr>
+      <w:hyperlink w:anchor="_Toc900018" w:history="1">
+        <w:r>
+          <w:t xml:space="preserve">3.3 Índice global, techos y modo estricto</w:t>
+        </w:r>
+        <w:r>
+          <w:tab/>
+        </w:r>
+        <w:r>
+          <w:fldChar w:fldCharType="begin"/>
+        </w:r>
+        <w:r>
+          <w:instrText xml:space="preserve"> PAGEREF _Toc900018 \h </w:instrText>
+        </w:r>
+        <w:r>
+          <w:fldChar w:fldCharType="separate"/>
+        </w:r>
+        <w:r>
+          <w:t>15</w:t>
+        </w:r>
+        <w:r>
+          <w:fldChar w:fldCharType="end"/>
+        </w:r>
+      </w:hyperlink>
+    </w:p>
+    <w:p>
+      <w:pPr>
+        <w:pStyle w:val="TOC2"/>
+      </w:pPr>
+      <w:hyperlink w:anchor="_Toc900019" w:history="1">
+        <w:r>
+          <w:t xml:space="preserve">3.4 Escala de interpretación</w:t>
+        </w:r>
+        <w:r>
+          <w:tab/>
+        </w:r>
+        <w:r>
+          <w:fldChar w:fldCharType="begin"/>
+        </w:r>
+        <w:r>
+          <w:instrText xml:space="preserve"> PAGEREF _Toc900019 \h </w:instrText>
+        </w:r>
+        <w:r>
+          <w:fldChar w:fldCharType="separate"/>
+        </w:r>
+        <w:r>
+          <w:t>16</w:t>
+        </w:r>
+        <w:r>
+          <w:fldChar w:fldCharType="end"/>
+        </w:r>
+      </w:hyperlink>
+    </w:p>
+    <w:p>
+      <w:pPr>
+        <w:pStyle w:val="TOC2"/>
+      </w:pPr>
+      <w:hyperlink w:anchor="_Toc900020" w:history="1">
+        <w:r>
+          <w:t xml:space="preserve">3.5 Ejemplo de cálculo</w:t>
+        </w:r>
+        <w:r>
+          <w:tab/>
+        </w:r>
+        <w:r>
+          <w:fldChar w:fldCharType="begin"/>
+        </w:r>
+        <w:r>
+          <w:instrText xml:space="preserve"> PAGEREF _Toc900020 \h </w:instrText>
+        </w:r>
+        <w:r>
+          <w:fldChar w:fldCharType="separate"/>
+        </w:r>
+        <w:r>
+          <w:t>16</w:t>
+        </w:r>
+        <w:r>
+          <w:fldChar w:fldCharType="end"/>
+        </w:r>
+      </w:hyperlink>
+    </w:p>
+    <w:p>
+      <w:pPr>
+        <w:pStyle w:val="TOC1"/>
+      </w:pPr>
+      <w:hyperlink w:anchor="_Toc900021" w:history="1">
+        <w:r>
+          <w:t xml:space="preserve">04- Auditor Reutilizable</w:t>
+        </w:r>
+        <w:r>
+          <w:tab/>
+        </w:r>
+        <w:r>
+          <w:fldChar w:fldCharType="begin"/>
+        </w:r>
+        <w:r>
+          <w:instrText xml:space="preserve"> PAGEREF _Toc900021 \h </w:instrText>
+        </w:r>
+        <w:r>
+          <w:fldChar w:fldCharType="separate"/>
+        </w:r>
+        <w:r>
+          <w:t>17</w:t>
+        </w:r>
+        <w:r>
+          <w:fldChar w:fldCharType="end"/>
+        </w:r>
+      </w:hyperlink>
+    </w:p>
+    <w:p>
+      <w:pPr>
+        <w:pStyle w:val="TOC2"/>
+      </w:pPr>
+      <w:hyperlink w:anchor="_Toc900022" w:history="1">
+        <w:r>
+          <w:t xml:space="preserve">4.1 Requisitos / Análisis</w:t>
+        </w:r>
+        <w:r>
+          <w:tab/>
+        </w:r>
+        <w:r>
+          <w:fldChar w:fldCharType="begin"/>
+        </w:r>
+        <w:r>
+          <w:instrText xml:space="preserve"> PAGEREF _Toc900022 \h </w:instrText>
+        </w:r>
+        <w:r>
+          <w:fldChar w:fldCharType="separate"/>
+        </w:r>
+        <w:r>
+          <w:t>17</w:t>
+        </w:r>
+        <w:r>
+          <w:fldChar w:fldCharType="end"/>
+        </w:r>
+      </w:hyperlink>
+    </w:p>
+    <w:p>
+      <w:pPr>
+        <w:pStyle w:val="TOC2"/>
+      </w:pPr>
+      <w:hyperlink w:anchor="_Toc900023" w:history="1">
+        <w:r>
+          <w:t xml:space="preserve">4.2 Diseño</w:t>
+        </w:r>
+        <w:r>
+          <w:tab/>
+        </w:r>
+        <w:r>
+          <w:fldChar w:fldCharType="begin"/>
+        </w:r>
+        <w:r>
+          <w:instrText xml:space="preserve"> PAGEREF _Toc900023 \h </w:instrText>
+        </w:r>
+        <w:r>
+          <w:fldChar w:fldCharType="separate"/>
+        </w:r>
+        <w:r>
+          <w:t>18</w:t>
+        </w:r>
+        <w:r>
+          <w:fldChar w:fldCharType="end"/>
+        </w:r>
+      </w:hyperlink>
+    </w:p>
+    <w:p>
+      <w:pPr>
+        <w:pStyle w:val="TOC1"/>
+      </w:pPr>
+      <w:hyperlink w:anchor="_Toc900024" w:history="1">
+        <w:r>
+          <w:t xml:space="preserve">05- Resumen de GitHub</w:t>
+        </w:r>
+        <w:r>
+          <w:tab/>
+        </w:r>
+        <w:r>
+          <w:fldChar w:fldCharType="begin"/>
+        </w:r>
+        <w:r>
+          <w:instrText xml:space="preserve"> PAGEREF _Toc900024 \h </w:instrText>
+        </w:r>
+        <w:r>
+          <w:fldChar w:fldCharType="separate"/>
+        </w:r>
+        <w:r>
+          <w:t>22</w:t>
+        </w:r>
+        <w:r>
+          <w:fldChar w:fldCharType="end"/>
+        </w:r>
+      </w:hyperlink>
+    </w:p>
+    <w:p>
+      <w:pPr>
+        <w:pStyle w:val="TOC2"/>
+      </w:pPr>
+      <w:hyperlink w:anchor="_Toc900025" w:history="1">
+        <w:r>
+          <w:t xml:space="preserve">5.1 Qué contiene</w:t>
+        </w:r>
+        <w:r>
+          <w:tab/>
+        </w:r>
+        <w:r>
+          <w:fldChar w:fldCharType="begin"/>
+        </w:r>
+        <w:r>
+          <w:instrText xml:space="preserve"> PAGEREF _Toc900025 \h </w:instrText>
+        </w:r>
+        <w:r>
+          <w:fldChar w:fldCharType="separate"/>
+        </w:r>
+        <w:r>
+          <w:t>22</w:t>
+        </w:r>
+        <w:r>
+          <w:fldChar w:fldCharType="end"/>
+        </w:r>
+      </w:hyperlink>
+    </w:p>
+    <w:p>
+      <w:pPr>
+        <w:pStyle w:val="TOC2"/>
+      </w:pPr>
+      <w:hyperlink w:anchor="_Toc900026" w:history="1">
+        <w:r>
+          <w:t xml:space="preserve">5.2 Cómo funciona</w:t>
+        </w:r>
+        <w:r>
+          <w:tab/>
+        </w:r>
+        <w:r>
+          <w:fldChar w:fldCharType="begin"/>
+        </w:r>
+        <w:r>
+          <w:instrText xml:space="preserve"> PAGEREF _Toc900026 \h </w:instrText>
+        </w:r>
+        <w:r>
+          <w:fldChar w:fldCharType="separate"/>
+        </w:r>
+        <w:r>
+          <w:t>23</w:t>
+        </w:r>
+        <w:r>
+          <w:fldChar w:fldCharType="end"/>
+        </w:r>
+      </w:hyperlink>
+    </w:p>
+    <w:p>
+      <w:pPr>
+        <w:pStyle w:val="TOC2"/>
+      </w:pPr>
+      <w:hyperlink w:anchor="_Toc900027" w:history="1">
+        <w:r>
+          <w:t xml:space="preserve">5.3 Instalación y uso</w:t>
+        </w:r>
+        <w:r>
+          <w:tab/>
+        </w:r>
+        <w:r>
+          <w:fldChar w:fldCharType="begin"/>
+        </w:r>
+        <w:r>
+          <w:instrText xml:space="preserve"> PAGEREF _Toc900027 \h </w:instrText>
+        </w:r>
+        <w:r>
+          <w:fldChar w:fldCharType="separate"/>
+        </w:r>
+        <w:r>
+          <w:t>23</w:t>
+        </w:r>
+        <w:r>
+          <w:fldChar w:fldCharType="end"/>
+        </w:r>
+      </w:hyperlink>
+    </w:p>
+    <w:p>
+      <w:pPr>
+        <w:pStyle w:val="TOC2"/>
+      </w:pPr>
+      <w:hyperlink w:anchor="_Toc900028" w:history="1">
+        <w:r>
+          <w:t xml:space="preserve">5.4 Cómo lo hemos aplicado en nuestro proyecto</w:t>
+        </w:r>
+        <w:r>
+          <w:tab/>
+        </w:r>
+        <w:r>
+          <w:fldChar w:fldCharType="begin"/>
+        </w:r>
+        <w:r>
+          <w:instrText xml:space="preserve"> PAGEREF _Toc900028 \h </w:instrText>
+        </w:r>
+        <w:r>
+          <w:fldChar w:fldCharType="separate"/>
+        </w:r>
+        <w:r>
+          <w:t>23</w:t>
+        </w:r>
+        <w:r>
+          <w:fldChar w:fldCharType="end"/>
+        </w:r>
+      </w:hyperlink>
+    </w:p>
+    <w:p>
+      <w:pPr>
+        <w:pStyle w:val="TOC2"/>
+      </w:pPr>
+      <w:hyperlink w:anchor="_Toc900029" w:history="1">
+        <w:r>
+          <w:t xml:space="preserve">Referencias</w:t>
+        </w:r>
+        <w:r>
+          <w:tab/>
+        </w:r>
+        <w:r>
+          <w:fldChar w:fldCharType="begin"/>
+        </w:r>
+        <w:r>
+          <w:instrText xml:space="preserve"> PAGEREF _Toc900029 \h </w:instrText>
+        </w:r>
+        <w:r>
+          <w:fldChar w:fldCharType="separate"/>
+        </w:r>
+        <w:r>
+          <w:t>23</w:t>
+        </w:r>
+        <w:r>
+          <w:fldChar w:fldCharType="end"/>
+        </w:r>
+      </w:hyperlink>
+      <w:r>
+        <w:fldChar w:fldCharType="end"/>
+      </w:r>
+    </w:p>
+    <w:p>
+      <w:pPr>
+        <w:spacing w:before="240"/>
       </w:pPr>
       <w:r>
         <w:rPr>
-          <w:sz w:val="24"/>
-          <w:szCs w:val="24"/>
+          <w:i/>
+          <w:color w:val="475569"/>
+          <w:sz w:val="18"/>
         </w:rPr>
-        <w:t xml:space="preserve">01- Estándares y Referentes	2</w:t>
-      </w:r>
-    </w:p>
-    <w:p>
-      <w:pPr>
-        <w:tabs>
-          <w:tab w:val="right" w:pos="9026" w:leader="dot"/>
-        </w:tabs>
-        <w:spacing w:after="100"/>
-        <w:ind w:left="360"/>
-      </w:pPr>
-      <w:r>
-        <w:rPr>
-          <w:sz w:val="24"/>
-          <w:szCs w:val="24"/>
-        </w:rPr>
-        <w:t xml:space="preserve">02- SOTA (Estado del arte)	6</w:t>
-      </w:r>
-    </w:p>
-    <w:p>
-      <w:pPr>
-        <w:tabs>
-          <w:tab w:val="right" w:pos="9026" w:leader="dot"/>
-        </w:tabs>
-        <w:spacing w:after="100"/>
-        <w:ind w:left="360"/>
-      </w:pPr>
-      <w:r>
-        <w:rPr>
-          <w:sz w:val="24"/>
-          <w:szCs w:val="24"/>
-        </w:rPr>
-        <w:t xml:space="preserve">03- Sistema de métrica	10</w:t>
-      </w:r>
-    </w:p>
-    <w:p>
-      <w:pPr>
-        <w:tabs>
-          <w:tab w:val="right" w:pos="9026" w:leader="dot"/>
-        </w:tabs>
-        <w:spacing w:after="100"/>
-        <w:ind w:left="360"/>
-      </w:pPr>
-      <w:r>
-        <w:rPr>
-          <w:sz w:val="24"/>
-          <w:szCs w:val="24"/>
-        </w:rPr>
-        <w:t xml:space="preserve">04- Auditor Reutilizable	13</w:t>
-      </w:r>
-    </w:p>
-    <w:p>
-      <w:pPr>
-        <w:tabs>
-          <w:tab w:val="right" w:pos="9026" w:leader="dot"/>
-        </w:tabs>
-        <w:spacing w:after="100"/>
-        <w:ind w:left="360"/>
-      </w:pPr>
-      <w:r>
-        <w:rPr>
-          <w:sz w:val="24"/>
-          <w:szCs w:val="24"/>
-        </w:rPr>
-        <w:t xml:space="preserve">05- Resumen de GitHub	18</w:t>
+        <w:t xml:space="preserve">Pulsa Ctrl + clic sobre un apartado para ir a él. Si cambias el documento, actualiza el índice: clic derecho sobre él → Actualizar campo → Actualizar toda la tabla.</w:t>
       </w:r>
     </w:p>
     <w:p>
@@ -176,44 +972,404 @@
         <w:pStyle w:val="Heading1"/>
         <w:pageBreakBefore/>
       </w:pPr>
+      <w:bookmarkStart w:id="1001" w:name="_Toc900001"/>
       <w:r>
         <w:t xml:space="preserve">01- Estándares y Referentes</w:t>
       </w:r>
+      <w:bookmarkEnd w:id="1001"/>
     </w:p>
     <w:p>
       <w:pPr>
         <w:spacing w:after="120" w:line="276"/>
       </w:pPr>
       <w:r>
-        <w:t xml:space="preserve">La Experiencia de Usuario (UX) es la percepción global que tiene una persona al usar un producto digital: si le resulta útil, fácil, eficiente, accesible y agradable. A diferencia de otras áreas, la UX no se apoya en una única norma, sino en un conjunto de </w:t>
+        <w:t xml:space="preserve">La experiencia de usuario (UX) se define como las percepciones y respuestas de una persona que resultan del uso, o del uso previsto, de un sistema, producto o servicio (ISO 9241-210:2019). Evaluarla con rigor, y no desde la apreciación estética, exige apoyarse en un corpus de referencia contrastado. A diferencia de otras áreas de la ingeniería del software, la UX no depende de una única norma: se construye en la intersección de normas internacionales, recomendaciones técnicas del W3C, legislación, principios y heurísticas procedentes de la investigación en interacción persona-ordenador, guías de diseño de plataformas e instrumentos de medida validados.</w:t>
+      </w:r>
+    </w:p>
+    <w:p>
+      <w:pPr>
+        <w:spacing w:after="120" w:line="276"/>
+      </w:pPr>
+      <w:r>
+        <w:t xml:space="preserve">Conviene distinguir desde el principio la naturaleza de cada fuente, porque no todas tienen la misma fuerza. Las </w:t>
       </w:r>
       <w:r>
         <w:rPr>
           <w:b/>
           <w:bCs/>
         </w:rPr>
-        <w:t xml:space="preserve">normas formales</w:t>
-      </w:r>
-      <w:r>
-        <w:t xml:space="preserve"> (ISO, W3C, legislación) y de </w:t>
+        <w:t xml:space="preserve">normas</w:t>
+      </w:r>
+      <w:r>
+        <w:t xml:space="preserve"> (ISO, EN) fijan requisitos verificables y la </w:t>
       </w:r>
       <w:r>
         <w:rPr>
           <w:b/>
           <w:bCs/>
         </w:rPr>
-        <w:t xml:space="preserve">referentes de la industria</w:t>
-      </w:r>
-      <w:r>
-        <w:t xml:space="preserve"> (heurísticas, guías de plataforma y leyes de la psicología de la interacción). Este apartado recoge los que usaremos como base para la métrica (03) y el auditor (04).</w:t>
+        <w:t xml:space="preserve">legislación</w:t>
+      </w:r>
+      <w:r>
+        <w:t xml:space="preserve"> los hace obligatorios. Las </w:t>
+      </w:r>
+      <w:r>
+        <w:rPr>
+          <w:b/>
+          <w:bCs/>
+        </w:rPr>
+        <w:t xml:space="preserve">recomendaciones técnicas</w:t>
+      </w:r>
+      <w:r>
+        <w:t xml:space="preserve"> del W3C, como WCAG, son estándares de consenso que pasan a ser exigibles cuando la ley los incorpora. Las </w:t>
+      </w:r>
+      <w:r>
+        <w:rPr>
+          <w:b/>
+          <w:bCs/>
+        </w:rPr>
+        <w:t xml:space="preserve">heurísticas y principios de diseño</w:t>
+      </w:r>
+      <w:r>
+        <w:t xml:space="preserve"> (Nielsen, Norman, Shneiderman, Krug) son conocimiento experto para inspeccionar interfaces, no requisitos. Las </w:t>
+      </w:r>
+      <w:r>
+        <w:rPr>
+          <w:b/>
+          <w:bCs/>
+        </w:rPr>
+        <w:t xml:space="preserve">guías de plataforma</w:t>
+      </w:r>
+      <w:r>
+        <w:t xml:space="preserve"> (Apple, Google, Microsoft) son referentes comerciales que concretan buenas prácticas para un ecosistema. Este apartado presenta cada familia, analiza sus límites y explica cómo se traduce en el Índice de Experiencia de Usuario (IUX) y en las reglas del UX-Auditor.</w:t>
       </w:r>
     </w:p>
     <w:p>
       <w:pPr>
         <w:pStyle w:val="Heading2"/>
       </w:pPr>
-      <w:r>
-        <w:t xml:space="preserve">1.1 Normas formales (estándares)</w:t>
+      <w:bookmarkStart w:id="1002" w:name="_Toc900002"/>
+      <w:r>
+        <w:t xml:space="preserve">1.1 Usabilidad y experiencia de usuario: el marco ISO</w:t>
+      </w:r>
+      <w:bookmarkEnd w:id="1002"/>
+    </w:p>
+    <w:p>
+      <w:pPr>
+        <w:spacing w:after="120" w:line="276"/>
+      </w:pPr>
+      <w:r>
+        <w:t xml:space="preserve">La primera decisión metodológica es separar usabilidad y experiencia de usuario. La norma </w:t>
+      </w:r>
+      <w:r>
+        <w:rPr>
+          <w:b/>
+          <w:bCs/>
+        </w:rPr>
+        <w:t xml:space="preserve">ISO 9241-11:2018</w:t>
+      </w:r>
+      <w:r>
+        <w:t xml:space="preserve"> define la usabilidad como el grado en que un sistema, producto o servicio puede ser utilizado por usuarios concretos para alcanzar objetivos concretos con </w:t>
+      </w:r>
+      <w:r>
+        <w:rPr>
+          <w:b/>
+          <w:bCs/>
+        </w:rPr>
+        <w:t xml:space="preserve">eficacia, eficiencia y satisfacción</w:t>
+      </w:r>
+      <w:r>
+        <w:t xml:space="preserve"> en un contexto de uso determinado. Es un concepto orientado a tareas y medible. La experiencia de usuario, definida en </w:t>
+      </w:r>
+      <w:r>
+        <w:rPr>
+          <w:b/>
+          <w:bCs/>
+        </w:rPr>
+        <w:t xml:space="preserve">ISO 9241-210:2019</w:t>
+      </w:r>
+      <w:r>
+        <w:t xml:space="preserve">, es más amplia: incluye las emociones, creencias, preferencias y respuestas de la persona antes, durante y después del uso. Esta distinción explica la arquitectura del IUX: las dimensiones D1 a D6 miden condiciones objetivas de usabilidad y accesibilidad, mientras que D7 (satisfacción percibida) y D8 (ética, privacidad y sostenibilidad) recogen aspectos de la experiencia que no se reducen a completar una tarea.</w:t>
+      </w:r>
+    </w:p>
+    <w:p>
+      <w:pPr>
+        <w:spacing w:after="120" w:line="276"/>
+      </w:pPr>
+      <w:r>
+        <w:t xml:space="preserve">En el plano de la interacción, </w:t>
+      </w:r>
+      <w:r>
+        <w:rPr>
+          <w:b/>
+          <w:bCs/>
+        </w:rPr>
+        <w:t xml:space="preserve">ISO 9241-110:2020</w:t>
+      </w:r>
+      <w:r>
+        <w:t xml:space="preserve"> establece siete principios: adecuación a las tareas del usuario, autodescripción, conformidad con las expectativas del usuario, facilidad de aprendizaje, controlabilidad, robustez frente a errores de uso e implicación del usuario. Esta revisión integró la antigua individualización dentro de la controlabilidad y añadió la implicación del usuario. Es decir, la norma ya no atiende solo a la eficiencia, sino también a la motivación de quien usa el sistema. Estos principios fundamentan la dimensión D2 y varias preguntas del cuestionario experto, como la de control y libertad del usuario.</w:t>
+      </w:r>
+    </w:p>
+    <w:p>
+      <w:pPr>
+        <w:spacing w:after="120" w:line="276"/>
+      </w:pPr>
+      <w:r>
+        <w:t xml:space="preserve">Desde la ingeniería del software, el modelo de calidad </w:t>
+      </w:r>
+      <w:r>
+        <w:rPr>
+          <w:b/>
+          <w:bCs/>
+        </w:rPr>
+        <w:t xml:space="preserve">ISO/IEC 25010:2023</w:t>
+      </w:r>
+      <w:r>
+        <w:t xml:space="preserve"> sustituye la característica «usabilidad» por </w:t>
+      </w:r>
+      <w:r>
+        <w:rPr>
+          <w:b/>
+          <w:bCs/>
+        </w:rPr>
+        <w:t xml:space="preserve">capacidad de interacción</w:t>
+      </w:r>
+      <w:r>
+        <w:t xml:space="preserve">, con ocho subcaracterísticas: reconocibilidad de la adecuación, facilidad de aprendizaje, operabilidad, protección frente a errores del usuario, implicación del usuario, inclusividad, asistencia al usuario y autodescripción. Esto tiene dos consecuencias para el proyecto: la calidad de la interfaz pasa a ser un atributo del producto software, evaluable con indicadores como cualquier otro, y la inclusividad deja de ser un añadido para formar parte de la propia calidad.</w:t>
+      </w:r>
+    </w:p>
+    <w:p>
+      <w:pPr>
+        <w:spacing w:after="120" w:line="276"/>
+      </w:pPr>
+      <w:r>
+        <w:t xml:space="preserve">ISO 9241-210:2019 describe además el diseño centrado en las personas como un ciclo iterativo: comprender el contexto de uso, especificar los requisitos, producir soluciones y evaluarlas con usuarios. Metodologías de proceso como Design Thinking, el Doble Diamante del Design Council o Lean UX concretan ese ciclo. El UX-Auditor se sitúa en la fase de evaluación y está pensado para ejecutarse de forma repetida (auditar, corregir y volver a auditar). Su histórico de puntuaciones permite comprobar si cada iteración mejora el resultado.</w:t>
+      </w:r>
+    </w:p>
+    <w:p>
+      <w:pPr>
+        <w:spacing w:after="120" w:line="276"/>
+      </w:pPr>
+      <w:r>
+        <w:t xml:space="preserve">Por último, en el plano del contenido, </w:t>
+      </w:r>
+      <w:r>
+        <w:rPr>
+          <w:b/>
+          <w:bCs/>
+        </w:rPr>
+        <w:t xml:space="preserve">ISO 24495-1:2023</w:t>
+      </w:r>
+      <w:r>
+        <w:t xml:space="preserve"> establece los principios del lenguaje claro: que la información sea relevante, localizable, comprensible y utilizable para el lector. Es la base de la regla de legibilidad del IUX (D4).</w:t>
+      </w:r>
+    </w:p>
+    <w:p>
+      <w:pPr>
+        <w:pStyle w:val="Heading2"/>
+      </w:pPr>
+      <w:bookmarkStart w:id="1003" w:name="_Toc900003"/>
+      <w:r>
+        <w:t xml:space="preserve">1.2 Accesibilidad: WCAG 2.2 y su metodología de evaluación</w:t>
+      </w:r>
+      <w:bookmarkEnd w:id="1003"/>
+    </w:p>
+    <w:p>
+      <w:pPr>
+        <w:spacing w:after="120" w:line="276"/>
+      </w:pPr>
+      <w:r>
+        <w:t xml:space="preserve">La referencia técnica de la accesibilidad web son las Pautas de Accesibilidad para el Contenido Web (</w:t>
+      </w:r>
+      <w:r>
+        <w:rPr>
+          <w:b/>
+          <w:bCs/>
+        </w:rPr>
+        <w:t xml:space="preserve">WCAG 2.2</w:t>
+      </w:r>
+      <w:r>
+        <w:t xml:space="preserve">), Recomendación del W3C desde octubre de 2023 y norma internacional </w:t>
+      </w:r>
+      <w:r>
+        <w:rPr>
+          <w:b/>
+          <w:bCs/>
+        </w:rPr>
+        <w:t xml:space="preserve">ISO/IEC 40500:2025</w:t>
+      </w:r>
+      <w:r>
+        <w:t xml:space="preserve">. Se organizan en cuatro principios (perceptible, operable, comprensible y robusto) y en criterios de conformidad de niveles A, AA y AAA. El IUX adopta el </w:t>
+      </w:r>
+      <w:r>
+        <w:rPr>
+          <w:b/>
+          <w:bCs/>
+        </w:rPr>
+        <w:t xml:space="preserve">nivel AA como mínimo</w:t>
+      </w:r>
+      <w:r>
+        <w:t xml:space="preserve">, porque es el que exige la legislación europea. Entre los criterios que incorpora la versión 2.2 destacan el tamaño mínimo del objetivo (2.5.8: 24 × 24 píxeles CSS), el foco no oculto (2.4.11) y la autenticación accesible (3.3.8), que el auditor comprueba con reglas específicas. La especificación </w:t>
+      </w:r>
+      <w:r>
+        <w:rPr>
+          <w:b/>
+          <w:bCs/>
+        </w:rPr>
+        <w:t xml:space="preserve">WAI-ARIA 1.2</w:t>
+      </w:r>
+      <w:r>
+        <w:t xml:space="preserve"> (W3C, 2023) completa este marco: define cómo exponer los roles, estados y nombres de los componentes a las tecnologías de apoyo.</w:t>
+      </w:r>
+    </w:p>
+    <w:p>
+      <w:pPr>
+        <w:spacing w:after="120" w:line="276"/>
+      </w:pPr>
+      <w:r>
+        <w:t xml:space="preserve">El principal límite práctico de WCAG está en su verificación. El estudio de Deque Systems sobre más de 13.000 páginas atribuye a las pruebas automáticas, de media, el 57 % de las incidencias detectadas, medidas por volumen; el resto requiere pruebas de interacción o juicio humano. Por eso el W3C publica la metodología de evaluación </w:t>
+      </w:r>
+      <w:r>
+        <w:rPr>
+          <w:b/>
+          <w:bCs/>
+        </w:rPr>
+        <w:t xml:space="preserve">WCAG-EM</w:t>
+      </w:r>
+      <w:r>
+        <w:t xml:space="preserve"> (versión 2.0, nota de grupo de julio de 2026). Esta metodología organiza la auditoría en cinco pasos (definir el alcance, explorar el producto, seleccionar una muestra representativa, evaluarla e informar) y advierte de que las herramientas ayudan, pero no sustituyen la evaluación manual.</w:t>
+      </w:r>
+    </w:p>
+    <w:p>
+      <w:pPr>
+        <w:spacing w:after="120" w:line="276"/>
+      </w:pPr>
+      <w:r>
+        <w:t xml:space="preserve">El UX-Auditor sigue ese enfoque híbrido. Combina pruebas automáticas (axe-core y comprobaciones propias, incluida la navegación real con teclado y la emulación de las preferencias del usuario) con un cuestionario experto, y permite auditar varias páginas del mismo sitio en una sola ejecución. La definición del alcance y la selección de la muestra siguen correspondiendo al evaluador, porque la herramienta no las automatiza.</w:t>
+      </w:r>
+    </w:p>
+    <w:p>
+      <w:pPr>
+        <w:pStyle w:val="Heading2"/>
+      </w:pPr>
+      <w:bookmarkStart w:id="1004" w:name="_Toc900004"/>
+      <w:r>
+        <w:t xml:space="preserve">1.3 Marco legal europeo y español</w:t>
+      </w:r>
+      <w:bookmarkEnd w:id="1004"/>
+    </w:p>
+    <w:p>
+      <w:pPr>
+        <w:spacing w:after="120" w:line="276"/>
+      </w:pPr>
+      <w:r>
+        <w:t xml:space="preserve">La accesibilidad ha pasado de ser una recomendación a ser una obligación. La norma armonizada europea </w:t>
+      </w:r>
+      <w:r>
+        <w:rPr>
+          <w:b/>
+          <w:bCs/>
+        </w:rPr>
+        <w:t xml:space="preserve">EN 301 549</w:t>
+      </w:r>
+      <w:r>
+        <w:t xml:space="preserve"> traslada WCAG a los requisitos de accesibilidad de productos y servicios TIC. La Directiva (UE) 2016/2102, aplicada en España por el </w:t>
+      </w:r>
+      <w:r>
+        <w:rPr>
+          <w:b/>
+          <w:bCs/>
+        </w:rPr>
+        <w:t xml:space="preserve">Real Decreto 1112/2018</w:t>
+      </w:r>
+      <w:r>
+        <w:t xml:space="preserve">, la exige al sector público. El </w:t>
+      </w:r>
+      <w:r>
+        <w:rPr>
+          <w:b/>
+          <w:bCs/>
+        </w:rPr>
+        <w:t xml:space="preserve">Acta Europea de Accesibilidad</w:t>
+      </w:r>
+      <w:r>
+        <w:t xml:space="preserve"> (Directiva (UE) 2019/882, transpuesta por la Ley 11/2023) la extiende desde el 28 de junio de 2025 a servicios privados como el comercio electrónico o la banca. Esta obligación legal explica que la accesibilidad tenga el mayor peso del IUX (25 %) y que, en modo estricto, un incumplimiento grave de accesibilidad limite la nota máxima.</w:t>
+      </w:r>
+    </w:p>
+    <w:p>
+      <w:pPr>
+        <w:spacing w:after="120" w:line="276"/>
+      </w:pPr>
+      <w:r>
+        <w:t xml:space="preserve">La legislación también regula aspectos de la experiencia de usuario que las auditorías de usabilidad tradicionales no contemplan:</w:t>
+      </w:r>
+    </w:p>
+    <w:p>
+      <w:pPr>
+        <w:pStyle w:val="ListParagraph"/>
+        <w:numPr>
+          <w:ilvl w:val="0"/>
+          <w:numId w:val="2"/>
+        </w:numPr>
+        <w:spacing w:after="60" w:line="264"/>
+      </w:pPr>
+      <w:r>
+        <w:rPr>
+          <w:b/>
+          <w:bCs/>
+        </w:rPr>
+        <w:t xml:space="preserve">Privacidad y consentimiento.</w:t>
+      </w:r>
+      <w:r>
+        <w:t xml:space="preserve"> El Reglamento General de Protección de Datos (Reglamento (UE) 2016/679) y la LSSI (Ley 34/2002, art. 22.2) exigen consentimiento previo para las cookies no técnicas. La Guía sobre el uso de las cookies de la AEPD, actualizada en julio de 2023 y exigible desde el 11 de enero de 2024, concreta que la opción de rechazar debe ofrecerse en la primera capa, al mismo nivel que la de aceptar y sin un diseño que la haga más difícil.</w:t>
+      </w:r>
+    </w:p>
+    <w:p>
+      <w:pPr>
+        <w:pStyle w:val="ListParagraph"/>
+        <w:numPr>
+          <w:ilvl w:val="0"/>
+          <w:numId w:val="2"/>
+        </w:numPr>
+        <w:spacing w:after="60" w:line="264"/>
+      </w:pPr>
+      <w:r>
+        <w:rPr>
+          <w:b/>
+          <w:bCs/>
+        </w:rPr>
+        <w:t xml:space="preserve">Patrones oscuros.</w:t>
+      </w:r>
+      <w:r>
+        <w:t xml:space="preserve"> El Reglamento de Servicios Digitales (Reglamento (UE) 2022/2065, art. 25) prohíbe a las plataformas en línea las interfaces que engañan o manipulan al usuario. La Directiva 2005/29/CE sobre prácticas comerciales desleales considera engañoso, por ejemplo, afirmar falsamente que un producto solo estará disponible durante un tiempo muy limitado. Las Directrices 03/2022 del Comité Europeo de Protección de Datos clasifican estos patrones de diseño engañoso.</w:t>
+      </w:r>
+    </w:p>
+    <w:p>
+      <w:pPr>
+        <w:pStyle w:val="ListParagraph"/>
+        <w:numPr>
+          <w:ilvl w:val="0"/>
+          <w:numId w:val="2"/>
+        </w:numPr>
+        <w:spacing w:after="60" w:line="264"/>
+      </w:pPr>
+      <w:r>
+        <w:rPr>
+          <w:b/>
+          <w:bCs/>
+        </w:rPr>
+        <w:t xml:space="preserve">Inteligencia artificial.</w:t>
+      </w:r>
+      <w:r>
+        <w:t xml:space="preserve"> El Reglamento (UE) 2024/1689, en su artículo 50, obliga desde el 2 de agosto de 2026 a informar a las personas de que están interactuando con un sistema de IA.</w:t>
+      </w:r>
+    </w:p>
+    <w:p>
+      <w:pPr>
+        <w:spacing w:after="120" w:line="276"/>
+      </w:pPr>
+      <w:r>
+        <w:t xml:space="preserve">Estas normas fundamentan la dimensión D8 del IUX. Su inclusión es deliberada: un producto puede ser eficaz y eficiente y, aun así, manipular al usuario o vulnerar su privacidad, y eso también es una mala experiencia. La tabla 1 resume el marco normativo y su uso en la métrica.</w:t>
       </w:r>
     </w:p>
     <w:tbl>
@@ -230,8 +1386,9 @@
       </w:tblPr>
       <w:tblGrid>
         <w:gridCol w:w="2300"/>
-        <w:gridCol w:w="3900"/>
-        <w:gridCol w:w="2826"/>
+        <w:gridCol w:w="1500"/>
+        <w:gridCol w:w="2700"/>
+        <w:gridCol w:w="2526"/>
       </w:tblGrid>
       <w:tr>
         <w:trPr>
@@ -266,13 +1423,13 @@
                 <w:sz w:val="18"/>
                 <w:szCs w:val="18"/>
               </w:rPr>
-              <w:t xml:space="preserve">Norma</w:t>
-            </w:r>
-          </w:p>
-        </w:tc>
-        <w:tc>
-          <w:tcPr>
-            <w:tcW w:type="dxa" w:w="3900"/>
+              <w:t xml:space="preserve">Referencia</w:t>
+            </w:r>
+          </w:p>
+        </w:tc>
+        <w:tc>
+          <w:tcPr>
+            <w:tcW w:type="dxa" w:w="1500"/>
             <w:tcBorders>
               <w:top w:val="single" w:color="CBD5E1" w:sz="4"/>
               <w:left w:val="single" w:color="CBD5E1" w:sz="4"/>
@@ -299,13 +1456,13 @@
                 <w:sz w:val="18"/>
                 <w:szCs w:val="18"/>
               </w:rPr>
-              <w:t xml:space="preserve">Qué establece</w:t>
-            </w:r>
-          </w:p>
-        </w:tc>
-        <w:tc>
-          <w:tcPr>
-            <w:tcW w:type="dxa" w:w="2826"/>
+              <w:t xml:space="preserve">Tipo</w:t>
+            </w:r>
+          </w:p>
+        </w:tc>
+        <w:tc>
+          <w:tcPr>
+            <w:tcW w:type="dxa" w:w="2700"/>
             <w:tcBorders>
               <w:top w:val="single" w:color="CBD5E1" w:sz="4"/>
               <w:left w:val="single" w:color="CBD5E1" w:sz="4"/>
@@ -332,7 +1489,40 @@
                 <w:sz w:val="18"/>
                 <w:szCs w:val="18"/>
               </w:rPr>
-              <w:t xml:space="preserve">Uso en nuestro trabajo</w:t>
+              <w:t xml:space="preserve">Qué establece</w:t>
+            </w:r>
+          </w:p>
+        </w:tc>
+        <w:tc>
+          <w:tcPr>
+            <w:tcW w:type="dxa" w:w="2526"/>
+            <w:tcBorders>
+              <w:top w:val="single" w:color="CBD5E1" w:sz="4"/>
+              <w:left w:val="single" w:color="CBD5E1" w:sz="4"/>
+              <w:bottom w:val="single" w:color="CBD5E1" w:sz="4"/>
+              <w:right w:val="single" w:color="CBD5E1" w:sz="4"/>
+            </w:tcBorders>
+            <w:shd w:fill="E0E7FF" w:color="auto" w:val="clear"/>
+            <w:tcMar>
+              <w:top w:type="dxa" w:w="60"/>
+              <w:left w:type="dxa" w:w="100"/>
+              <w:bottom w:type="dxa" w:w="60"/>
+              <w:right w:type="dxa" w:w="100"/>
+            </w:tcMar>
+          </w:tcPr>
+          <w:p>
+            <w:pPr>
+              <w:spacing w:after="0" w:line="252"/>
+            </w:pPr>
+            <w:r>
+              <w:rPr>
+                <w:b/>
+                <w:bCs/>
+                <w:color w:val="1E1B4B"/>
+                <w:sz w:val="18"/>
+                <w:szCs w:val="18"/>
+              </w:rPr>
+              <w:t xml:space="preserve">Uso en el IUX</w:t>
             </w:r>
           </w:p>
         </w:tc>
@@ -372,100 +1562,100 @@
               <w:t xml:space="preserve">ISO 9241-11:2018</w:t>
             </w:r>
           </w:p>
-          <w:p>
-            <w:pPr>
-              <w:spacing w:after="0" w:line="252"/>
-            </w:pPr>
-            <w:r>
-              <w:rPr>
-                <w:b w:val="false"/>
-                <w:bCs w:val="false"/>
-                <w:sz w:val="18"/>
-                <w:szCs w:val="18"/>
-              </w:rPr>
-              <w:t xml:space="preserve">Usabilidad: definiciones y conceptos</w:t>
-            </w:r>
-          </w:p>
-        </w:tc>
-        <w:tc>
-          <w:tcPr>
-            <w:tcW w:type="dxa" w:w="3900"/>
-            <w:tcBorders>
-              <w:top w:val="single" w:color="CBD5E1" w:sz="4"/>
-              <w:left w:val="single" w:color="CBD5E1" w:sz="4"/>
-              <w:bottom w:val="single" w:color="CBD5E1" w:sz="4"/>
-              <w:right w:val="single" w:color="CBD5E1" w:sz="4"/>
-            </w:tcBorders>
-            <w:shd w:fill="FFFFFF" w:color="auto" w:val="clear"/>
-            <w:tcMar>
-              <w:top w:type="dxa" w:w="60"/>
-              <w:left w:type="dxa" w:w="100"/>
-              <w:bottom w:type="dxa" w:w="60"/>
-              <w:right w:type="dxa" w:w="100"/>
-            </w:tcMar>
-          </w:tcPr>
-          <w:p>
-            <w:pPr>
-              <w:spacing w:after="0" w:line="252"/>
-            </w:pPr>
-            <w:r>
-              <w:rPr>
-                <w:b w:val="false"/>
-                <w:bCs w:val="false"/>
-                <w:sz w:val="18"/>
-                <w:szCs w:val="18"/>
-              </w:rPr>
-              <w:t xml:space="preserve">Define la usabilidad como el grado en que un usuario logra sus objetivos con </w:t>
-            </w:r>
-            <w:r>
-              <w:rPr>
-                <w:b/>
-                <w:bCs/>
-                <w:sz w:val="18"/>
-                <w:szCs w:val="18"/>
-              </w:rPr>
-              <w:t xml:space="preserve">eficacia, eficiencia y satisfacción</w:t>
-            </w:r>
-            <w:r>
-              <w:rPr>
-                <w:b w:val="false"/>
-                <w:bCs w:val="false"/>
-                <w:sz w:val="18"/>
-                <w:szCs w:val="18"/>
-              </w:rPr>
-              <w:t xml:space="preserve"> en un contexto de uso concreto.</w:t>
-            </w:r>
-          </w:p>
-        </w:tc>
-        <w:tc>
-          <w:tcPr>
-            <w:tcW w:type="dxa" w:w="2826"/>
-            <w:tcBorders>
-              <w:top w:val="single" w:color="CBD5E1" w:sz="4"/>
-              <w:left w:val="single" w:color="CBD5E1" w:sz="4"/>
-              <w:bottom w:val="single" w:color="CBD5E1" w:sz="4"/>
-              <w:right w:val="single" w:color="CBD5E1" w:sz="4"/>
-            </w:tcBorders>
-            <w:shd w:fill="FFFFFF" w:color="auto" w:val="clear"/>
-            <w:tcMar>
-              <w:top w:type="dxa" w:w="60"/>
-              <w:left w:type="dxa" w:w="100"/>
-              <w:bottom w:type="dxa" w:w="60"/>
-              <w:right w:type="dxa" w:w="100"/>
-            </w:tcMar>
-          </w:tcPr>
-          <w:p>
-            <w:pPr>
-              <w:spacing w:after="0" w:line="252"/>
-            </w:pPr>
-            <w:r>
-              <w:rPr>
-                <w:b w:val="false"/>
-                <w:bCs w:val="false"/>
-                <w:sz w:val="18"/>
-                <w:szCs w:val="18"/>
-              </w:rPr>
-              <w:t xml:space="preserve">Marco conceptual de la métrica: cada dimensión se justifica por una de estas tres propiedades.</w:t>
+        </w:tc>
+        <w:tc>
+          <w:tcPr>
+            <w:tcW w:type="dxa" w:w="1500"/>
+            <w:tcBorders>
+              <w:top w:val="single" w:color="CBD5E1" w:sz="4"/>
+              <w:left w:val="single" w:color="CBD5E1" w:sz="4"/>
+              <w:bottom w:val="single" w:color="CBD5E1" w:sz="4"/>
+              <w:right w:val="single" w:color="CBD5E1" w:sz="4"/>
+            </w:tcBorders>
+            <w:shd w:fill="FFFFFF" w:color="auto" w:val="clear"/>
+            <w:tcMar>
+              <w:top w:type="dxa" w:w="60"/>
+              <w:left w:type="dxa" w:w="100"/>
+              <w:bottom w:type="dxa" w:w="60"/>
+              <w:right w:type="dxa" w:w="100"/>
+            </w:tcMar>
+          </w:tcPr>
+          <w:p>
+            <w:pPr>
+              <w:spacing w:after="0" w:line="252"/>
+            </w:pPr>
+            <w:r>
+              <w:rPr>
+                <w:b w:val="false"/>
+                <w:bCs w:val="false"/>
+                <w:sz w:val="18"/>
+                <w:szCs w:val="18"/>
+              </w:rPr>
+              <w:t xml:space="preserve">Norma ISO</w:t>
+            </w:r>
+          </w:p>
+        </w:tc>
+        <w:tc>
+          <w:tcPr>
+            <w:tcW w:type="dxa" w:w="2700"/>
+            <w:tcBorders>
+              <w:top w:val="single" w:color="CBD5E1" w:sz="4"/>
+              <w:left w:val="single" w:color="CBD5E1" w:sz="4"/>
+              <w:bottom w:val="single" w:color="CBD5E1" w:sz="4"/>
+              <w:right w:val="single" w:color="CBD5E1" w:sz="4"/>
+            </w:tcBorders>
+            <w:shd w:fill="FFFFFF" w:color="auto" w:val="clear"/>
+            <w:tcMar>
+              <w:top w:type="dxa" w:w="60"/>
+              <w:left w:type="dxa" w:w="100"/>
+              <w:bottom w:type="dxa" w:w="60"/>
+              <w:right w:type="dxa" w:w="100"/>
+            </w:tcMar>
+          </w:tcPr>
+          <w:p>
+            <w:pPr>
+              <w:spacing w:after="0" w:line="252"/>
+            </w:pPr>
+            <w:r>
+              <w:rPr>
+                <w:b w:val="false"/>
+                <w:bCs w:val="false"/>
+                <w:sz w:val="18"/>
+                <w:szCs w:val="18"/>
+              </w:rPr>
+              <w:t xml:space="preserve">Usabilidad: eficacia, eficiencia y satisfacción en un contexto de uso.</w:t>
+            </w:r>
+          </w:p>
+        </w:tc>
+        <w:tc>
+          <w:tcPr>
+            <w:tcW w:type="dxa" w:w="2526"/>
+            <w:tcBorders>
+              <w:top w:val="single" w:color="CBD5E1" w:sz="4"/>
+              <w:left w:val="single" w:color="CBD5E1" w:sz="4"/>
+              <w:bottom w:val="single" w:color="CBD5E1" w:sz="4"/>
+              <w:right w:val="single" w:color="CBD5E1" w:sz="4"/>
+            </w:tcBorders>
+            <w:shd w:fill="FFFFFF" w:color="auto" w:val="clear"/>
+            <w:tcMar>
+              <w:top w:type="dxa" w:w="60"/>
+              <w:left w:type="dxa" w:w="100"/>
+              <w:bottom w:type="dxa" w:w="60"/>
+              <w:right w:type="dxa" w:w="100"/>
+            </w:tcMar>
+          </w:tcPr>
+          <w:p>
+            <w:pPr>
+              <w:spacing w:after="0" w:line="252"/>
+            </w:pPr>
+            <w:r>
+              <w:rPr>
+                <w:b w:val="false"/>
+                <w:bCs w:val="false"/>
+                <w:sz w:val="18"/>
+                <w:szCs w:val="18"/>
+              </w:rPr>
+              <w:t xml:space="preserve">Marco conceptual de las dimensiones D1 a D7.</w:t>
             </w:r>
           </w:p>
         </w:tc>
@@ -502,27 +1692,13 @@
                 <w:sz w:val="18"/>
                 <w:szCs w:val="18"/>
               </w:rPr>
-              <w:t xml:space="preserve">ISO 9241-110:2020</w:t>
-            </w:r>
-          </w:p>
-          <w:p>
-            <w:pPr>
-              <w:spacing w:after="0" w:line="252"/>
-            </w:pPr>
-            <w:r>
-              <w:rPr>
-                <w:b w:val="false"/>
-                <w:bCs w:val="false"/>
-                <w:sz w:val="18"/>
-                <w:szCs w:val="18"/>
-              </w:rPr>
-              <w:t xml:space="preserve">Principios de interacción</w:t>
-            </w:r>
-          </w:p>
-        </w:tc>
-        <w:tc>
-          <w:tcPr>
-            <w:tcW w:type="dxa" w:w="3900"/>
+              <w:t xml:space="preserve">ISO 9241-210:2019</w:t>
+            </w:r>
+          </w:p>
+        </w:tc>
+        <w:tc>
+          <w:tcPr>
+            <w:tcW w:type="dxa" w:w="1500"/>
             <w:tcBorders>
               <w:top w:val="single" w:color="CBD5E1" w:sz="4"/>
               <w:left w:val="single" w:color="CBD5E1" w:sz="4"/>
@@ -548,13 +1724,13 @@
                 <w:sz w:val="18"/>
                 <w:szCs w:val="18"/>
               </w:rPr>
-              <w:t xml:space="preserve">Siete principios del diálogo usuario–sistema: adecuación a la tarea, autodescripción, conformidad con expectativas, facilidad de aprendizaje, controlabilidad, tolerancia a errores y adaptabilidad.</w:t>
-            </w:r>
-          </w:p>
-        </w:tc>
-        <w:tc>
-          <w:tcPr>
-            <w:tcW w:type="dxa" w:w="2826"/>
+              <w:t xml:space="preserve">Norma ISO</w:t>
+            </w:r>
+          </w:p>
+        </w:tc>
+        <w:tc>
+          <w:tcPr>
+            <w:tcW w:type="dxa" w:w="2700"/>
             <w:tcBorders>
               <w:top w:val="single" w:color="CBD5E1" w:sz="4"/>
               <w:left w:val="single" w:color="CBD5E1" w:sz="4"/>
@@ -580,7 +1756,39 @@
                 <w:sz w:val="18"/>
                 <w:szCs w:val="18"/>
               </w:rPr>
-              <w:t xml:space="preserve">Base de la dimensión «Usabilidad e interacción».</w:t>
+              <w:t xml:space="preserve">Experiencia de usuario y diseño centrado en las personas (ciclo iterativo).</w:t>
+            </w:r>
+          </w:p>
+        </w:tc>
+        <w:tc>
+          <w:tcPr>
+            <w:tcW w:type="dxa" w:w="2526"/>
+            <w:tcBorders>
+              <w:top w:val="single" w:color="CBD5E1" w:sz="4"/>
+              <w:left w:val="single" w:color="CBD5E1" w:sz="4"/>
+              <w:bottom w:val="single" w:color="CBD5E1" w:sz="4"/>
+              <w:right w:val="single" w:color="CBD5E1" w:sz="4"/>
+            </w:tcBorders>
+            <w:shd w:fill="F5F7FF" w:color="auto" w:val="clear"/>
+            <w:tcMar>
+              <w:top w:type="dxa" w:w="60"/>
+              <w:left w:type="dxa" w:w="100"/>
+              <w:bottom w:type="dxa" w:w="60"/>
+              <w:right w:type="dxa" w:w="100"/>
+            </w:tcMar>
+          </w:tcPr>
+          <w:p>
+            <w:pPr>
+              <w:spacing w:after="0" w:line="252"/>
+            </w:pPr>
+            <w:r>
+              <w:rPr>
+                <w:b w:val="false"/>
+                <w:bCs w:val="false"/>
+                <w:sz w:val="18"/>
+                <w:szCs w:val="18"/>
+              </w:rPr>
+              <w:t xml:space="preserve">Justifica D7 y D8 y el uso iterativo del auditor (histórico).</w:t>
             </w:r>
           </w:p>
         </w:tc>
@@ -617,85 +1825,103 @@
                 <w:sz w:val="18"/>
                 <w:szCs w:val="18"/>
               </w:rPr>
-              <w:t xml:space="preserve">ISO 9241-210:2019</w:t>
-            </w:r>
-          </w:p>
-          <w:p>
-            <w:pPr>
-              <w:spacing w:after="0" w:line="252"/>
-            </w:pPr>
-            <w:r>
-              <w:rPr>
-                <w:b w:val="false"/>
-                <w:bCs w:val="false"/>
-                <w:sz w:val="18"/>
-                <w:szCs w:val="18"/>
-              </w:rPr>
-              <w:t xml:space="preserve">Diseño centrado en el usuario</w:t>
-            </w:r>
-          </w:p>
-        </w:tc>
-        <w:tc>
-          <w:tcPr>
-            <w:tcW w:type="dxa" w:w="3900"/>
-            <w:tcBorders>
-              <w:top w:val="single" w:color="CBD5E1" w:sz="4"/>
-              <w:left w:val="single" w:color="CBD5E1" w:sz="4"/>
-              <w:bottom w:val="single" w:color="CBD5E1" w:sz="4"/>
-              <w:right w:val="single" w:color="CBD5E1" w:sz="4"/>
-            </w:tcBorders>
-            <w:shd w:fill="FFFFFF" w:color="auto" w:val="clear"/>
-            <w:tcMar>
-              <w:top w:type="dxa" w:w="60"/>
-              <w:left w:type="dxa" w:w="100"/>
-              <w:bottom w:type="dxa" w:w="60"/>
-              <w:right w:type="dxa" w:w="100"/>
-            </w:tcMar>
-          </w:tcPr>
-          <w:p>
-            <w:pPr>
-              <w:spacing w:after="0" w:line="252"/>
-            </w:pPr>
-            <w:r>
-              <w:rPr>
-                <w:b w:val="false"/>
-                <w:bCs w:val="false"/>
-                <w:sz w:val="18"/>
-                <w:szCs w:val="18"/>
-              </w:rPr>
-              <w:t xml:space="preserve">Proceso iterativo: entender el contexto → especificar requisitos → diseñar soluciones → evaluar con usuarios.</w:t>
-            </w:r>
-          </w:p>
-        </w:tc>
-        <w:tc>
-          <w:tcPr>
-            <w:tcW w:type="dxa" w:w="2826"/>
-            <w:tcBorders>
-              <w:top w:val="single" w:color="CBD5E1" w:sz="4"/>
-              <w:left w:val="single" w:color="CBD5E1" w:sz="4"/>
-              <w:bottom w:val="single" w:color="CBD5E1" w:sz="4"/>
-              <w:right w:val="single" w:color="CBD5E1" w:sz="4"/>
-            </w:tcBorders>
-            <w:shd w:fill="FFFFFF" w:color="auto" w:val="clear"/>
-            <w:tcMar>
-              <w:top w:type="dxa" w:w="60"/>
-              <w:left w:type="dxa" w:w="100"/>
-              <w:bottom w:type="dxa" w:w="60"/>
-              <w:right w:type="dxa" w:w="100"/>
-            </w:tcMar>
-          </w:tcPr>
-          <w:p>
-            <w:pPr>
-              <w:spacing w:after="0" w:line="252"/>
-            </w:pPr>
-            <w:r>
-              <w:rPr>
-                <w:b w:val="false"/>
-                <w:bCs w:val="false"/>
-                <w:sz w:val="18"/>
-                <w:szCs w:val="18"/>
-              </w:rPr>
-              <w:t xml:space="preserve">Ciclo de vida del auditor: auditar, corregir y volver a auditar.</w:t>
+              <w:t xml:space="preserve">ISO 9241-110:2020</w:t>
+            </w:r>
+          </w:p>
+        </w:tc>
+        <w:tc>
+          <w:tcPr>
+            <w:tcW w:type="dxa" w:w="1500"/>
+            <w:tcBorders>
+              <w:top w:val="single" w:color="CBD5E1" w:sz="4"/>
+              <w:left w:val="single" w:color="CBD5E1" w:sz="4"/>
+              <w:bottom w:val="single" w:color="CBD5E1" w:sz="4"/>
+              <w:right w:val="single" w:color="CBD5E1" w:sz="4"/>
+            </w:tcBorders>
+            <w:shd w:fill="FFFFFF" w:color="auto" w:val="clear"/>
+            <w:tcMar>
+              <w:top w:type="dxa" w:w="60"/>
+              <w:left w:type="dxa" w:w="100"/>
+              <w:bottom w:type="dxa" w:w="60"/>
+              <w:right w:type="dxa" w:w="100"/>
+            </w:tcMar>
+          </w:tcPr>
+          <w:p>
+            <w:pPr>
+              <w:spacing w:after="0" w:line="252"/>
+            </w:pPr>
+            <w:r>
+              <w:rPr>
+                <w:b w:val="false"/>
+                <w:bCs w:val="false"/>
+                <w:sz w:val="18"/>
+                <w:szCs w:val="18"/>
+              </w:rPr>
+              <w:t xml:space="preserve">Norma ISO</w:t>
+            </w:r>
+          </w:p>
+        </w:tc>
+        <w:tc>
+          <w:tcPr>
+            <w:tcW w:type="dxa" w:w="2700"/>
+            <w:tcBorders>
+              <w:top w:val="single" w:color="CBD5E1" w:sz="4"/>
+              <w:left w:val="single" w:color="CBD5E1" w:sz="4"/>
+              <w:bottom w:val="single" w:color="CBD5E1" w:sz="4"/>
+              <w:right w:val="single" w:color="CBD5E1" w:sz="4"/>
+            </w:tcBorders>
+            <w:shd w:fill="FFFFFF" w:color="auto" w:val="clear"/>
+            <w:tcMar>
+              <w:top w:type="dxa" w:w="60"/>
+              <w:left w:type="dxa" w:w="100"/>
+              <w:bottom w:type="dxa" w:w="60"/>
+              <w:right w:type="dxa" w:w="100"/>
+            </w:tcMar>
+          </w:tcPr>
+          <w:p>
+            <w:pPr>
+              <w:spacing w:after="0" w:line="252"/>
+            </w:pPr>
+            <w:r>
+              <w:rPr>
+                <w:b w:val="false"/>
+                <w:bCs w:val="false"/>
+                <w:sz w:val="18"/>
+                <w:szCs w:val="18"/>
+              </w:rPr>
+              <w:t xml:space="preserve">Siete principios de interacción.</w:t>
+            </w:r>
+          </w:p>
+        </w:tc>
+        <w:tc>
+          <w:tcPr>
+            <w:tcW w:type="dxa" w:w="2526"/>
+            <w:tcBorders>
+              <w:top w:val="single" w:color="CBD5E1" w:sz="4"/>
+              <w:left w:val="single" w:color="CBD5E1" w:sz="4"/>
+              <w:bottom w:val="single" w:color="CBD5E1" w:sz="4"/>
+              <w:right w:val="single" w:color="CBD5E1" w:sz="4"/>
+            </w:tcBorders>
+            <w:shd w:fill="FFFFFF" w:color="auto" w:val="clear"/>
+            <w:tcMar>
+              <w:top w:type="dxa" w:w="60"/>
+              <w:left w:type="dxa" w:w="100"/>
+              <w:bottom w:type="dxa" w:w="60"/>
+              <w:right w:type="dxa" w:w="100"/>
+            </w:tcMar>
+          </w:tcPr>
+          <w:p>
+            <w:pPr>
+              <w:spacing w:after="0" w:line="252"/>
+            </w:pPr>
+            <w:r>
+              <w:rPr>
+                <w:b w:val="false"/>
+                <w:bCs w:val="false"/>
+                <w:sz w:val="18"/>
+                <w:szCs w:val="18"/>
+              </w:rPr>
+              <w:t xml:space="preserve">Dimensión D2 y preguntas expertas.</w:t>
             </w:r>
           </w:p>
         </w:tc>
@@ -735,24 +1961,10 @@
               <w:t xml:space="preserve">ISO/IEC 25010:2023</w:t>
             </w:r>
           </w:p>
-          <w:p>
-            <w:pPr>
-              <w:spacing w:after="0" w:line="252"/>
-            </w:pPr>
-            <w:r>
-              <w:rPr>
-                <w:b w:val="false"/>
-                <w:bCs w:val="false"/>
-                <w:sz w:val="18"/>
-                <w:szCs w:val="18"/>
-              </w:rPr>
-              <w:t xml:space="preserve">Modelo de calidad del producto (SQuaRE)</w:t>
-            </w:r>
-          </w:p>
-        </w:tc>
-        <w:tc>
-          <w:tcPr>
-            <w:tcW w:type="dxa" w:w="3900"/>
+        </w:tc>
+        <w:tc>
+          <w:tcPr>
+            <w:tcW w:type="dxa" w:w="1500"/>
             <w:tcBorders>
               <w:top w:val="single" w:color="CBD5E1" w:sz="4"/>
               <w:left w:val="single" w:color="CBD5E1" w:sz="4"/>
@@ -778,13 +1990,13 @@
                 <w:sz w:val="18"/>
                 <w:szCs w:val="18"/>
               </w:rPr>
-              <w:t xml:space="preserve">Característica «Capacidad de interacción» (antes «Usabilidad»): reconocibilidad, aprendizaje, operabilidad, protección frente a errores, implicación del usuario, inclusividad y autodescripción.</w:t>
-            </w:r>
-          </w:p>
-        </w:tc>
-        <w:tc>
-          <w:tcPr>
-            <w:tcW w:type="dxa" w:w="2826"/>
+              <w:t xml:space="preserve">Norma ISO/IEC</w:t>
+            </w:r>
+          </w:p>
+        </w:tc>
+        <w:tc>
+          <w:tcPr>
+            <w:tcW w:type="dxa" w:w="2700"/>
             <w:tcBorders>
               <w:top w:val="single" w:color="CBD5E1" w:sz="4"/>
               <w:left w:val="single" w:color="CBD5E1" w:sz="4"/>
@@ -810,7 +2022,39 @@
                 <w:sz w:val="18"/>
                 <w:szCs w:val="18"/>
               </w:rPr>
-              <w:t xml:space="preserve">Encaje de la UX en la calidad del software; ISO/IEC 25023 aporta cómo medirla con indicadores.</w:t>
+              <w:t xml:space="preserve">Capacidad de interacción como característica de calidad del software (8 subcaracterísticas).</w:t>
+            </w:r>
+          </w:p>
+        </w:tc>
+        <w:tc>
+          <w:tcPr>
+            <w:tcW w:type="dxa" w:w="2526"/>
+            <w:tcBorders>
+              <w:top w:val="single" w:color="CBD5E1" w:sz="4"/>
+              <w:left w:val="single" w:color="CBD5E1" w:sz="4"/>
+              <w:bottom w:val="single" w:color="CBD5E1" w:sz="4"/>
+              <w:right w:val="single" w:color="CBD5E1" w:sz="4"/>
+            </w:tcBorders>
+            <w:shd w:fill="F5F7FF" w:color="auto" w:val="clear"/>
+            <w:tcMar>
+              <w:top w:type="dxa" w:w="60"/>
+              <w:left w:type="dxa" w:w="100"/>
+              <w:bottom w:type="dxa" w:w="60"/>
+              <w:right w:type="dxa" w:w="100"/>
+            </w:tcMar>
+          </w:tcPr>
+          <w:p>
+            <w:pPr>
+              <w:spacing w:after="0" w:line="252"/>
+            </w:pPr>
+            <w:r>
+              <w:rPr>
+                <w:b w:val="false"/>
+                <w:bCs w:val="false"/>
+                <w:sz w:val="18"/>
+                <w:szCs w:val="18"/>
+              </w:rPr>
+              <w:t xml:space="preserve">La UX como atributo de calidad evaluable.</w:t>
             </w:r>
           </w:p>
         </w:tc>
@@ -847,121 +2091,103 @@
                 <w:sz w:val="18"/>
                 <w:szCs w:val="18"/>
               </w:rPr>
-              <w:t xml:space="preserve">WCAG 2.2</w:t>
-            </w:r>
-            <w:r>
-              <w:rPr>
-                <w:b w:val="false"/>
-                <w:bCs w:val="false"/>
-                <w:sz w:val="18"/>
-                <w:szCs w:val="18"/>
-              </w:rPr>
-              <w:t xml:space="preserve"> (W3C, 2023)</w:t>
-            </w:r>
-          </w:p>
-          <w:p>
-            <w:pPr>
-              <w:spacing w:after="0" w:line="252"/>
-            </w:pPr>
-            <w:r>
-              <w:rPr>
-                <w:b w:val="false"/>
-                <w:bCs w:val="false"/>
-                <w:sz w:val="18"/>
-                <w:szCs w:val="18"/>
-              </w:rPr>
-              <w:t xml:space="preserve">= </w:t>
-            </w:r>
-            <w:r>
-              <w:rPr>
-                <w:b/>
-                <w:bCs/>
-                <w:sz w:val="18"/>
-                <w:szCs w:val="18"/>
-              </w:rPr>
-              <w:t xml:space="preserve">ISO/IEC 40500:2025</w:t>
-            </w:r>
-          </w:p>
-        </w:tc>
-        <w:tc>
-          <w:tcPr>
-            <w:tcW w:type="dxa" w:w="3900"/>
-            <w:tcBorders>
-              <w:top w:val="single" w:color="CBD5E1" w:sz="4"/>
-              <w:left w:val="single" w:color="CBD5E1" w:sz="4"/>
-              <w:bottom w:val="single" w:color="CBD5E1" w:sz="4"/>
-              <w:right w:val="single" w:color="CBD5E1" w:sz="4"/>
-            </w:tcBorders>
-            <w:shd w:fill="FFFFFF" w:color="auto" w:val="clear"/>
-            <w:tcMar>
-              <w:top w:type="dxa" w:w="60"/>
-              <w:left w:type="dxa" w:w="100"/>
-              <w:bottom w:type="dxa" w:w="60"/>
-              <w:right w:type="dxa" w:w="100"/>
-            </w:tcMar>
-          </w:tcPr>
-          <w:p>
-            <w:pPr>
-              <w:spacing w:after="0" w:line="252"/>
-            </w:pPr>
-            <w:r>
-              <w:rPr>
-                <w:b w:val="false"/>
-                <w:bCs w:val="false"/>
-                <w:sz w:val="18"/>
-                <w:szCs w:val="18"/>
-              </w:rPr>
-              <w:t xml:space="preserve">Pautas de accesibilidad web con 4 principios (Perceptible, Operable, Comprensible, Robusto) y niveles A / AA / AAA. Añade criterios como foco no oculto, tamaño de objetivo mínimo o autenticación accesible.</w:t>
-            </w:r>
-          </w:p>
-        </w:tc>
-        <w:tc>
-          <w:tcPr>
-            <w:tcW w:type="dxa" w:w="2826"/>
-            <w:tcBorders>
-              <w:top w:val="single" w:color="CBD5E1" w:sz="4"/>
-              <w:left w:val="single" w:color="CBD5E1" w:sz="4"/>
-              <w:bottom w:val="single" w:color="CBD5E1" w:sz="4"/>
-              <w:right w:val="single" w:color="CBD5E1" w:sz="4"/>
-            </w:tcBorders>
-            <w:shd w:fill="FFFFFF" w:color="auto" w:val="clear"/>
-            <w:tcMar>
-              <w:top w:type="dxa" w:w="60"/>
-              <w:left w:type="dxa" w:w="100"/>
-              <w:bottom w:type="dxa" w:w="60"/>
-              <w:right w:type="dxa" w:w="100"/>
-            </w:tcMar>
-          </w:tcPr>
-          <w:p>
-            <w:pPr>
-              <w:spacing w:after="0" w:line="252"/>
-            </w:pPr>
-            <w:r>
-              <w:rPr>
-                <w:b w:val="false"/>
-                <w:bCs w:val="false"/>
-                <w:sz w:val="18"/>
-                <w:szCs w:val="18"/>
-              </w:rPr>
-              <w:t xml:space="preserve">Nivel </w:t>
-            </w:r>
-            <w:r>
-              <w:rPr>
-                <w:b/>
-                <w:bCs/>
-                <w:sz w:val="18"/>
-                <w:szCs w:val="18"/>
-              </w:rPr>
-              <w:t xml:space="preserve">AA</w:t>
-            </w:r>
-            <w:r>
-              <w:rPr>
-                <w:b w:val="false"/>
-                <w:bCs w:val="false"/>
-                <w:sz w:val="18"/>
-                <w:szCs w:val="18"/>
-              </w:rPr>
-              <w:t xml:space="preserve"> = requisito mínimo de la dimensión «Accesibilidad».</w:t>
+              <w:t xml:space="preserve">ISO 24495-1:2023</w:t>
+            </w:r>
+          </w:p>
+        </w:tc>
+        <w:tc>
+          <w:tcPr>
+            <w:tcW w:type="dxa" w:w="1500"/>
+            <w:tcBorders>
+              <w:top w:val="single" w:color="CBD5E1" w:sz="4"/>
+              <w:left w:val="single" w:color="CBD5E1" w:sz="4"/>
+              <w:bottom w:val="single" w:color="CBD5E1" w:sz="4"/>
+              <w:right w:val="single" w:color="CBD5E1" w:sz="4"/>
+            </w:tcBorders>
+            <w:shd w:fill="FFFFFF" w:color="auto" w:val="clear"/>
+            <w:tcMar>
+              <w:top w:type="dxa" w:w="60"/>
+              <w:left w:type="dxa" w:w="100"/>
+              <w:bottom w:type="dxa" w:w="60"/>
+              <w:right w:type="dxa" w:w="100"/>
+            </w:tcMar>
+          </w:tcPr>
+          <w:p>
+            <w:pPr>
+              <w:spacing w:after="0" w:line="252"/>
+            </w:pPr>
+            <w:r>
+              <w:rPr>
+                <w:b w:val="false"/>
+                <w:bCs w:val="false"/>
+                <w:sz w:val="18"/>
+                <w:szCs w:val="18"/>
+              </w:rPr>
+              <w:t xml:space="preserve">Norma ISO</w:t>
+            </w:r>
+          </w:p>
+        </w:tc>
+        <w:tc>
+          <w:tcPr>
+            <w:tcW w:type="dxa" w:w="2700"/>
+            <w:tcBorders>
+              <w:top w:val="single" w:color="CBD5E1" w:sz="4"/>
+              <w:left w:val="single" w:color="CBD5E1" w:sz="4"/>
+              <w:bottom w:val="single" w:color="CBD5E1" w:sz="4"/>
+              <w:right w:val="single" w:color="CBD5E1" w:sz="4"/>
+            </w:tcBorders>
+            <w:shd w:fill="FFFFFF" w:color="auto" w:val="clear"/>
+            <w:tcMar>
+              <w:top w:type="dxa" w:w="60"/>
+              <w:left w:type="dxa" w:w="100"/>
+              <w:bottom w:type="dxa" w:w="60"/>
+              <w:right w:type="dxa" w:w="100"/>
+            </w:tcMar>
+          </w:tcPr>
+          <w:p>
+            <w:pPr>
+              <w:spacing w:after="0" w:line="252"/>
+            </w:pPr>
+            <w:r>
+              <w:rPr>
+                <w:b w:val="false"/>
+                <w:bCs w:val="false"/>
+                <w:sz w:val="18"/>
+                <w:szCs w:val="18"/>
+              </w:rPr>
+              <w:t xml:space="preserve">Principios del lenguaje claro.</w:t>
+            </w:r>
+          </w:p>
+        </w:tc>
+        <w:tc>
+          <w:tcPr>
+            <w:tcW w:type="dxa" w:w="2526"/>
+            <w:tcBorders>
+              <w:top w:val="single" w:color="CBD5E1" w:sz="4"/>
+              <w:left w:val="single" w:color="CBD5E1" w:sz="4"/>
+              <w:bottom w:val="single" w:color="CBD5E1" w:sz="4"/>
+              <w:right w:val="single" w:color="CBD5E1" w:sz="4"/>
+            </w:tcBorders>
+            <w:shd w:fill="FFFFFF" w:color="auto" w:val="clear"/>
+            <w:tcMar>
+              <w:top w:type="dxa" w:w="60"/>
+              <w:left w:type="dxa" w:w="100"/>
+              <w:bottom w:type="dxa" w:w="60"/>
+              <w:right w:type="dxa" w:w="100"/>
+            </w:tcMar>
+          </w:tcPr>
+          <w:p>
+            <w:pPr>
+              <w:spacing w:after="0" w:line="252"/>
+            </w:pPr>
+            <w:r>
+              <w:rPr>
+                <w:b w:val="false"/>
+                <w:bCs w:val="false"/>
+                <w:sz w:val="18"/>
+                <w:szCs w:val="18"/>
+              </w:rPr>
+              <w:t xml:space="preserve">Regla de legibilidad (D4).</w:t>
             </w:r>
           </w:p>
         </w:tc>
@@ -998,13 +2224,22 @@
                 <w:sz w:val="18"/>
                 <w:szCs w:val="18"/>
               </w:rPr>
-              <w:t xml:space="preserve">EN 301 549</w:t>
-            </w:r>
-          </w:p>
-        </w:tc>
-        <w:tc>
-          <w:tcPr>
-            <w:tcW w:type="dxa" w:w="3900"/>
+              <w:t xml:space="preserve">WCAG 2.2</w:t>
+            </w:r>
+            <w:r>
+              <w:rPr>
+                <w:b w:val="false"/>
+                <w:bCs w:val="false"/>
+                <w:sz w:val="18"/>
+                <w:szCs w:val="18"/>
+              </w:rPr>
+              <w:t xml:space="preserve"> = ISO/IEC 40500:2025</w:t>
+            </w:r>
+          </w:p>
+        </w:tc>
+        <w:tc>
+          <w:tcPr>
+            <w:tcW w:type="dxa" w:w="1500"/>
             <w:tcBorders>
               <w:top w:val="single" w:color="CBD5E1" w:sz="4"/>
               <w:left w:val="single" w:color="CBD5E1" w:sz="4"/>
@@ -1030,13 +2265,13 @@
                 <w:sz w:val="18"/>
                 <w:szCs w:val="18"/>
               </w:rPr>
-              <w:t xml:space="preserve">Norma europea armonizada de requisitos de accesibilidad para productos y servicios TIC; incorpora WCAG.</w:t>
-            </w:r>
-          </w:p>
-        </w:tc>
-        <w:tc>
-          <w:tcPr>
-            <w:tcW w:type="dxa" w:w="2826"/>
+              <w:t xml:space="preserve">Recomendación W3C y norma ISO</w:t>
+            </w:r>
+          </w:p>
+        </w:tc>
+        <w:tc>
+          <w:tcPr>
+            <w:tcW w:type="dxa" w:w="2700"/>
             <w:tcBorders>
               <w:top w:val="single" w:color="CBD5E1" w:sz="4"/>
               <w:left w:val="single" w:color="CBD5E1" w:sz="4"/>
@@ -1062,7 +2297,39 @@
                 <w:sz w:val="18"/>
                 <w:szCs w:val="18"/>
               </w:rPr>
-              <w:t xml:space="preserve">Referencia de cumplimiento en la UE.</w:t>
+              <w:t xml:space="preserve">Criterios de accesibilidad de niveles A, AA y AAA.</w:t>
+            </w:r>
+          </w:p>
+        </w:tc>
+        <w:tc>
+          <w:tcPr>
+            <w:tcW w:type="dxa" w:w="2526"/>
+            <w:tcBorders>
+              <w:top w:val="single" w:color="CBD5E1" w:sz="4"/>
+              <w:left w:val="single" w:color="CBD5E1" w:sz="4"/>
+              <w:bottom w:val="single" w:color="CBD5E1" w:sz="4"/>
+              <w:right w:val="single" w:color="CBD5E1" w:sz="4"/>
+            </w:tcBorders>
+            <w:shd w:fill="F5F7FF" w:color="auto" w:val="clear"/>
+            <w:tcMar>
+              <w:top w:type="dxa" w:w="60"/>
+              <w:left w:type="dxa" w:w="100"/>
+              <w:bottom w:type="dxa" w:w="60"/>
+              <w:right w:type="dxa" w:w="100"/>
+            </w:tcMar>
+          </w:tcPr>
+          <w:p>
+            <w:pPr>
+              <w:spacing w:after="0" w:line="252"/>
+            </w:pPr>
+            <w:r>
+              <w:rPr>
+                <w:b w:val="false"/>
+                <w:bCs w:val="false"/>
+                <w:sz w:val="18"/>
+                <w:szCs w:val="18"/>
+              </w:rPr>
+              <w:t xml:space="preserve">Nivel AA como mínimo de D1.</w:t>
             </w:r>
           </w:p>
         </w:tc>
@@ -1099,112 +2366,103 @@
                 <w:sz w:val="18"/>
                 <w:szCs w:val="18"/>
               </w:rPr>
-              <w:t xml:space="preserve">Directiva (UE) 2019/882</w:t>
-            </w:r>
-            <w:r>
-              <w:rPr>
-                <w:b w:val="false"/>
-                <w:bCs w:val="false"/>
-                <w:sz w:val="18"/>
-                <w:szCs w:val="18"/>
-              </w:rPr>
-              <w:t xml:space="preserve"> (Acta Europea de Accesibilidad)</w:t>
-            </w:r>
-          </w:p>
-          <w:p>
-            <w:pPr>
-              <w:spacing w:after="0" w:line="252"/>
-            </w:pPr>
-            <w:r>
-              <w:rPr>
-                <w:b w:val="false"/>
-                <w:bCs w:val="false"/>
-                <w:sz w:val="18"/>
-                <w:szCs w:val="18"/>
-              </w:rPr>
-              <w:t xml:space="preserve">Ley 11/2023 (España)</w:t>
-            </w:r>
-          </w:p>
-        </w:tc>
-        <w:tc>
-          <w:tcPr>
-            <w:tcW w:type="dxa" w:w="3900"/>
-            <w:tcBorders>
-              <w:top w:val="single" w:color="CBD5E1" w:sz="4"/>
-              <w:left w:val="single" w:color="CBD5E1" w:sz="4"/>
-              <w:bottom w:val="single" w:color="CBD5E1" w:sz="4"/>
-              <w:right w:val="single" w:color="CBD5E1" w:sz="4"/>
-            </w:tcBorders>
-            <w:shd w:fill="FFFFFF" w:color="auto" w:val="clear"/>
-            <w:tcMar>
-              <w:top w:type="dxa" w:w="60"/>
-              <w:left w:type="dxa" w:w="100"/>
-              <w:bottom w:type="dxa" w:w="60"/>
-              <w:right w:type="dxa" w:w="100"/>
-            </w:tcMar>
-          </w:tcPr>
-          <w:p>
-            <w:pPr>
-              <w:spacing w:after="0" w:line="252"/>
-            </w:pPr>
-            <w:r>
-              <w:rPr>
-                <w:b w:val="false"/>
-                <w:bCs w:val="false"/>
-                <w:sz w:val="18"/>
-                <w:szCs w:val="18"/>
-              </w:rPr>
-              <w:t xml:space="preserve">Obliga a que muchos productos y servicios digitales (comercio electrónico, banca, transporte, libros electrónicos…) sean accesibles desde el </w:t>
-            </w:r>
-            <w:r>
-              <w:rPr>
-                <w:b/>
-                <w:bCs/>
-                <w:sz w:val="18"/>
-                <w:szCs w:val="18"/>
-              </w:rPr>
-              <w:t xml:space="preserve">28 de junio de 2025</w:t>
-            </w:r>
-            <w:r>
-              <w:rPr>
-                <w:b w:val="false"/>
-                <w:bCs w:val="false"/>
-                <w:sz w:val="18"/>
-                <w:szCs w:val="18"/>
-              </w:rPr>
-              <w:t xml:space="preserve">.</w:t>
-            </w:r>
-          </w:p>
-        </w:tc>
-        <w:tc>
-          <w:tcPr>
-            <w:tcW w:type="dxa" w:w="2826"/>
-            <w:tcBorders>
-              <w:top w:val="single" w:color="CBD5E1" w:sz="4"/>
-              <w:left w:val="single" w:color="CBD5E1" w:sz="4"/>
-              <w:bottom w:val="single" w:color="CBD5E1" w:sz="4"/>
-              <w:right w:val="single" w:color="CBD5E1" w:sz="4"/>
-            </w:tcBorders>
-            <w:shd w:fill="FFFFFF" w:color="auto" w:val="clear"/>
-            <w:tcMar>
-              <w:top w:type="dxa" w:w="60"/>
-              <w:left w:type="dxa" w:w="100"/>
-              <w:bottom w:type="dxa" w:w="60"/>
-              <w:right w:type="dxa" w:w="100"/>
-            </w:tcMar>
-          </w:tcPr>
-          <w:p>
-            <w:pPr>
-              <w:spacing w:after="0" w:line="252"/>
-            </w:pPr>
-            <w:r>
-              <w:rPr>
-                <w:b w:val="false"/>
-                <w:bCs w:val="false"/>
-                <w:sz w:val="18"/>
-                <w:szCs w:val="18"/>
-              </w:rPr>
-              <w:t xml:space="preserve">Justifica que la accesibilidad tenga el mayor peso en la métrica.</w:t>
+              <w:t xml:space="preserve">WAI-ARIA 1.2</w:t>
+            </w:r>
+          </w:p>
+        </w:tc>
+        <w:tc>
+          <w:tcPr>
+            <w:tcW w:type="dxa" w:w="1500"/>
+            <w:tcBorders>
+              <w:top w:val="single" w:color="CBD5E1" w:sz="4"/>
+              <w:left w:val="single" w:color="CBD5E1" w:sz="4"/>
+              <w:bottom w:val="single" w:color="CBD5E1" w:sz="4"/>
+              <w:right w:val="single" w:color="CBD5E1" w:sz="4"/>
+            </w:tcBorders>
+            <w:shd w:fill="FFFFFF" w:color="auto" w:val="clear"/>
+            <w:tcMar>
+              <w:top w:type="dxa" w:w="60"/>
+              <w:left w:type="dxa" w:w="100"/>
+              <w:bottom w:type="dxa" w:w="60"/>
+              <w:right w:type="dxa" w:w="100"/>
+            </w:tcMar>
+          </w:tcPr>
+          <w:p>
+            <w:pPr>
+              <w:spacing w:after="0" w:line="252"/>
+            </w:pPr>
+            <w:r>
+              <w:rPr>
+                <w:b w:val="false"/>
+                <w:bCs w:val="false"/>
+                <w:sz w:val="18"/>
+                <w:szCs w:val="18"/>
+              </w:rPr>
+              <w:t xml:space="preserve">Recomendación W3C</w:t>
+            </w:r>
+          </w:p>
+        </w:tc>
+        <w:tc>
+          <w:tcPr>
+            <w:tcW w:type="dxa" w:w="2700"/>
+            <w:tcBorders>
+              <w:top w:val="single" w:color="CBD5E1" w:sz="4"/>
+              <w:left w:val="single" w:color="CBD5E1" w:sz="4"/>
+              <w:bottom w:val="single" w:color="CBD5E1" w:sz="4"/>
+              <w:right w:val="single" w:color="CBD5E1" w:sz="4"/>
+            </w:tcBorders>
+            <w:shd w:fill="FFFFFF" w:color="auto" w:val="clear"/>
+            <w:tcMar>
+              <w:top w:type="dxa" w:w="60"/>
+              <w:left w:type="dxa" w:w="100"/>
+              <w:bottom w:type="dxa" w:w="60"/>
+              <w:right w:type="dxa" w:w="100"/>
+            </w:tcMar>
+          </w:tcPr>
+          <w:p>
+            <w:pPr>
+              <w:spacing w:after="0" w:line="252"/>
+            </w:pPr>
+            <w:r>
+              <w:rPr>
+                <w:b w:val="false"/>
+                <w:bCs w:val="false"/>
+                <w:sz w:val="18"/>
+                <w:szCs w:val="18"/>
+              </w:rPr>
+              <w:t xml:space="preserve">Roles, estados y nombres accesibles.</w:t>
+            </w:r>
+          </w:p>
+        </w:tc>
+        <w:tc>
+          <w:tcPr>
+            <w:tcW w:type="dxa" w:w="2526"/>
+            <w:tcBorders>
+              <w:top w:val="single" w:color="CBD5E1" w:sz="4"/>
+              <w:left w:val="single" w:color="CBD5E1" w:sz="4"/>
+              <w:bottom w:val="single" w:color="CBD5E1" w:sz="4"/>
+              <w:right w:val="single" w:color="CBD5E1" w:sz="4"/>
+            </w:tcBorders>
+            <w:shd w:fill="FFFFFF" w:color="auto" w:val="clear"/>
+            <w:tcMar>
+              <w:top w:type="dxa" w:w="60"/>
+              <w:left w:type="dxa" w:w="100"/>
+              <w:bottom w:type="dxa" w:w="60"/>
+              <w:right w:type="dxa" w:w="100"/>
+            </w:tcMar>
+          </w:tcPr>
+          <w:p>
+            <w:pPr>
+              <w:spacing w:after="0" w:line="252"/>
+            </w:pPr>
+            <w:r>
+              <w:rPr>
+                <w:b w:val="false"/>
+                <w:bCs w:val="false"/>
+                <w:sz w:val="18"/>
+                <w:szCs w:val="18"/>
+              </w:rPr>
+              <w:t xml:space="preserve">Reglas de nombres accesibles y uso de ARIA (D1).</w:t>
             </w:r>
           </w:p>
         </w:tc>
@@ -1241,22 +2499,13 @@
                 <w:sz w:val="18"/>
                 <w:szCs w:val="18"/>
               </w:rPr>
-              <w:t xml:space="preserve">Real Decreto 1112/2018</w:t>
-            </w:r>
-            <w:r>
-              <w:rPr>
-                <w:b w:val="false"/>
-                <w:bCs w:val="false"/>
-                <w:sz w:val="18"/>
-                <w:szCs w:val="18"/>
-              </w:rPr>
-              <w:t xml:space="preserve"> (España)</w:t>
-            </w:r>
-          </w:p>
-        </w:tc>
-        <w:tc>
-          <w:tcPr>
-            <w:tcW w:type="dxa" w:w="3900"/>
+              <w:t xml:space="preserve">WCAG-EM 2.0</w:t>
+            </w:r>
+          </w:p>
+        </w:tc>
+        <w:tc>
+          <w:tcPr>
+            <w:tcW w:type="dxa" w:w="1500"/>
             <w:tcBorders>
               <w:top w:val="single" w:color="CBD5E1" w:sz="4"/>
               <w:left w:val="single" w:color="CBD5E1" w:sz="4"/>
@@ -1282,13 +2531,13 @@
                 <w:sz w:val="18"/>
                 <w:szCs w:val="18"/>
               </w:rPr>
-              <w:t xml:space="preserve">Accesibilidad de sitios web y apps móviles del sector público.</w:t>
-            </w:r>
-          </w:p>
-        </w:tc>
-        <w:tc>
-          <w:tcPr>
-            <w:tcW w:type="dxa" w:w="2826"/>
+              <w:t xml:space="preserve">Nota de grupo W3C (metodología)</w:t>
+            </w:r>
+          </w:p>
+        </w:tc>
+        <w:tc>
+          <w:tcPr>
+            <w:tcW w:type="dxa" w:w="2700"/>
             <w:tcBorders>
               <w:top w:val="single" w:color="CBD5E1" w:sz="4"/>
               <w:left w:val="single" w:color="CBD5E1" w:sz="4"/>
@@ -1314,7 +2563,39 @@
                 <w:sz w:val="18"/>
                 <w:szCs w:val="18"/>
               </w:rPr>
-              <w:t xml:space="preserve">Referencia nacional para webs públicas.</w:t>
+              <w:t xml:space="preserve">Evaluación en cinco pasos combinando herramientas y revisión manual.</w:t>
+            </w:r>
+          </w:p>
+        </w:tc>
+        <w:tc>
+          <w:tcPr>
+            <w:tcW w:type="dxa" w:w="2526"/>
+            <w:tcBorders>
+              <w:top w:val="single" w:color="CBD5E1" w:sz="4"/>
+              <w:left w:val="single" w:color="CBD5E1" w:sz="4"/>
+              <w:bottom w:val="single" w:color="CBD5E1" w:sz="4"/>
+              <w:right w:val="single" w:color="CBD5E1" w:sz="4"/>
+            </w:tcBorders>
+            <w:shd w:fill="F5F7FF" w:color="auto" w:val="clear"/>
+            <w:tcMar>
+              <w:top w:type="dxa" w:w="60"/>
+              <w:left w:type="dxa" w:w="100"/>
+              <w:bottom w:type="dxa" w:w="60"/>
+              <w:right w:type="dxa" w:w="100"/>
+            </w:tcMar>
+          </w:tcPr>
+          <w:p>
+            <w:pPr>
+              <w:spacing w:after="0" w:line="252"/>
+            </w:pPr>
+            <w:r>
+              <w:rPr>
+                <w:b w:val="false"/>
+                <w:bCs w:val="false"/>
+                <w:sz w:val="18"/>
+                <w:szCs w:val="18"/>
+              </w:rPr>
+              <w:t xml:space="preserve">Diseño híbrido: pruebas automáticas y cuestionario experto.</w:t>
             </w:r>
           </w:p>
         </w:tc>
@@ -1351,80 +2632,103 @@
                 <w:sz w:val="18"/>
                 <w:szCs w:val="18"/>
               </w:rPr>
-              <w:t xml:space="preserve">RGPD + LSSI art. 22.2 + Guía de cookies de la AEPD</w:t>
-            </w:r>
-            <w:r>
-              <w:rPr>
-                <w:b w:val="false"/>
-                <w:bCs w:val="false"/>
-                <w:sz w:val="18"/>
-                <w:szCs w:val="18"/>
-              </w:rPr>
-              <w:t xml:space="preserve"> (2023, obligatoria desde el 11/01/2024)</w:t>
-            </w:r>
-          </w:p>
-        </w:tc>
-        <w:tc>
-          <w:tcPr>
-            <w:tcW w:type="dxa" w:w="3900"/>
-            <w:tcBorders>
-              <w:top w:val="single" w:color="CBD5E1" w:sz="4"/>
-              <w:left w:val="single" w:color="CBD5E1" w:sz="4"/>
-              <w:bottom w:val="single" w:color="CBD5E1" w:sz="4"/>
-              <w:right w:val="single" w:color="CBD5E1" w:sz="4"/>
-            </w:tcBorders>
-            <w:shd w:fill="FFFFFF" w:color="auto" w:val="clear"/>
-            <w:tcMar>
-              <w:top w:type="dxa" w:w="60"/>
-              <w:left w:type="dxa" w:w="100"/>
-              <w:bottom w:type="dxa" w:w="60"/>
-              <w:right w:type="dxa" w:w="100"/>
-            </w:tcMar>
-          </w:tcPr>
-          <w:p>
-            <w:pPr>
-              <w:spacing w:after="0" w:line="252"/>
-            </w:pPr>
-            <w:r>
-              <w:rPr>
-                <w:b w:val="false"/>
-                <w:bCs w:val="false"/>
-                <w:sz w:val="18"/>
-                <w:szCs w:val="18"/>
-              </w:rPr>
-              <w:t xml:space="preserve">Consentimiento previo para cookies no técnicas; el botón «Rechazar» debe estar en la primera capa, al mismo nivel y con el mismo diseño que «Aceptar».</w:t>
-            </w:r>
-          </w:p>
-        </w:tc>
-        <w:tc>
-          <w:tcPr>
-            <w:tcW w:type="dxa" w:w="2826"/>
-            <w:tcBorders>
-              <w:top w:val="single" w:color="CBD5E1" w:sz="4"/>
-              <w:left w:val="single" w:color="CBD5E1" w:sz="4"/>
-              <w:bottom w:val="single" w:color="CBD5E1" w:sz="4"/>
-              <w:right w:val="single" w:color="CBD5E1" w:sz="4"/>
-            </w:tcBorders>
-            <w:shd w:fill="FFFFFF" w:color="auto" w:val="clear"/>
-            <w:tcMar>
-              <w:top w:type="dxa" w:w="60"/>
-              <w:left w:type="dxa" w:w="100"/>
-              <w:bottom w:type="dxa" w:w="60"/>
-              <w:right w:type="dxa" w:w="100"/>
-            </w:tcMar>
-          </w:tcPr>
-          <w:p>
-            <w:pPr>
-              <w:spacing w:after="0" w:line="252"/>
-            </w:pPr>
-            <w:r>
-              <w:rPr>
-                <w:b w:val="false"/>
-                <w:bCs w:val="false"/>
-                <w:sz w:val="18"/>
-                <w:szCs w:val="18"/>
-              </w:rPr>
-              <w:t xml:space="preserve">Base de las reglas de cookies y rastreo (D8).</w:t>
+              <w:t xml:space="preserve">EN 301 549</w:t>
+            </w:r>
+          </w:p>
+        </w:tc>
+        <w:tc>
+          <w:tcPr>
+            <w:tcW w:type="dxa" w:w="1500"/>
+            <w:tcBorders>
+              <w:top w:val="single" w:color="CBD5E1" w:sz="4"/>
+              <w:left w:val="single" w:color="CBD5E1" w:sz="4"/>
+              <w:bottom w:val="single" w:color="CBD5E1" w:sz="4"/>
+              <w:right w:val="single" w:color="CBD5E1" w:sz="4"/>
+            </w:tcBorders>
+            <w:shd w:fill="FFFFFF" w:color="auto" w:val="clear"/>
+            <w:tcMar>
+              <w:top w:type="dxa" w:w="60"/>
+              <w:left w:type="dxa" w:w="100"/>
+              <w:bottom w:type="dxa" w:w="60"/>
+              <w:right w:type="dxa" w:w="100"/>
+            </w:tcMar>
+          </w:tcPr>
+          <w:p>
+            <w:pPr>
+              <w:spacing w:after="0" w:line="252"/>
+            </w:pPr>
+            <w:r>
+              <w:rPr>
+                <w:b w:val="false"/>
+                <w:bCs w:val="false"/>
+                <w:sz w:val="18"/>
+                <w:szCs w:val="18"/>
+              </w:rPr>
+              <w:t xml:space="preserve">Norma europea armonizada</w:t>
+            </w:r>
+          </w:p>
+        </w:tc>
+        <w:tc>
+          <w:tcPr>
+            <w:tcW w:type="dxa" w:w="2700"/>
+            <w:tcBorders>
+              <w:top w:val="single" w:color="CBD5E1" w:sz="4"/>
+              <w:left w:val="single" w:color="CBD5E1" w:sz="4"/>
+              <w:bottom w:val="single" w:color="CBD5E1" w:sz="4"/>
+              <w:right w:val="single" w:color="CBD5E1" w:sz="4"/>
+            </w:tcBorders>
+            <w:shd w:fill="FFFFFF" w:color="auto" w:val="clear"/>
+            <w:tcMar>
+              <w:top w:type="dxa" w:w="60"/>
+              <w:left w:type="dxa" w:w="100"/>
+              <w:bottom w:type="dxa" w:w="60"/>
+              <w:right w:type="dxa" w:w="100"/>
+            </w:tcMar>
+          </w:tcPr>
+          <w:p>
+            <w:pPr>
+              <w:spacing w:after="0" w:line="252"/>
+            </w:pPr>
+            <w:r>
+              <w:rPr>
+                <w:b w:val="false"/>
+                <w:bCs w:val="false"/>
+                <w:sz w:val="18"/>
+                <w:szCs w:val="18"/>
+              </w:rPr>
+              <w:t xml:space="preserve">Requisitos de accesibilidad para productos y servicios TIC.</w:t>
+            </w:r>
+          </w:p>
+        </w:tc>
+        <w:tc>
+          <w:tcPr>
+            <w:tcW w:type="dxa" w:w="2526"/>
+            <w:tcBorders>
+              <w:top w:val="single" w:color="CBD5E1" w:sz="4"/>
+              <w:left w:val="single" w:color="CBD5E1" w:sz="4"/>
+              <w:bottom w:val="single" w:color="CBD5E1" w:sz="4"/>
+              <w:right w:val="single" w:color="CBD5E1" w:sz="4"/>
+            </w:tcBorders>
+            <w:shd w:fill="FFFFFF" w:color="auto" w:val="clear"/>
+            <w:tcMar>
+              <w:top w:type="dxa" w:w="60"/>
+              <w:left w:type="dxa" w:w="100"/>
+              <w:bottom w:type="dxa" w:w="60"/>
+              <w:right w:type="dxa" w:w="100"/>
+            </w:tcMar>
+          </w:tcPr>
+          <w:p>
+            <w:pPr>
+              <w:spacing w:after="0" w:line="252"/>
+            </w:pPr>
+            <w:r>
+              <w:rPr>
+                <w:b w:val="false"/>
+                <w:bCs w:val="false"/>
+                <w:sz w:val="18"/>
+                <w:szCs w:val="18"/>
+              </w:rPr>
+              <w:t xml:space="preserve">Referencia de cumplimiento en la UE.</w:t>
             </w:r>
           </w:p>
         </w:tc>
@@ -1461,22 +2765,13 @@
                 <w:sz w:val="18"/>
                 <w:szCs w:val="18"/>
               </w:rPr>
-              <w:t xml:space="preserve">Reglamento de Servicios Digitales (DSA) art. 25</w:t>
-            </w:r>
-            <w:r>
-              <w:rPr>
-                <w:b w:val="false"/>
-                <w:bCs w:val="false"/>
-                <w:sz w:val="18"/>
-                <w:szCs w:val="18"/>
-              </w:rPr>
-              <w:t xml:space="preserve"> y Directiva 2005/29/CE</w:t>
-            </w:r>
-          </w:p>
-        </w:tc>
-        <w:tc>
-          <w:tcPr>
-            <w:tcW w:type="dxa" w:w="3900"/>
+              <w:t xml:space="preserve">Directiva (UE) 2019/882 · Ley 11/2023</w:t>
+            </w:r>
+          </w:p>
+        </w:tc>
+        <w:tc>
+          <w:tcPr>
+            <w:tcW w:type="dxa" w:w="1500"/>
             <w:tcBorders>
               <w:top w:val="single" w:color="CBD5E1" w:sz="4"/>
               <w:left w:val="single" w:color="CBD5E1" w:sz="4"/>
@@ -1502,13 +2797,13 @@
                 <w:sz w:val="18"/>
                 <w:szCs w:val="18"/>
               </w:rPr>
-              <w:t xml:space="preserve">Prohíben interfaces que engañen o manipulen (patrones oscuros) y las prácticas comerciales desleales (urgencia falsa, costes ocultos).</w:t>
-            </w:r>
-          </w:p>
-        </w:tc>
-        <w:tc>
-          <w:tcPr>
-            <w:tcW w:type="dxa" w:w="2826"/>
+              <w:t xml:space="preserve">Legislación</w:t>
+            </w:r>
+          </w:p>
+        </w:tc>
+        <w:tc>
+          <w:tcPr>
+            <w:tcW w:type="dxa" w:w="2700"/>
             <w:tcBorders>
               <w:top w:val="single" w:color="CBD5E1" w:sz="4"/>
               <w:left w:val="single" w:color="CBD5E1" w:sz="4"/>
@@ -1534,7 +2829,39 @@
                 <w:sz w:val="18"/>
                 <w:szCs w:val="18"/>
               </w:rPr>
-              <w:t xml:space="preserve">Reglas de patrones oscuros (D8).</w:t>
+              <w:t xml:space="preserve">Accesibilidad obligatoria de servicios privados desde el 28/06/2025.</w:t>
+            </w:r>
+          </w:p>
+        </w:tc>
+        <w:tc>
+          <w:tcPr>
+            <w:tcW w:type="dxa" w:w="2526"/>
+            <w:tcBorders>
+              <w:top w:val="single" w:color="CBD5E1" w:sz="4"/>
+              <w:left w:val="single" w:color="CBD5E1" w:sz="4"/>
+              <w:bottom w:val="single" w:color="CBD5E1" w:sz="4"/>
+              <w:right w:val="single" w:color="CBD5E1" w:sz="4"/>
+            </w:tcBorders>
+            <w:shd w:fill="F5F7FF" w:color="auto" w:val="clear"/>
+            <w:tcMar>
+              <w:top w:type="dxa" w:w="60"/>
+              <w:left w:type="dxa" w:w="100"/>
+              <w:bottom w:type="dxa" w:w="60"/>
+              <w:right w:type="dxa" w:w="100"/>
+            </w:tcMar>
+          </w:tcPr>
+          <w:p>
+            <w:pPr>
+              <w:spacing w:after="0" w:line="252"/>
+            </w:pPr>
+            <w:r>
+              <w:rPr>
+                <w:b w:val="false"/>
+                <w:bCs w:val="false"/>
+                <w:sz w:val="18"/>
+                <w:szCs w:val="18"/>
+              </w:rPr>
+              <w:t xml:space="preserve">Peso del 25 % de D1 y techos de nota.</w:t>
             </w:r>
           </w:p>
         </w:tc>
@@ -1571,71 +2898,103 @@
                 <w:sz w:val="18"/>
                 <w:szCs w:val="18"/>
               </w:rPr>
-              <w:t xml:space="preserve">Reglamento (UE) 2024/1689 de IA, art. 50</w:t>
-            </w:r>
-          </w:p>
-        </w:tc>
-        <w:tc>
-          <w:tcPr>
-            <w:tcW w:type="dxa" w:w="3900"/>
-            <w:tcBorders>
-              <w:top w:val="single" w:color="CBD5E1" w:sz="4"/>
-              <w:left w:val="single" w:color="CBD5E1" w:sz="4"/>
-              <w:bottom w:val="single" w:color="CBD5E1" w:sz="4"/>
-              <w:right w:val="single" w:color="CBD5E1" w:sz="4"/>
-            </w:tcBorders>
-            <w:shd w:fill="FFFFFF" w:color="auto" w:val="clear"/>
-            <w:tcMar>
-              <w:top w:type="dxa" w:w="60"/>
-              <w:left w:type="dxa" w:w="100"/>
-              <w:bottom w:type="dxa" w:w="60"/>
-              <w:right w:type="dxa" w:w="100"/>
-            </w:tcMar>
-          </w:tcPr>
-          <w:p>
-            <w:pPr>
-              <w:spacing w:after="0" w:line="252"/>
-            </w:pPr>
-            <w:r>
-              <w:rPr>
-                <w:b w:val="false"/>
-                <w:bCs w:val="false"/>
-                <w:sz w:val="18"/>
-                <w:szCs w:val="18"/>
-              </w:rPr>
-              <w:t xml:space="preserve">Desde agosto de 2026, obliga a informar al usuario de que interactúa con un sistema de IA.</w:t>
-            </w:r>
-          </w:p>
-        </w:tc>
-        <w:tc>
-          <w:tcPr>
-            <w:tcW w:type="dxa" w:w="2826"/>
-            <w:tcBorders>
-              <w:top w:val="single" w:color="CBD5E1" w:sz="4"/>
-              <w:left w:val="single" w:color="CBD5E1" w:sz="4"/>
-              <w:bottom w:val="single" w:color="CBD5E1" w:sz="4"/>
-              <w:right w:val="single" w:color="CBD5E1" w:sz="4"/>
-            </w:tcBorders>
-            <w:shd w:fill="FFFFFF" w:color="auto" w:val="clear"/>
-            <w:tcMar>
-              <w:top w:type="dxa" w:w="60"/>
-              <w:left w:type="dxa" w:w="100"/>
-              <w:bottom w:type="dxa" w:w="60"/>
-              <w:right w:type="dxa" w:w="100"/>
-            </w:tcMar>
-          </w:tcPr>
-          <w:p>
-            <w:pPr>
-              <w:spacing w:after="0" w:line="252"/>
-            </w:pPr>
-            <w:r>
-              <w:rPr>
-                <w:b w:val="false"/>
-                <w:bCs w:val="false"/>
-                <w:sz w:val="18"/>
-                <w:szCs w:val="18"/>
-              </w:rPr>
-              <w:t xml:space="preserve">Pregunta experta de transparencia de IA (D8).</w:t>
+              <w:t xml:space="preserve">Directiva (UE) 2016/2102 · RD 1112/2018</w:t>
+            </w:r>
+          </w:p>
+        </w:tc>
+        <w:tc>
+          <w:tcPr>
+            <w:tcW w:type="dxa" w:w="1500"/>
+            <w:tcBorders>
+              <w:top w:val="single" w:color="CBD5E1" w:sz="4"/>
+              <w:left w:val="single" w:color="CBD5E1" w:sz="4"/>
+              <w:bottom w:val="single" w:color="CBD5E1" w:sz="4"/>
+              <w:right w:val="single" w:color="CBD5E1" w:sz="4"/>
+            </w:tcBorders>
+            <w:shd w:fill="FFFFFF" w:color="auto" w:val="clear"/>
+            <w:tcMar>
+              <w:top w:type="dxa" w:w="60"/>
+              <w:left w:type="dxa" w:w="100"/>
+              <w:bottom w:type="dxa" w:w="60"/>
+              <w:right w:type="dxa" w:w="100"/>
+            </w:tcMar>
+          </w:tcPr>
+          <w:p>
+            <w:pPr>
+              <w:spacing w:after="0" w:line="252"/>
+            </w:pPr>
+            <w:r>
+              <w:rPr>
+                <w:b w:val="false"/>
+                <w:bCs w:val="false"/>
+                <w:sz w:val="18"/>
+                <w:szCs w:val="18"/>
+              </w:rPr>
+              <w:t xml:space="preserve">Legislación</w:t>
+            </w:r>
+          </w:p>
+        </w:tc>
+        <w:tc>
+          <w:tcPr>
+            <w:tcW w:type="dxa" w:w="2700"/>
+            <w:tcBorders>
+              <w:top w:val="single" w:color="CBD5E1" w:sz="4"/>
+              <w:left w:val="single" w:color="CBD5E1" w:sz="4"/>
+              <w:bottom w:val="single" w:color="CBD5E1" w:sz="4"/>
+              <w:right w:val="single" w:color="CBD5E1" w:sz="4"/>
+            </w:tcBorders>
+            <w:shd w:fill="FFFFFF" w:color="auto" w:val="clear"/>
+            <w:tcMar>
+              <w:top w:type="dxa" w:w="60"/>
+              <w:left w:type="dxa" w:w="100"/>
+              <w:bottom w:type="dxa" w:w="60"/>
+              <w:right w:type="dxa" w:w="100"/>
+            </w:tcMar>
+          </w:tcPr>
+          <w:p>
+            <w:pPr>
+              <w:spacing w:after="0" w:line="252"/>
+            </w:pPr>
+            <w:r>
+              <w:rPr>
+                <w:b w:val="false"/>
+                <w:bCs w:val="false"/>
+                <w:sz w:val="18"/>
+                <w:szCs w:val="18"/>
+              </w:rPr>
+              <w:t xml:space="preserve">Accesibilidad de webs y apps del sector público.</w:t>
+            </w:r>
+          </w:p>
+        </w:tc>
+        <w:tc>
+          <w:tcPr>
+            <w:tcW w:type="dxa" w:w="2526"/>
+            <w:tcBorders>
+              <w:top w:val="single" w:color="CBD5E1" w:sz="4"/>
+              <w:left w:val="single" w:color="CBD5E1" w:sz="4"/>
+              <w:bottom w:val="single" w:color="CBD5E1" w:sz="4"/>
+              <w:right w:val="single" w:color="CBD5E1" w:sz="4"/>
+            </w:tcBorders>
+            <w:shd w:fill="FFFFFF" w:color="auto" w:val="clear"/>
+            <w:tcMar>
+              <w:top w:type="dxa" w:w="60"/>
+              <w:left w:type="dxa" w:w="100"/>
+              <w:bottom w:type="dxa" w:w="60"/>
+              <w:right w:type="dxa" w:w="100"/>
+            </w:tcMar>
+          </w:tcPr>
+          <w:p>
+            <w:pPr>
+              <w:spacing w:after="0" w:line="252"/>
+            </w:pPr>
+            <w:r>
+              <w:rPr>
+                <w:b w:val="false"/>
+                <w:bCs w:val="false"/>
+                <w:sz w:val="18"/>
+                <w:szCs w:val="18"/>
+              </w:rPr>
+              <w:t xml:space="preserve">Referencia para webs públicas.</w:t>
             </w:r>
           </w:p>
         </w:tc>
@@ -1672,22 +3031,13 @@
                 <w:sz w:val="18"/>
                 <w:szCs w:val="18"/>
               </w:rPr>
-              <w:t xml:space="preserve">ISO 24495-1:2023</w:t>
-            </w:r>
-            <w:r>
-              <w:rPr>
-                <w:b w:val="false"/>
-                <w:bCs w:val="false"/>
-                <w:sz w:val="18"/>
-                <w:szCs w:val="18"/>
-              </w:rPr>
-              <w:t xml:space="preserve"> Lenguaje claro</w:t>
-            </w:r>
-          </w:p>
-        </w:tc>
-        <w:tc>
-          <w:tcPr>
-            <w:tcW w:type="dxa" w:w="3900"/>
+              <w:t xml:space="preserve">RGPD · LSSI · Guía de cookies de la AEPD (2023)</w:t>
+            </w:r>
+          </w:p>
+        </w:tc>
+        <w:tc>
+          <w:tcPr>
+            <w:tcW w:type="dxa" w:w="1500"/>
             <w:tcBorders>
               <w:top w:val="single" w:color="CBD5E1" w:sz="4"/>
               <w:left w:val="single" w:color="CBD5E1" w:sz="4"/>
@@ -1713,13 +3063,13 @@
                 <w:sz w:val="18"/>
                 <w:szCs w:val="18"/>
               </w:rPr>
-              <w:t xml:space="preserve">Principios para que el lector encuentre, entienda y use la información a la primera.</w:t>
-            </w:r>
-          </w:p>
-        </w:tc>
-        <w:tc>
-          <w:tcPr>
-            <w:tcW w:type="dxa" w:w="2826"/>
+              <w:t xml:space="preserve">Legislación y guía de la autoridad de control</w:t>
+            </w:r>
+          </w:p>
+        </w:tc>
+        <w:tc>
+          <w:tcPr>
+            <w:tcW w:type="dxa" w:w="2700"/>
             <w:tcBorders>
               <w:top w:val="single" w:color="CBD5E1" w:sz="4"/>
               <w:left w:val="single" w:color="CBD5E1" w:sz="4"/>
@@ -1745,7 +3095,305 @@
                 <w:sz w:val="18"/>
                 <w:szCs w:val="18"/>
               </w:rPr>
-              <w:t xml:space="preserve">Regla de legibilidad (D4).</w:t>
+              <w:t xml:space="preserve">Consentimiento previo; «Rechazar» al mismo nivel que «Aceptar».</w:t>
+            </w:r>
+          </w:p>
+        </w:tc>
+        <w:tc>
+          <w:tcPr>
+            <w:tcW w:type="dxa" w:w="2526"/>
+            <w:tcBorders>
+              <w:top w:val="single" w:color="CBD5E1" w:sz="4"/>
+              <w:left w:val="single" w:color="CBD5E1" w:sz="4"/>
+              <w:bottom w:val="single" w:color="CBD5E1" w:sz="4"/>
+              <w:right w:val="single" w:color="CBD5E1" w:sz="4"/>
+            </w:tcBorders>
+            <w:shd w:fill="F5F7FF" w:color="auto" w:val="clear"/>
+            <w:tcMar>
+              <w:top w:type="dxa" w:w="60"/>
+              <w:left w:type="dxa" w:w="100"/>
+              <w:bottom w:type="dxa" w:w="60"/>
+              <w:right w:type="dxa" w:w="100"/>
+            </w:tcMar>
+          </w:tcPr>
+          <w:p>
+            <w:pPr>
+              <w:spacing w:after="0" w:line="252"/>
+            </w:pPr>
+            <w:r>
+              <w:rPr>
+                <w:b w:val="false"/>
+                <w:bCs w:val="false"/>
+                <w:sz w:val="18"/>
+                <w:szCs w:val="18"/>
+              </w:rPr>
+              <w:t xml:space="preserve">Reglas de cookies y de rastreo previo (D8).</w:t>
+            </w:r>
+          </w:p>
+        </w:tc>
+      </w:tr>
+      <w:tr>
+        <w:trPr>
+          <w:cantSplit/>
+        </w:trPr>
+        <w:tc>
+          <w:tcPr>
+            <w:tcW w:type="dxa" w:w="2300"/>
+            <w:tcBorders>
+              <w:top w:val="single" w:color="CBD5E1" w:sz="4"/>
+              <w:left w:val="single" w:color="CBD5E1" w:sz="4"/>
+              <w:bottom w:val="single" w:color="CBD5E1" w:sz="4"/>
+              <w:right w:val="single" w:color="CBD5E1" w:sz="4"/>
+            </w:tcBorders>
+            <w:shd w:fill="FFFFFF" w:color="auto" w:val="clear"/>
+            <w:tcMar>
+              <w:top w:type="dxa" w:w="60"/>
+              <w:left w:type="dxa" w:w="100"/>
+              <w:bottom w:type="dxa" w:w="60"/>
+              <w:right w:type="dxa" w:w="100"/>
+            </w:tcMar>
+          </w:tcPr>
+          <w:p>
+            <w:pPr>
+              <w:spacing w:after="0" w:line="252"/>
+            </w:pPr>
+            <w:r>
+              <w:rPr>
+                <w:b/>
+                <w:bCs/>
+                <w:sz w:val="18"/>
+                <w:szCs w:val="18"/>
+              </w:rPr>
+              <w:t xml:space="preserve">DSA art. 25 · Directiva 2005/29/CE · Directrices CEPD 03/2022</w:t>
+            </w:r>
+          </w:p>
+        </w:tc>
+        <w:tc>
+          <w:tcPr>
+            <w:tcW w:type="dxa" w:w="1500"/>
+            <w:tcBorders>
+              <w:top w:val="single" w:color="CBD5E1" w:sz="4"/>
+              <w:left w:val="single" w:color="CBD5E1" w:sz="4"/>
+              <w:bottom w:val="single" w:color="CBD5E1" w:sz="4"/>
+              <w:right w:val="single" w:color="CBD5E1" w:sz="4"/>
+            </w:tcBorders>
+            <w:shd w:fill="FFFFFF" w:color="auto" w:val="clear"/>
+            <w:tcMar>
+              <w:top w:type="dxa" w:w="60"/>
+              <w:left w:type="dxa" w:w="100"/>
+              <w:bottom w:type="dxa" w:w="60"/>
+              <w:right w:type="dxa" w:w="100"/>
+            </w:tcMar>
+          </w:tcPr>
+          <w:p>
+            <w:pPr>
+              <w:spacing w:after="0" w:line="252"/>
+            </w:pPr>
+            <w:r>
+              <w:rPr>
+                <w:b w:val="false"/>
+                <w:bCs w:val="false"/>
+                <w:sz w:val="18"/>
+                <w:szCs w:val="18"/>
+              </w:rPr>
+              <w:t xml:space="preserve">Legislación y directrices</w:t>
+            </w:r>
+          </w:p>
+        </w:tc>
+        <w:tc>
+          <w:tcPr>
+            <w:tcW w:type="dxa" w:w="2700"/>
+            <w:tcBorders>
+              <w:top w:val="single" w:color="CBD5E1" w:sz="4"/>
+              <w:left w:val="single" w:color="CBD5E1" w:sz="4"/>
+              <w:bottom w:val="single" w:color="CBD5E1" w:sz="4"/>
+              <w:right w:val="single" w:color="CBD5E1" w:sz="4"/>
+            </w:tcBorders>
+            <w:shd w:fill="FFFFFF" w:color="auto" w:val="clear"/>
+            <w:tcMar>
+              <w:top w:type="dxa" w:w="60"/>
+              <w:left w:type="dxa" w:w="100"/>
+              <w:bottom w:type="dxa" w:w="60"/>
+              <w:right w:type="dxa" w:w="100"/>
+            </w:tcMar>
+          </w:tcPr>
+          <w:p>
+            <w:pPr>
+              <w:spacing w:after="0" w:line="252"/>
+            </w:pPr>
+            <w:r>
+              <w:rPr>
+                <w:b w:val="false"/>
+                <w:bCs w:val="false"/>
+                <w:sz w:val="18"/>
+                <w:szCs w:val="18"/>
+              </w:rPr>
+              <w:t xml:space="preserve">Prohibición de patrones oscuros y prácticas desleales.</w:t>
+            </w:r>
+          </w:p>
+        </w:tc>
+        <w:tc>
+          <w:tcPr>
+            <w:tcW w:type="dxa" w:w="2526"/>
+            <w:tcBorders>
+              <w:top w:val="single" w:color="CBD5E1" w:sz="4"/>
+              <w:left w:val="single" w:color="CBD5E1" w:sz="4"/>
+              <w:bottom w:val="single" w:color="CBD5E1" w:sz="4"/>
+              <w:right w:val="single" w:color="CBD5E1" w:sz="4"/>
+            </w:tcBorders>
+            <w:shd w:fill="FFFFFF" w:color="auto" w:val="clear"/>
+            <w:tcMar>
+              <w:top w:type="dxa" w:w="60"/>
+              <w:left w:type="dxa" w:w="100"/>
+              <w:bottom w:type="dxa" w:w="60"/>
+              <w:right w:type="dxa" w:w="100"/>
+            </w:tcMar>
+          </w:tcPr>
+          <w:p>
+            <w:pPr>
+              <w:spacing w:after="0" w:line="252"/>
+            </w:pPr>
+            <w:r>
+              <w:rPr>
+                <w:b w:val="false"/>
+                <w:bCs w:val="false"/>
+                <w:sz w:val="18"/>
+                <w:szCs w:val="18"/>
+              </w:rPr>
+              <w:t xml:space="preserve">Reglas de casillas premarcadas, confirmshaming y urgencia falsa (D8).</w:t>
+            </w:r>
+          </w:p>
+        </w:tc>
+      </w:tr>
+      <w:tr>
+        <w:trPr>
+          <w:cantSplit/>
+        </w:trPr>
+        <w:tc>
+          <w:tcPr>
+            <w:tcW w:type="dxa" w:w="2300"/>
+            <w:tcBorders>
+              <w:top w:val="single" w:color="CBD5E1" w:sz="4"/>
+              <w:left w:val="single" w:color="CBD5E1" w:sz="4"/>
+              <w:bottom w:val="single" w:color="CBD5E1" w:sz="4"/>
+              <w:right w:val="single" w:color="CBD5E1" w:sz="4"/>
+            </w:tcBorders>
+            <w:shd w:fill="F5F7FF" w:color="auto" w:val="clear"/>
+            <w:tcMar>
+              <w:top w:type="dxa" w:w="60"/>
+              <w:left w:type="dxa" w:w="100"/>
+              <w:bottom w:type="dxa" w:w="60"/>
+              <w:right w:type="dxa" w:w="100"/>
+            </w:tcMar>
+          </w:tcPr>
+          <w:p>
+            <w:pPr>
+              <w:spacing w:after="0" w:line="252"/>
+            </w:pPr>
+            <w:r>
+              <w:rPr>
+                <w:b/>
+                <w:bCs/>
+                <w:sz w:val="18"/>
+                <w:szCs w:val="18"/>
+              </w:rPr>
+              <w:t xml:space="preserve">Reglamento (UE) 2024/1689, art. 50</w:t>
+            </w:r>
+          </w:p>
+        </w:tc>
+        <w:tc>
+          <w:tcPr>
+            <w:tcW w:type="dxa" w:w="1500"/>
+            <w:tcBorders>
+              <w:top w:val="single" w:color="CBD5E1" w:sz="4"/>
+              <w:left w:val="single" w:color="CBD5E1" w:sz="4"/>
+              <w:bottom w:val="single" w:color="CBD5E1" w:sz="4"/>
+              <w:right w:val="single" w:color="CBD5E1" w:sz="4"/>
+            </w:tcBorders>
+            <w:shd w:fill="F5F7FF" w:color="auto" w:val="clear"/>
+            <w:tcMar>
+              <w:top w:type="dxa" w:w="60"/>
+              <w:left w:type="dxa" w:w="100"/>
+              <w:bottom w:type="dxa" w:w="60"/>
+              <w:right w:type="dxa" w:w="100"/>
+            </w:tcMar>
+          </w:tcPr>
+          <w:p>
+            <w:pPr>
+              <w:spacing w:after="0" w:line="252"/>
+            </w:pPr>
+            <w:r>
+              <w:rPr>
+                <w:b w:val="false"/>
+                <w:bCs w:val="false"/>
+                <w:sz w:val="18"/>
+                <w:szCs w:val="18"/>
+              </w:rPr>
+              <w:t xml:space="preserve">Legislación</w:t>
+            </w:r>
+          </w:p>
+        </w:tc>
+        <w:tc>
+          <w:tcPr>
+            <w:tcW w:type="dxa" w:w="2700"/>
+            <w:tcBorders>
+              <w:top w:val="single" w:color="CBD5E1" w:sz="4"/>
+              <w:left w:val="single" w:color="CBD5E1" w:sz="4"/>
+              <w:bottom w:val="single" w:color="CBD5E1" w:sz="4"/>
+              <w:right w:val="single" w:color="CBD5E1" w:sz="4"/>
+            </w:tcBorders>
+            <w:shd w:fill="F5F7FF" w:color="auto" w:val="clear"/>
+            <w:tcMar>
+              <w:top w:type="dxa" w:w="60"/>
+              <w:left w:type="dxa" w:w="100"/>
+              <w:bottom w:type="dxa" w:w="60"/>
+              <w:right w:type="dxa" w:w="100"/>
+            </w:tcMar>
+          </w:tcPr>
+          <w:p>
+            <w:pPr>
+              <w:spacing w:after="0" w:line="252"/>
+            </w:pPr>
+            <w:r>
+              <w:rPr>
+                <w:b w:val="false"/>
+                <w:bCs w:val="false"/>
+                <w:sz w:val="18"/>
+                <w:szCs w:val="18"/>
+              </w:rPr>
+              <w:t xml:space="preserve">Transparencia en la interacción con sistemas de IA.</w:t>
+            </w:r>
+          </w:p>
+        </w:tc>
+        <w:tc>
+          <w:tcPr>
+            <w:tcW w:type="dxa" w:w="2526"/>
+            <w:tcBorders>
+              <w:top w:val="single" w:color="CBD5E1" w:sz="4"/>
+              <w:left w:val="single" w:color="CBD5E1" w:sz="4"/>
+              <w:bottom w:val="single" w:color="CBD5E1" w:sz="4"/>
+              <w:right w:val="single" w:color="CBD5E1" w:sz="4"/>
+            </w:tcBorders>
+            <w:shd w:fill="F5F7FF" w:color="auto" w:val="clear"/>
+            <w:tcMar>
+              <w:top w:type="dxa" w:w="60"/>
+              <w:left w:type="dxa" w:w="100"/>
+              <w:bottom w:type="dxa" w:w="60"/>
+              <w:right w:type="dxa" w:w="100"/>
+            </w:tcMar>
+          </w:tcPr>
+          <w:p>
+            <w:pPr>
+              <w:spacing w:after="0" w:line="252"/>
+            </w:pPr>
+            <w:r>
+              <w:rPr>
+                <w:b w:val="false"/>
+                <w:bCs w:val="false"/>
+                <w:sz w:val="18"/>
+                <w:szCs w:val="18"/>
+              </w:rPr>
+              <w:t xml:space="preserve">Pregunta experta de transparencia de la IA (D8).</w:t>
             </w:r>
           </w:p>
         </w:tc>
@@ -1764,34 +3412,34 @@
           <w:sz w:val="18"/>
           <w:szCs w:val="18"/>
         </w:rPr>
-        <w:t xml:space="preserve">Tabla 1. Normas formales relacionadas con la UX.</w:t>
+        <w:t xml:space="preserve">Tabla 1. Normas, recomendaciones y legislación que fundamentan el IUX.</w:t>
       </w:r>
     </w:p>
     <w:p>
       <w:pPr>
         <w:pStyle w:val="Heading2"/>
       </w:pPr>
-      <w:r>
-        <w:t xml:space="preserve">1.2 Referentes de la industria</w:t>
-      </w:r>
-    </w:p>
-    <w:p>
-      <w:pPr>
-        <w:pStyle w:val="Heading3"/>
-      </w:pPr>
-      <w:r>
-        <w:t xml:space="preserve">Heurísticas y principios de diseño</w:t>
-      </w:r>
-    </w:p>
-    <w:p>
-      <w:pPr>
-        <w:pStyle w:val="ListParagraph"/>
-        <w:numPr>
-          <w:ilvl w:val="0"/>
-          <w:numId w:val="2"/>
-        </w:numPr>
-        <w:spacing w:after="60" w:line="264"/>
-      </w:pPr>
+      <w:bookmarkStart w:id="1005" w:name="_Toc900005"/>
+      <w:r>
+        <w:t xml:space="preserve">1.4 Heurísticas y principios de diseño</w:t>
+      </w:r>
+      <w:bookmarkEnd w:id="1005"/>
+    </w:p>
+    <w:p>
+      <w:pPr>
+        <w:spacing w:after="120" w:line="276"/>
+      </w:pPr>
+      <w:r>
+        <w:t xml:space="preserve">Si las normas establecen qué nivel de calidad debe alcanzarse, las heurísticas y los principios de diseño aportan el conocimiento para inspeccionar una interfaz y decidir cómo mejorarla. Su valor es diagnóstico, no normativo: no fijan umbrales, sino preguntas que un experto se plantea ante cada pantalla.</w:t>
+      </w:r>
+    </w:p>
+    <w:p>
+      <w:pPr>
+        <w:spacing w:after="120" w:line="276"/>
+      </w:pPr>
+      <w:r>
+        <w:t xml:space="preserve">Las </w:t>
+      </w:r>
       <w:r>
         <w:rPr>
           <w:b/>
@@ -1800,85 +3448,7 @@
         <w:t xml:space="preserve">10 heurísticas de usabilidad de Jakob Nielsen</w:t>
       </w:r>
       <w:r>
-        <w:t xml:space="preserve"> (Nielsen Norman Group): visibilidad del estado del sistema, correspondencia con el mundo real, control y libertad del usuario, consistencia y estándares, prevención de errores, reconocer antes que recordar, flexibilidad y eficiencia, diseño estético y minimalista, ayudar a reconocer y recuperarse de errores, y ayuda y documentación. Es el método de </w:t>
-      </w:r>
-      <w:r>
-        <w:rPr>
-          <w:b/>
-          <w:bCs/>
-        </w:rPr>
-        <w:t xml:space="preserve">evaluación heurística</w:t>
-      </w:r>
-      <w:r>
-        <w:t xml:space="preserve"> más utilizado.</w:t>
-      </w:r>
-    </w:p>
-    <w:p>
-      <w:pPr>
-        <w:pStyle w:val="ListParagraph"/>
-        <w:numPr>
-          <w:ilvl w:val="0"/>
-          <w:numId w:val="2"/>
-        </w:numPr>
-        <w:spacing w:after="60" w:line="264"/>
-      </w:pPr>
-      <w:r>
-        <w:rPr>
-          <w:b/>
-          <w:bCs/>
-        </w:rPr>
-        <w:t xml:space="preserve">8 reglas de oro de Ben Shneiderman</w:t>
-      </w:r>
-      <w:r>
-        <w:t xml:space="preserve">: consistencia, atajos para usuarios expertos, retroalimentación informativa, diálogos con cierre, prevención de errores, deshacer fácil, control del usuario y reducir la carga de memoria.</w:t>
-      </w:r>
-    </w:p>
-    <w:p>
-      <w:pPr>
-        <w:pStyle w:val="ListParagraph"/>
-        <w:numPr>
-          <w:ilvl w:val="0"/>
-          <w:numId w:val="2"/>
-        </w:numPr>
-        <w:spacing w:after="60" w:line="264"/>
-      </w:pPr>
-      <w:r>
-        <w:rPr>
-          <w:b/>
-          <w:bCs/>
-        </w:rPr>
-        <w:t xml:space="preserve">Principios de Don Norman</w:t>
-      </w:r>
-      <w:r>
-        <w:t xml:space="preserve"> («The Design of Everyday Things»): affordances, significantes, retroalimentación, mapeo, restricciones y modelo conceptual.</w:t>
-      </w:r>
-    </w:p>
-    <w:p>
-      <w:pPr>
-        <w:pStyle w:val="ListParagraph"/>
-        <w:numPr>
-          <w:ilvl w:val="0"/>
-          <w:numId w:val="2"/>
-        </w:numPr>
-        <w:spacing w:after="60" w:line="264"/>
-      </w:pPr>
-      <w:r>
-        <w:rPr>
-          <w:b/>
-          <w:bCs/>
-        </w:rPr>
-        <w:t xml:space="preserve">Principios de la Gestalt</w:t>
-      </w:r>
-      <w:r>
-        <w:t xml:space="preserve">: proximidad, semejanza, cierre, continuidad y figura-fondo; explican cómo el usuario agrupa visualmente la información.</w:t>
-      </w:r>
-    </w:p>
-    <w:p>
-      <w:pPr>
-        <w:pStyle w:val="Heading3"/>
-      </w:pPr>
-      <w:r>
-        <w:t xml:space="preserve">Steve Krug: «No me hagas pensar» y «Haz fácil lo imposible»</w:t>
+        <w:t xml:space="preserve">, formuladas con Rolf Molich en 1990 y revisadas por Nielsen en 1994, son el instrumento de inspección más extendido. Son: visibilidad del estado del sistema, correspondencia con el mundo real, control y libertad del usuario, consistencia y estándares, prevención de errores, reconocer antes que recordar, flexibilidad y eficiencia, diseño estético y minimalista, ayuda para reconocer y recuperarse de los errores, y ayuda y documentación.</w:t>
       </w:r>
     </w:p>
     <w:p>
@@ -1886,27 +3456,41 @@
         <w:spacing w:after="120" w:line="276"/>
       </w:pPr>
       <w:r>
-        <w:t xml:space="preserve">Steve Krug es uno de los referentes más citados de la usabilidad web. Sus dos libros más conocidos son </w:t>
-      </w:r>
-      <w:r>
-        <w:rPr>
-          <w:b/>
-          <w:bCs/>
-        </w:rPr>
-        <w:t xml:space="preserve">«No me hagas pensar»</w:t>
-      </w:r>
-      <w:r>
-        <w:t xml:space="preserve"> (Don't Make Me Think: 1.ª ed. 2000, 3.ª ed. «Revisited» 2014; en español, Anaya) y </w:t>
-      </w:r>
-      <w:r>
-        <w:rPr>
-          <w:b/>
-          <w:bCs/>
-        </w:rPr>
-        <w:t xml:space="preserve">«Haz fácil lo imposible: la guía para detectar y determinar los problemas de usabilidad»</w:t>
-      </w:r>
-      <w:r>
-        <w:t xml:space="preserve"> (Rocket Surgery Made Easy, 2010; Anaya). Su enfoque es práctico: la usabilidad no se consigue con teoría, sino con sentido común y observando a personas reales.</w:t>
+        <w:t xml:space="preserve">Su limitación conocida es la dependencia del evaluador: cada experto pasa por alto parte de los problemas. Por eso Nielsen Norman Group recomienda que entre tres y cinco personas evalúen la interfaz de forma independiente. En el UX-Auditor, las heurísticas que no pueden medirse automáticamente forman parte del cuestionario experto. Lo aconsejable es que lo respondan varios miembros del equipo y pongan en común sus respuestas, ya que la herramienta registra un único fichero de respuestas por auditoría.</w:t>
+      </w:r>
+    </w:p>
+    <w:p>
+      <w:pPr>
+        <w:spacing w:after="120" w:line="276"/>
+      </w:pPr>
+      <w:r>
+        <w:t xml:space="preserve">Las heurísticas se apoyan en principios más generales. Don Norman (2013) explica la interacción mediante affordances, significantes, mapeo, retroalimentación y restricciones: un control debe comunicar por sí mismo qué se puede hacer con él. Las ocho reglas de oro de Ben Shneiderman (Shneiderman et al., 2016) insisten en la consistencia, la retroalimentación informativa, la prevención de errores, la reversibilidad de las acciones y la reducción de la carga de memoria. Los principios de la Gestalt (proximidad, semejanza, continuidad, cierre y figura-fondo) explican cómo agrupamos visualmente la información. En el auditor, estos principios se reflejan en reglas como que todo lo clicable tenga semántica de control y se distinga del texto, o que cada pantalla tenga una sola llamada a la acción principal.</w:t>
+      </w:r>
+    </w:p>
+    <w:p>
+      <w:pPr>
+        <w:pStyle w:val="Heading2"/>
+      </w:pPr>
+      <w:bookmarkStart w:id="1006" w:name="_Toc900006"/>
+      <w:r>
+        <w:t xml:space="preserve">1.5 Steve Krug: «No me hagas pensar» y «Haz fácil lo imposible»</w:t>
+      </w:r>
+      <w:bookmarkEnd w:id="1006"/>
+    </w:p>
+    <w:p>
+      <w:pPr>
+        <w:spacing w:after="120" w:line="276"/>
+      </w:pPr>
+      <w:r>
+        <w:t xml:space="preserve">Steve Krug aporta el enfoque más pragmático y uno de los más influyentes en la práctica profesional. En «No me hagas pensar» (Don't Make Me Think, Revisited, 3.ª ed., 2014) parte de cómo se usa realmente la web: las personas no leen, escanean; eligen la primera opción razonable en lugar de la óptima, lo que Herbert Simon (1956) llamó satisficing; y salen del paso sin entender cómo funciona el sistema. De ahí su primera ley de la usabilidad: una página debe ser evidente por sí misma o, como mínimo, autoexplicativa. En «Haz fácil lo imposible» (Rocket Surgery Made Easy, 2010) propone pruebas de usabilidad sencillas y frecuentes: una mañana al mes, tres usuarios y corregir primero los problemas más graves.</w:t>
+      </w:r>
+    </w:p>
+    <w:p>
+      <w:pPr>
+        <w:spacing w:after="120" w:line="276"/>
+      </w:pPr>
+      <w:r>
+        <w:t xml:space="preserve">Su obra no es investigación experimental, sino síntesis de experiencia profesional, y nació centrada en la web de escritorio. Aun así, varias de sus recomendaciones son lo bastante concretas para convertirse en comprobaciones objetivas, algo que no hacen las herramientas de auditoría analizadas en el apartado 02. La tabla 2 resume cómo se han trasladado al UX-Auditor.</w:t>
       </w:r>
     </w:p>
     <w:tbl>
@@ -2296,7 +3880,7 @@
                 <w:sz w:val="18"/>
                 <w:szCs w:val="18"/>
               </w:rPr>
-              <w:t xml:space="preserve">Usar convenciones, crear una jerarquía visual clara, dividir en zonas, que lo clicable sea evidente y reducir el ruido.</w:t>
+              <w:t xml:space="preserve">Usar convenciones, crear una jerarquía visual clara, dividir la página en zonas, hacer evidente lo clicable y reducir el ruido.</w:t>
             </w:r>
           </w:p>
         </w:tc>
@@ -2530,7 +4114,7 @@
                 <w:sz w:val="18"/>
                 <w:szCs w:val="18"/>
               </w:rPr>
-              <w:t xml:space="preserve">NAV-PRUEBA-TRONCO (D6, alta): automatizada por primera vez en una herramienta de auditoría.</w:t>
+              <w:t xml:space="preserve">NAV-PRUEBA-TRONCO (D6, alta). Las herramientas analizadas en el apartado 02 no la incluyen.</w:t>
             </w:r>
           </w:p>
         </w:tc>
@@ -2700,7 +4284,7 @@
                 <w:sz w:val="18"/>
                 <w:szCs w:val="18"/>
               </w:rPr>
-              <w:t xml:space="preserve">Cada usuario llega con una reserva de paciencia. La gastan: ocultar información (teléfono, precios, gastos de envío), castigarle por no escribir los datos a tu manera, pedir datos innecesarios o tener un aspecto descuidado. La recuperan: ahorrar pasos y facilitar recuperarse de los errores.</w:t>
+              <w:t xml:space="preserve">Cada usuario llega con una reserva de paciencia. La gastan: ocultar información (teléfono, precios, gastos de envío), castigarle por no escribir los datos a tu manera, pedir datos innecesarios o tener un aspecto descuidado. La recuperan: ahorrar pasos y facilitar la recuperación de los errores.</w:t>
             </w:r>
           </w:p>
         </w:tc>
@@ -2902,7 +4486,7 @@
                 <w:sz w:val="18"/>
                 <w:szCs w:val="18"/>
               </w:rPr>
-              <w:t xml:space="preserve">Una mañana al mes, tres usuarios, todo el equipo mirando y corregir primero los problemas más graves. Probar con pocos usuarios pronto es mejor que con muchos tarde.</w:t>
+              <w:t xml:space="preserve">Una mañana al mes, tres usuarios, todo el equipo observando y corregir primero los problemas más graves. Probar pronto con pocos usuarios es mejor que tarde con muchos.</w:t>
             </w:r>
           </w:p>
         </w:tc>
@@ -2958,10 +4542,66 @@
     </w:p>
     <w:p>
       <w:pPr>
-        <w:pStyle w:val="Heading3"/>
-      </w:pPr>
-      <w:r>
-        <w:t xml:space="preserve">Leyes de la UX (psicología aplicada)</w:t>
+        <w:pStyle w:val="Heading2"/>
+      </w:pPr>
+      <w:bookmarkStart w:id="1007" w:name="_Toc900007"/>
+      <w:r>
+        <w:t xml:space="preserve">1.6 Investigación aplicada: Baymard Institute y GOV.UK</w:t>
+      </w:r>
+      <w:bookmarkEnd w:id="1007"/>
+    </w:p>
+    <w:p>
+      <w:pPr>
+        <w:spacing w:after="120" w:line="276"/>
+      </w:pPr>
+      <w:r>
+        <w:t xml:space="preserve">Para el comercio electrónico y los formularios, el </w:t>
+      </w:r>
+      <w:r>
+        <w:rPr>
+          <w:b/>
+          <w:bCs/>
+        </w:rPr>
+        <w:t xml:space="preserve">Baymard Institute</w:t>
+      </w:r>
+      <w:r>
+        <w:t xml:space="preserve"> es un referente de investigación aplicada de carácter comercial: afirma basar sus más de 700 directrices en más de 200.000 horas de investigación de UX. Sus estudios sobre el proceso de compra respaldan dos decisiones del IUX: tratar la transparencia del precio total como un requisito (pregunta MAN-COSTES-OCULTOS, D8) y valorar la validación en línea y la prevención de errores en los formularios (D5). Al ser una fuente privada y en gran parte de pago, el auditor no reproduce sus directrices; las usa como respaldo empírico de reglas que se basan, en primer lugar, en normas y legislación.</w:t>
+      </w:r>
+    </w:p>
+    <w:p>
+      <w:pPr>
+        <w:spacing w:after="120" w:line="276"/>
+      </w:pPr>
+      <w:r>
+        <w:t xml:space="preserve">En el ámbito público, el </w:t>
+      </w:r>
+      <w:r>
+        <w:rPr>
+          <w:b/>
+          <w:bCs/>
+        </w:rPr>
+        <w:t xml:space="preserve">GOV.UK Design System</w:t>
+      </w:r>
+      <w:r>
+        <w:t xml:space="preserve"> del Gobierno del Reino Unido documenta componentes y patrones basados en investigación con usuarios, en especial para formularios: etiquetas visibles, mensajes de error junto al campo y un resumen de errores que recibe el foco. Es la fuente de varias reglas de D5, como la de etiquetas visibles, y de la pregunta experta sobre el resumen de errores.</w:t>
+      </w:r>
+    </w:p>
+    <w:p>
+      <w:pPr>
+        <w:pStyle w:val="Heading2"/>
+      </w:pPr>
+      <w:bookmarkStart w:id="1008" w:name="_Toc900008"/>
+      <w:r>
+        <w:t xml:space="preserve">1.7 Leyes de la UX y psicología de la interacción</w:t>
+      </w:r>
+      <w:bookmarkEnd w:id="1008"/>
+    </w:p>
+    <w:p>
+      <w:pPr>
+        <w:spacing w:after="120" w:line="276"/>
+      </w:pPr>
+      <w:r>
+        <w:t xml:space="preserve">Las llamadas leyes de la UX son regularidades empíricas de la psicología cognitiva y de la ergonomía aplicadas al diseño. No son normas y conviene usarlas con cautela: describen tendencias medidas en condiciones de laboratorio que no siempre se trasladan de forma literal a una interfaz. La tabla 3 recoge las más utilizadas, su origen y la regla del auditor en la que se concretan.</w:t>
       </w:r>
     </w:p>
     <w:tbl>
@@ -2977,9 +4617,9 @@
         </w:tblBorders>
       </w:tblPr>
       <w:tblGrid>
-        <w:gridCol w:w="1900"/>
+        <w:gridCol w:w="1700"/>
         <w:gridCol w:w="3600"/>
-        <w:gridCol w:w="3526"/>
+        <w:gridCol w:w="3726"/>
       </w:tblGrid>
       <w:tr>
         <w:trPr>
@@ -2987,7 +4627,7 @@
         </w:trPr>
         <w:tc>
           <w:tcPr>
-            <w:tcW w:type="dxa" w:w="1900"/>
+            <w:tcW w:type="dxa" w:w="1700"/>
             <w:tcBorders>
               <w:top w:val="single" w:color="CBD5E1" w:sz="4"/>
               <w:left w:val="single" w:color="CBD5E1" w:sz="4"/>
@@ -3047,13 +4687,13 @@
                 <w:sz w:val="18"/>
                 <w:szCs w:val="18"/>
               </w:rPr>
-              <w:t xml:space="preserve">Enunciado resumido</w:t>
-            </w:r>
-          </w:p>
-        </w:tc>
-        <w:tc>
-          <w:tcPr>
-            <w:tcW w:type="dxa" w:w="3526"/>
+              <w:t xml:space="preserve">Enunciado y origen</w:t>
+            </w:r>
+          </w:p>
+        </w:tc>
+        <w:tc>
+          <w:tcPr>
+            <w:tcW w:type="dxa" w:w="3726"/>
             <w:tcBorders>
               <w:top w:val="single" w:color="CBD5E1" w:sz="4"/>
               <w:left w:val="single" w:color="CBD5E1" w:sz="4"/>
@@ -3080,7 +4720,7 @@
                 <w:sz w:val="18"/>
                 <w:szCs w:val="18"/>
               </w:rPr>
-              <w:t xml:space="preserve">Consecuencia de diseño</w:t>
+              <w:t xml:space="preserve">Aplicación en el auditor (y matiz)</w:t>
             </w:r>
           </w:p>
         </w:tc>
@@ -3091,7 +4731,7 @@
         </w:trPr>
         <w:tc>
           <w:tcPr>
-            <w:tcW w:type="dxa" w:w="1900"/>
+            <w:tcW w:type="dxa" w:w="1700"/>
             <w:tcBorders>
               <w:top w:val="single" w:color="CBD5E1" w:sz="4"/>
               <w:left w:val="single" w:color="CBD5E1" w:sz="4"/>
@@ -3149,39 +4789,39 @@
                 <w:sz w:val="18"/>
                 <w:szCs w:val="18"/>
               </w:rPr>
-              <w:t xml:space="preserve">El tiempo para alcanzar un objetivo depende de su distancia y tamaño.</w:t>
-            </w:r>
-          </w:p>
-        </w:tc>
-        <w:tc>
-          <w:tcPr>
-            <w:tcW w:type="dxa" w:w="3526"/>
-            <w:tcBorders>
-              <w:top w:val="single" w:color="CBD5E1" w:sz="4"/>
-              <w:left w:val="single" w:color="CBD5E1" w:sz="4"/>
-              <w:bottom w:val="single" w:color="CBD5E1" w:sz="4"/>
-              <w:right w:val="single" w:color="CBD5E1" w:sz="4"/>
-            </w:tcBorders>
-            <w:shd w:fill="FFFFFF" w:color="auto" w:val="clear"/>
-            <w:tcMar>
-              <w:top w:type="dxa" w:w="60"/>
-              <w:left w:type="dxa" w:w="100"/>
-              <w:bottom w:type="dxa" w:w="60"/>
-              <w:right w:type="dxa" w:w="100"/>
-            </w:tcMar>
-          </w:tcPr>
-          <w:p>
-            <w:pPr>
-              <w:spacing w:after="0" w:line="252"/>
-            </w:pPr>
-            <w:r>
-              <w:rPr>
-                <w:b w:val="false"/>
-                <w:bCs w:val="false"/>
-                <w:sz w:val="18"/>
-                <w:szCs w:val="18"/>
-              </w:rPr>
-              <w:t xml:space="preserve">Botones grandes y cercanos; objetivos táctiles ≥ 44×44 pt (Apple) / 48×48 dp (Material).</w:t>
+              <w:t xml:space="preserve">El tiempo para alcanzar un objetivo crece con la distancia y disminuye con su tamaño (Fitts, 1954).</w:t>
+            </w:r>
+          </w:p>
+        </w:tc>
+        <w:tc>
+          <w:tcPr>
+            <w:tcW w:type="dxa" w:w="3726"/>
+            <w:tcBorders>
+              <w:top w:val="single" w:color="CBD5E1" w:sz="4"/>
+              <w:left w:val="single" w:color="CBD5E1" w:sz="4"/>
+              <w:bottom w:val="single" w:color="CBD5E1" w:sz="4"/>
+              <w:right w:val="single" w:color="CBD5E1" w:sz="4"/>
+            </w:tcBorders>
+            <w:shd w:fill="FFFFFF" w:color="auto" w:val="clear"/>
+            <w:tcMar>
+              <w:top w:type="dxa" w:w="60"/>
+              <w:left w:type="dxa" w:w="100"/>
+              <w:bottom w:type="dxa" w:w="60"/>
+              <w:right w:type="dxa" w:w="100"/>
+            </w:tcMar>
+          </w:tcPr>
+          <w:p>
+            <w:pPr>
+              <w:spacing w:after="0" w:line="252"/>
+            </w:pPr>
+            <w:r>
+              <w:rPr>
+                <w:b w:val="false"/>
+                <w:bCs w:val="false"/>
+                <w:sz w:val="18"/>
+                <w:szCs w:val="18"/>
+              </w:rPr>
+              <w:t xml:space="preserve">Objetivos de al menos 24 × 24 px (WCAG 2.5.8) y de 44–48 px en móvil (Apple HIG, Material Design): reglas INT-OBJETIVO-WCAG e INT-OBJETIVO-TACTIL.</w:t>
             </w:r>
           </w:p>
         </w:tc>
@@ -3192,7 +4832,7 @@
         </w:trPr>
         <w:tc>
           <w:tcPr>
-            <w:tcW w:type="dxa" w:w="1900"/>
+            <w:tcW w:type="dxa" w:w="1700"/>
             <w:tcBorders>
               <w:top w:val="single" w:color="CBD5E1" w:sz="4"/>
               <w:left w:val="single" w:color="CBD5E1" w:sz="4"/>
@@ -3250,13 +4890,13 @@
                 <w:sz w:val="18"/>
                 <w:szCs w:val="18"/>
               </w:rPr>
-              <w:t xml:space="preserve">El tiempo de decisión crece con el número de opciones.</w:t>
-            </w:r>
-          </w:p>
-        </w:tc>
-        <w:tc>
-          <w:tcPr>
-            <w:tcW w:type="dxa" w:w="3526"/>
+              <w:t xml:space="preserve">El tiempo de decisión crece de forma logarítmica con el número de opciones equiprobables (Hick, 1952; Hyman, 1953).</w:t>
+            </w:r>
+          </w:p>
+        </w:tc>
+        <w:tc>
+          <w:tcPr>
+            <w:tcW w:type="dxa" w:w="3726"/>
             <w:tcBorders>
               <w:top w:val="single" w:color="CBD5E1" w:sz="4"/>
               <w:left w:val="single" w:color="CBD5E1" w:sz="4"/>
@@ -3282,7 +4922,7 @@
                 <w:sz w:val="18"/>
                 <w:szCs w:val="18"/>
               </w:rPr>
-              <w:t xml:space="preserve">Menús cortos, revelado progresivo.</w:t>
+              <w:t xml:space="preserve">Menús de 7 opciones como máximo y una llamada a la acción principal (NAV-MENU, INT-CTA-COMPITEN). Matiz: en menús conocidos el usuario no evalúa todas las opciones, así que el umbral es orientativo.</w:t>
             </w:r>
           </w:p>
         </w:tc>
@@ -3293,7 +4933,7 @@
         </w:trPr>
         <w:tc>
           <w:tcPr>
-            <w:tcW w:type="dxa" w:w="1900"/>
+            <w:tcW w:type="dxa" w:w="1700"/>
             <w:tcBorders>
               <w:top w:val="single" w:color="CBD5E1" w:sz="4"/>
               <w:left w:val="single" w:color="CBD5E1" w:sz="4"/>
@@ -3351,39 +4991,39 @@
                 <w:sz w:val="18"/>
                 <w:szCs w:val="18"/>
               </w:rPr>
-              <w:t xml:space="preserve">Los usuarios esperan que tu web funcione como las que ya conocen.</w:t>
-            </w:r>
-          </w:p>
-        </w:tc>
-        <w:tc>
-          <w:tcPr>
-            <w:tcW w:type="dxa" w:w="3526"/>
-            <w:tcBorders>
-              <w:top w:val="single" w:color="CBD5E1" w:sz="4"/>
-              <w:left w:val="single" w:color="CBD5E1" w:sz="4"/>
-              <w:bottom w:val="single" w:color="CBD5E1" w:sz="4"/>
-              <w:right w:val="single" w:color="CBD5E1" w:sz="4"/>
-            </w:tcBorders>
-            <w:shd w:fill="FFFFFF" w:color="auto" w:val="clear"/>
-            <w:tcMar>
-              <w:top w:type="dxa" w:w="60"/>
-              <w:left w:type="dxa" w:w="100"/>
-              <w:bottom w:type="dxa" w:w="60"/>
-              <w:right w:type="dxa" w:w="100"/>
-            </w:tcMar>
-          </w:tcPr>
-          <w:p>
-            <w:pPr>
-              <w:spacing w:after="0" w:line="252"/>
-            </w:pPr>
-            <w:r>
-              <w:rPr>
-                <w:b w:val="false"/>
-                <w:bCs w:val="false"/>
-                <w:sz w:val="18"/>
-                <w:szCs w:val="18"/>
-              </w:rPr>
-              <w:t xml:space="preserve">Seguir patrones estándar.</w:t>
+              <w:t xml:space="preserve">Los usuarios pasan la mayor parte del tiempo en otros sitios y esperan que el tuyo funcione igual (Nielsen, 2000).</w:t>
+            </w:r>
+          </w:p>
+        </w:tc>
+        <w:tc>
+          <w:tcPr>
+            <w:tcW w:type="dxa" w:w="3726"/>
+            <w:tcBorders>
+              <w:top w:val="single" w:color="CBD5E1" w:sz="4"/>
+              <w:left w:val="single" w:color="CBD5E1" w:sz="4"/>
+              <w:bottom w:val="single" w:color="CBD5E1" w:sz="4"/>
+              <w:right w:val="single" w:color="CBD5E1" w:sz="4"/>
+            </w:tcBorders>
+            <w:shd w:fill="FFFFFF" w:color="auto" w:val="clear"/>
+            <w:tcMar>
+              <w:top w:type="dxa" w:w="60"/>
+              <w:left w:type="dxa" w:w="100"/>
+              <w:bottom w:type="dxa" w:w="60"/>
+              <w:right w:type="dxa" w:w="100"/>
+            </w:tcMar>
+          </w:tcPr>
+          <w:p>
+            <w:pPr>
+              <w:spacing w:after="0" w:line="252"/>
+            </w:pPr>
+            <w:r>
+              <w:rPr>
+                <w:b w:val="false"/>
+                <w:bCs w:val="false"/>
+                <w:sz w:val="18"/>
+                <w:szCs w:val="18"/>
+              </w:rPr>
+              <w:t xml:space="preserve">Convenciones de navegación: prueba del tronco y consistencia entre páginas (NAV-PRUEBA-TRONCO, NAV-CONSISTENCIA).</w:t>
             </w:r>
           </w:p>
         </w:tc>
@@ -3394,7 +5034,7 @@
         </w:trPr>
         <w:tc>
           <w:tcPr>
-            <w:tcW w:type="dxa" w:w="1900"/>
+            <w:tcW w:type="dxa" w:w="1700"/>
             <w:tcBorders>
               <w:top w:val="single" w:color="CBD5E1" w:sz="4"/>
               <w:left w:val="single" w:color="CBD5E1" w:sz="4"/>
@@ -3452,13 +5092,13 @@
                 <w:sz w:val="18"/>
                 <w:szCs w:val="18"/>
               </w:rPr>
-              <w:t xml:space="preserve">La productividad se dispara si el sistema responde en &lt; 400 ms.</w:t>
-            </w:r>
-          </w:p>
-        </w:tc>
-        <w:tc>
-          <w:tcPr>
-            <w:tcW w:type="dxa" w:w="3526"/>
+              <w:t xml:space="preserve">La productividad aumenta cuando el sistema responde en menos de 400 ms (Doherty y Thadani, 1982).</w:t>
+            </w:r>
+          </w:p>
+        </w:tc>
+        <w:tc>
+          <w:tcPr>
+            <w:tcW w:type="dxa" w:w="3726"/>
             <w:tcBorders>
               <w:top w:val="single" w:color="CBD5E1" w:sz="4"/>
               <w:left w:val="single" w:color="CBD5E1" w:sz="4"/>
@@ -3484,7 +5124,7 @@
                 <w:sz w:val="18"/>
                 <w:szCs w:val="18"/>
               </w:rPr>
-              <w:t xml:space="preserve">Feedback inmediato, estados de carga.</w:t>
+              <w:t xml:space="preserve">Métrica de capacidad de respuesta (TBT como aproximación de INP) con umbrales estrictos en D3.</w:t>
             </w:r>
           </w:p>
         </w:tc>
@@ -3495,7 +5135,7 @@
         </w:trPr>
         <w:tc>
           <w:tcPr>
-            <w:tcW w:type="dxa" w:w="1900"/>
+            <w:tcW w:type="dxa" w:w="1700"/>
             <w:tcBorders>
               <w:top w:val="single" w:color="CBD5E1" w:sz="4"/>
               <w:left w:val="single" w:color="CBD5E1" w:sz="4"/>
@@ -3553,39 +5193,39 @@
                 <w:sz w:val="18"/>
                 <w:szCs w:val="18"/>
               </w:rPr>
-              <w:t xml:space="preserve">La memoria de trabajo es limitada (≈ 7 ± 2 elementos).</w:t>
-            </w:r>
-          </w:p>
-        </w:tc>
-        <w:tc>
-          <w:tcPr>
-            <w:tcW w:type="dxa" w:w="3526"/>
-            <w:tcBorders>
-              <w:top w:val="single" w:color="CBD5E1" w:sz="4"/>
-              <w:left w:val="single" w:color="CBD5E1" w:sz="4"/>
-              <w:bottom w:val="single" w:color="CBD5E1" w:sz="4"/>
-              <w:right w:val="single" w:color="CBD5E1" w:sz="4"/>
-            </w:tcBorders>
-            <w:shd w:fill="FFFFFF" w:color="auto" w:val="clear"/>
-            <w:tcMar>
-              <w:top w:type="dxa" w:w="60"/>
-              <w:left w:type="dxa" w:w="100"/>
-              <w:bottom w:type="dxa" w:w="60"/>
-              <w:right w:type="dxa" w:w="100"/>
-            </w:tcMar>
-          </w:tcPr>
-          <w:p>
-            <w:pPr>
-              <w:spacing w:after="0" w:line="252"/>
-            </w:pPr>
-            <w:r>
-              <w:rPr>
-                <w:b w:val="false"/>
-                <w:bCs w:val="false"/>
-                <w:sz w:val="18"/>
-                <w:szCs w:val="18"/>
-              </w:rPr>
-              <w:t xml:space="preserve">Agrupar contenido en bloques.</w:t>
+              <w:t xml:space="preserve">La memoria a corto plazo es limitada: «siete, más o menos dos» elementos (Miller, 1956).</w:t>
+            </w:r>
+          </w:p>
+        </w:tc>
+        <w:tc>
+          <w:tcPr>
+            <w:tcW w:type="dxa" w:w="3726"/>
+            <w:tcBorders>
+              <w:top w:val="single" w:color="CBD5E1" w:sz="4"/>
+              <w:left w:val="single" w:color="CBD5E1" w:sz="4"/>
+              <w:bottom w:val="single" w:color="CBD5E1" w:sz="4"/>
+              <w:right w:val="single" w:color="CBD5E1" w:sz="4"/>
+            </w:tcBorders>
+            <w:shd w:fill="FFFFFF" w:color="auto" w:val="clear"/>
+            <w:tcMar>
+              <w:top w:type="dxa" w:w="60"/>
+              <w:left w:type="dxa" w:w="100"/>
+              <w:bottom w:type="dxa" w:w="60"/>
+              <w:right w:type="dxa" w:w="100"/>
+            </w:tcMar>
+          </w:tcPr>
+          <w:p>
+            <w:pPr>
+              <w:spacing w:after="0" w:line="252"/>
+            </w:pPr>
+            <w:r>
+              <w:rPr>
+                <w:b w:val="false"/>
+                <w:bCs w:val="false"/>
+                <w:sz w:val="18"/>
+                <w:szCs w:val="18"/>
+              </w:rPr>
+              <w:t xml:space="preserve">Agrupar el contenido y limitar las opciones. Matiz: estudios posteriores sitúan la capacidad en torno a cuatro unidades (Cowan, 2001), lo que refuerza el criterio de no sobrecargar.</w:t>
             </w:r>
           </w:p>
         </w:tc>
@@ -3596,7 +5236,7 @@
         </w:trPr>
         <w:tc>
           <w:tcPr>
-            <w:tcW w:type="dxa" w:w="1900"/>
+            <w:tcW w:type="dxa" w:w="1700"/>
             <w:tcBorders>
               <w:top w:val="single" w:color="CBD5E1" w:sz="4"/>
               <w:left w:val="single" w:color="CBD5E1" w:sz="4"/>
@@ -3654,13 +5294,13 @@
                 <w:sz w:val="18"/>
                 <w:szCs w:val="18"/>
               </w:rPr>
-              <w:t xml:space="preserve">Toda aplicación tiene una complejidad que no se puede eliminar, solo trasladar.</w:t>
-            </w:r>
-          </w:p>
-        </w:tc>
-        <w:tc>
-          <w:tcPr>
-            <w:tcW w:type="dxa" w:w="3526"/>
+              <w:t xml:space="preserve">La complejidad inherente de un sistema no se elimina, solo se traslada (atribuida a Larry Tesler).</w:t>
+            </w:r>
+          </w:p>
+        </w:tc>
+        <w:tc>
+          <w:tcPr>
+            <w:tcW w:type="dxa" w:w="3726"/>
             <w:tcBorders>
               <w:top w:val="single" w:color="CBD5E1" w:sz="4"/>
               <w:left w:val="single" w:color="CBD5E1" w:sz="4"/>
@@ -3686,7 +5326,7 @@
                 <w:sz w:val="18"/>
                 <w:szCs w:val="18"/>
               </w:rPr>
-              <w:t xml:space="preserve">Que la complejidad la asuma el sistema, no el usuario.</w:t>
+              <w:t xml:space="preserve">Que la asuma el sistema y no el usuario: aceptar formatos libres en teléfonos o IBAN (FORM-FORMATO-LIBRE).</w:t>
             </w:r>
           </w:p>
         </w:tc>
@@ -3705,15 +5345,73 @@
           <w:sz w:val="18"/>
           <w:szCs w:val="18"/>
         </w:rPr>
-        <w:t xml:space="preserve">Tabla 3. Leyes de la UX más utilizadas.</w:t>
-      </w:r>
-    </w:p>
-    <w:p>
-      <w:pPr>
-        <w:pStyle w:val="Heading3"/>
-      </w:pPr>
-      <w:r>
-        <w:t xml:space="preserve">Guías de plataforma y sistemas de diseño</w:t>
+        <w:t xml:space="preserve">Tabla 3. Leyes de la UX y su aplicación en el auditor.</w:t>
+      </w:r>
+    </w:p>
+    <w:p>
+      <w:pPr>
+        <w:pStyle w:val="Heading2"/>
+      </w:pPr>
+      <w:bookmarkStart w:id="1009" w:name="_Toc900009"/>
+      <w:r>
+        <w:t xml:space="preserve">1.8 Guías de plataforma y sistemas de diseño</w:t>
+      </w:r>
+      <w:bookmarkEnd w:id="1009"/>
+    </w:p>
+    <w:p>
+      <w:pPr>
+        <w:spacing w:after="120" w:line="276"/>
+      </w:pPr>
+      <w:r>
+        <w:t xml:space="preserve">Las guías de las grandes plataformas son referentes comerciales: no tienen valor normativo, pero concretan buenas prácticas para millones de usuarios y, con ello, fijan sus expectativas, que es justo lo que describe la ley de Jakob. </w:t>
+      </w:r>
+      <w:r>
+        <w:rPr>
+          <w:b/>
+          <w:bCs/>
+        </w:rPr>
+        <w:t xml:space="preserve">Material Design 3</w:t>
+      </w:r>
+      <w:r>
+        <w:t xml:space="preserve"> (Google) y las </w:t>
+      </w:r>
+      <w:r>
+        <w:rPr>
+          <w:b/>
+          <w:bCs/>
+        </w:rPr>
+        <w:t xml:space="preserve">Human Interface Guidelines</w:t>
+      </w:r>
+      <w:r>
+        <w:t xml:space="preserve"> (Apple) establecen objetivos táctiles mínimos de 48 × 48 dp y 44 × 44 pt respectivamente, además de soporte para el tamaño de texto del sistema y la reducción de movimiento. </w:t>
+      </w:r>
+      <w:r>
+        <w:rPr>
+          <w:b/>
+          <w:bCs/>
+        </w:rPr>
+        <w:t xml:space="preserve">Fluent 2</w:t>
+      </w:r>
+      <w:r>
+        <w:t xml:space="preserve"> (Microsoft) hace lo mismo en su ecosistema. El auditor toma de estas guías los umbrales de comodidad táctil, más exigentes que el mínimo de WCAG, y las preferencias del sistema que emula (reducir movimiento, modo oscuro y alto contraste). La skill UI UX Pro Max, descrita en el apartado 05, recopila estas recomendaciones en la base de conocimiento que el auditor usa para proponer correcciones.</w:t>
+      </w:r>
+    </w:p>
+    <w:p>
+      <w:pPr>
+        <w:pStyle w:val="Heading2"/>
+      </w:pPr>
+      <w:bookmarkStart w:id="1010" w:name="_Toc900010"/>
+      <w:r>
+        <w:t xml:space="preserve">1.9 Instrumentos de medición</w:t>
+      </w:r>
+      <w:bookmarkEnd w:id="1010"/>
+    </w:p>
+    <w:p>
+      <w:pPr>
+        <w:spacing w:after="120" w:line="276"/>
+      </w:pPr>
+      <w:r>
+        <w:t xml:space="preserve">Cuantificar la experiencia de usuario exige triangular lo que las personas hacen (datos de comportamiento) con lo que opinan (datos de percepción). El IUX combina estos instrumentos:</w:t>
       </w:r>
     </w:p>
     <w:p>
@@ -3730,10 +5428,10 @@
           <w:b/>
           <w:bCs/>
         </w:rPr>
-        <w:t xml:space="preserve">Material Design 3</w:t>
-      </w:r>
-      <w:r>
-        <w:t xml:space="preserve"> (Google, Android/Web): componentes, tokens de color dinámicos, objetivos táctiles de 48 dp, sistema de movimiento.</w:t>
+        <w:t xml:space="preserve">Core Web Vitals</w:t>
+      </w:r>
+      <w:r>
+        <w:t xml:space="preserve"> (Google). Miden el rendimiento percibido con tres métricas y sus umbrales de «bueno», evaluados en el percentil 75 de las visitas: LCP ≤ 2,5 s (carga del contenido principal), INP ≤ 200 ms (respuesta a la interacción; sustituyó a FID en marzo de 2024) y CLS ≤ 0,1 (estabilidad visual). INP solo puede medirse con interacciones reales; en laboratorio, el auditor usa el tiempo total de bloqueo (TBT) como aproximación, y así lo indica el propio informe.</w:t>
       </w:r>
     </w:p>
     <w:p>
@@ -3750,10 +5448,10 @@
           <w:b/>
           <w:bCs/>
         </w:rPr>
-        <w:t xml:space="preserve">Human Interface Guidelines</w:t>
-      </w:r>
-      <w:r>
-        <w:t xml:space="preserve"> (Apple, iOS/macOS/visionOS): claridad, deferencia y profundidad; objetivos de 44 pt, Dynamic Type, VoiceOver.</w:t>
+        <w:t xml:space="preserve">SUS (System Usability Scale)</w:t>
+      </w:r>
+      <w:r>
+        <w:t xml:space="preserve">, de John Brooke (1996). Cuestionario de 10 ítems que produce una puntuación de 0 a 100. Según los datos de referencia de Sauro y Lewis (2016), la media se sitúa en torno a 68; una puntuación de 80,8 o más corresponde aproximadamente al 10 % superior (grado A) y una inferior a 51,7, al 15 % inferior (grado F). En el IUX, el SUS alimenta la dimensión D7 y aporta la validación con usuarios que las pruebas automáticas no pueden sustituir.</w:t>
       </w:r>
     </w:p>
     <w:p>
@@ -3770,28 +5468,10 @@
           <w:b/>
           <w:bCs/>
         </w:rPr>
-        <w:t xml:space="preserve">Fluent 2</w:t>
-      </w:r>
-      <w:r>
-        <w:t xml:space="preserve"> (Microsoft) y sistemas públicos como </w:t>
-      </w:r>
-      <w:r>
-        <w:rPr>
-          <w:b/>
-          <w:bCs/>
-        </w:rPr>
-        <w:t xml:space="preserve">GOV.UK Design System</w:t>
-      </w:r>
-      <w:r>
-        <w:t xml:space="preserve">, referencia mundial en formularios accesibles y lenguaje claro.</w:t>
-      </w:r>
-    </w:p>
-    <w:p>
-      <w:pPr>
-        <w:pStyle w:val="Heading3"/>
-      </w:pPr>
-      <w:r>
-        <w:t xml:space="preserve">Instrumentos de medición de la UX</w:t>
+        <w:t xml:space="preserve">UEQ (User Experience Questionnaire)</w:t>
+      </w:r>
+      <w:r>
+        <w:t xml:space="preserve"> (Laugwitz, Held y Schrepp, 2008). Mide atractivo, claridad, eficiencia, fiabilidad, estimulación y novedad, y complementa el SUS en los aspectos hedónicos de la experiencia.</w:t>
       </w:r>
     </w:p>
     <w:p>
@@ -3808,10 +5488,10 @@
           <w:b/>
           <w:bCs/>
         </w:rPr>
-        <w:t xml:space="preserve">SUS (System Usability Scale)</w:t>
-      </w:r>
-      <w:r>
-        <w:t xml:space="preserve">, John Brooke: cuestionario de 10 preguntas que produce una puntuación de 0 a 100; la media de referencia es ≈ 68.</w:t>
+        <w:t xml:space="preserve">Marco HEART</w:t>
+      </w:r>
+      <w:r>
+        <w:t xml:space="preserve"> de Google (Rodden, Hutchinson y Fu, 2010). Organiza las métricas de producto en felicidad, implicación, adopción, retención y éxito en la tarea, con el proceso objetivos → señales → métricas. Es la referencia para completar en el futuro el IUX con datos de uso real, algo que queda fuera del alcance actual del auditor.</w:t>
       </w:r>
     </w:p>
     <w:p>
@@ -3828,10 +5508,343 @@
           <w:b/>
           <w:bCs/>
         </w:rPr>
-        <w:t xml:space="preserve">UEQ (User Experience Questionnaire)</w:t>
-      </w:r>
-      <w:r>
-        <w:t xml:space="preserve">: mide atractivo, claridad, eficiencia, fiabilidad, estimulación y novedad.</w:t>
+        <w:t xml:space="preserve">Modelo Sustainable Web Design (versión 4).</w:t>
+      </w:r>
+      <w:r>
+        <w:t xml:space="preserve"> Estima las emisiones de cada visita a partir de los datos transferidos (0,30 kWh/GB y 494 g CO2e/kWh de media mundial) y las califica de A+ a F. Las Web Sustainability Guidelines del W3C, todavía en fase de borrador de grupo comunitario, recogen el mismo enfoque. El auditor lo aplica en la regla ETI-CARBONO (D8).</w:t>
+      </w:r>
+    </w:p>
+    <w:p>
+      <w:pPr>
+        <w:pBdr>
+          <w:left w:val="single" w:color="4F46E5" w:sz="18" w:space="8"/>
+        </w:pBdr>
+        <w:shd w:fill="EEF2FF" w:color="auto" w:val="clear"/>
+        <w:spacing w:after="160" w:before="80" w:line="264"/>
+        <w:ind w:left="160"/>
+      </w:pPr>
+      <w:r>
+        <w:rPr>
+          <w:b/>
+          <w:bCs/>
+        </w:rPr>
+        <w:t xml:space="preserve">Síntesis del apartado 01:</w:t>
+      </w:r>
+      <w:r>
+        <w:t xml:space="preserve"> las normas ISO y las recomendaciones del W3C definen qué es una buena experiencia de usuario y qué nivel de accesibilidad se exige. La legislación europea y española convierte parte de esos requisitos en obligaciones y añade la dimensión ética. Las heurísticas de Nielsen, los principios de Norman, Shneiderman y Krug, la investigación aplicada de Baymard y GOV.UK, las leyes de la UX y las guías de plataforma indican cómo conseguirla e inspeccionarla. Los instrumentos de medida permiten cuantificarla. El IUX combina estas capas, y el UX-Auditor las aplica de forma automática donde es posible y mediante revisión experta donde no lo es.</w:t>
+      </w:r>
+    </w:p>
+    <w:p>
+      <w:pPr>
+        <w:pStyle w:val="Heading1"/>
+        <w:pageBreakBefore/>
+      </w:pPr>
+      <w:bookmarkStart w:id="1011" w:name="_Toc900011"/>
+      <w:r>
+        <w:t xml:space="preserve">02- SOTA (Estado del arte)</w:t>
+      </w:r>
+      <w:bookmarkEnd w:id="1011"/>
+    </w:p>
+    <w:p>
+      <w:pPr>
+        <w:spacing w:after="120" w:line="276"/>
+      </w:pPr>
+      <w:r>
+        <w:t xml:space="preserve">Este apartado resume cómo se trabaja la UX en 2026: qué herramientas existen, qué tendencias dominan y qué huecos quedan sin cubrir, que son los que justifican nuestro auditor.</w:t>
+      </w:r>
+    </w:p>
+    <w:p>
+      <w:pPr>
+        <w:pStyle w:val="Heading2"/>
+      </w:pPr>
+      <w:bookmarkStart w:id="1012" w:name="_Toc900012"/>
+      <w:r>
+        <w:t xml:space="preserve">2.1 Tendencias actuales</w:t>
+      </w:r>
+      <w:bookmarkEnd w:id="1012"/>
+    </w:p>
+    <w:p>
+      <w:pPr>
+        <w:pStyle w:val="Heading3"/>
+      </w:pPr>
+      <w:r>
+        <w:t xml:space="preserve">1. La IA dentro del proceso de diseño</w:t>
+      </w:r>
+    </w:p>
+    <w:p>
+      <w:pPr>
+        <w:spacing w:after="120" w:line="276"/>
+      </w:pPr>
+      <w:r>
+        <w:t xml:space="preserve">Los asistentes de IA ya participan en todas las fases: síntesis de entrevistas, generación de prototipos y de código de interfaz a partir de una descripción, y revisión de diseños. La investigación sobre </w:t>
+      </w:r>
+      <w:r>
+        <w:rPr>
+          <w:b/>
+          <w:bCs/>
+        </w:rPr>
+        <w:t xml:space="preserve">evaluación heurística asistida por modelos de lenguaje</w:t>
+      </w:r>
+      <w:r>
+        <w:t xml:space="preserve"> muestra que estos detectan una parte de los problemas reales, pero también generan falsos positivos, por lo que la revisión humana sigue siendo necesaria. Un fenómeno nuevo son las </w:t>
+      </w:r>
+      <w:r>
+        <w:rPr>
+          <w:b/>
+          <w:bCs/>
+        </w:rPr>
+        <w:t xml:space="preserve">skills o bases de conocimiento de diseño para agentes de programación</w:t>
+      </w:r>
+      <w:r>
+        <w:t xml:space="preserve">, como </w:t>
+      </w:r>
+      <w:r>
+        <w:rPr>
+          <w:b/>
+          <w:bCs/>
+        </w:rPr>
+        <w:t xml:space="preserve">UI UX Pro Max</w:t>
+      </w:r>
+      <w:r>
+        <w:t xml:space="preserve"> (ver apartado 05), que codifican estilos, paletas, tipografías y cientos de reglas UX para que la IA genere interfaces correctas desde el principio.</w:t>
+      </w:r>
+    </w:p>
+    <w:p>
+      <w:pPr>
+        <w:pStyle w:val="Heading3"/>
+      </w:pPr>
+      <w:r>
+        <w:t xml:space="preserve">2. Diseñar la experiencia de productos con IA</w:t>
+      </w:r>
+    </w:p>
+    <w:p>
+      <w:pPr>
+        <w:spacing w:after="120" w:line="276"/>
+      </w:pPr>
+      <w:r>
+        <w:t xml:space="preserve">Las interfaces conversacionales y los agentes plantean retos propios: transparencia sobre lo que hace el sistema, control del usuario, gestión de errores e incertidumbre. Los referentes son las </w:t>
+      </w:r>
+      <w:r>
+        <w:rPr>
+          <w:b/>
+          <w:bCs/>
+        </w:rPr>
+        <w:t xml:space="preserve">18 Guidelines for Human-AI Interaction</w:t>
+      </w:r>
+      <w:r>
+        <w:t xml:space="preserve"> de Microsoft (Amershi et al., 2019) y la </w:t>
+      </w:r>
+      <w:r>
+        <w:rPr>
+          <w:b/>
+          <w:bCs/>
+        </w:rPr>
+        <w:t xml:space="preserve">People + AI Guidebook</w:t>
+      </w:r>
+      <w:r>
+        <w:t xml:space="preserve"> de Google PAIR.</w:t>
+      </w:r>
+    </w:p>
+    <w:p>
+      <w:pPr>
+        <w:pStyle w:val="Heading3"/>
+      </w:pPr>
+      <w:r>
+        <w:t xml:space="preserve">3. La accesibilidad pasa de recomendación a obligación</w:t>
+      </w:r>
+    </w:p>
+    <w:p>
+      <w:pPr>
+        <w:spacing w:after="120" w:line="276"/>
+      </w:pPr>
+      <w:r>
+        <w:t xml:space="preserve">Con el </w:t>
+      </w:r>
+      <w:r>
+        <w:rPr>
+          <w:b/>
+          <w:bCs/>
+        </w:rPr>
+        <w:t xml:space="preserve">Acta Europea de Accesibilidad</w:t>
+      </w:r>
+      <w:r>
+        <w:t xml:space="preserve"> aplicable desde junio de 2025, la accesibilidad es un requisito legal para muchos servicios privados. En octubre de 2025, </w:t>
+      </w:r>
+      <w:r>
+        <w:rPr>
+          <w:b/>
+          <w:bCs/>
+        </w:rPr>
+        <w:t xml:space="preserve">WCAG 2.2 fue aprobada como norma ISO/IEC 40500:2025</w:t>
+      </w:r>
+      <w:r>
+        <w:t xml:space="preserve">. En paralelo, el W3C desarrolla </w:t>
+      </w:r>
+      <w:r>
+        <w:rPr>
+          <w:b/>
+          <w:bCs/>
+        </w:rPr>
+        <w:t xml:space="preserve">WCAG 3.0</w:t>
+      </w:r>
+      <w:r>
+        <w:t xml:space="preserve"> (todavía borrador de trabajo; la versión más reciente es de marzo de 2026), que propone pasar de criterios de «cumple / no cumple» a una </w:t>
+      </w:r>
+      <w:r>
+        <w:rPr>
+          <w:b/>
+          <w:bCs/>
+        </w:rPr>
+        <w:t xml:space="preserve">evaluación por resultados con niveles graduados (bronce, plata, oro)</w:t>
+      </w:r>
+      <w:r>
+        <w:t xml:space="preserve">: una idea muy cercana a nuestra métrica de 0 a 10.</w:t>
+      </w:r>
+    </w:p>
+    <w:p>
+      <w:pPr>
+        <w:pStyle w:val="Heading3"/>
+      </w:pPr>
+      <w:r>
+        <w:t xml:space="preserve">4. Automatización de auditorías</w:t>
+      </w:r>
+    </w:p>
+    <w:p>
+      <w:pPr>
+        <w:spacing w:after="120" w:line="276"/>
+      </w:pPr>
+      <w:r>
+        <w:t xml:space="preserve">Herramientas como </w:t>
+      </w:r>
+      <w:r>
+        <w:rPr>
+          <w:b/>
+          <w:bCs/>
+        </w:rPr>
+        <w:t xml:space="preserve">axe-core</w:t>
+      </w:r>
+      <w:r>
+        <w:t xml:space="preserve">, </w:t>
+      </w:r>
+      <w:r>
+        <w:rPr>
+          <w:b/>
+          <w:bCs/>
+        </w:rPr>
+        <w:t xml:space="preserve">Lighthouse</w:t>
+      </w:r>
+      <w:r>
+        <w:t xml:space="preserve">, </w:t>
+      </w:r>
+      <w:r>
+        <w:rPr>
+          <w:b/>
+          <w:bCs/>
+        </w:rPr>
+        <w:t xml:space="preserve">Pa11y</w:t>
+      </w:r>
+      <w:r>
+        <w:t xml:space="preserve">, </w:t>
+      </w:r>
+      <w:r>
+        <w:rPr>
+          <w:b/>
+          <w:bCs/>
+        </w:rPr>
+        <w:t xml:space="preserve">WAVE</w:t>
+      </w:r>
+      <w:r>
+        <w:t xml:space="preserve"> o </w:t>
+      </w:r>
+      <w:r>
+        <w:rPr>
+          <w:b/>
+          <w:bCs/>
+        </w:rPr>
+        <w:t xml:space="preserve">Accessibility Insights</w:t>
+      </w:r>
+      <w:r>
+        <w:t xml:space="preserve"> detectan automáticamente errores de contraste, etiquetas ausentes o problemas de estructura, y se integran en pipelines de CI. Su límite es conocido: </w:t>
+      </w:r>
+      <w:r>
+        <w:rPr>
+          <w:b/>
+          <w:bCs/>
+        </w:rPr>
+        <w:t xml:space="preserve">solo detectan una parte de los problemas</w:t>
+      </w:r>
+      <w:r>
+        <w:t xml:space="preserve">; cuestiones como si un texto alternativo es útil o si un flujo es comprensible exigen revisión experta.</w:t>
+      </w:r>
+    </w:p>
+    <w:p>
+      <w:pPr>
+        <w:pStyle w:val="Heading3"/>
+      </w:pPr>
+      <w:r>
+        <w:t xml:space="preserve">5. Sistemas de diseño y design tokens</w:t>
+      </w:r>
+    </w:p>
+    <w:p>
+      <w:pPr>
+        <w:spacing w:after="120" w:line="276"/>
+      </w:pPr>
+      <w:r>
+        <w:t xml:space="preserve">Los equipos trabajan con sistemas de diseño basados en </w:t>
+      </w:r>
+      <w:r>
+        <w:rPr>
+          <w:b/>
+          <w:bCs/>
+        </w:rPr>
+        <w:t xml:space="preserve">tokens</w:t>
+      </w:r>
+      <w:r>
+        <w:t xml:space="preserve"> (colores, tipografía, espaciados como variables con nombre semántico). En octubre de 2025 la especificación del </w:t>
+      </w:r>
+      <w:r>
+        <w:rPr>
+          <w:b/>
+          <w:bCs/>
+        </w:rPr>
+        <w:t xml:space="preserve">W3C Design Tokens Community Group alcanzó su primera versión estable (2025.10)</w:t>
+      </w:r>
+      <w:r>
+        <w:t xml:space="preserve">, lo que permite intercambiar tokens entre Figma, código y plataformas.</w:t>
+      </w:r>
+    </w:p>
+    <w:p>
+      <w:pPr>
+        <w:pStyle w:val="Heading3"/>
+      </w:pPr>
+      <w:r>
+        <w:t xml:space="preserve">6. Rendimiento percibido como parte de la UX</w:t>
+      </w:r>
+    </w:p>
+    <w:p>
+      <w:pPr>
+        <w:spacing w:after="120" w:line="276"/>
+      </w:pPr>
+      <w:r>
+        <w:t xml:space="preserve">La velocidad se considera parte de la experiencia. La métrica </w:t>
+      </w:r>
+      <w:r>
+        <w:rPr>
+          <w:b/>
+          <w:bCs/>
+        </w:rPr>
+        <w:t xml:space="preserve">INP</w:t>
+      </w:r>
+      <w:r>
+        <w:t xml:space="preserve"> sustituyó a FID para medir la respuesta real a cada interacción, y las plataformas penalizan los saltos de diseño (CLS).</w:t>
+      </w:r>
+    </w:p>
+    <w:p>
+      <w:pPr>
+        <w:pStyle w:val="Heading3"/>
+      </w:pPr>
+      <w:r>
+        <w:t xml:space="preserve">7. Movimiento expresivo, interfaces espaciales y diseño ético</w:t>
       </w:r>
     </w:p>
     <w:p>
@@ -3848,10 +5861,10 @@
           <w:b/>
           <w:bCs/>
         </w:rPr>
-        <w:t xml:space="preserve">Marco HEART de Google</w:t>
-      </w:r>
-      <w:r>
-        <w:t xml:space="preserve">: Happiness, Engagement, Adoption, Retention y Task success, con el proceso Objetivos → Señales → Métricas.</w:t>
+        <w:t xml:space="preserve">Diseño expresivo</w:t>
+      </w:r>
+      <w:r>
+        <w:t xml:space="preserve">: Material 3 Expressive y el lenguaje visual Liquid Glass de Apple (2025) devuelven protagonismo a la forma, el color y la animación, lo que obliga a respetar «reducir movimiento» (prefers-reduced-motion).</w:t>
       </w:r>
     </w:p>
     <w:p>
@@ -3868,435 +5881,10 @@
           <w:b/>
           <w:bCs/>
         </w:rPr>
-        <w:t xml:space="preserve">Core Web Vitals</w:t>
-      </w:r>
-      <w:r>
-        <w:t xml:space="preserve"> (Google): LCP (carga, bueno ≤ 2,5 s), </w:t>
-      </w:r>
-      <w:r>
-        <w:rPr>
-          <w:b/>
-          <w:bCs/>
-        </w:rPr>
-        <w:t xml:space="preserve">INP</w:t>
-      </w:r>
-      <w:r>
-        <w:t xml:space="preserve"> (respuesta a la interacción, bueno ≤ 200 ms; sustituyó a FID en marzo de 2024) y CLS (estabilidad visual, bueno ≤ 0,1).</w:t>
-      </w:r>
-    </w:p>
-    <w:p>
-      <w:pPr>
-        <w:pStyle w:val="Heading3"/>
-      </w:pPr>
-      <w:r>
-        <w:t xml:space="preserve">Metodologías de proceso</w:t>
-      </w:r>
-    </w:p>
-    <w:p>
-      <w:pPr>
-        <w:spacing w:after="120" w:line="276"/>
-      </w:pPr>
-      <w:r>
-        <w:t xml:space="preserve">Diseño centrado en el usuario (ISO 9241-210), </w:t>
-      </w:r>
-      <w:r>
-        <w:rPr>
-          <w:b/>
-          <w:bCs/>
-        </w:rPr>
-        <w:t xml:space="preserve">Design Thinking</w:t>
-      </w:r>
-      <w:r>
-        <w:t xml:space="preserve">, </w:t>
-      </w:r>
-      <w:r>
-        <w:rPr>
-          <w:b/>
-          <w:bCs/>
-        </w:rPr>
-        <w:t xml:space="preserve">Doble Diamante</w:t>
-      </w:r>
-      <w:r>
-        <w:t xml:space="preserve"> del Design Council (descubrir, definir, desarrollar, entregar) y </w:t>
-      </w:r>
-      <w:r>
-        <w:rPr>
-          <w:b/>
-          <w:bCs/>
-        </w:rPr>
-        <w:t xml:space="preserve">Lean UX</w:t>
-      </w:r>
-      <w:r>
-        <w:t xml:space="preserve"> (hipótesis → prototipo → medición).</w:t>
-      </w:r>
-    </w:p>
-    <w:p>
-      <w:pPr>
-        <w:pBdr>
-          <w:left w:val="single" w:color="4F46E5" w:sz="18" w:space="8"/>
-        </w:pBdr>
-        <w:shd w:fill="EEF2FF" w:color="auto" w:val="clear"/>
-        <w:spacing w:after="160" w:before="80" w:line="264"/>
-        <w:ind w:left="160"/>
-      </w:pPr>
-      <w:r>
-        <w:rPr>
-          <w:b/>
-          <w:bCs/>
-        </w:rPr>
-        <w:t xml:space="preserve">Conclusión del apartado 01:</w:t>
-      </w:r>
-      <w:r>
-        <w:t xml:space="preserve"> las normas nos dicen </w:t>
-      </w:r>
-      <w:r>
-        <w:rPr>
-          <w:b/>
-          <w:bCs/>
-        </w:rPr>
-        <w:t xml:space="preserve">qué</w:t>
-      </w:r>
-      <w:r>
-        <w:t xml:space="preserve"> es una buena UX (ISO 9241, ISO/IEC 25010) y </w:t>
-      </w:r>
-      <w:r>
-        <w:rPr>
-          <w:b/>
-          <w:bCs/>
-        </w:rPr>
-        <w:t xml:space="preserve">qué es obligatorio</w:t>
-      </w:r>
-      <w:r>
-        <w:t xml:space="preserve"> (WCAG 2.2 AA, EAA); los referentes nos dicen </w:t>
-      </w:r>
-      <w:r>
-        <w:rPr>
-          <w:b/>
-          <w:bCs/>
-        </w:rPr>
-        <w:t xml:space="preserve">cómo</w:t>
-      </w:r>
-      <w:r>
-        <w:t xml:space="preserve"> conseguirla (heurísticas de Nielsen, principios de Krug, guías de plataforma) y </w:t>
-      </w:r>
-      <w:r>
-        <w:rPr>
-          <w:b/>
-          <w:bCs/>
-        </w:rPr>
-        <w:t xml:space="preserve">cómo medirla</w:t>
-      </w:r>
-      <w:r>
-        <w:t xml:space="preserve"> (SUS, Core Web Vitals). Nuestra métrica combina las tres cosas.</w:t>
-      </w:r>
-    </w:p>
-    <w:p>
-      <w:pPr>
-        <w:pStyle w:val="Heading1"/>
-        <w:pageBreakBefore/>
-      </w:pPr>
-      <w:r>
-        <w:t xml:space="preserve">02- SOTA (Estado del arte)</w:t>
-      </w:r>
-    </w:p>
-    <w:p>
-      <w:pPr>
-        <w:spacing w:after="120" w:line="276"/>
-      </w:pPr>
-      <w:r>
-        <w:t xml:space="preserve">Este apartado resume cómo se trabaja la UX en 2026: qué herramientas existen, qué tendencias dominan y qué huecos quedan sin cubrir, que son los que justifican nuestro auditor.</w:t>
-      </w:r>
-    </w:p>
-    <w:p>
-      <w:pPr>
-        <w:pStyle w:val="Heading2"/>
-      </w:pPr>
-      <w:r>
-        <w:t xml:space="preserve">2.1 Tendencias actuales</w:t>
-      </w:r>
-    </w:p>
-    <w:p>
-      <w:pPr>
-        <w:pStyle w:val="Heading3"/>
-      </w:pPr>
-      <w:r>
-        <w:t xml:space="preserve">1. La IA dentro del proceso de diseño</w:t>
-      </w:r>
-    </w:p>
-    <w:p>
-      <w:pPr>
-        <w:spacing w:after="120" w:line="276"/>
-      </w:pPr>
-      <w:r>
-        <w:t xml:space="preserve">Los asistentes de IA ya participan en todas las fases: síntesis de entrevistas, generación de prototipos y de código de interfaz a partir de una descripción, y revisión de diseños. La investigación sobre </w:t>
-      </w:r>
-      <w:r>
-        <w:rPr>
-          <w:b/>
-          <w:bCs/>
-        </w:rPr>
-        <w:t xml:space="preserve">evaluación heurística asistida por modelos de lenguaje</w:t>
-      </w:r>
-      <w:r>
-        <w:t xml:space="preserve"> muestra que estos detectan una parte de los problemas reales, pero también generan falsos positivos, por lo que la revisión humana sigue siendo necesaria. Un fenómeno nuevo son las </w:t>
-      </w:r>
-      <w:r>
-        <w:rPr>
-          <w:b/>
-          <w:bCs/>
-        </w:rPr>
-        <w:t xml:space="preserve">skills o bases de conocimiento de diseño para agentes de programación</w:t>
-      </w:r>
-      <w:r>
-        <w:t xml:space="preserve">, como </w:t>
-      </w:r>
-      <w:r>
-        <w:rPr>
-          <w:b/>
-          <w:bCs/>
-        </w:rPr>
-        <w:t xml:space="preserve">UI UX Pro Max</w:t>
-      </w:r>
-      <w:r>
-        <w:t xml:space="preserve"> (ver apartado 05), que codifican estilos, paletas, tipografías y cientos de reglas UX para que la IA genere interfaces correctas desde el principio.</w:t>
-      </w:r>
-    </w:p>
-    <w:p>
-      <w:pPr>
-        <w:pStyle w:val="Heading3"/>
-      </w:pPr>
-      <w:r>
-        <w:t xml:space="preserve">2. Diseñar la experiencia de productos con IA</w:t>
-      </w:r>
-    </w:p>
-    <w:p>
-      <w:pPr>
-        <w:spacing w:after="120" w:line="276"/>
-      </w:pPr>
-      <w:r>
-        <w:t xml:space="preserve">Las interfaces conversacionales y los agentes plantean retos propios: transparencia sobre lo que hace el sistema, control del usuario, gestión de errores e incertidumbre. Los referentes son las </w:t>
-      </w:r>
-      <w:r>
-        <w:rPr>
-          <w:b/>
-          <w:bCs/>
-        </w:rPr>
-        <w:t xml:space="preserve">18 Guidelines for Human-AI Interaction</w:t>
-      </w:r>
-      <w:r>
-        <w:t xml:space="preserve"> de Microsoft (Amershi et al., 2019) y la </w:t>
-      </w:r>
-      <w:r>
-        <w:rPr>
-          <w:b/>
-          <w:bCs/>
-        </w:rPr>
-        <w:t xml:space="preserve">People + AI Guidebook</w:t>
-      </w:r>
-      <w:r>
-        <w:t xml:space="preserve"> de Google PAIR.</w:t>
-      </w:r>
-    </w:p>
-    <w:p>
-      <w:pPr>
-        <w:pStyle w:val="Heading3"/>
-      </w:pPr>
-      <w:r>
-        <w:t xml:space="preserve">3. La accesibilidad pasa de recomendación a obligación</w:t>
-      </w:r>
-    </w:p>
-    <w:p>
-      <w:pPr>
-        <w:spacing w:after="120" w:line="276"/>
-      </w:pPr>
-      <w:r>
-        <w:t xml:space="preserve">Con el </w:t>
-      </w:r>
-      <w:r>
-        <w:rPr>
-          <w:b/>
-          <w:bCs/>
-        </w:rPr>
-        <w:t xml:space="preserve">Acta Europea de Accesibilidad</w:t>
-      </w:r>
-      <w:r>
-        <w:t xml:space="preserve"> aplicable desde junio de 2025, la accesibilidad es un requisito legal para muchos servicios privados. En octubre de 2025, </w:t>
-      </w:r>
-      <w:r>
-        <w:rPr>
-          <w:b/>
-          <w:bCs/>
-        </w:rPr>
-        <w:t xml:space="preserve">WCAG 2.2 fue aprobada como norma ISO/IEC 40500:2025</w:t>
-      </w:r>
-      <w:r>
-        <w:t xml:space="preserve">. En paralelo, el W3C desarrolla </w:t>
-      </w:r>
-      <w:r>
-        <w:rPr>
-          <w:b/>
-          <w:bCs/>
-        </w:rPr>
-        <w:t xml:space="preserve">WCAG 3.0</w:t>
-      </w:r>
-      <w:r>
-        <w:t xml:space="preserve"> (todavía borrador de trabajo; la versión más reciente es de marzo de 2026), que propone pasar de criterios de «cumple / no cumple» a una </w:t>
-      </w:r>
-      <w:r>
-        <w:rPr>
-          <w:b/>
-          <w:bCs/>
-        </w:rPr>
-        <w:t xml:space="preserve">evaluación por resultados con niveles graduados (bronce, plata, oro)</w:t>
-      </w:r>
-      <w:r>
-        <w:t xml:space="preserve">: una idea muy cercana a nuestra métrica de 0 a 10.</w:t>
-      </w:r>
-    </w:p>
-    <w:p>
-      <w:pPr>
-        <w:pStyle w:val="Heading3"/>
-      </w:pPr>
-      <w:r>
-        <w:t xml:space="preserve">4. Automatización de auditorías</w:t>
-      </w:r>
-    </w:p>
-    <w:p>
-      <w:pPr>
-        <w:spacing w:after="120" w:line="276"/>
-      </w:pPr>
-      <w:r>
-        <w:t xml:space="preserve">Herramientas como </w:t>
-      </w:r>
-      <w:r>
-        <w:rPr>
-          <w:b/>
-          <w:bCs/>
-        </w:rPr>
-        <w:t xml:space="preserve">axe-core</w:t>
-      </w:r>
-      <w:r>
-        <w:t xml:space="preserve">, </w:t>
-      </w:r>
-      <w:r>
-        <w:rPr>
-          <w:b/>
-          <w:bCs/>
-        </w:rPr>
-        <w:t xml:space="preserve">Lighthouse</w:t>
-      </w:r>
-      <w:r>
-        <w:t xml:space="preserve">, </w:t>
-      </w:r>
-      <w:r>
-        <w:rPr>
-          <w:b/>
-          <w:bCs/>
-        </w:rPr>
-        <w:t xml:space="preserve">Pa11y</w:t>
-      </w:r>
-      <w:r>
-        <w:t xml:space="preserve">, </w:t>
-      </w:r>
-      <w:r>
-        <w:rPr>
-          <w:b/>
-          <w:bCs/>
-        </w:rPr>
-        <w:t xml:space="preserve">WAVE</w:t>
-      </w:r>
-      <w:r>
-        <w:t xml:space="preserve"> o </w:t>
-      </w:r>
-      <w:r>
-        <w:rPr>
-          <w:b/>
-          <w:bCs/>
-        </w:rPr>
-        <w:t xml:space="preserve">Accessibility Insights</w:t>
-      </w:r>
-      <w:r>
-        <w:t xml:space="preserve"> detectan automáticamente errores de contraste, etiquetas ausentes o problemas de estructura, y se integran en pipelines de CI. Su límite es conocido: </w:t>
-      </w:r>
-      <w:r>
-        <w:rPr>
-          <w:b/>
-          <w:bCs/>
-        </w:rPr>
-        <w:t xml:space="preserve">solo detectan una parte de los problemas</w:t>
-      </w:r>
-      <w:r>
-        <w:t xml:space="preserve">; cuestiones como si un texto alternativo es útil o si un flujo es comprensible exigen revisión experta.</w:t>
-      </w:r>
-    </w:p>
-    <w:p>
-      <w:pPr>
-        <w:pStyle w:val="Heading3"/>
-      </w:pPr>
-      <w:r>
-        <w:t xml:space="preserve">5. Sistemas de diseño y design tokens</w:t>
-      </w:r>
-    </w:p>
-    <w:p>
-      <w:pPr>
-        <w:spacing w:after="120" w:line="276"/>
-      </w:pPr>
-      <w:r>
-        <w:t xml:space="preserve">Los equipos trabajan con sistemas de diseño basados en </w:t>
-      </w:r>
-      <w:r>
-        <w:rPr>
-          <w:b/>
-          <w:bCs/>
-        </w:rPr>
-        <w:t xml:space="preserve">tokens</w:t>
-      </w:r>
-      <w:r>
-        <w:t xml:space="preserve"> (colores, tipografía, espaciados como variables con nombre semántico). En octubre de 2025 la especificación del </w:t>
-      </w:r>
-      <w:r>
-        <w:rPr>
-          <w:b/>
-          <w:bCs/>
-        </w:rPr>
-        <w:t xml:space="preserve">W3C Design Tokens Community Group alcanzó su primera versión estable (2025.10)</w:t>
-      </w:r>
-      <w:r>
-        <w:t xml:space="preserve">, lo que permite intercambiar tokens entre Figma, código y plataformas.</w:t>
-      </w:r>
-    </w:p>
-    <w:p>
-      <w:pPr>
-        <w:pStyle w:val="Heading3"/>
-      </w:pPr>
-      <w:r>
-        <w:t xml:space="preserve">6. Rendimiento percibido como parte de la UX</w:t>
-      </w:r>
-    </w:p>
-    <w:p>
-      <w:pPr>
-        <w:spacing w:after="120" w:line="276"/>
-      </w:pPr>
-      <w:r>
-        <w:t xml:space="preserve">La velocidad se considera parte de la experiencia. La métrica </w:t>
-      </w:r>
-      <w:r>
-        <w:rPr>
-          <w:b/>
-          <w:bCs/>
-        </w:rPr>
-        <w:t xml:space="preserve">INP</w:t>
-      </w:r>
-      <w:r>
-        <w:t xml:space="preserve"> sustituyó a FID para medir la respuesta real a cada interacción, y las plataformas penalizan los saltos de diseño (CLS).</w:t>
-      </w:r>
-    </w:p>
-    <w:p>
-      <w:pPr>
-        <w:pStyle w:val="Heading3"/>
-      </w:pPr>
-      <w:r>
-        <w:t xml:space="preserve">7. Movimiento expresivo, interfaces espaciales y diseño ético</w:t>
+        <w:t xml:space="preserve">Interfaces espaciales</w:t>
+      </w:r>
+      <w:r>
+        <w:t xml:space="preserve"> (visionOS, XR): nuevas reglas de distancia, profundidad y mirada.</w:t>
       </w:r>
     </w:p>
     <w:p>
@@ -4313,10 +5901,10 @@
           <w:b/>
           <w:bCs/>
         </w:rPr>
-        <w:t xml:space="preserve">Diseño expresivo</w:t>
-      </w:r>
-      <w:r>
-        <w:t xml:space="preserve">: Material 3 Expressive y el lenguaje visual Liquid Glass de Apple (2025) devuelven protagonismo a la forma, el color y la animación, lo que obliga a respetar «reducir movimiento» (prefers-reduced-motion).</w:t>
+        <w:t xml:space="preserve">Sostenibilidad digital</w:t>
+      </w:r>
+      <w:r>
+        <w:t xml:space="preserve">: las Web Sustainability Guidelines del W3C proponen interfaces más ligeras y eficientes.</w:t>
       </w:r>
     </w:p>
     <w:p>
@@ -4333,46 +5921,6 @@
           <w:b/>
           <w:bCs/>
         </w:rPr>
-        <w:t xml:space="preserve">Interfaces espaciales</w:t>
-      </w:r>
-      <w:r>
-        <w:t xml:space="preserve"> (visionOS, XR): nuevas reglas de distancia, profundidad y mirada.</w:t>
-      </w:r>
-    </w:p>
-    <w:p>
-      <w:pPr>
-        <w:pStyle w:val="ListParagraph"/>
-        <w:numPr>
-          <w:ilvl w:val="0"/>
-          <w:numId w:val="2"/>
-        </w:numPr>
-        <w:spacing w:after="60" w:line="264"/>
-      </w:pPr>
-      <w:r>
-        <w:rPr>
-          <w:b/>
-          <w:bCs/>
-        </w:rPr>
-        <w:t xml:space="preserve">Sostenibilidad digital</w:t>
-      </w:r>
-      <w:r>
-        <w:t xml:space="preserve">: las Web Sustainability Guidelines del W3C proponen interfaces más ligeras y eficientes.</w:t>
-      </w:r>
-    </w:p>
-    <w:p>
-      <w:pPr>
-        <w:pStyle w:val="ListParagraph"/>
-        <w:numPr>
-          <w:ilvl w:val="0"/>
-          <w:numId w:val="2"/>
-        </w:numPr>
-        <w:spacing w:after="60" w:line="264"/>
-      </w:pPr>
-      <w:r>
-        <w:rPr>
-          <w:b/>
-          <w:bCs/>
-        </w:rPr>
         <w:t xml:space="preserve">Patrones oscuros (dark patterns)</w:t>
       </w:r>
       <w:r>
@@ -4383,9 +5931,11 @@
       <w:pPr>
         <w:pStyle w:val="Heading2"/>
       </w:pPr>
+      <w:bookmarkStart w:id="1013" w:name="_Toc900013"/>
       <w:r>
         <w:t xml:space="preserve">2.2 Comparativa de herramientas existentes</w:t>
       </w:r>
+      <w:bookmarkEnd w:id="1013"/>
     </w:p>
     <w:tbl>
       <w:tblPr>
@@ -5752,9 +7302,11 @@
       <w:pPr>
         <w:pStyle w:val="Heading2"/>
       </w:pPr>
+      <w:bookmarkStart w:id="1014" w:name="_Toc900014"/>
       <w:r>
         <w:t xml:space="preserve">2.3 Huecos del estado del arte (análisis de carencias)</w:t>
       </w:r>
+      <w:bookmarkEnd w:id="1014"/>
     </w:p>
     <w:p>
       <w:pPr>
@@ -8064,9 +9616,11 @@
         <w:pStyle w:val="Heading1"/>
         <w:pageBreakBefore/>
       </w:pPr>
+      <w:bookmarkStart w:id="1015" w:name="_Toc900015"/>
       <w:r>
         <w:t xml:space="preserve">03- Sistema de métrica</w:t>
       </w:r>
+      <w:bookmarkEnd w:id="1015"/>
     </w:p>
     <w:p>
       <w:pPr>
@@ -8100,9 +9654,11 @@
       <w:pPr>
         <w:pStyle w:val="Heading2"/>
       </w:pPr>
+      <w:bookmarkStart w:id="1016" w:name="_Toc900016"/>
       <w:r>
         <w:t xml:space="preserve">3.1 Dimensiones y pesos</w:t>
       </w:r>
+      <w:bookmarkEnd w:id="1016"/>
     </w:p>
     <w:p>
       <w:pPr>
@@ -9652,9 +11208,11 @@
       <w:pPr>
         <w:pStyle w:val="Heading2"/>
       </w:pPr>
+      <w:bookmarkStart w:id="1017" w:name="_Toc900017"/>
       <w:r>
         <w:t xml:space="preserve">3.2 Cálculo de cada dimensión</w:t>
       </w:r>
+      <w:bookmarkEnd w:id="1017"/>
     </w:p>
     <w:p>
       <w:pPr>
@@ -11076,9 +12634,11 @@
       <w:pPr>
         <w:pStyle w:val="Heading2"/>
       </w:pPr>
+      <w:bookmarkStart w:id="1018" w:name="_Toc900018"/>
       <w:r>
         <w:t xml:space="preserve">3.3 Índice global, techos y modo estricto</w:t>
       </w:r>
+      <w:bookmarkEnd w:id="1018"/>
     </w:p>
     <w:p>
       <w:pPr>
@@ -11612,9 +13172,11 @@
       <w:pPr>
         <w:pStyle w:val="Heading2"/>
       </w:pPr>
+      <w:bookmarkStart w:id="1019" w:name="_Toc900019"/>
       <w:r>
         <w:t xml:space="preserve">3.4 Escala de interpretación</w:t>
       </w:r>
+      <w:bookmarkEnd w:id="1019"/>
     </w:p>
     <w:tbl>
       <w:tblPr>
@@ -12247,9 +13809,11 @@
       <w:pPr>
         <w:pStyle w:val="Heading2"/>
       </w:pPr>
+      <w:bookmarkStart w:id="1020" w:name="_Toc900020"/>
       <w:r>
         <w:t xml:space="preserve">3.5 Ejemplo de cálculo</w:t>
       </w:r>
+      <w:bookmarkEnd w:id="1020"/>
     </w:p>
     <w:p>
       <w:pPr>
@@ -13585,9 +15149,11 @@
         <w:pStyle w:val="Heading1"/>
         <w:pageBreakBefore/>
       </w:pPr>
+      <w:bookmarkStart w:id="1021" w:name="_Toc900021"/>
       <w:r>
         <w:t xml:space="preserve">04- Auditor Reutilizable</w:t>
       </w:r>
+      <w:bookmarkEnd w:id="1021"/>
     </w:p>
     <w:p>
       <w:pPr>
@@ -13621,9 +15187,11 @@
       <w:pPr>
         <w:pStyle w:val="Heading2"/>
       </w:pPr>
+      <w:bookmarkStart w:id="1022" w:name="_Toc900022"/>
       <w:r>
         <w:t xml:space="preserve">4.1 Requisitos / Análisis</w:t>
       </w:r>
+      <w:bookmarkEnd w:id="1022"/>
     </w:p>
     <w:p>
       <w:pPr>
@@ -16475,9 +18043,11 @@
       <w:pPr>
         <w:pStyle w:val="Heading2"/>
       </w:pPr>
+      <w:bookmarkStart w:id="1023" w:name="_Toc900023"/>
       <w:r>
         <w:t xml:space="preserve">4.2 Diseño</w:t>
       </w:r>
+      <w:bookmarkEnd w:id="1023"/>
     </w:p>
     <w:p>
       <w:pPr>
@@ -18855,9 +20425,11 @@
         <w:pStyle w:val="Heading1"/>
         <w:pageBreakBefore/>
       </w:pPr>
+      <w:bookmarkStart w:id="1024" w:name="_Toc900024"/>
       <w:r>
         <w:t xml:space="preserve">05- Resumen de GitHub</w:t>
       </w:r>
+      <w:bookmarkEnd w:id="1024"/>
     </w:p>
     <w:p>
       <w:pPr>
@@ -18901,9 +20473,11 @@
       <w:pPr>
         <w:pStyle w:val="Heading2"/>
       </w:pPr>
+      <w:bookmarkStart w:id="1025" w:name="_Toc900025"/>
       <w:r>
         <w:t xml:space="preserve">5.1 Qué contiene</w:t>
       </w:r>
+      <w:bookmarkEnd w:id="1025"/>
     </w:p>
     <w:tbl>
       <w:tblPr>
@@ -20665,9 +22239,11 @@
       <w:pPr>
         <w:pStyle w:val="Heading2"/>
       </w:pPr>
+      <w:bookmarkStart w:id="1026" w:name="_Toc900026"/>
       <w:r>
         <w:t xml:space="preserve">5.2 Cómo funciona</w:t>
       </w:r>
+      <w:bookmarkEnd w:id="1026"/>
     </w:p>
     <w:p>
       <w:pPr>
@@ -20729,9 +22305,11 @@
       <w:pPr>
         <w:pStyle w:val="Heading2"/>
       </w:pPr>
+      <w:bookmarkStart w:id="1027" w:name="_Toc900027"/>
       <w:r>
         <w:t xml:space="preserve">5.3 Instalación y uso</w:t>
       </w:r>
+      <w:bookmarkEnd w:id="1027"/>
     </w:p>
     <w:p>
       <w:pPr>
@@ -20913,9 +22491,11 @@
       <w:pPr>
         <w:pStyle w:val="Heading2"/>
       </w:pPr>
+      <w:bookmarkStart w:id="1028" w:name="_Toc900028"/>
       <w:r>
         <w:t xml:space="preserve">5.4 Cómo lo hemos aplicado en nuestro proyecto</w:t>
       </w:r>
+      <w:bookmarkEnd w:id="1028"/>
     </w:p>
     <w:p>
       <w:pPr>
@@ -21079,9 +22659,11 @@
       <w:pPr>
         <w:pStyle w:val="Heading2"/>
       </w:pPr>
+      <w:bookmarkStart w:id="1029" w:name="_Toc900029"/>
       <w:r>
         <w:t xml:space="preserve">Referencias</w:t>
       </w:r>
+      <w:bookmarkEnd w:id="1029"/>
     </w:p>
     <w:p>
       <w:pPr>
@@ -21302,6 +22884,357 @@
       </w:pPr>
       <w:r>
         <w:t xml:space="preserve">Fernández Huerta, J. Medidas sencillas de lecturabilidad. Consigna, 214 (1959).</w:t>
+      </w:r>
+    </w:p>
+    <w:p>
+      <w:pPr>
+        <w:pStyle w:val="ListParagraph"/>
+        <w:numPr>
+          <w:ilvl w:val="0"/>
+          <w:numId w:val="2"/>
+        </w:numPr>
+        <w:spacing w:after="60" w:line="264"/>
+      </w:pPr>
+      <w:r>
+        <w:t xml:space="preserve">ISO 24495-1:2023. Plain language — Part 1: Governing principles and guidelines.</w:t>
+      </w:r>
+    </w:p>
+    <w:p>
+      <w:pPr>
+        <w:pStyle w:val="ListParagraph"/>
+        <w:numPr>
+          <w:ilvl w:val="0"/>
+          <w:numId w:val="2"/>
+        </w:numPr>
+        <w:spacing w:after="60" w:line="264"/>
+      </w:pPr>
+      <w:r>
+        <w:t xml:space="preserve">W3C. Accessible Rich Internet Applications (WAI-ARIA) 1.2. Recomendación del W3C, junio de 2023 — w3.org/TR/wai-aria-1.2.</w:t>
+      </w:r>
+    </w:p>
+    <w:p>
+      <w:pPr>
+        <w:pStyle w:val="ListParagraph"/>
+        <w:numPr>
+          <w:ilvl w:val="0"/>
+          <w:numId w:val="2"/>
+        </w:numPr>
+        <w:spacing w:after="60" w:line="264"/>
+      </w:pPr>
+      <w:r>
+        <w:t xml:space="preserve">W3C. WCAG Evaluation Methodology (WCAG-EM) 2.0. Nota de grupo, julio de 2026 — w3.org/TR/WCAG-EM.</w:t>
+      </w:r>
+    </w:p>
+    <w:p>
+      <w:pPr>
+        <w:pStyle w:val="ListParagraph"/>
+        <w:numPr>
+          <w:ilvl w:val="0"/>
+          <w:numId w:val="2"/>
+        </w:numPr>
+        <w:spacing w:after="60" w:line="264"/>
+      </w:pPr>
+      <w:r>
+        <w:t xml:space="preserve">Directiva (UE) 2016/2102 sobre la accesibilidad de los sitios web y aplicaciones para dispositivos móviles de los organismos del sector público.</w:t>
+      </w:r>
+    </w:p>
+    <w:p>
+      <w:pPr>
+        <w:pStyle w:val="ListParagraph"/>
+        <w:numPr>
+          <w:ilvl w:val="0"/>
+          <w:numId w:val="2"/>
+        </w:numPr>
+        <w:spacing w:after="60" w:line="264"/>
+      </w:pPr>
+      <w:r>
+        <w:t xml:space="preserve">Reglamento (UE) 2016/679 (Reglamento General de Protección de Datos); Ley 34/2002, de servicios de la sociedad de la información y de comercio electrónico (LSSI).</w:t>
+      </w:r>
+    </w:p>
+    <w:p>
+      <w:pPr>
+        <w:pStyle w:val="ListParagraph"/>
+        <w:numPr>
+          <w:ilvl w:val="0"/>
+          <w:numId w:val="2"/>
+        </w:numPr>
+        <w:spacing w:after="60" w:line="264"/>
+      </w:pPr>
+      <w:r>
+        <w:t xml:space="preserve">Reglamento (UE) 2022/2065 de Servicios Digitales (DSA); Directiva 2005/29/CE sobre las prácticas comerciales desleales.</w:t>
+      </w:r>
+    </w:p>
+    <w:p>
+      <w:pPr>
+        <w:pStyle w:val="ListParagraph"/>
+        <w:numPr>
+          <w:ilvl w:val="0"/>
+          <w:numId w:val="2"/>
+        </w:numPr>
+        <w:spacing w:after="60" w:line="264"/>
+      </w:pPr>
+      <w:r>
+        <w:t xml:space="preserve">Reglamento (UE) 2024/1689 por el que se establecen normas armonizadas en materia de inteligencia artificial.</w:t>
+      </w:r>
+    </w:p>
+    <w:p>
+      <w:pPr>
+        <w:pStyle w:val="ListParagraph"/>
+        <w:numPr>
+          <w:ilvl w:val="0"/>
+          <w:numId w:val="2"/>
+        </w:numPr>
+        <w:spacing w:after="60" w:line="264"/>
+      </w:pPr>
+      <w:r>
+        <w:t xml:space="preserve">Nielsen, J. y Molich, R. Heuristic evaluation of user interfaces. Proceedings of CHI '90, 249–256 (1990).</w:t>
+      </w:r>
+    </w:p>
+    <w:p>
+      <w:pPr>
+        <w:pStyle w:val="ListParagraph"/>
+        <w:numPr>
+          <w:ilvl w:val="0"/>
+          <w:numId w:val="2"/>
+        </w:numPr>
+        <w:spacing w:after="60" w:line="264"/>
+      </w:pPr>
+      <w:r>
+        <w:t xml:space="preserve">Nielsen, J. Enhancing the explanatory power of usability heuristics. Proceedings of CHI '94, 152–158 (1994).</w:t>
+      </w:r>
+    </w:p>
+    <w:p>
+      <w:pPr>
+        <w:pStyle w:val="ListParagraph"/>
+        <w:numPr>
+          <w:ilvl w:val="0"/>
+          <w:numId w:val="2"/>
+        </w:numPr>
+        <w:spacing w:after="60" w:line="264"/>
+      </w:pPr>
+      <w:r>
+        <w:t xml:space="preserve">Nielsen Norman Group. How to Conduct a Heuristic Evaluation (2023) — nngroup.com.</w:t>
+      </w:r>
+    </w:p>
+    <w:p>
+      <w:pPr>
+        <w:pStyle w:val="ListParagraph"/>
+        <w:numPr>
+          <w:ilvl w:val="0"/>
+          <w:numId w:val="2"/>
+        </w:numPr>
+        <w:spacing w:after="60" w:line="264"/>
+      </w:pPr>
+      <w:r>
+        <w:t xml:space="preserve">Nielsen, J. End of Web Design. Alertbox (2000) — nngroup.com.</w:t>
+      </w:r>
+    </w:p>
+    <w:p>
+      <w:pPr>
+        <w:pStyle w:val="ListParagraph"/>
+        <w:numPr>
+          <w:ilvl w:val="0"/>
+          <w:numId w:val="2"/>
+        </w:numPr>
+        <w:spacing w:after="60" w:line="264"/>
+      </w:pPr>
+      <w:r>
+        <w:t xml:space="preserve">Norman, D. A. The Design of Everyday Things. Edición revisada y ampliada. Basic Books, 2013.</w:t>
+      </w:r>
+    </w:p>
+    <w:p>
+      <w:pPr>
+        <w:pStyle w:val="ListParagraph"/>
+        <w:numPr>
+          <w:ilvl w:val="0"/>
+          <w:numId w:val="2"/>
+        </w:numPr>
+        <w:spacing w:after="60" w:line="264"/>
+      </w:pPr>
+      <w:r>
+        <w:t xml:space="preserve">Shneiderman, B., Plaisant, C., Cohen, M., Jacobs, S., Elmqvist, N. y Diakopoulos, N. Designing the User Interface, 6.ª ed. Pearson, 2016.</w:t>
+      </w:r>
+    </w:p>
+    <w:p>
+      <w:pPr>
+        <w:pStyle w:val="ListParagraph"/>
+        <w:numPr>
+          <w:ilvl w:val="0"/>
+          <w:numId w:val="2"/>
+        </w:numPr>
+        <w:spacing w:after="60" w:line="264"/>
+      </w:pPr>
+      <w:r>
+        <w:t xml:space="preserve">Simon, H. A. Rational choice and the structure of the environment. Psychological Review, 63(2), 129–138 (1956).</w:t>
+      </w:r>
+    </w:p>
+    <w:p>
+      <w:pPr>
+        <w:pStyle w:val="ListParagraph"/>
+        <w:numPr>
+          <w:ilvl w:val="0"/>
+          <w:numId w:val="2"/>
+        </w:numPr>
+        <w:spacing w:after="60" w:line="264"/>
+      </w:pPr>
+      <w:r>
+        <w:t xml:space="preserve">Design Council. The Double Diamond (Framework for Innovation) — designcouncil.org.uk.</w:t>
+      </w:r>
+    </w:p>
+    <w:p>
+      <w:pPr>
+        <w:pStyle w:val="ListParagraph"/>
+        <w:numPr>
+          <w:ilvl w:val="0"/>
+          <w:numId w:val="2"/>
+        </w:numPr>
+        <w:spacing w:after="60" w:line="264"/>
+      </w:pPr>
+      <w:r>
+        <w:t xml:space="preserve">Baymard Institute. E-commerce UX research and guidelines — baymard.com (consultado en octubre de 2026).</w:t>
+      </w:r>
+    </w:p>
+    <w:p>
+      <w:pPr>
+        <w:pStyle w:val="ListParagraph"/>
+        <w:numPr>
+          <w:ilvl w:val="0"/>
+          <w:numId w:val="2"/>
+        </w:numPr>
+        <w:spacing w:after="60" w:line="264"/>
+      </w:pPr>
+      <w:r>
+        <w:t xml:space="preserve">Government Digital Service. GOV.UK Design System — design-system.service.gov.uk.</w:t>
+      </w:r>
+    </w:p>
+    <w:p>
+      <w:pPr>
+        <w:pStyle w:val="ListParagraph"/>
+        <w:numPr>
+          <w:ilvl w:val="0"/>
+          <w:numId w:val="2"/>
+        </w:numPr>
+        <w:spacing w:after="60" w:line="264"/>
+      </w:pPr>
+      <w:r>
+        <w:t xml:space="preserve">Fitts, P. M. The information capacity of the human motor system in controlling the amplitude of movement. Journal of Experimental Psychology, 47(6), 381–391 (1954).</w:t>
+      </w:r>
+    </w:p>
+    <w:p>
+      <w:pPr>
+        <w:pStyle w:val="ListParagraph"/>
+        <w:numPr>
+          <w:ilvl w:val="0"/>
+          <w:numId w:val="2"/>
+        </w:numPr>
+        <w:spacing w:after="60" w:line="264"/>
+      </w:pPr>
+      <w:r>
+        <w:t xml:space="preserve">Hick, W. E. On the rate of gain of information. Quarterly Journal of Experimental Psychology, 4(1), 11–26 (1952). Hyman, R. Stimulus information as a determinant of reaction time. Journal of Experimental Psychology, 45(3), 188–196 (1953).</w:t>
+      </w:r>
+    </w:p>
+    <w:p>
+      <w:pPr>
+        <w:pStyle w:val="ListParagraph"/>
+        <w:numPr>
+          <w:ilvl w:val="0"/>
+          <w:numId w:val="2"/>
+        </w:numPr>
+        <w:spacing w:after="60" w:line="264"/>
+      </w:pPr>
+      <w:r>
+        <w:t xml:space="preserve">Miller, G. A. The magical number seven, plus or minus two. Psychological Review, 63(2), 81–97 (1956).</w:t>
+      </w:r>
+    </w:p>
+    <w:p>
+      <w:pPr>
+        <w:pStyle w:val="ListParagraph"/>
+        <w:numPr>
+          <w:ilvl w:val="0"/>
+          <w:numId w:val="2"/>
+        </w:numPr>
+        <w:spacing w:after="60" w:line="264"/>
+      </w:pPr>
+      <w:r>
+        <w:t xml:space="preserve">Cowan, N. The magical number 4 in short-term memory: a reconsideration of mental storage capacity. Behavioral and Brain Sciences, 24(1), 87–114 (2001).</w:t>
+      </w:r>
+    </w:p>
+    <w:p>
+      <w:pPr>
+        <w:pStyle w:val="ListParagraph"/>
+        <w:numPr>
+          <w:ilvl w:val="0"/>
+          <w:numId w:val="2"/>
+        </w:numPr>
+        <w:spacing w:after="60" w:line="264"/>
+      </w:pPr>
+      <w:r>
+        <w:t xml:space="preserve">Doherty, W. J. y Thadani, A. J. The economic value of rapid response time. IBM, 1982.</w:t>
+      </w:r>
+    </w:p>
+    <w:p>
+      <w:pPr>
+        <w:pStyle w:val="ListParagraph"/>
+        <w:numPr>
+          <w:ilvl w:val="0"/>
+          <w:numId w:val="2"/>
+        </w:numPr>
+        <w:spacing w:after="60" w:line="264"/>
+      </w:pPr>
+      <w:r>
+        <w:t xml:space="preserve">Google. Material Design 3 — m3.material.io. Apple. Human Interface Guidelines — developer.apple.com/design. Microsoft. Fluent 2 Design System — fluent2.microsoft.design.</w:t>
+      </w:r>
+    </w:p>
+    <w:p>
+      <w:pPr>
+        <w:pStyle w:val="ListParagraph"/>
+        <w:numPr>
+          <w:ilvl w:val="0"/>
+          <w:numId w:val="2"/>
+        </w:numPr>
+        <w:spacing w:after="60" w:line="264"/>
+      </w:pPr>
+      <w:r>
+        <w:t xml:space="preserve">Sauro, J. y Lewis, J. R. Quantifying the User Experience: Practical Statistics for User Research, 2.ª ed. Morgan Kaufmann, 2016.</w:t>
+      </w:r>
+    </w:p>
+    <w:p>
+      <w:pPr>
+        <w:pStyle w:val="ListParagraph"/>
+        <w:numPr>
+          <w:ilvl w:val="0"/>
+          <w:numId w:val="2"/>
+        </w:numPr>
+        <w:spacing w:after="60" w:line="264"/>
+      </w:pPr>
+      <w:r>
+        <w:t xml:space="preserve">Laugwitz, B., Held, T. y Schrepp, M. Construction and evaluation of a user experience questionnaire. USAB 2008, LNCS 5298, 63–76 (2008).</w:t>
+      </w:r>
+    </w:p>
+    <w:p>
+      <w:pPr>
+        <w:pStyle w:val="ListParagraph"/>
+        <w:numPr>
+          <w:ilvl w:val="0"/>
+          <w:numId w:val="2"/>
+        </w:numPr>
+        <w:spacing w:after="60" w:line="264"/>
+      </w:pPr>
+      <w:r>
+        <w:t xml:space="preserve">Rodden, K., Hutchinson, H. y Fu, X. Measuring the user experience on a large scale: user-centered metrics for web applications. Proceedings of CHI 2010, 2395–2398 (2010).</w:t>
+      </w:r>
+    </w:p>
+    <w:p>
+      <w:pPr>
+        <w:pStyle w:val="ListParagraph"/>
+        <w:numPr>
+          <w:ilvl w:val="0"/>
+          <w:numId w:val="2"/>
+        </w:numPr>
+        <w:spacing w:after="60" w:line="264"/>
+      </w:pPr>
+      <w:r>
+        <w:t xml:space="preserve">W3C Sustainable Web Design Community Group. Web Sustainability Guidelines (WSG). Borrador de informe de grupo comunitario.</w:t>
       </w:r>
     </w:p>
     <w:p>
@@ -21839,5 +23772,41 @@
       <w:szCs w:val="23"/>
     </w:rPr>
   </w:style>
+  <w:style w:type="paragraph" w:styleId="TOC1">
+    <w:name w:val="toc 1"/>
+    <w:next w:val="TOC2"/>
+    <w:uiPriority w:val="39"/>
+    <w:unhideWhenUsed/>
+    <w:pPr>
+      <w:tabs>
+        <w:tab w:val="right" w:leader="dot" w:pos="9016"/>
+      </w:tabs>
+      <w:spacing w:before="160" w:after="60"/>
+    </w:pPr>
+    <w:rPr>
+      <w:b/>
+      <w:bCs/>
+      <w:color w:val="1E1B4B"/>
+      <w:sz w:val="24"/>
+      <w:szCs w:val="24"/>
+    </w:rPr>
+  </w:style>
+  <w:style w:type="paragraph" w:styleId="TOC2">
+    <w:name w:val="toc 2"/>
+    <w:next w:val="TOC2"/>
+    <w:uiPriority w:val="39"/>
+    <w:unhideWhenUsed/>
+    <w:pPr>
+      <w:tabs>
+        <w:tab w:val="right" w:leader="dot" w:pos="9016"/>
+      </w:tabs>
+      <w:spacing w:after="40"/>
+      <w:ind w:left="440"/>
+    </w:pPr>
+    <w:rPr>
+      <w:sz w:val="21"/>
+      <w:szCs w:val="21"/>
+    </w:rPr>
+  </w:style>
 </w:styles>
 </file>
--- a/Trabajo_Equipo_UX.docx
+++ b/Trabajo_Equipo_UX.docx
@@ -453,7 +453,7 @@
       </w:pPr>
       <w:hyperlink w:anchor="_Toc900012" w:history="1">
         <w:r>
-          <w:t xml:space="preserve">2.1 Tendencias actuales</w:t>
+          <w:t xml:space="preserve">2.1 Fuerzas que definen la UX en 2026</w:t>
         </w:r>
         <w:r>
           <w:tab/>
@@ -481,7 +481,7 @@
       </w:pPr>
       <w:hyperlink w:anchor="_Toc900013" w:history="1">
         <w:r>
-          <w:t xml:space="preserve">2.2 Comparativa de herramientas existentes</w:t>
+          <w:t xml:space="preserve">2.2 Comparativa crítica de herramientas</w:t>
         </w:r>
         <w:r>
           <w:tab/>
@@ -496,7 +496,7 @@
           <w:fldChar w:fldCharType="separate"/>
         </w:r>
         <w:r>
-          <w:t>11</w:t>
+          <w:t>12</w:t>
         </w:r>
         <w:r>
           <w:fldChar w:fldCharType="end"/>
@@ -524,7 +524,7 @@
           <w:fldChar w:fldCharType="separate"/>
         </w:r>
         <w:r>
-          <w:t>11</w:t>
+          <w:t>13</w:t>
         </w:r>
         <w:r>
           <w:fldChar w:fldCharType="end"/>
@@ -533,11 +533,11 @@
     </w:p>
     <w:p>
       <w:pPr>
-        <w:pStyle w:val="TOC1"/>
+        <w:pStyle w:val="TOC2"/>
       </w:pPr>
       <w:hyperlink w:anchor="_Toc900015" w:history="1">
         <w:r>
-          <w:t xml:space="preserve">03- Sistema de métrica</w:t>
+          <w:t xml:space="preserve">2.4 Conclusión: por qué el UX-Auditor es necesario ahora</w:t>
         </w:r>
         <w:r>
           <w:tab/>
@@ -552,7 +552,7 @@
           <w:fldChar w:fldCharType="separate"/>
         </w:r>
         <w:r>
-          <w:t>14</w:t>
+          <w:t>16</w:t>
         </w:r>
         <w:r>
           <w:fldChar w:fldCharType="end"/>
@@ -561,11 +561,11 @@
     </w:p>
     <w:p>
       <w:pPr>
-        <w:pStyle w:val="TOC2"/>
+        <w:pStyle w:val="TOC1"/>
       </w:pPr>
       <w:hyperlink w:anchor="_Toc900016" w:history="1">
         <w:r>
-          <w:t xml:space="preserve">3.1 Dimensiones y pesos</w:t>
+          <w:t xml:space="preserve">03- Sistema de métrica</w:t>
         </w:r>
         <w:r>
           <w:tab/>
@@ -580,7 +580,7 @@
           <w:fldChar w:fldCharType="separate"/>
         </w:r>
         <w:r>
-          <w:t>14</w:t>
+          <w:t>17</w:t>
         </w:r>
         <w:r>
           <w:fldChar w:fldCharType="end"/>
@@ -593,7 +593,7 @@
       </w:pPr>
       <w:hyperlink w:anchor="_Toc900017" w:history="1">
         <w:r>
-          <w:t xml:space="preserve">3.2 Cálculo de cada dimensión</w:t>
+          <w:t xml:space="preserve">3.1 Dimensiones y pesos</w:t>
         </w:r>
         <w:r>
           <w:tab/>
@@ -608,7 +608,7 @@
           <w:fldChar w:fldCharType="separate"/>
         </w:r>
         <w:r>
-          <w:t>14</w:t>
+          <w:t>17</w:t>
         </w:r>
         <w:r>
           <w:fldChar w:fldCharType="end"/>
@@ -621,7 +621,7 @@
       </w:pPr>
       <w:hyperlink w:anchor="_Toc900018" w:history="1">
         <w:r>
-          <w:t xml:space="preserve">3.3 Índice global, techos y modo estricto</w:t>
+          <w:t xml:space="preserve">3.2 Cálculo de cada dimensión</w:t>
         </w:r>
         <w:r>
           <w:tab/>
@@ -636,7 +636,7 @@
           <w:fldChar w:fldCharType="separate"/>
         </w:r>
         <w:r>
-          <w:t>15</w:t>
+          <w:t>17</w:t>
         </w:r>
         <w:r>
           <w:fldChar w:fldCharType="end"/>
@@ -649,7 +649,7 @@
       </w:pPr>
       <w:hyperlink w:anchor="_Toc900019" w:history="1">
         <w:r>
-          <w:t xml:space="preserve">3.4 Escala de interpretación</w:t>
+          <w:t xml:space="preserve">3.3 Índice global, techos y modo estricto</w:t>
         </w:r>
         <w:r>
           <w:tab/>
@@ -664,7 +664,7 @@
           <w:fldChar w:fldCharType="separate"/>
         </w:r>
         <w:r>
-          <w:t>16</w:t>
+          <w:t>18</w:t>
         </w:r>
         <w:r>
           <w:fldChar w:fldCharType="end"/>
@@ -677,7 +677,7 @@
       </w:pPr>
       <w:hyperlink w:anchor="_Toc900020" w:history="1">
         <w:r>
-          <w:t xml:space="preserve">3.5 Ejemplo de cálculo</w:t>
+          <w:t xml:space="preserve">3.4 Escala de interpretación</w:t>
         </w:r>
         <w:r>
           <w:tab/>
@@ -692,7 +692,7 @@
           <w:fldChar w:fldCharType="separate"/>
         </w:r>
         <w:r>
-          <w:t>16</w:t>
+          <w:t>19</w:t>
         </w:r>
         <w:r>
           <w:fldChar w:fldCharType="end"/>
@@ -701,11 +701,11 @@
     </w:p>
     <w:p>
       <w:pPr>
-        <w:pStyle w:val="TOC1"/>
+        <w:pStyle w:val="TOC2"/>
       </w:pPr>
       <w:hyperlink w:anchor="_Toc900021" w:history="1">
         <w:r>
-          <w:t xml:space="preserve">04- Auditor Reutilizable</w:t>
+          <w:t xml:space="preserve">3.5 Ejemplo de cálculo</w:t>
         </w:r>
         <w:r>
           <w:tab/>
@@ -720,7 +720,7 @@
           <w:fldChar w:fldCharType="separate"/>
         </w:r>
         <w:r>
-          <w:t>17</w:t>
+          <w:t>19</w:t>
         </w:r>
         <w:r>
           <w:fldChar w:fldCharType="end"/>
@@ -729,11 +729,11 @@
     </w:p>
     <w:p>
       <w:pPr>
-        <w:pStyle w:val="TOC2"/>
+        <w:pStyle w:val="TOC1"/>
       </w:pPr>
       <w:hyperlink w:anchor="_Toc900022" w:history="1">
         <w:r>
-          <w:t xml:space="preserve">4.1 Requisitos / Análisis</w:t>
+          <w:t xml:space="preserve">04- Auditor Reutilizable</w:t>
         </w:r>
         <w:r>
           <w:tab/>
@@ -748,7 +748,7 @@
           <w:fldChar w:fldCharType="separate"/>
         </w:r>
         <w:r>
-          <w:t>17</w:t>
+          <w:t>20</w:t>
         </w:r>
         <w:r>
           <w:fldChar w:fldCharType="end"/>
@@ -761,7 +761,7 @@
       </w:pPr>
       <w:hyperlink w:anchor="_Toc900023" w:history="1">
         <w:r>
-          <w:t xml:space="preserve">4.2 Diseño</w:t>
+          <w:t xml:space="preserve">4.1 Requisitos / Análisis</w:t>
         </w:r>
         <w:r>
           <w:tab/>
@@ -776,7 +776,7 @@
           <w:fldChar w:fldCharType="separate"/>
         </w:r>
         <w:r>
-          <w:t>18</w:t>
+          <w:t>20</w:t>
         </w:r>
         <w:r>
           <w:fldChar w:fldCharType="end"/>
@@ -785,11 +785,11 @@
     </w:p>
     <w:p>
       <w:pPr>
-        <w:pStyle w:val="TOC1"/>
+        <w:pStyle w:val="TOC2"/>
       </w:pPr>
       <w:hyperlink w:anchor="_Toc900024" w:history="1">
         <w:r>
-          <w:t xml:space="preserve">05- Resumen de GitHub</w:t>
+          <w:t xml:space="preserve">4.2 Diseño</w:t>
         </w:r>
         <w:r>
           <w:tab/>
@@ -804,7 +804,7 @@
           <w:fldChar w:fldCharType="separate"/>
         </w:r>
         <w:r>
-          <w:t>22</w:t>
+          <w:t>21</w:t>
         </w:r>
         <w:r>
           <w:fldChar w:fldCharType="end"/>
@@ -813,11 +813,11 @@
     </w:p>
     <w:p>
       <w:pPr>
-        <w:pStyle w:val="TOC2"/>
+        <w:pStyle w:val="TOC1"/>
       </w:pPr>
       <w:hyperlink w:anchor="_Toc900025" w:history="1">
         <w:r>
-          <w:t xml:space="preserve">5.1 Qué contiene</w:t>
+          <w:t xml:space="preserve">05- Resumen de GitHub</w:t>
         </w:r>
         <w:r>
           <w:tab/>
@@ -832,7 +832,7 @@
           <w:fldChar w:fldCharType="separate"/>
         </w:r>
         <w:r>
-          <w:t>22</w:t>
+          <w:t>25</w:t>
         </w:r>
         <w:r>
           <w:fldChar w:fldCharType="end"/>
@@ -845,7 +845,7 @@
       </w:pPr>
       <w:hyperlink w:anchor="_Toc900026" w:history="1">
         <w:r>
-          <w:t xml:space="preserve">5.2 Cómo funciona</w:t>
+          <w:t xml:space="preserve">5.1 Qué contiene</w:t>
         </w:r>
         <w:r>
           <w:tab/>
@@ -860,7 +860,7 @@
           <w:fldChar w:fldCharType="separate"/>
         </w:r>
         <w:r>
-          <w:t>23</w:t>
+          <w:t>25</w:t>
         </w:r>
         <w:r>
           <w:fldChar w:fldCharType="end"/>
@@ -873,7 +873,7 @@
       </w:pPr>
       <w:hyperlink w:anchor="_Toc900027" w:history="1">
         <w:r>
-          <w:t xml:space="preserve">5.3 Instalación y uso</w:t>
+          <w:t xml:space="preserve">5.2 Cómo funciona</w:t>
         </w:r>
         <w:r>
           <w:tab/>
@@ -888,7 +888,7 @@
           <w:fldChar w:fldCharType="separate"/>
         </w:r>
         <w:r>
-          <w:t>23</w:t>
+          <w:t>26</w:t>
         </w:r>
         <w:r>
           <w:fldChar w:fldCharType="end"/>
@@ -901,7 +901,7 @@
       </w:pPr>
       <w:hyperlink w:anchor="_Toc900028" w:history="1">
         <w:r>
-          <w:t xml:space="preserve">5.4 Cómo lo hemos aplicado en nuestro proyecto</w:t>
+          <w:t xml:space="preserve">5.3 Instalación y uso</w:t>
         </w:r>
         <w:r>
           <w:tab/>
@@ -916,7 +916,7 @@
           <w:fldChar w:fldCharType="separate"/>
         </w:r>
         <w:r>
-          <w:t>23</w:t>
+          <w:t>26</w:t>
         </w:r>
         <w:r>
           <w:fldChar w:fldCharType="end"/>
@@ -929,7 +929,7 @@
       </w:pPr>
       <w:hyperlink w:anchor="_Toc900029" w:history="1">
         <w:r>
-          <w:t xml:space="preserve">Referencias</w:t>
+          <w:t xml:space="preserve">5.4 Cómo lo hemos aplicado en nuestro proyecto</w:t>
         </w:r>
         <w:r>
           <w:tab/>
@@ -944,7 +944,35 @@
           <w:fldChar w:fldCharType="separate"/>
         </w:r>
         <w:r>
-          <w:t>23</w:t>
+          <w:t>26</w:t>
+        </w:r>
+        <w:r>
+          <w:fldChar w:fldCharType="end"/>
+        </w:r>
+      </w:hyperlink>
+    </w:p>
+    <w:p>
+      <w:pPr>
+        <w:pStyle w:val="TOC2"/>
+      </w:pPr>
+      <w:hyperlink w:anchor="_Toc900030" w:history="1">
+        <w:r>
+          <w:t xml:space="preserve">Referencias</w:t>
+        </w:r>
+        <w:r>
+          <w:tab/>
+        </w:r>
+        <w:r>
+          <w:fldChar w:fldCharType="begin"/>
+        </w:r>
+        <w:r>
+          <w:instrText xml:space="preserve"> PAGEREF _Toc900030 \h </w:instrText>
+        </w:r>
+        <w:r>
+          <w:fldChar w:fldCharType="separate"/>
+        </w:r>
+        <w:r>
+          <w:t>26</w:t>
         </w:r>
         <w:r>
           <w:fldChar w:fldCharType="end"/>
@@ -5550,71 +5578,45 @@
         <w:spacing w:after="120" w:line="276"/>
       </w:pPr>
       <w:r>
-        <w:t xml:space="preserve">Este apartado resume cómo se trabaja la UX en 2026: qué herramientas existen, qué tendencias dominan y qué huecos quedan sin cubrir, que son los que justifican nuestro auditor.</w:t>
-      </w:r>
-    </w:p>
-    <w:p>
-      <w:pPr>
-        <w:pStyle w:val="Heading2"/>
-      </w:pPr>
-      <w:bookmarkStart w:id="1012" w:name="_Toc900012"/>
-      <w:r>
-        <w:t xml:space="preserve">2.1 Tendencias actuales</w:t>
-      </w:r>
-      <w:bookmarkEnd w:id="1012"/>
-    </w:p>
-    <w:p>
-      <w:pPr>
-        <w:pStyle w:val="Heading3"/>
-      </w:pPr>
-      <w:r>
-        <w:t xml:space="preserve">1. La IA dentro del proceso de diseño</w:t>
-      </w:r>
-    </w:p>
-    <w:p>
-      <w:pPr>
-        <w:spacing w:after="120" w:line="276"/>
-      </w:pPr>
-      <w:r>
-        <w:t xml:space="preserve">Los asistentes de IA ya participan en todas las fases: síntesis de entrevistas, generación de prototipos y de código de interfaz a partir de una descripción, y revisión de diseños. La investigación sobre </w:t>
+        <w:t xml:space="preserve">Este apartado no es un inventario de herramientas, sino un análisis del panorama de la experiencia de usuario en 2026. Identifica las fuerzas que están cambiando lo que se considera una buena experiencia, compara las herramientas disponibles para evaluarla y muestra, con evidencia verificable, los huecos que justifican el UX-Auditor. A lo largo del apartado se distingue entre </w:t>
       </w:r>
       <w:r>
         <w:rPr>
           <w:b/>
           <w:bCs/>
         </w:rPr>
-        <w:t xml:space="preserve">evaluación heurística asistida por modelos de lenguaje</w:t>
-      </w:r>
-      <w:r>
-        <w:t xml:space="preserve"> muestra que estos detectan una parte de los problemas reales, pero también generan falsos positivos, por lo que la revisión humana sigue siendo necesaria. Un fenómeno nuevo son las </w:t>
+        <w:t xml:space="preserve">hechos consolidados</w:t>
+      </w:r>
+      <w:r>
+        <w:t xml:space="preserve"> (normas publicadas, decisiones de la Comisión Europea, datos con fuente primaria) y </w:t>
       </w:r>
       <w:r>
         <w:rPr>
           <w:b/>
           <w:bCs/>
         </w:rPr>
-        <w:t xml:space="preserve">skills o bases de conocimiento de diseño para agentes de programación</w:t>
-      </w:r>
-      <w:r>
-        <w:t xml:space="preserve">, como </w:t>
-      </w:r>
-      <w:r>
-        <w:rPr>
-          <w:b/>
-          <w:bCs/>
-        </w:rPr>
-        <w:t xml:space="preserve">UI UX Pro Max</w:t>
-      </w:r>
-      <w:r>
-        <w:t xml:space="preserve"> (ver apartado 05), que codifican estilos, paletas, tipografías y cientos de reglas UX para que la IA genere interfaces correctas desde el principio.</w:t>
-      </w:r>
+        <w:t xml:space="preserve">señales de tendencia</w:t>
+      </w:r>
+      <w:r>
+        <w:t xml:space="preserve"> (borradores y estudios de proveedores), porque un auditor no debe basar sus reglas en documentos que todavía pueden cambiar.</w:t>
+      </w:r>
+    </w:p>
+    <w:p>
+      <w:pPr>
+        <w:pStyle w:val="Heading2"/>
+      </w:pPr>
+      <w:bookmarkStart w:id="1012" w:name="_Toc900012"/>
+      <w:r>
+        <w:t xml:space="preserve">2.1 Fuerzas que definen la UX en 2026</w:t>
+      </w:r>
+      <w:bookmarkEnd w:id="1012"/>
     </w:p>
     <w:p>
       <w:pPr>
         <w:pStyle w:val="Heading3"/>
       </w:pPr>
       <w:r>
-        <w:t xml:space="preserve">2. Diseñar la experiencia de productos con IA</w:t>
+        <w:t xml:space="preserve">1. Accesibilidad: obligación legal y evolución hacia un reporte graduado</w:t>
       </w:r>
     </w:p>
     <w:p>
@@ -5622,53 +5624,7 @@
         <w:spacing w:after="120" w:line="276"/>
       </w:pPr>
       <w:r>
-        <w:t xml:space="preserve">Las interfaces conversacionales y los agentes plantean retos propios: transparencia sobre lo que hace el sistema, control del usuario, gestión de errores e incertidumbre. Los referentes son las </w:t>
-      </w:r>
-      <w:r>
-        <w:rPr>
-          <w:b/>
-          <w:bCs/>
-        </w:rPr>
-        <w:t xml:space="preserve">18 Guidelines for Human-AI Interaction</w:t>
-      </w:r>
-      <w:r>
-        <w:t xml:space="preserve"> de Microsoft (Amershi et al., 2019) y la </w:t>
-      </w:r>
-      <w:r>
-        <w:rPr>
-          <w:b/>
-          <w:bCs/>
-        </w:rPr>
-        <w:t xml:space="preserve">People + AI Guidebook</w:t>
-      </w:r>
-      <w:r>
-        <w:t xml:space="preserve"> de Google PAIR.</w:t>
-      </w:r>
-    </w:p>
-    <w:p>
-      <w:pPr>
-        <w:pStyle w:val="Heading3"/>
-      </w:pPr>
-      <w:r>
-        <w:t xml:space="preserve">3. La accesibilidad pasa de recomendación a obligación</w:t>
-      </w:r>
-    </w:p>
-    <w:p>
-      <w:pPr>
-        <w:spacing w:after="120" w:line="276"/>
-      </w:pPr>
-      <w:r>
-        <w:t xml:space="preserve">Con el </w:t>
-      </w:r>
-      <w:r>
-        <w:rPr>
-          <w:b/>
-          <w:bCs/>
-        </w:rPr>
-        <w:t xml:space="preserve">Acta Europea de Accesibilidad</w:t>
-      </w:r>
-      <w:r>
-        <w:t xml:space="preserve"> aplicable desde junio de 2025, la accesibilidad es un requisito legal para muchos servicios privados. En octubre de 2025, </w:t>
+        <w:t xml:space="preserve">Desde el 28 de junio de 2025 el Acta Europea de Accesibilidad es aplicable, y en octubre de 2025 </w:t>
       </w:r>
       <w:r>
         <w:rPr>
@@ -5678,7 +5634,25 @@
         <w:t xml:space="preserve">WCAG 2.2 fue aprobada como norma ISO/IEC 40500:2025</w:t>
       </w:r>
       <w:r>
-        <w:t xml:space="preserve">. En paralelo, el W3C desarrolla </w:t>
+        <w:t xml:space="preserve">. En julio de 2026 el W3C publicó </w:t>
+      </w:r>
+      <w:r>
+        <w:rPr>
+          <w:b/>
+          <w:bCs/>
+        </w:rPr>
+        <w:t xml:space="preserve">WCAG-EM 2.0</w:t>
+      </w:r>
+      <w:r>
+        <w:t xml:space="preserve">, que organiza la evaluación en cinco pasos con muestreo representativo y recuerda que la mayoría de las comprobaciones no son automatizables. La accesibilidad ha dejado de ser una buena práctica para convertirse en un requisito auditable.</w:t>
+      </w:r>
+    </w:p>
+    <w:p>
+      <w:pPr>
+        <w:spacing w:after="120" w:line="276"/>
+      </w:pPr>
+      <w:r>
+        <w:t xml:space="preserve">En paralelo, el W3C desarrolla </w:t>
       </w:r>
       <w:r>
         <w:rPr>
@@ -5688,93 +5662,111 @@
         <w:t xml:space="preserve">WCAG 3.0</w:t>
       </w:r>
       <w:r>
-        <w:t xml:space="preserve"> (todavía borrador de trabajo; la versión más reciente es de marzo de 2026), que propone pasar de criterios de «cumple / no cumple» a una </w:t>
+        <w:t xml:space="preserve">, todavía en fase de borrador. Los borradores anteriores exploraban niveles graduados de conformidad (bronce, plata y oro). El borrador del </w:t>
       </w:r>
       <w:r>
         <w:rPr>
           <w:b/>
           <w:bCs/>
         </w:rPr>
-        <w:t xml:space="preserve">evaluación por resultados con niveles graduados (bronce, plata, oro)</w:t>
-      </w:r>
-      <w:r>
-        <w:t xml:space="preserve">: una idea muy cercana a nuestra métrica de 0 a 10.</w:t>
-      </w:r>
-    </w:p>
-    <w:p>
-      <w:pPr>
-        <w:pStyle w:val="Heading3"/>
-      </w:pPr>
-      <w:r>
-        <w:t xml:space="preserve">4. Automatización de auditorías</w:t>
-      </w:r>
-    </w:p>
-    <w:p>
-      <w:pPr>
-        <w:spacing w:after="120" w:line="276"/>
-      </w:pPr>
-      <w:r>
-        <w:t xml:space="preserve">Herramientas como </w:t>
+        <w:t xml:space="preserve">10 de septiembre de 2026</w:t>
+      </w:r>
+      <w:r>
+        <w:t xml:space="preserve"> abandona esa vía: propone un </w:t>
       </w:r>
       <w:r>
         <w:rPr>
           <w:b/>
           <w:bCs/>
         </w:rPr>
-        <w:t xml:space="preserve">axe-core</w:t>
-      </w:r>
-      <w:r>
-        <w:t xml:space="preserve">, </w:t>
+        <w:t xml:space="preserve">nivel único de conformidad</w:t>
+      </w:r>
+      <w:r>
+        <w:t xml:space="preserve">, comparable a los niveles A y AA de WCAG 2.2 y ampliado con requisitos para baja visión y discapacidad cognitiva y auditiva, y lo acompaña de </w:t>
       </w:r>
       <w:r>
         <w:rPr>
           <w:b/>
           <w:bCs/>
         </w:rPr>
-        <w:t xml:space="preserve">Lighthouse</w:t>
-      </w:r>
-      <w:r>
-        <w:t xml:space="preserve">, </w:t>
-      </w:r>
+        <w:t xml:space="preserve">niveles de reporte</w:t>
+      </w:r>
+      <w:r>
+        <w:t xml:space="preserve">. Unos quedan por debajo de la conformidad y ayudan a alcanzarla; otros quedan por encima y certifican procesos como las pruebas de usabilidad o la formación del equipo (Campbell, 2026). La propia W3C indica que faltan varios años para que sea una recomendación.</w:t>
+      </w:r>
+    </w:p>
+    <w:p>
+      <w:pPr>
+        <w:spacing w:after="120" w:line="276"/>
+      </w:pPr>
       <w:r>
         <w:rPr>
           <w:b/>
           <w:bCs/>
         </w:rPr>
-        <w:t xml:space="preserve">Pa11y</w:t>
-      </w:r>
-      <w:r>
-        <w:t xml:space="preserve">, </w:t>
+        <w:t xml:space="preserve">Implicación para el auditor:</w:t>
+      </w:r>
+      <w:r>
+        <w:t xml:space="preserve"> la escala graduada de 0 a 10 del IUX es coherente con la dirección del estándar hacia un reporte graduado, pero WCAG 3.0 se interpreta como un horizonte, no como una guía de implementación. Las reglas del auditor se basan en los criterios A y AA de WCAG 2.2, que es la norma vigente y la que exige la ley.</w:t>
+      </w:r>
+    </w:p>
+    <w:p>
+      <w:pPr>
+        <w:pStyle w:val="Heading3"/>
+      </w:pPr>
+      <w:r>
+        <w:t xml:space="preserve">2. La IA acelera la producción, pero no la evaluación: la deuda UX</w:t>
+      </w:r>
+    </w:p>
+    <w:p>
+      <w:pPr>
+        <w:spacing w:after="120" w:line="276"/>
+      </w:pPr>
+      <w:r>
+        <w:t xml:space="preserve">Los asistentes de IA ya generan prototipos, código de interfaz y contenidos en minutos. Nielsen Norman Group describe en agosto de 2026 la </w:t>
       </w:r>
       <w:r>
         <w:rPr>
           <w:b/>
           <w:bCs/>
         </w:rPr>
-        <w:t xml:space="preserve">WAVE</w:t>
-      </w:r>
-      <w:r>
-        <w:t xml:space="preserve"> o </w:t>
+        <w:t xml:space="preserve">«era custodial» de la UX</w:t>
+      </w:r>
+      <w:r>
+        <w:t xml:space="preserve"> (Kaley y Budiu, 2026): la producción se ha vuelto más barata que la evaluación, y los equipos llegan tarde a limpiar productos que funcionan lo suficiente para una demostración, pero que confunden o erosionan la confianza cuando se usan en situaciones reales. Esa acumulación es la </w:t>
       </w:r>
       <w:r>
         <w:rPr>
           <w:b/>
           <w:bCs/>
         </w:rPr>
-        <w:t xml:space="preserve">Accessibility Insights</w:t>
-      </w:r>
-      <w:r>
-        <w:t xml:space="preserve"> detectan automáticamente errores de contraste, etiquetas ausentes o problemas de estructura, y se integran en pipelines de CI. Su límite es conocido: </w:t>
-      </w:r>
+        <w:t xml:space="preserve">deuda UX</w:t>
+      </w:r>
+      <w:r>
+        <w:t xml:space="preserve">, el equivalente en experiencia de la deuda técnica. Sus recomendaciones son tres: decidir qué merece construirse antes de pulirlo, hacer que la evaluación siga el ritmo de la producción (con plantillas y listas de comprobación) e incorporar el conocimiento de UX a la propia generación mediante sistemas de diseño, requisitos de accesibilidad y patrones engañosos que evitar.</w:t>
+      </w:r>
+    </w:p>
+    <w:p>
+      <w:pPr>
+        <w:spacing w:after="120" w:line="276"/>
+      </w:pPr>
+      <w:r>
+        <w:t xml:space="preserve">La evaluación automática con modelos de lenguaje no resuelve el problema por sí sola. Nielsen Norman Group recoge pruebas con una precisión del 20 % para GPT-4 en 2023 y de entre el 50 y el 70 % para cuatro herramientas en 2025, insuficiente para tomar decisiones de diseño (Moran, 2026). Las skills de diseño para agentes de programación, como UI UX Pro Max, responden a la tercera recomendación: llevar el conocimiento de UX al momento de generar la interfaz.</w:t>
+      </w:r>
+    </w:p>
+    <w:p>
+      <w:pPr>
+        <w:spacing w:after="120" w:line="276"/>
+      </w:pPr>
       <w:r>
         <w:rPr>
           <w:b/>
           <w:bCs/>
         </w:rPr>
-        <w:t xml:space="preserve">solo detectan una parte de los problemas</w:t>
-      </w:r>
-      <w:r>
-        <w:t xml:space="preserve">; cuestiones como si un texto alternativo es útil o si un flujo es comprensible exigen revisión experta.</w:t>
+        <w:t xml:space="preserve">Implicación para el auditor:</w:t>
+      </w:r>
+      <w:r>
+        <w:t xml:space="preserve"> el UX-Auditor encaja en la segunda recomendación. Es una evaluación automática, repetible y con umbral de calidad en integración continua. Además, puede auditar ficheros HTML locales, por lo que sirve para revisar prototipos generados por IA antes de integrarlos en el producto.</w:t>
       </w:r>
     </w:p>
     <w:p>
@@ -5782,7 +5774,7 @@
         <w:pStyle w:val="Heading3"/>
       </w:pPr>
       <w:r>
-        <w:t xml:space="preserve">5. Sistemas de diseño y design tokens</w:t>
+        <w:t xml:space="preserve">3. Transparencia de la IA: de principio de diseño a obligación verificable</w:t>
       </w:r>
     </w:p>
     <w:p>
@@ -5790,53 +5782,52 @@
         <w:spacing w:after="120" w:line="276"/>
       </w:pPr>
       <w:r>
-        <w:t xml:space="preserve">Los equipos trabajan con sistemas de diseño basados en </w:t>
+        <w:t xml:space="preserve">El </w:t>
       </w:r>
       <w:r>
         <w:rPr>
           <w:b/>
           <w:bCs/>
         </w:rPr>
-        <w:t xml:space="preserve">tokens</w:t>
-      </w:r>
-      <w:r>
-        <w:t xml:space="preserve"> (colores, tipografía, espaciados como variables con nombre semántico). En octubre de 2025 la especificación del </w:t>
+        <w:t xml:space="preserve">artículo 50 del Reglamento (UE) 2024/1689</w:t>
+      </w:r>
+      <w:r>
+        <w:t xml:space="preserve"> es aplicable desde el </w:t>
       </w:r>
       <w:r>
         <w:rPr>
           <w:b/>
           <w:bCs/>
         </w:rPr>
-        <w:t xml:space="preserve">W3C Design Tokens Community Group alcanzó su primera versión estable (2025.10)</w:t>
-      </w:r>
-      <w:r>
-        <w:t xml:space="preserve">, lo que permite intercambiar tokens entre Figma, código y plataformas.</w:t>
-      </w:r>
-    </w:p>
-    <w:p>
-      <w:pPr>
-        <w:pStyle w:val="Heading3"/>
-      </w:pPr>
-      <w:r>
-        <w:t xml:space="preserve">6. Rendimiento percibido como parte de la UX</w:t>
-      </w:r>
-    </w:p>
-    <w:p>
-      <w:pPr>
-        <w:spacing w:after="120" w:line="276"/>
-      </w:pPr>
-      <w:r>
-        <w:t xml:space="preserve">La velocidad se considera parte de la experiencia. La métrica </w:t>
+        <w:t xml:space="preserve">2 de agosto de 2026</w:t>
+      </w:r>
+      <w:r>
+        <w:t xml:space="preserve">. Obliga a informar a las personas de que interactúan con un sistema de IA y, según su apartado 5, esa información debe darse </w:t>
       </w:r>
       <w:r>
         <w:rPr>
           <w:b/>
           <w:bCs/>
         </w:rPr>
-        <w:t xml:space="preserve">INP</w:t>
-      </w:r>
-      <w:r>
-        <w:t xml:space="preserve"> sustituyó a FID para medir la respuesta real a cada interacción, y las plataformas penalizan los saltos de diseño (CLS).</w:t>
+        <w:t xml:space="preserve">de manera clara y distinguible, a más tardar en la primera interacción o exposición</w:t>
+      </w:r>
+      <w:r>
+        <w:t xml:space="preserve">. La Comisión Europea publicó el 20 de julio de 2026 unas directrices, no vinculantes, sobre estas obligaciones. Las guías de diseño de referencia siguen siendo las 18 Guidelines for Human-AI Interaction de Microsoft (Amershi et al., 2019) y la People + AI Guidebook de Google PAIR.</w:t>
+      </w:r>
+    </w:p>
+    <w:p>
+      <w:pPr>
+        <w:spacing w:after="120" w:line="276"/>
+      </w:pPr>
+      <w:r>
+        <w:rPr>
+          <w:b/>
+          <w:bCs/>
+        </w:rPr>
+        <w:t xml:space="preserve">Implicación para el auditor:</w:t>
+      </w:r>
+      <w:r>
+        <w:t xml:space="preserve"> un aviso genérico en el pie de página no basta. La pregunta experta de transparencia de la IA (D8) ya evalúa si se indica claramente que es una IA, qué puede hacer y cómo contactar con una persona; su evolución natural es comprobar también el momento del aviso (en la primera interacción) y el control humano efectivo sobre el sistema.</w:t>
       </w:r>
     </w:p>
     <w:p>
@@ -5844,7 +5835,15 @@
         <w:pStyle w:val="Heading3"/>
       </w:pPr>
       <w:r>
-        <w:t xml:space="preserve">7. Movimiento expresivo, interfaces espaciales y diseño ético</w:t>
+        <w:t xml:space="preserve">4. Patrones oscuros y diseño adictivo: el DSA pasa a la ejecución</w:t>
+      </w:r>
+    </w:p>
+    <w:p>
+      <w:pPr>
+        <w:spacing w:after="120" w:line="276"/>
+      </w:pPr>
+      <w:r>
+        <w:t xml:space="preserve">En 2023, el barrido de la Comisión Europea encontró patrones oscuros en 148 de 399 tiendas online. Desde finales de 2025 el Reglamento de Servicios Digitales (DSA) ya no es un texto prospectivo, sino una norma que se aplica con decisiones y sanciones:</w:t>
       </w:r>
     </w:p>
     <w:p>
@@ -5861,10 +5860,20 @@
           <w:b/>
           <w:bCs/>
         </w:rPr>
-        <w:t xml:space="preserve">Diseño expresivo</w:t>
-      </w:r>
-      <w:r>
-        <w:t xml:space="preserve">: Material 3 Expressive y el lenguaje visual Liquid Glass de Apple (2025) devuelven protagonismo a la forma, el color y la animación, lo que obliga a respetar «reducir movimiento» (prefers-reduced-motion).</w:t>
+        <w:t xml:space="preserve">5 de diciembre de 2025:</w:t>
+      </w:r>
+      <w:r>
+        <w:t xml:space="preserve"> primera decisión de incumplimiento del DSA. X es multada con </w:t>
+      </w:r>
+      <w:r>
+        <w:rPr>
+          <w:b/>
+          <w:bCs/>
+        </w:rPr>
+        <w:t xml:space="preserve">120 millones de euros</w:t>
+      </w:r>
+      <w:r>
+        <w:t xml:space="preserve">, entre otros motivos por el diseño engañoso de su marca azul de verificación de pago, que expone a los usuarios a suplantaciones.</w:t>
       </w:r>
     </w:p>
     <w:p>
@@ -5881,10 +5890,20 @@
           <w:b/>
           <w:bCs/>
         </w:rPr>
-        <w:t xml:space="preserve">Interfaces espaciales</w:t>
-      </w:r>
-      <w:r>
-        <w:t xml:space="preserve"> (visionOS, XR): nuevas reglas de distancia, profundidad y mirada.</w:t>
+        <w:t xml:space="preserve">6 de febrero de 2026:</w:t>
+      </w:r>
+      <w:r>
+        <w:t xml:space="preserve"> la Comisión concluye de forma preliminar que el </w:t>
+      </w:r>
+      <w:r>
+        <w:rPr>
+          <w:b/>
+          <w:bCs/>
+        </w:rPr>
+        <w:t xml:space="preserve">diseño adictivo de TikTok</w:t>
+      </w:r>
+      <w:r>
+        <w:t xml:space="preserve"> infringe el DSA y señala el scroll infinito, la reproducción automática, las notificaciones push y su sistema de recomendación altamente personalizado.</w:t>
       </w:r>
     </w:p>
     <w:p>
@@ -5901,10 +5920,20 @@
           <w:b/>
           <w:bCs/>
         </w:rPr>
-        <w:t xml:space="preserve">Sostenibilidad digital</w:t>
-      </w:r>
-      <w:r>
-        <w:t xml:space="preserve">: las Web Sustainability Guidelines del W3C proponen interfaces más ligeras y eficientes.</w:t>
+        <w:t xml:space="preserve">28 de mayo de 2026:</w:t>
+      </w:r>
+      <w:r>
+        <w:t xml:space="preserve"> Temu es multada con </w:t>
+      </w:r>
+      <w:r>
+        <w:rPr>
+          <w:b/>
+          <w:bCs/>
+        </w:rPr>
+        <w:t xml:space="preserve">200 millones de euros</w:t>
+      </w:r>
+      <w:r>
+        <w:t xml:space="preserve"> por no evaluar ni mitigar adecuadamente el riesgo de los productos ilegales que vende. No es una sanción por patrones oscuros, pero confirma la magnitud de las multas.</w:t>
       </w:r>
     </w:p>
     <w:p>
@@ -5921,10 +5950,235 @@
           <w:b/>
           <w:bCs/>
         </w:rPr>
-        <w:t xml:space="preserve">Patrones oscuros (dark patterns)</w:t>
-      </w:r>
-      <w:r>
-        <w:t xml:space="preserve">: el Reglamento de Servicios Digitales de la UE (DSA, art. 25) prohíbe a las plataformas en línea diseños que engañen o manipulen al usuario.</w:t>
+        <w:t xml:space="preserve">10 de julio de 2026:</w:t>
+      </w:r>
+      <w:r>
+        <w:t xml:space="preserve"> conclusiones preliminares de la Comisión sobre el </w:t>
+      </w:r>
+      <w:r>
+        <w:rPr>
+          <w:b/>
+          <w:bCs/>
+        </w:rPr>
+        <w:t xml:space="preserve">diseño adictivo de Instagram y Facebook</w:t>
+      </w:r>
+      <w:r>
+        <w:t xml:space="preserve">, que apuntan a las mismas funciones: scroll infinito, reproducción automática y notificaciones push.</w:t>
+      </w:r>
+    </w:p>
+    <w:p>
+      <w:pPr>
+        <w:spacing w:after="120" w:line="276"/>
+      </w:pPr>
+      <w:r>
+        <w:t xml:space="preserve">A ello se suma la Guía de cookies de la AEPD, exigible desde enero de 2024, que obliga a ofrecer «Rechazar» en la primera capa y al mismo nivel que «Aceptar».</w:t>
+      </w:r>
+    </w:p>
+    <w:p>
+      <w:pPr>
+        <w:spacing w:after="120" w:line="276"/>
+      </w:pPr>
+      <w:r>
+        <w:rPr>
+          <w:b/>
+          <w:bCs/>
+        </w:rPr>
+        <w:t xml:space="preserve">Implicación para el auditor:</w:t>
+      </w:r>
+      <w:r>
+        <w:t xml:space="preserve"> la dimensión D8 no es un complemento, sino una herramienta de reducción del riesgo legal. El auditor ya detecta la asimetría del banner de cookies, el rastreo previo al consentimiento, las casillas premarcadas, el confirmshaming y la urgencia falsa. El diseño adictivo (scroll infinito y solicitudes de notificaciones push) es un hueco nuevo que todavía no cubre.</w:t>
+      </w:r>
+    </w:p>
+    <w:p>
+      <w:pPr>
+        <w:pStyle w:val="Heading3"/>
+      </w:pPr>
+      <w:r>
+        <w:t xml:space="preserve">5. El rendimiento como métrica de negocio</w:t>
+      </w:r>
+    </w:p>
+    <w:p>
+      <w:pPr>
+        <w:spacing w:after="120" w:line="276"/>
+      </w:pPr>
+      <w:r>
+        <w:t xml:space="preserve">Los Core Web Vitals siguen teniendo los mismos umbrales de «bueno»: </w:t>
+      </w:r>
+      <w:r>
+        <w:rPr>
+          <w:b/>
+          <w:bCs/>
+        </w:rPr>
+        <w:t xml:space="preserve">LCP ≤ 2,5 s</w:t>
+      </w:r>
+      <w:r>
+        <w:t xml:space="preserve">, </w:t>
+      </w:r>
+      <w:r>
+        <w:rPr>
+          <w:b/>
+          <w:bCs/>
+        </w:rPr>
+        <w:t xml:space="preserve">INP ≤ 200 ms</w:t>
+      </w:r>
+      <w:r>
+        <w:t xml:space="preserve"> y </w:t>
+      </w:r>
+      <w:r>
+        <w:rPr>
+          <w:b/>
+          <w:bCs/>
+        </w:rPr>
+        <w:t xml:space="preserve">CLS ≤ 0,1</w:t>
+      </w:r>
+      <w:r>
+        <w:t xml:space="preserve">; por encima de 500 ms, la respuesta a la interacción se considera deficiente. Lo que ha cambiado es su lectura económica. Shopify publicó en abril de 2026 un análisis de sus tiendas activas a partir de datos de enero y febrero de ese año: la conversión tiende a ser alrededor de un </w:t>
+      </w:r>
+      <w:r>
+        <w:rPr>
+          <w:b/>
+          <w:bCs/>
+        </w:rPr>
+        <w:t xml:space="preserve">3,5 % menor por cada 100 ms más de carga</w:t>
+      </w:r>
+      <w:r>
+        <w:t xml:space="preserve"> y un </w:t>
+      </w:r>
+      <w:r>
+        <w:rPr>
+          <w:b/>
+          <w:bCs/>
+        </w:rPr>
+        <w:t xml:space="preserve">1,5 % menor por cada 32 ms más de INP</w:t>
+      </w:r>
+      <w:r>
+        <w:t xml:space="preserve"> (Krzeszowiak, 2026). La propia fuente aclara que es una correlación, no una relación causal, que la del INP es más débil y no publica el tamaño de la muestra.</w:t>
+      </w:r>
+    </w:p>
+    <w:p>
+      <w:pPr>
+        <w:spacing w:after="120" w:line="276"/>
+      </w:pPr>
+      <w:r>
+        <w:rPr>
+          <w:b/>
+          <w:bCs/>
+        </w:rPr>
+        <w:t xml:space="preserve">Implicación para el auditor:</w:t>
+      </w:r>
+      <w:r>
+        <w:t xml:space="preserve"> traducir las métricas técnicas a un impacto estimado en negocio haría el informe útil para quien decide la inversión. Esa traducción todavía no está implementada; si se incorpora, debe presentarse como estimación orientativa y con las salvedades de la fuente.</w:t>
+      </w:r>
+    </w:p>
+    <w:p>
+      <w:pPr>
+        <w:pStyle w:val="Heading3"/>
+      </w:pPr>
+      <w:r>
+        <w:t xml:space="preserve">6. Automatización de auditorías: más cobertura, mismos límites</w:t>
+      </w:r>
+    </w:p>
+    <w:p>
+      <w:pPr>
+        <w:spacing w:after="120" w:line="276"/>
+      </w:pPr>
+      <w:r>
+        <w:t xml:space="preserve">Las herramientas automáticas (axe-core, Lighthouse, Pa11y, WAVE o Accessibility Insights) se integran en la integración continua y detectan errores de contraste, etiquetas ausentes o problemas de estructura. Sus límites están bien documentados. En el experimento del Government Digital Service británico sobre una página con 143 barreras, la mejor de diez herramientas detectó el 41 % y todas juntas el 71 % (GDS, 2017). El estudio de Deque, medido por volumen de incidencias en más de 13.000 páginas, eleva la cobertura media de las pruebas automáticas al 57 %. La diferencia entre ambas cifras depende de si se cuentan barreras distintas o incidencias repetidas, pero las dos conclusiones coinciden: una parte sustancial exige juicio humano.</w:t>
+      </w:r>
+    </w:p>
+    <w:p>
+      <w:pPr>
+        <w:spacing w:after="120" w:line="276"/>
+      </w:pPr>
+      <w:r>
+        <w:t xml:space="preserve">En 2026 aparece una nueva generación de herramientas con IA. </w:t>
+      </w:r>
+      <w:r>
+        <w:rPr>
+          <w:b/>
+          <w:bCs/>
+        </w:rPr>
+        <w:t xml:space="preserve">Baymard UX-Ray</w:t>
+      </w:r>
+      <w:r>
+        <w:t xml:space="preserve"> audita webs y diseños frente a 209 parámetros de UX desde febrero de 2026 y declara un 95 % de precisión frente a expertos humanos. Esa cifra la aporta el propio Baymard: la herramienta solo incluye las directrices en las que su sistema alcanza ese umbral, y no hay una validación independiente publicada (Moran, 2026). Por su parte, </w:t>
+      </w:r>
+      <w:r>
+        <w:rPr>
+          <w:b/>
+          <w:bCs/>
+        </w:rPr>
+        <w:t xml:space="preserve">agentes de prueba con IA</w:t>
+      </w:r>
+      <w:r>
+        <w:t xml:space="preserve"> como Papercuts recorren aplicaciones en producción como lo haría un usuario y avisan cuando algo se rompe.</w:t>
+      </w:r>
+    </w:p>
+    <w:p>
+      <w:pPr>
+        <w:pStyle w:val="Heading3"/>
+      </w:pPr>
+      <w:r>
+        <w:t xml:space="preserve">7. Sistemas de diseño, diseño expresivo y sostenibilidad</w:t>
+      </w:r>
+    </w:p>
+    <w:p>
+      <w:pPr>
+        <w:spacing w:after="120" w:line="276"/>
+      </w:pPr>
+      <w:r>
+        <w:t xml:space="preserve">Los equipos trabajan con sistemas de diseño basados en </w:t>
+      </w:r>
+      <w:r>
+        <w:rPr>
+          <w:b/>
+          <w:bCs/>
+        </w:rPr>
+        <w:t xml:space="preserve">design tokens</w:t>
+      </w:r>
+      <w:r>
+        <w:t xml:space="preserve">, cuya especificación del W3C Design Tokens Community Group alcanzó su primera versión estable (2025.10) en octubre de 2025. El diseño expresivo de Material 3 Expressive y el lenguaje Liquid Glass de Apple (2025) devuelven protagonismo a la forma y la animación, lo que obliga a respetar la preferencia de reducir movimiento. Las Web Sustainability Guidelines del W3C, aún en borrador, y el modelo Sustainable Web Design proponen interfaces más ligeras, cuyo impacto se puede estimar en gramos de CO2 por visita.</w:t>
+      </w:r>
+    </w:p>
+    <w:p>
+      <w:pPr>
+        <w:pStyle w:val="Heading3"/>
+      </w:pPr>
+      <w:r>
+        <w:t xml:space="preserve">8. De la auditoría puntual a la madurez del proceso</w:t>
+      </w:r>
+    </w:p>
+    <w:p>
+      <w:pPr>
+        <w:spacing w:after="120" w:line="276"/>
+      </w:pPr>
+      <w:r>
+        <w:t xml:space="preserve">En junio de 2026 se publicó </w:t>
+      </w:r>
+      <w:r>
+        <w:rPr>
+          <w:b/>
+          <w:bCs/>
+        </w:rPr>
+        <w:t xml:space="preserve">ISO 9241-222:2026</w:t>
+      </w:r>
+      <w:r>
+        <w:t xml:space="preserve">, que ofrece un marco de autoevaluación del enfoque de diseño centrado en las personas de una organización a lo largo del ciclo de vida de los sistemas interactivos. Supone un cambio de enfoque: no basta con corregir defectos de un producto, también hay que evaluar si la organización es capaz de sostener la calidad.</w:t>
+      </w:r>
+    </w:p>
+    <w:p>
+      <w:pPr>
+        <w:spacing w:after="120" w:line="276"/>
+      </w:pPr>
+      <w:r>
+        <w:rPr>
+          <w:b/>
+          <w:bCs/>
+        </w:rPr>
+        <w:t xml:space="preserve">Implicación para el auditor:</w:t>
+      </w:r>
+      <w:r>
+        <w:t xml:space="preserve"> el UX-Auditor evalúa productos, no procesos. ISO 9241-222 es el marco de referencia para una futura evaluación de madurez que complemente la nota del producto.</w:t>
       </w:r>
     </w:p>
     <w:p>
@@ -5933,7 +6187,7 @@
       </w:pPr>
       <w:bookmarkStart w:id="1013" w:name="_Toc900013"/>
       <w:r>
-        <w:t xml:space="preserve">2.2 Comparativa de herramientas existentes</w:t>
+        <w:t xml:space="preserve">2.2 Comparativa crítica de herramientas</w:t>
       </w:r>
       <w:bookmarkEnd w:id="1013"/>
     </w:p>
@@ -5951,10 +6205,10 @@
       </w:tblPr>
       <w:tblGrid>
         <w:gridCol w:w="1700"/>
-        <w:gridCol w:w="1300"/>
-        <w:gridCol w:w="2100"/>
-        <w:gridCol w:w="1500"/>
-        <w:gridCol w:w="2426"/>
+        <w:gridCol w:w="1250"/>
+        <w:gridCol w:w="1900"/>
+        <w:gridCol w:w="1400"/>
+        <w:gridCol w:w="2776"/>
       </w:tblGrid>
       <w:tr>
         <w:trPr>
@@ -5995,7 +6249,7 @@
         </w:tc>
         <w:tc>
           <w:tcPr>
-            <w:tcW w:type="dxa" w:w="1300"/>
+            <w:tcW w:type="dxa" w:w="1250"/>
             <w:tcBorders>
               <w:top w:val="single" w:color="CBD5E1" w:sz="4"/>
               <w:left w:val="single" w:color="CBD5E1" w:sz="4"/>
@@ -6028,7 +6282,7 @@
         </w:tc>
         <w:tc>
           <w:tcPr>
-            <w:tcW w:type="dxa" w:w="2100"/>
+            <w:tcW w:type="dxa" w:w="1900"/>
             <w:tcBorders>
               <w:top w:val="single" w:color="CBD5E1" w:sz="4"/>
               <w:left w:val="single" w:color="CBD5E1" w:sz="4"/>
@@ -6061,7 +6315,7 @@
         </w:tc>
         <w:tc>
           <w:tcPr>
-            <w:tcW w:type="dxa" w:w="1500"/>
+            <w:tcW w:type="dxa" w:w="1400"/>
             <w:tcBorders>
               <w:top w:val="single" w:color="CBD5E1" w:sz="4"/>
               <w:left w:val="single" w:color="CBD5E1" w:sz="4"/>
@@ -6094,7 +6348,7 @@
         </w:tc>
         <w:tc>
           <w:tcPr>
-            <w:tcW w:type="dxa" w:w="2426"/>
+            <w:tcW w:type="dxa" w:w="2776"/>
             <w:tcBorders>
               <w:top w:val="single" w:color="CBD5E1" w:sz="4"/>
               <w:left w:val="single" w:color="CBD5E1" w:sz="4"/>
@@ -6121,7 +6375,7 @@
                 <w:sz w:val="18"/>
                 <w:szCs w:val="18"/>
               </w:rPr>
-              <w:t xml:space="preserve">Limitación</w:t>
+              <w:t xml:space="preserve">Limitación crítica en 2026</w:t>
             </w:r>
           </w:p>
         </w:tc>
@@ -6153,8 +6407,8 @@
             </w:pPr>
             <w:r>
               <w:rPr>
-                <w:b w:val="false"/>
-                <w:bCs w:val="false"/>
+                <w:b/>
+                <w:bCs/>
                 <w:sz w:val="18"/>
                 <w:szCs w:val="18"/>
               </w:rPr>
@@ -6164,7 +6418,7 @@
         </w:tc>
         <w:tc>
           <w:tcPr>
-            <w:tcW w:type="dxa" w:w="1300"/>
+            <w:tcW w:type="dxa" w:w="1250"/>
             <w:tcBorders>
               <w:top w:val="single" w:color="CBD5E1" w:sz="4"/>
               <w:left w:val="single" w:color="CBD5E1" w:sz="4"/>
@@ -6196,7 +6450,7 @@
         </w:tc>
         <w:tc>
           <w:tcPr>
-            <w:tcW w:type="dxa" w:w="2100"/>
+            <w:tcW w:type="dxa" w:w="1900"/>
             <w:tcBorders>
               <w:top w:val="single" w:color="CBD5E1" w:sz="4"/>
               <w:left w:val="single" w:color="CBD5E1" w:sz="4"/>
@@ -6228,7 +6482,7 @@
         </w:tc>
         <w:tc>
           <w:tcPr>
-            <w:tcW w:type="dxa" w:w="1500"/>
+            <w:tcW w:type="dxa" w:w="1400"/>
             <w:tcBorders>
               <w:top w:val="single" w:color="CBD5E1" w:sz="4"/>
               <w:left w:val="single" w:color="CBD5E1" w:sz="4"/>
@@ -6260,33 +6514,33 @@
         </w:tc>
         <w:tc>
           <w:tcPr>
-            <w:tcW w:type="dxa" w:w="2426"/>
-            <w:tcBorders>
-              <w:top w:val="single" w:color="CBD5E1" w:sz="4"/>
-              <w:left w:val="single" w:color="CBD5E1" w:sz="4"/>
-              <w:bottom w:val="single" w:color="CBD5E1" w:sz="4"/>
-              <w:right w:val="single" w:color="CBD5E1" w:sz="4"/>
-            </w:tcBorders>
-            <w:shd w:fill="FFFFFF" w:color="auto" w:val="clear"/>
-            <w:tcMar>
-              <w:top w:type="dxa" w:w="60"/>
-              <w:left w:type="dxa" w:w="100"/>
-              <w:bottom w:type="dxa" w:w="60"/>
-              <w:right w:type="dxa" w:w="100"/>
-            </w:tcMar>
-          </w:tcPr>
-          <w:p>
-            <w:pPr>
-              <w:spacing w:after="0" w:line="252"/>
-            </w:pPr>
-            <w:r>
-              <w:rPr>
-                <w:b w:val="false"/>
-                <w:bCs w:val="false"/>
-                <w:sz w:val="18"/>
-                <w:szCs w:val="18"/>
-              </w:rPr>
-              <w:t xml:space="preserve">No evalúa usabilidad ni diseño visual; no da un índice UX global.</w:t>
+            <w:tcW w:type="dxa" w:w="2776"/>
+            <w:tcBorders>
+              <w:top w:val="single" w:color="CBD5E1" w:sz="4"/>
+              <w:left w:val="single" w:color="CBD5E1" w:sz="4"/>
+              <w:bottom w:val="single" w:color="CBD5E1" w:sz="4"/>
+              <w:right w:val="single" w:color="CBD5E1" w:sz="4"/>
+            </w:tcBorders>
+            <w:shd w:fill="FFFFFF" w:color="auto" w:val="clear"/>
+            <w:tcMar>
+              <w:top w:type="dxa" w:w="60"/>
+              <w:left w:type="dxa" w:w="100"/>
+              <w:bottom w:type="dxa" w:w="60"/>
+              <w:right w:type="dxa" w:w="100"/>
+            </w:tcMar>
+          </w:tcPr>
+          <w:p>
+            <w:pPr>
+              <w:spacing w:after="0" w:line="252"/>
+            </w:pPr>
+            <w:r>
+              <w:rPr>
+                <w:b w:val="false"/>
+                <w:bCs w:val="false"/>
+                <w:sz w:val="18"/>
+                <w:szCs w:val="18"/>
+              </w:rPr>
+              <w:t xml:space="preserve">No evalúa usabilidad, diseño visual ni ética. Ejecuta un subconjunto de reglas de axe-core, por lo que puede dar 100/100 en accesibilidad a webs con problemas graves.</w:t>
             </w:r>
           </w:p>
         </w:tc>
@@ -6318,8 +6572,8 @@
             </w:pPr>
             <w:r>
               <w:rPr>
-                <w:b w:val="false"/>
-                <w:bCs w:val="false"/>
+                <w:b/>
+                <w:bCs/>
                 <w:sz w:val="18"/>
                 <w:szCs w:val="18"/>
               </w:rPr>
@@ -6329,7 +6583,7 @@
         </w:tc>
         <w:tc>
           <w:tcPr>
-            <w:tcW w:type="dxa" w:w="1300"/>
+            <w:tcW w:type="dxa" w:w="1250"/>
             <w:tcBorders>
               <w:top w:val="single" w:color="CBD5E1" w:sz="4"/>
               <w:left w:val="single" w:color="CBD5E1" w:sz="4"/>
@@ -6361,7 +6615,7 @@
         </w:tc>
         <w:tc>
           <w:tcPr>
-            <w:tcW w:type="dxa" w:w="2100"/>
+            <w:tcW w:type="dxa" w:w="1900"/>
             <w:tcBorders>
               <w:top w:val="single" w:color="CBD5E1" w:sz="4"/>
               <w:left w:val="single" w:color="CBD5E1" w:sz="4"/>
@@ -6393,7 +6647,7 @@
         </w:tc>
         <w:tc>
           <w:tcPr>
-            <w:tcW w:type="dxa" w:w="1500"/>
+            <w:tcW w:type="dxa" w:w="1400"/>
             <w:tcBorders>
               <w:top w:val="single" w:color="CBD5E1" w:sz="4"/>
               <w:left w:val="single" w:color="CBD5E1" w:sz="4"/>
@@ -6425,7 +6679,7 @@
         </w:tc>
         <w:tc>
           <w:tcPr>
-            <w:tcW w:type="dxa" w:w="2426"/>
+            <w:tcW w:type="dxa" w:w="2776"/>
             <w:tcBorders>
               <w:top w:val="single" w:color="CBD5E1" w:sz="4"/>
               <w:left w:val="single" w:color="CBD5E1" w:sz="4"/>
@@ -6451,7 +6705,7 @@
                 <w:sz w:val="18"/>
                 <w:szCs w:val="18"/>
               </w:rPr>
-              <w:t xml:space="preserve">Solo accesibilidad; no puntúa.</w:t>
+              <w:t xml:space="preserve">Analiza el DOM en su estado inicial. No juzga la calidad del texto alternativo ni prueba el teclado ni las preferencias del usuario.</w:t>
             </w:r>
           </w:p>
         </w:tc>
@@ -6483,50 +6737,50 @@
             </w:pPr>
             <w:r>
               <w:rPr>
-                <w:b w:val="false"/>
-                <w:bCs w:val="false"/>
-                <w:sz w:val="18"/>
-                <w:szCs w:val="18"/>
-              </w:rPr>
-              <w:t xml:space="preserve">WAVE / Pa11y</w:t>
-            </w:r>
-          </w:p>
-        </w:tc>
-        <w:tc>
-          <w:tcPr>
-            <w:tcW w:type="dxa" w:w="1300"/>
-            <w:tcBorders>
-              <w:top w:val="single" w:color="CBD5E1" w:sz="4"/>
-              <w:left w:val="single" w:color="CBD5E1" w:sz="4"/>
-              <w:bottom w:val="single" w:color="CBD5E1" w:sz="4"/>
-              <w:right w:val="single" w:color="CBD5E1" w:sz="4"/>
-            </w:tcBorders>
-            <w:shd w:fill="FFFFFF" w:color="auto" w:val="clear"/>
-            <w:tcMar>
-              <w:top w:type="dxa" w:w="60"/>
-              <w:left w:type="dxa" w:w="100"/>
-              <w:bottom w:type="dxa" w:w="60"/>
-              <w:right w:type="dxa" w:w="100"/>
-            </w:tcMar>
-          </w:tcPr>
-          <w:p>
-            <w:pPr>
-              <w:spacing w:after="0" w:line="252"/>
-            </w:pPr>
-            <w:r>
-              <w:rPr>
-                <w:b w:val="false"/>
-                <w:bCs w:val="false"/>
-                <w:sz w:val="18"/>
-                <w:szCs w:val="18"/>
-              </w:rPr>
-              <w:t xml:space="preserve">Automática</w:t>
-            </w:r>
-          </w:p>
-        </w:tc>
-        <w:tc>
-          <w:tcPr>
-            <w:tcW w:type="dxa" w:w="2100"/>
+                <w:b/>
+                <w:bCs/>
+                <w:sz w:val="18"/>
+                <w:szCs w:val="18"/>
+              </w:rPr>
+              <w:t xml:space="preserve">WAVE / Pa11y / Accessibility Insights</w:t>
+            </w:r>
+          </w:p>
+        </w:tc>
+        <w:tc>
+          <w:tcPr>
+            <w:tcW w:type="dxa" w:w="1250"/>
+            <w:tcBorders>
+              <w:top w:val="single" w:color="CBD5E1" w:sz="4"/>
+              <w:left w:val="single" w:color="CBD5E1" w:sz="4"/>
+              <w:bottom w:val="single" w:color="CBD5E1" w:sz="4"/>
+              <w:right w:val="single" w:color="CBD5E1" w:sz="4"/>
+            </w:tcBorders>
+            <w:shd w:fill="FFFFFF" w:color="auto" w:val="clear"/>
+            <w:tcMar>
+              <w:top w:type="dxa" w:w="60"/>
+              <w:left w:type="dxa" w:w="100"/>
+              <w:bottom w:type="dxa" w:w="60"/>
+              <w:right w:type="dxa" w:w="100"/>
+            </w:tcMar>
+          </w:tcPr>
+          <w:p>
+            <w:pPr>
+              <w:spacing w:after="0" w:line="252"/>
+            </w:pPr>
+            <w:r>
+              <w:rPr>
+                <w:b w:val="false"/>
+                <w:bCs w:val="false"/>
+                <w:sz w:val="18"/>
+                <w:szCs w:val="18"/>
+              </w:rPr>
+              <w:t xml:space="preserve">Automática o asistida</w:t>
+            </w:r>
+          </w:p>
+        </w:tc>
+        <w:tc>
+          <w:tcPr>
+            <w:tcW w:type="dxa" w:w="1900"/>
             <w:tcBorders>
               <w:top w:val="single" w:color="CBD5E1" w:sz="4"/>
               <w:left w:val="single" w:color="CBD5E1" w:sz="4"/>
@@ -6558,7 +6812,7 @@
         </w:tc>
         <w:tc>
           <w:tcPr>
-            <w:tcW w:type="dxa" w:w="1500"/>
+            <w:tcW w:type="dxa" w:w="1400"/>
             <w:tcBorders>
               <w:top w:val="single" w:color="CBD5E1" w:sz="4"/>
               <w:left w:val="single" w:color="CBD5E1" w:sz="4"/>
@@ -6590,33 +6844,33 @@
         </w:tc>
         <w:tc>
           <w:tcPr>
-            <w:tcW w:type="dxa" w:w="2426"/>
-            <w:tcBorders>
-              <w:top w:val="single" w:color="CBD5E1" w:sz="4"/>
-              <w:left w:val="single" w:color="CBD5E1" w:sz="4"/>
-              <w:bottom w:val="single" w:color="CBD5E1" w:sz="4"/>
-              <w:right w:val="single" w:color="CBD5E1" w:sz="4"/>
-            </w:tcBorders>
-            <w:shd w:fill="FFFFFF" w:color="auto" w:val="clear"/>
-            <w:tcMar>
-              <w:top w:type="dxa" w:w="60"/>
-              <w:left w:type="dxa" w:w="100"/>
-              <w:bottom w:type="dxa" w:w="60"/>
-              <w:right w:type="dxa" w:w="100"/>
-            </w:tcMar>
-          </w:tcPr>
-          <w:p>
-            <w:pPr>
-              <w:spacing w:after="0" w:line="252"/>
-            </w:pPr>
-            <w:r>
-              <w:rPr>
-                <w:b w:val="false"/>
-                <w:bCs w:val="false"/>
-                <w:sz w:val="18"/>
-                <w:szCs w:val="18"/>
-              </w:rPr>
-              <w:t xml:space="preserve">Igual que la anterior.</w:t>
+            <w:tcW w:type="dxa" w:w="2776"/>
+            <w:tcBorders>
+              <w:top w:val="single" w:color="CBD5E1" w:sz="4"/>
+              <w:left w:val="single" w:color="CBD5E1" w:sz="4"/>
+              <w:bottom w:val="single" w:color="CBD5E1" w:sz="4"/>
+              <w:right w:val="single" w:color="CBD5E1" w:sz="4"/>
+            </w:tcBorders>
+            <w:shd w:fill="FFFFFF" w:color="auto" w:val="clear"/>
+            <w:tcMar>
+              <w:top w:type="dxa" w:w="60"/>
+              <w:left w:type="dxa" w:w="100"/>
+              <w:bottom w:type="dxa" w:w="60"/>
+              <w:right w:type="dxa" w:w="100"/>
+            </w:tcMar>
+          </w:tcPr>
+          <w:p>
+            <w:pPr>
+              <w:spacing w:after="0" w:line="252"/>
+            </w:pPr>
+            <w:r>
+              <w:rPr>
+                <w:b w:val="false"/>
+                <w:bCs w:val="false"/>
+                <w:sz w:val="18"/>
+                <w:szCs w:val="18"/>
+              </w:rPr>
+              <w:t xml:space="preserve">No puntúa ni contextualiza. Accessibility Insights guía la revisión manual, pero no la integra en una métrica.</w:t>
             </w:r>
           </w:p>
         </w:tc>
@@ -6648,18 +6902,18 @@
             </w:pPr>
             <w:r>
               <w:rPr>
-                <w:b w:val="false"/>
-                <w:bCs w:val="false"/>
-                <w:sz w:val="18"/>
-                <w:szCs w:val="18"/>
-              </w:rPr>
-              <w:t xml:space="preserve">Evaluación heurística (Nielsen)</w:t>
-            </w:r>
-          </w:p>
-        </w:tc>
-        <w:tc>
-          <w:tcPr>
-            <w:tcW w:type="dxa" w:w="1300"/>
+                <w:b/>
+                <w:bCs/>
+                <w:sz w:val="18"/>
+                <w:szCs w:val="18"/>
+              </w:rPr>
+              <w:t xml:space="preserve">Baymard UX-Ray</w:t>
+            </w:r>
+          </w:p>
+        </w:tc>
+        <w:tc>
+          <w:tcPr>
+            <w:tcW w:type="dxa" w:w="1250"/>
             <w:tcBorders>
               <w:top w:val="single" w:color="CBD5E1" w:sz="4"/>
               <w:left w:val="single" w:color="CBD5E1" w:sz="4"/>
@@ -6685,13 +6939,13 @@
                 <w:sz w:val="18"/>
                 <w:szCs w:val="18"/>
               </w:rPr>
-              <w:t xml:space="preserve">Experta</w:t>
-            </w:r>
-          </w:p>
-        </w:tc>
-        <w:tc>
-          <w:tcPr>
-            <w:tcW w:type="dxa" w:w="2100"/>
+              <w:t xml:space="preserve">Automática (IA)</w:t>
+            </w:r>
+          </w:p>
+        </w:tc>
+        <w:tc>
+          <w:tcPr>
+            <w:tcW w:type="dxa" w:w="1900"/>
             <w:tcBorders>
               <w:top w:val="single" w:color="CBD5E1" w:sz="4"/>
               <w:left w:val="single" w:color="CBD5E1" w:sz="4"/>
@@ -6717,13 +6971,13 @@
                 <w:sz w:val="18"/>
                 <w:szCs w:val="18"/>
               </w:rPr>
-              <w:t xml:space="preserve">Usabilidad</w:t>
-            </w:r>
-          </w:p>
-        </w:tc>
-        <w:tc>
-          <w:tcPr>
-            <w:tcW w:type="dxa" w:w="1500"/>
+              <w:t xml:space="preserve">209 parámetros de UX de comercio electrónico (desde feb. 2026)</w:t>
+            </w:r>
+          </w:p>
+        </w:tc>
+        <w:tc>
+          <w:tcPr>
+            <w:tcW w:type="dxa" w:w="1400"/>
             <w:tcBorders>
               <w:top w:val="single" w:color="CBD5E1" w:sz="4"/>
               <w:left w:val="single" w:color="CBD5E1" w:sz="4"/>
@@ -6749,13 +7003,13 @@
                 <w:sz w:val="18"/>
                 <w:szCs w:val="18"/>
               </w:rPr>
-              <w:t xml:space="preserve">Severidad 0–4 por problema</w:t>
-            </w:r>
-          </w:p>
-        </w:tc>
-        <w:tc>
-          <w:tcPr>
-            <w:tcW w:type="dxa" w:w="2426"/>
+              <w:t xml:space="preserve">Resultado frente a sus directrices</w:t>
+            </w:r>
+          </w:p>
+        </w:tc>
+        <w:tc>
+          <w:tcPr>
+            <w:tcW w:type="dxa" w:w="2776"/>
             <w:tcBorders>
               <w:top w:val="single" w:color="CBD5E1" w:sz="4"/>
               <w:left w:val="single" w:color="CBD5E1" w:sz="4"/>
@@ -6781,7 +7035,7 @@
                 <w:sz w:val="18"/>
                 <w:szCs w:val="18"/>
               </w:rPr>
-              <w:t xml:space="preserve">Subjetiva y lenta; depende del evaluador.</w:t>
+              <w:t xml:space="preserve">Cubre una parte de las más de 700 directrices de Baymard. Su precisión del 95 % es declarada, no validada de forma independiente. No evalúa ética, privacidad ni el DSA. Es de pago.</w:t>
             </w:r>
           </w:p>
         </w:tc>
@@ -6813,140 +7067,149 @@
             </w:pPr>
             <w:r>
               <w:rPr>
-                <w:b w:val="false"/>
-                <w:bCs w:val="false"/>
-                <w:sz w:val="18"/>
-                <w:szCs w:val="18"/>
-              </w:rPr>
-              <w:t xml:space="preserve">SUS / UEQ</w:t>
-            </w:r>
-          </w:p>
-        </w:tc>
-        <w:tc>
-          <w:tcPr>
-            <w:tcW w:type="dxa" w:w="1300"/>
-            <w:tcBorders>
-              <w:top w:val="single" w:color="CBD5E1" w:sz="4"/>
-              <w:left w:val="single" w:color="CBD5E1" w:sz="4"/>
-              <w:bottom w:val="single" w:color="CBD5E1" w:sz="4"/>
-              <w:right w:val="single" w:color="CBD5E1" w:sz="4"/>
-            </w:tcBorders>
-            <w:shd w:fill="FFFFFF" w:color="auto" w:val="clear"/>
-            <w:tcMar>
-              <w:top w:type="dxa" w:w="60"/>
-              <w:left w:type="dxa" w:w="100"/>
-              <w:bottom w:type="dxa" w:w="60"/>
-              <w:right w:type="dxa" w:w="100"/>
-            </w:tcMar>
-          </w:tcPr>
-          <w:p>
-            <w:pPr>
-              <w:spacing w:after="0" w:line="252"/>
-            </w:pPr>
-            <w:r>
-              <w:rPr>
-                <w:b w:val="false"/>
-                <w:bCs w:val="false"/>
-                <w:sz w:val="18"/>
-                <w:szCs w:val="18"/>
-              </w:rPr>
-              <w:t xml:space="preserve">Con usuarios</w:t>
-            </w:r>
-          </w:p>
-        </w:tc>
-        <w:tc>
-          <w:tcPr>
-            <w:tcW w:type="dxa" w:w="2100"/>
-            <w:tcBorders>
-              <w:top w:val="single" w:color="CBD5E1" w:sz="4"/>
-              <w:left w:val="single" w:color="CBD5E1" w:sz="4"/>
-              <w:bottom w:val="single" w:color="CBD5E1" w:sz="4"/>
-              <w:right w:val="single" w:color="CBD5E1" w:sz="4"/>
-            </w:tcBorders>
-            <w:shd w:fill="FFFFFF" w:color="auto" w:val="clear"/>
-            <w:tcMar>
-              <w:top w:type="dxa" w:w="60"/>
-              <w:left w:type="dxa" w:w="100"/>
-              <w:bottom w:type="dxa" w:w="60"/>
-              <w:right w:type="dxa" w:w="100"/>
-            </w:tcMar>
-          </w:tcPr>
-          <w:p>
-            <w:pPr>
-              <w:spacing w:after="0" w:line="252"/>
-            </w:pPr>
-            <w:r>
-              <w:rPr>
-                <w:b w:val="false"/>
-                <w:bCs w:val="false"/>
-                <w:sz w:val="18"/>
-                <w:szCs w:val="18"/>
-              </w:rPr>
-              <w:t xml:space="preserve">Satisfacción percibida</w:t>
-            </w:r>
-          </w:p>
-        </w:tc>
-        <w:tc>
-          <w:tcPr>
-            <w:tcW w:type="dxa" w:w="1500"/>
-            <w:tcBorders>
-              <w:top w:val="single" w:color="CBD5E1" w:sz="4"/>
-              <w:left w:val="single" w:color="CBD5E1" w:sz="4"/>
-              <w:bottom w:val="single" w:color="CBD5E1" w:sz="4"/>
-              <w:right w:val="single" w:color="CBD5E1" w:sz="4"/>
-            </w:tcBorders>
-            <w:shd w:fill="FFFFFF" w:color="auto" w:val="clear"/>
-            <w:tcMar>
-              <w:top w:type="dxa" w:w="60"/>
-              <w:left w:type="dxa" w:w="100"/>
-              <w:bottom w:type="dxa" w:w="60"/>
-              <w:right w:type="dxa" w:w="100"/>
-            </w:tcMar>
-          </w:tcPr>
-          <w:p>
-            <w:pPr>
-              <w:spacing w:after="0" w:line="252"/>
-            </w:pPr>
-            <w:r>
-              <w:rPr>
-                <w:b w:val="false"/>
-                <w:bCs w:val="false"/>
-                <w:sz w:val="18"/>
-                <w:szCs w:val="18"/>
-              </w:rPr>
-              <w:t xml:space="preserve">SUS 0–100</w:t>
-            </w:r>
-          </w:p>
-        </w:tc>
-        <w:tc>
-          <w:tcPr>
-            <w:tcW w:type="dxa" w:w="2426"/>
-            <w:tcBorders>
-              <w:top w:val="single" w:color="CBD5E1" w:sz="4"/>
-              <w:left w:val="single" w:color="CBD5E1" w:sz="4"/>
-              <w:bottom w:val="single" w:color="CBD5E1" w:sz="4"/>
-              <w:right w:val="single" w:color="CBD5E1" w:sz="4"/>
-            </w:tcBorders>
-            <w:shd w:fill="FFFFFF" w:color="auto" w:val="clear"/>
-            <w:tcMar>
-              <w:top w:type="dxa" w:w="60"/>
-              <w:left w:type="dxa" w:w="100"/>
-              <w:bottom w:type="dxa" w:w="60"/>
-              <w:right w:type="dxa" w:w="100"/>
-            </w:tcMar>
-          </w:tcPr>
-          <w:p>
-            <w:pPr>
-              <w:spacing w:after="0" w:line="252"/>
-            </w:pPr>
-            <w:r>
-              <w:rPr>
-                <w:b w:val="false"/>
-                <w:bCs w:val="false"/>
-                <w:sz w:val="18"/>
-                <w:szCs w:val="18"/>
-              </w:rPr>
-              <w:t xml:space="preserve">Requiere usuarios reales; no dice qué arreglar.</w:t>
+                <w:b/>
+                <w:bCs/>
+                <w:sz w:val="18"/>
+                <w:szCs w:val="18"/>
+              </w:rPr>
+              <w:t xml:space="preserve">Agentes de prueba con IA</w:t>
+            </w:r>
+            <w:r>
+              <w:rPr>
+                <w:b w:val="false"/>
+                <w:bCs w:val="false"/>
+                <w:sz w:val="18"/>
+                <w:szCs w:val="18"/>
+              </w:rPr>
+              <w:t xml:space="preserve"> (p. ej., Papercuts)</w:t>
+            </w:r>
+          </w:p>
+        </w:tc>
+        <w:tc>
+          <w:tcPr>
+            <w:tcW w:type="dxa" w:w="1250"/>
+            <w:tcBorders>
+              <w:top w:val="single" w:color="CBD5E1" w:sz="4"/>
+              <w:left w:val="single" w:color="CBD5E1" w:sz="4"/>
+              <w:bottom w:val="single" w:color="CBD5E1" w:sz="4"/>
+              <w:right w:val="single" w:color="CBD5E1" w:sz="4"/>
+            </w:tcBorders>
+            <w:shd w:fill="FFFFFF" w:color="auto" w:val="clear"/>
+            <w:tcMar>
+              <w:top w:type="dxa" w:w="60"/>
+              <w:left w:type="dxa" w:w="100"/>
+              <w:bottom w:type="dxa" w:w="60"/>
+              <w:right w:type="dxa" w:w="100"/>
+            </w:tcMar>
+          </w:tcPr>
+          <w:p>
+            <w:pPr>
+              <w:spacing w:after="0" w:line="252"/>
+            </w:pPr>
+            <w:r>
+              <w:rPr>
+                <w:b w:val="false"/>
+                <w:bCs w:val="false"/>
+                <w:sz w:val="18"/>
+                <w:szCs w:val="18"/>
+              </w:rPr>
+              <w:t xml:space="preserve">Automática (IA)</w:t>
+            </w:r>
+          </w:p>
+        </w:tc>
+        <w:tc>
+          <w:tcPr>
+            <w:tcW w:type="dxa" w:w="1900"/>
+            <w:tcBorders>
+              <w:top w:val="single" w:color="CBD5E1" w:sz="4"/>
+              <w:left w:val="single" w:color="CBD5E1" w:sz="4"/>
+              <w:bottom w:val="single" w:color="CBD5E1" w:sz="4"/>
+              <w:right w:val="single" w:color="CBD5E1" w:sz="4"/>
+            </w:tcBorders>
+            <w:shd w:fill="FFFFFF" w:color="auto" w:val="clear"/>
+            <w:tcMar>
+              <w:top w:type="dxa" w:w="60"/>
+              <w:left w:type="dxa" w:w="100"/>
+              <w:bottom w:type="dxa" w:w="60"/>
+              <w:right w:type="dxa" w:w="100"/>
+            </w:tcMar>
+          </w:tcPr>
+          <w:p>
+            <w:pPr>
+              <w:spacing w:after="0" w:line="252"/>
+            </w:pPr>
+            <w:r>
+              <w:rPr>
+                <w:b w:val="false"/>
+                <w:bCs w:val="false"/>
+                <w:sz w:val="18"/>
+                <w:szCs w:val="18"/>
+              </w:rPr>
+              <w:t xml:space="preserve">Fallos en flujos de producción recorridos como un usuario</w:t>
+            </w:r>
+          </w:p>
+        </w:tc>
+        <w:tc>
+          <w:tcPr>
+            <w:tcW w:type="dxa" w:w="1400"/>
+            <w:tcBorders>
+              <w:top w:val="single" w:color="CBD5E1" w:sz="4"/>
+              <w:left w:val="single" w:color="CBD5E1" w:sz="4"/>
+              <w:bottom w:val="single" w:color="CBD5E1" w:sz="4"/>
+              <w:right w:val="single" w:color="CBD5E1" w:sz="4"/>
+            </w:tcBorders>
+            <w:shd w:fill="FFFFFF" w:color="auto" w:val="clear"/>
+            <w:tcMar>
+              <w:top w:type="dxa" w:w="60"/>
+              <w:left w:type="dxa" w:w="100"/>
+              <w:bottom w:type="dxa" w:w="60"/>
+              <w:right w:type="dxa" w:w="100"/>
+            </w:tcMar>
+          </w:tcPr>
+          <w:p>
+            <w:pPr>
+              <w:spacing w:after="0" w:line="252"/>
+            </w:pPr>
+            <w:r>
+              <w:rPr>
+                <w:b w:val="false"/>
+                <w:bCs w:val="false"/>
+                <w:sz w:val="18"/>
+                <w:szCs w:val="18"/>
+              </w:rPr>
+              <w:t xml:space="preserve">Incidencias detectadas</w:t>
+            </w:r>
+          </w:p>
+        </w:tc>
+        <w:tc>
+          <w:tcPr>
+            <w:tcW w:type="dxa" w:w="2776"/>
+            <w:tcBorders>
+              <w:top w:val="single" w:color="CBD5E1" w:sz="4"/>
+              <w:left w:val="single" w:color="CBD5E1" w:sz="4"/>
+              <w:bottom w:val="single" w:color="CBD5E1" w:sz="4"/>
+              <w:right w:val="single" w:color="CBD5E1" w:sz="4"/>
+            </w:tcBorders>
+            <w:shd w:fill="FFFFFF" w:color="auto" w:val="clear"/>
+            <w:tcMar>
+              <w:top w:type="dxa" w:w="60"/>
+              <w:left w:type="dxa" w:w="100"/>
+              <w:bottom w:type="dxa" w:w="60"/>
+              <w:right w:type="dxa" w:w="100"/>
+            </w:tcMar>
+          </w:tcPr>
+          <w:p>
+            <w:pPr>
+              <w:spacing w:after="0" w:line="252"/>
+            </w:pPr>
+            <w:r>
+              <w:rPr>
+                <w:b w:val="false"/>
+                <w:bCs w:val="false"/>
+                <w:sz w:val="18"/>
+                <w:szCs w:val="18"/>
+              </w:rPr>
+              <w:t xml:space="preserve">Detectan roturas, no problemas de diseño. No evalúan accesibilidad ni cumplimiento normativo.</w:t>
             </w:r>
           </w:p>
         </w:tc>
@@ -6978,18 +7241,27 @@
             </w:pPr>
             <w:r>
               <w:rPr>
-                <w:b w:val="false"/>
-                <w:bCs w:val="false"/>
-                <w:sz w:val="18"/>
-                <w:szCs w:val="18"/>
-              </w:rPr>
-              <w:t xml:space="preserve">Maze, Hotjar, UserTesting</w:t>
-            </w:r>
-          </w:p>
-        </w:tc>
-        <w:tc>
-          <w:tcPr>
-            <w:tcW w:type="dxa" w:w="1300"/>
+                <w:b/>
+                <w:bCs/>
+                <w:sz w:val="18"/>
+                <w:szCs w:val="18"/>
+              </w:rPr>
+              <w:t xml:space="preserve">Evaluación heurística</w:t>
+            </w:r>
+            <w:r>
+              <w:rPr>
+                <w:b w:val="false"/>
+                <w:bCs w:val="false"/>
+                <w:sz w:val="18"/>
+                <w:szCs w:val="18"/>
+              </w:rPr>
+              <w:t xml:space="preserve"> (Nielsen)</w:t>
+            </w:r>
+          </w:p>
+        </w:tc>
+        <w:tc>
+          <w:tcPr>
+            <w:tcW w:type="dxa" w:w="1250"/>
             <w:tcBorders>
               <w:top w:val="single" w:color="CBD5E1" w:sz="4"/>
               <w:left w:val="single" w:color="CBD5E1" w:sz="4"/>
@@ -7015,13 +7287,13 @@
                 <w:sz w:val="18"/>
                 <w:szCs w:val="18"/>
               </w:rPr>
-              <w:t xml:space="preserve">Analítica / test</w:t>
-            </w:r>
-          </w:p>
-        </w:tc>
-        <w:tc>
-          <w:tcPr>
-            <w:tcW w:type="dxa" w:w="2100"/>
+              <w:t xml:space="preserve">Experta</w:t>
+            </w:r>
+          </w:p>
+        </w:tc>
+        <w:tc>
+          <w:tcPr>
+            <w:tcW w:type="dxa" w:w="1900"/>
             <w:tcBorders>
               <w:top w:val="single" w:color="CBD5E1" w:sz="4"/>
               <w:left w:val="single" w:color="CBD5E1" w:sz="4"/>
@@ -7047,13 +7319,13 @@
                 <w:sz w:val="18"/>
                 <w:szCs w:val="18"/>
               </w:rPr>
-              <w:t xml:space="preserve">Comportamiento real</w:t>
-            </w:r>
-          </w:p>
-        </w:tc>
-        <w:tc>
-          <w:tcPr>
-            <w:tcW w:type="dxa" w:w="1500"/>
+              <w:t xml:space="preserve">Usabilidad</w:t>
+            </w:r>
+          </w:p>
+        </w:tc>
+        <w:tc>
+          <w:tcPr>
+            <w:tcW w:type="dxa" w:w="1400"/>
             <w:tcBorders>
               <w:top w:val="single" w:color="CBD5E1" w:sz="4"/>
               <w:left w:val="single" w:color="CBD5E1" w:sz="4"/>
@@ -7079,13 +7351,13 @@
                 <w:sz w:val="18"/>
                 <w:szCs w:val="18"/>
               </w:rPr>
-              <w:t xml:space="preserve">Métricas de tarea</w:t>
-            </w:r>
-          </w:p>
-        </w:tc>
-        <w:tc>
-          <w:tcPr>
-            <w:tcW w:type="dxa" w:w="2426"/>
+              <w:t xml:space="preserve">Severidad 0–4 por problema</w:t>
+            </w:r>
+          </w:p>
+        </w:tc>
+        <w:tc>
+          <w:tcPr>
+            <w:tcW w:type="dxa" w:w="2776"/>
             <w:tcBorders>
               <w:top w:val="single" w:color="CBD5E1" w:sz="4"/>
               <w:left w:val="single" w:color="CBD5E1" w:sz="4"/>
@@ -7111,7 +7383,7 @@
                 <w:sz w:val="18"/>
                 <w:szCs w:val="18"/>
               </w:rPr>
-              <w:t xml:space="preserve">De pago; necesitan producto en producción.</w:t>
+              <w:t xml:space="preserve">Subjetiva y lenta. Necesita entre tres y cinco evaluadores para ser fiable.</w:t>
             </w:r>
           </w:p>
         </w:tc>
@@ -7143,18 +7415,357 @@
             </w:pPr>
             <w:r>
               <w:rPr>
-                <w:b w:val="false"/>
-                <w:bCs w:val="false"/>
-                <w:sz w:val="18"/>
-                <w:szCs w:val="18"/>
-              </w:rPr>
-              <w:t xml:space="preserve">UI UX Pro Max (skill)</w:t>
-            </w:r>
-          </w:p>
-        </w:tc>
-        <w:tc>
-          <w:tcPr>
-            <w:tcW w:type="dxa" w:w="1300"/>
+                <w:b/>
+                <w:bCs/>
+                <w:sz w:val="18"/>
+                <w:szCs w:val="18"/>
+              </w:rPr>
+              <w:t xml:space="preserve">SUS / UEQ</w:t>
+            </w:r>
+          </w:p>
+        </w:tc>
+        <w:tc>
+          <w:tcPr>
+            <w:tcW w:type="dxa" w:w="1250"/>
+            <w:tcBorders>
+              <w:top w:val="single" w:color="CBD5E1" w:sz="4"/>
+              <w:left w:val="single" w:color="CBD5E1" w:sz="4"/>
+              <w:bottom w:val="single" w:color="CBD5E1" w:sz="4"/>
+              <w:right w:val="single" w:color="CBD5E1" w:sz="4"/>
+            </w:tcBorders>
+            <w:shd w:fill="FFFFFF" w:color="auto" w:val="clear"/>
+            <w:tcMar>
+              <w:top w:type="dxa" w:w="60"/>
+              <w:left w:type="dxa" w:w="100"/>
+              <w:bottom w:type="dxa" w:w="60"/>
+              <w:right w:type="dxa" w:w="100"/>
+            </w:tcMar>
+          </w:tcPr>
+          <w:p>
+            <w:pPr>
+              <w:spacing w:after="0" w:line="252"/>
+            </w:pPr>
+            <w:r>
+              <w:rPr>
+                <w:b w:val="false"/>
+                <w:bCs w:val="false"/>
+                <w:sz w:val="18"/>
+                <w:szCs w:val="18"/>
+              </w:rPr>
+              <w:t xml:space="preserve">Con usuarios</w:t>
+            </w:r>
+          </w:p>
+        </w:tc>
+        <w:tc>
+          <w:tcPr>
+            <w:tcW w:type="dxa" w:w="1900"/>
+            <w:tcBorders>
+              <w:top w:val="single" w:color="CBD5E1" w:sz="4"/>
+              <w:left w:val="single" w:color="CBD5E1" w:sz="4"/>
+              <w:bottom w:val="single" w:color="CBD5E1" w:sz="4"/>
+              <w:right w:val="single" w:color="CBD5E1" w:sz="4"/>
+            </w:tcBorders>
+            <w:shd w:fill="FFFFFF" w:color="auto" w:val="clear"/>
+            <w:tcMar>
+              <w:top w:type="dxa" w:w="60"/>
+              <w:left w:type="dxa" w:w="100"/>
+              <w:bottom w:type="dxa" w:w="60"/>
+              <w:right w:type="dxa" w:w="100"/>
+            </w:tcMar>
+          </w:tcPr>
+          <w:p>
+            <w:pPr>
+              <w:spacing w:after="0" w:line="252"/>
+            </w:pPr>
+            <w:r>
+              <w:rPr>
+                <w:b w:val="false"/>
+                <w:bCs w:val="false"/>
+                <w:sz w:val="18"/>
+                <w:szCs w:val="18"/>
+              </w:rPr>
+              <w:t xml:space="preserve">Satisfacción y experiencia percibida</w:t>
+            </w:r>
+          </w:p>
+        </w:tc>
+        <w:tc>
+          <w:tcPr>
+            <w:tcW w:type="dxa" w:w="1400"/>
+            <w:tcBorders>
+              <w:top w:val="single" w:color="CBD5E1" w:sz="4"/>
+              <w:left w:val="single" w:color="CBD5E1" w:sz="4"/>
+              <w:bottom w:val="single" w:color="CBD5E1" w:sz="4"/>
+              <w:right w:val="single" w:color="CBD5E1" w:sz="4"/>
+            </w:tcBorders>
+            <w:shd w:fill="FFFFFF" w:color="auto" w:val="clear"/>
+            <w:tcMar>
+              <w:top w:type="dxa" w:w="60"/>
+              <w:left w:type="dxa" w:w="100"/>
+              <w:bottom w:type="dxa" w:w="60"/>
+              <w:right w:type="dxa" w:w="100"/>
+            </w:tcMar>
+          </w:tcPr>
+          <w:p>
+            <w:pPr>
+              <w:spacing w:after="0" w:line="252"/>
+            </w:pPr>
+            <w:r>
+              <w:rPr>
+                <w:b w:val="false"/>
+                <w:bCs w:val="false"/>
+                <w:sz w:val="18"/>
+                <w:szCs w:val="18"/>
+              </w:rPr>
+              <w:t xml:space="preserve">SUS 0–100; UEQ por escalas</w:t>
+            </w:r>
+          </w:p>
+        </w:tc>
+        <w:tc>
+          <w:tcPr>
+            <w:tcW w:type="dxa" w:w="2776"/>
+            <w:tcBorders>
+              <w:top w:val="single" w:color="CBD5E1" w:sz="4"/>
+              <w:left w:val="single" w:color="CBD5E1" w:sz="4"/>
+              <w:bottom w:val="single" w:color="CBD5E1" w:sz="4"/>
+              <w:right w:val="single" w:color="CBD5E1" w:sz="4"/>
+            </w:tcBorders>
+            <w:shd w:fill="FFFFFF" w:color="auto" w:val="clear"/>
+            <w:tcMar>
+              <w:top w:type="dxa" w:w="60"/>
+              <w:left w:type="dxa" w:w="100"/>
+              <w:bottom w:type="dxa" w:w="60"/>
+              <w:right w:type="dxa" w:w="100"/>
+            </w:tcMar>
+          </w:tcPr>
+          <w:p>
+            <w:pPr>
+              <w:spacing w:after="0" w:line="252"/>
+            </w:pPr>
+            <w:r>
+              <w:rPr>
+                <w:b w:val="false"/>
+                <w:bCs w:val="false"/>
+                <w:sz w:val="18"/>
+                <w:szCs w:val="18"/>
+              </w:rPr>
+              <w:t xml:space="preserve">Requiere usuarios reales. No indica qué corregir ni puede ejecutarse en integración continua.</w:t>
+            </w:r>
+          </w:p>
+        </w:tc>
+      </w:tr>
+      <w:tr>
+        <w:trPr>
+          <w:cantSplit/>
+        </w:trPr>
+        <w:tc>
+          <w:tcPr>
+            <w:tcW w:type="dxa" w:w="1700"/>
+            <w:tcBorders>
+              <w:top w:val="single" w:color="CBD5E1" w:sz="4"/>
+              <w:left w:val="single" w:color="CBD5E1" w:sz="4"/>
+              <w:bottom w:val="single" w:color="CBD5E1" w:sz="4"/>
+              <w:right w:val="single" w:color="CBD5E1" w:sz="4"/>
+            </w:tcBorders>
+            <w:shd w:fill="F5F7FF" w:color="auto" w:val="clear"/>
+            <w:tcMar>
+              <w:top w:type="dxa" w:w="60"/>
+              <w:left w:type="dxa" w:w="100"/>
+              <w:bottom w:type="dxa" w:w="60"/>
+              <w:right w:type="dxa" w:w="100"/>
+            </w:tcMar>
+          </w:tcPr>
+          <w:p>
+            <w:pPr>
+              <w:spacing w:after="0" w:line="252"/>
+            </w:pPr>
+            <w:r>
+              <w:rPr>
+                <w:b/>
+                <w:bCs/>
+                <w:sz w:val="18"/>
+                <w:szCs w:val="18"/>
+              </w:rPr>
+              <w:t xml:space="preserve">Maze, Hotjar, UserTesting</w:t>
+            </w:r>
+          </w:p>
+        </w:tc>
+        <w:tc>
+          <w:tcPr>
+            <w:tcW w:type="dxa" w:w="1250"/>
+            <w:tcBorders>
+              <w:top w:val="single" w:color="CBD5E1" w:sz="4"/>
+              <w:left w:val="single" w:color="CBD5E1" w:sz="4"/>
+              <w:bottom w:val="single" w:color="CBD5E1" w:sz="4"/>
+              <w:right w:val="single" w:color="CBD5E1" w:sz="4"/>
+            </w:tcBorders>
+            <w:shd w:fill="F5F7FF" w:color="auto" w:val="clear"/>
+            <w:tcMar>
+              <w:top w:type="dxa" w:w="60"/>
+              <w:left w:type="dxa" w:w="100"/>
+              <w:bottom w:type="dxa" w:w="60"/>
+              <w:right w:type="dxa" w:w="100"/>
+            </w:tcMar>
+          </w:tcPr>
+          <w:p>
+            <w:pPr>
+              <w:spacing w:after="0" w:line="252"/>
+            </w:pPr>
+            <w:r>
+              <w:rPr>
+                <w:b w:val="false"/>
+                <w:bCs w:val="false"/>
+                <w:sz w:val="18"/>
+                <w:szCs w:val="18"/>
+              </w:rPr>
+              <w:t xml:space="preserve">Analítica y pruebas remotas</w:t>
+            </w:r>
+          </w:p>
+        </w:tc>
+        <w:tc>
+          <w:tcPr>
+            <w:tcW w:type="dxa" w:w="1900"/>
+            <w:tcBorders>
+              <w:top w:val="single" w:color="CBD5E1" w:sz="4"/>
+              <w:left w:val="single" w:color="CBD5E1" w:sz="4"/>
+              <w:bottom w:val="single" w:color="CBD5E1" w:sz="4"/>
+              <w:right w:val="single" w:color="CBD5E1" w:sz="4"/>
+            </w:tcBorders>
+            <w:shd w:fill="F5F7FF" w:color="auto" w:val="clear"/>
+            <w:tcMar>
+              <w:top w:type="dxa" w:w="60"/>
+              <w:left w:type="dxa" w:w="100"/>
+              <w:bottom w:type="dxa" w:w="60"/>
+              <w:right w:type="dxa" w:w="100"/>
+            </w:tcMar>
+          </w:tcPr>
+          <w:p>
+            <w:pPr>
+              <w:spacing w:after="0" w:line="252"/>
+            </w:pPr>
+            <w:r>
+              <w:rPr>
+                <w:b w:val="false"/>
+                <w:bCs w:val="false"/>
+                <w:sz w:val="18"/>
+                <w:szCs w:val="18"/>
+              </w:rPr>
+              <w:t xml:space="preserve">Comportamiento real</w:t>
+            </w:r>
+          </w:p>
+        </w:tc>
+        <w:tc>
+          <w:tcPr>
+            <w:tcW w:type="dxa" w:w="1400"/>
+            <w:tcBorders>
+              <w:top w:val="single" w:color="CBD5E1" w:sz="4"/>
+              <w:left w:val="single" w:color="CBD5E1" w:sz="4"/>
+              <w:bottom w:val="single" w:color="CBD5E1" w:sz="4"/>
+              <w:right w:val="single" w:color="CBD5E1" w:sz="4"/>
+            </w:tcBorders>
+            <w:shd w:fill="F5F7FF" w:color="auto" w:val="clear"/>
+            <w:tcMar>
+              <w:top w:type="dxa" w:w="60"/>
+              <w:left w:type="dxa" w:w="100"/>
+              <w:bottom w:type="dxa" w:w="60"/>
+              <w:right w:type="dxa" w:w="100"/>
+            </w:tcMar>
+          </w:tcPr>
+          <w:p>
+            <w:pPr>
+              <w:spacing w:after="0" w:line="252"/>
+            </w:pPr>
+            <w:r>
+              <w:rPr>
+                <w:b w:val="false"/>
+                <w:bCs w:val="false"/>
+                <w:sz w:val="18"/>
+                <w:szCs w:val="18"/>
+              </w:rPr>
+              <w:t xml:space="preserve">Métricas de tarea</w:t>
+            </w:r>
+          </w:p>
+        </w:tc>
+        <w:tc>
+          <w:tcPr>
+            <w:tcW w:type="dxa" w:w="2776"/>
+            <w:tcBorders>
+              <w:top w:val="single" w:color="CBD5E1" w:sz="4"/>
+              <w:left w:val="single" w:color="CBD5E1" w:sz="4"/>
+              <w:bottom w:val="single" w:color="CBD5E1" w:sz="4"/>
+              <w:right w:val="single" w:color="CBD5E1" w:sz="4"/>
+            </w:tcBorders>
+            <w:shd w:fill="F5F7FF" w:color="auto" w:val="clear"/>
+            <w:tcMar>
+              <w:top w:type="dxa" w:w="60"/>
+              <w:left w:type="dxa" w:w="100"/>
+              <w:bottom w:type="dxa" w:w="60"/>
+              <w:right w:type="dxa" w:w="100"/>
+            </w:tcMar>
+          </w:tcPr>
+          <w:p>
+            <w:pPr>
+              <w:spacing w:after="0" w:line="252"/>
+            </w:pPr>
+            <w:r>
+              <w:rPr>
+                <w:b w:val="false"/>
+                <w:bCs w:val="false"/>
+                <w:sz w:val="18"/>
+                <w:szCs w:val="18"/>
+              </w:rPr>
+              <w:t xml:space="preserve">De pago y con el producto en producción. Instalar analítica sin consentimiento plantea problemas de privacidad.</w:t>
+            </w:r>
+          </w:p>
+        </w:tc>
+      </w:tr>
+      <w:tr>
+        <w:trPr>
+          <w:cantSplit/>
+        </w:trPr>
+        <w:tc>
+          <w:tcPr>
+            <w:tcW w:type="dxa" w:w="1700"/>
+            <w:tcBorders>
+              <w:top w:val="single" w:color="CBD5E1" w:sz="4"/>
+              <w:left w:val="single" w:color="CBD5E1" w:sz="4"/>
+              <w:bottom w:val="single" w:color="CBD5E1" w:sz="4"/>
+              <w:right w:val="single" w:color="CBD5E1" w:sz="4"/>
+            </w:tcBorders>
+            <w:shd w:fill="FFFFFF" w:color="auto" w:val="clear"/>
+            <w:tcMar>
+              <w:top w:type="dxa" w:w="60"/>
+              <w:left w:type="dxa" w:w="100"/>
+              <w:bottom w:type="dxa" w:w="60"/>
+              <w:right w:type="dxa" w:w="100"/>
+            </w:tcMar>
+          </w:tcPr>
+          <w:p>
+            <w:pPr>
+              <w:spacing w:after="0" w:line="252"/>
+            </w:pPr>
+            <w:r>
+              <w:rPr>
+                <w:b/>
+                <w:bCs/>
+                <w:sz w:val="18"/>
+                <w:szCs w:val="18"/>
+              </w:rPr>
+              <w:t xml:space="preserve">UI UX Pro Max</w:t>
+            </w:r>
+            <w:r>
+              <w:rPr>
+                <w:b w:val="false"/>
+                <w:bCs w:val="false"/>
+                <w:sz w:val="18"/>
+                <w:szCs w:val="18"/>
+              </w:rPr>
+              <w:t xml:space="preserve"> (skill)</w:t>
+            </w:r>
+          </w:p>
+        </w:tc>
+        <w:tc>
+          <w:tcPr>
+            <w:tcW w:type="dxa" w:w="1250"/>
             <w:tcBorders>
               <w:top w:val="single" w:color="CBD5E1" w:sz="4"/>
               <w:left w:val="single" w:color="CBD5E1" w:sz="4"/>
@@ -7186,7 +7797,7 @@
         </w:tc>
         <w:tc>
           <w:tcPr>
-            <w:tcW w:type="dxa" w:w="2100"/>
+            <w:tcW w:type="dxa" w:w="1900"/>
             <w:tcBorders>
               <w:top w:val="single" w:color="CBD5E1" w:sz="4"/>
               <w:left w:val="single" w:color="CBD5E1" w:sz="4"/>
@@ -7218,7 +7829,7 @@
         </w:tc>
         <w:tc>
           <w:tcPr>
-            <w:tcW w:type="dxa" w:w="1500"/>
+            <w:tcW w:type="dxa" w:w="1400"/>
             <w:tcBorders>
               <w:top w:val="single" w:color="CBD5E1" w:sz="4"/>
               <w:left w:val="single" w:color="CBD5E1" w:sz="4"/>
@@ -7250,33 +7861,33 @@
         </w:tc>
         <w:tc>
           <w:tcPr>
-            <w:tcW w:type="dxa" w:w="2426"/>
-            <w:tcBorders>
-              <w:top w:val="single" w:color="CBD5E1" w:sz="4"/>
-              <w:left w:val="single" w:color="CBD5E1" w:sz="4"/>
-              <w:bottom w:val="single" w:color="CBD5E1" w:sz="4"/>
-              <w:right w:val="single" w:color="CBD5E1" w:sz="4"/>
-            </w:tcBorders>
-            <w:shd w:fill="FFFFFF" w:color="auto" w:val="clear"/>
-            <w:tcMar>
-              <w:top w:type="dxa" w:w="60"/>
-              <w:left w:type="dxa" w:w="100"/>
-              <w:bottom w:type="dxa" w:w="60"/>
-              <w:right w:type="dxa" w:w="100"/>
-            </w:tcMar>
-          </w:tcPr>
-          <w:p>
-            <w:pPr>
-              <w:spacing w:after="0" w:line="252"/>
-            </w:pPr>
-            <w:r>
-              <w:rPr>
-                <w:b w:val="false"/>
-                <w:bCs w:val="false"/>
-                <w:sz w:val="18"/>
-                <w:szCs w:val="18"/>
-              </w:rPr>
-              <w:t xml:space="preserve">Orientada a generar, no a auditar.</w:t>
+            <w:tcW w:type="dxa" w:w="2776"/>
+            <w:tcBorders>
+              <w:top w:val="single" w:color="CBD5E1" w:sz="4"/>
+              <w:left w:val="single" w:color="CBD5E1" w:sz="4"/>
+              <w:bottom w:val="single" w:color="CBD5E1" w:sz="4"/>
+              <w:right w:val="single" w:color="CBD5E1" w:sz="4"/>
+            </w:tcBorders>
+            <w:shd w:fill="FFFFFF" w:color="auto" w:val="clear"/>
+            <w:tcMar>
+              <w:top w:type="dxa" w:w="60"/>
+              <w:left w:type="dxa" w:w="100"/>
+              <w:bottom w:type="dxa" w:w="60"/>
+              <w:right w:type="dxa" w:w="100"/>
+            </w:tcMar>
+          </w:tcPr>
+          <w:p>
+            <w:pPr>
+              <w:spacing w:after="0" w:line="252"/>
+            </w:pPr>
+            <w:r>
+              <w:rPr>
+                <w:b w:val="false"/>
+                <w:bCs w:val="false"/>
+                <w:sz w:val="18"/>
+                <w:szCs w:val="18"/>
+              </w:rPr>
+              <w:t xml:space="preserve">Orientada a generar interfaces, no a auditarlas ni a medir su calidad.</w:t>
             </w:r>
           </w:p>
         </w:tc>
@@ -7295,7 +7906,15 @@
           <w:sz w:val="18"/>
           <w:szCs w:val="18"/>
         </w:rPr>
-        <w:t xml:space="preserve">Tabla 4. Herramientas del estado del arte.</w:t>
+        <w:t xml:space="preserve">Tabla 4. Herramientas del estado del arte (actualizada a 2026).</w:t>
+      </w:r>
+    </w:p>
+    <w:p>
+      <w:pPr>
+        <w:spacing w:after="120" w:line="276"/>
+      </w:pPr>
+      <w:r>
+        <w:t xml:space="preserve">Ninguna de estas herramientas combina en un único flujo automático y repetible: (a) una auditoría de accesibilidad con pruebas de interacción real, en la línea de WCAG-EM 2.0; (b) la evaluación de la ética, la privacidad y los patrones oscuros según el RGPD y el DSA; (c) la adaptación a las preferencias del usuario; y (d) un índice único que explique cómo corregir cada fallo. La traducción de los hallazgos a impacto en negocio tampoco la ofrece ninguna, incluida, por ahora, la versión 2.1 del UX-Auditor.</w:t>
       </w:r>
     </w:p>
     <w:p>
@@ -7323,7 +7942,7 @@
         <w:t xml:space="preserve">no</w:t>
       </w:r>
       <w:r>
-        <w:t xml:space="preserve"> comprueban hoy las herramientas automáticas más usadas (Lighthouse, axe-core, WAVE, Pa11y). Tres datos lo resumen:</w:t>
+        <w:t xml:space="preserve"> comprueban las herramientas anteriores. Cinco datos lo resumen:</w:t>
       </w:r>
     </w:p>
     <w:p>
@@ -7336,7 +7955,7 @@
         <w:spacing w:after="60" w:line="264"/>
       </w:pPr>
       <w:r>
-        <w:t xml:space="preserve">Según el estudio de Deque sobre más de 13.000 páginas y casi 300.000 incidencias, las pruebas automáticas encuentran de media el </w:t>
+        <w:t xml:space="preserve">Las pruebas automáticas encuentran de media el </w:t>
       </w:r>
       <w:r>
         <w:rPr>
@@ -7346,7 +7965,7 @@
         <w:t xml:space="preserve">57 %</w:t>
       </w:r>
       <w:r>
-        <w:t xml:space="preserve"> de los problemas de accesibilidad, medidos por volumen. El resto exige pruebas de interacción o revisión humana.</w:t>
+        <w:t xml:space="preserve"> de los problemas de accesibilidad medidos por volumen (Deque) y, medidas por barreras distintas, entre el 41 % de la mejor herramienta y el 71 % de diez herramientas combinadas (GDS, 2017). El resto requiere pruebas de interacción o revisión humana.</w:t>
       </w:r>
     </w:p>
     <w:p>
@@ -7393,6 +8012,90 @@
       </w:r>
       <w:r>
         <w:t xml:space="preserve"> exige desde enero de 2024 que «Rechazar» esté al mismo nivel que «Aceptar». Ninguna herramienta de auditoría UX lo comprueba.</w:t>
+      </w:r>
+    </w:p>
+    <w:p>
+      <w:pPr>
+        <w:pStyle w:val="ListParagraph"/>
+        <w:numPr>
+          <w:ilvl w:val="0"/>
+          <w:numId w:val="2"/>
+        </w:numPr>
+        <w:spacing w:after="60" w:line="264"/>
+      </w:pPr>
+      <w:r>
+        <w:t xml:space="preserve">El </w:t>
+      </w:r>
+      <w:r>
+        <w:rPr>
+          <w:b/>
+          <w:bCs/>
+        </w:rPr>
+        <w:t xml:space="preserve">DSA se aplica con sanciones</w:t>
+      </w:r>
+      <w:r>
+        <w:t xml:space="preserve">: multa de 120 millones de euros a X (dic. 2025) y conclusiones preliminares contra el diseño adictivo de TikTok (feb. 2026) y de Instagram y Facebook (jul. 2026).</w:t>
+      </w:r>
+    </w:p>
+    <w:p>
+      <w:pPr>
+        <w:pStyle w:val="ListParagraph"/>
+        <w:numPr>
+          <w:ilvl w:val="0"/>
+          <w:numId w:val="2"/>
+        </w:numPr>
+        <w:spacing w:after="60" w:line="264"/>
+      </w:pPr>
+      <w:r>
+        <w:t xml:space="preserve">La </w:t>
+      </w:r>
+      <w:r>
+        <w:rPr>
+          <w:b/>
+          <w:bCs/>
+        </w:rPr>
+        <w:t xml:space="preserve">producción asistida por IA genera deuda UX</w:t>
+      </w:r>
+      <w:r>
+        <w:t xml:space="preserve"> más deprisa de lo que se evalúa (Kaley y Budiu, 2026).</w:t>
+      </w:r>
+    </w:p>
+    <w:p>
+      <w:pPr>
+        <w:spacing w:after="120" w:line="276"/>
+      </w:pPr>
+      <w:r>
+        <w:t xml:space="preserve">La tabla 5 recoge cada hueco y cómo lo aborda el UX-Auditor. La columna «Estado» distingue lo que ya está implementado en la versión 2.1 (</w:t>
+      </w:r>
+      <w:r>
+        <w:rPr>
+          <w:b/>
+          <w:bCs/>
+        </w:rPr>
+        <w:t xml:space="preserve">Cubierto</w:t>
+      </w:r>
+      <w:r>
+        <w:t xml:space="preserve">), lo que lo está solo en parte (</w:t>
+      </w:r>
+      <w:r>
+        <w:rPr>
+          <w:b/>
+          <w:bCs/>
+        </w:rPr>
+        <w:t xml:space="preserve">Parcial</w:t>
+      </w:r>
+      <w:r>
+        <w:t xml:space="preserve">) y las líneas de evolución que todavía no lo están (</w:t>
+      </w:r>
+      <w:r>
+        <w:rPr>
+          <w:b/>
+          <w:bCs/>
+        </w:rPr>
+        <w:t xml:space="preserve">Propuesto</w:t>
+      </w:r>
+      <w:r>
+        <w:t xml:space="preserve">).</w:t>
       </w:r>
     </w:p>
     <w:tbl>
@@ -7408,10 +8111,11 @@
         </w:tblBorders>
       </w:tblPr>
       <w:tblGrid>
-        <w:gridCol w:w="450"/>
-        <w:gridCol w:w="1700"/>
-        <w:gridCol w:w="2900"/>
-        <w:gridCol w:w="3976"/>
+        <w:gridCol w:w="420"/>
+        <w:gridCol w:w="1500"/>
+        <w:gridCol w:w="2150"/>
+        <w:gridCol w:w="3956"/>
+        <w:gridCol w:w="1000"/>
       </w:tblGrid>
       <w:tr>
         <w:trPr>
@@ -7419,7 +8123,7 @@
         </w:trPr>
         <w:tc>
           <w:tcPr>
-            <w:tcW w:type="dxa" w:w="450"/>
+            <w:tcW w:type="dxa" w:w="420"/>
             <w:tcBorders>
               <w:top w:val="single" w:color="CBD5E1" w:sz="4"/>
               <w:left w:val="single" w:color="CBD5E1" w:sz="4"/>
@@ -7452,7 +8156,7 @@
         </w:tc>
         <w:tc>
           <w:tcPr>
-            <w:tcW w:type="dxa" w:w="1700"/>
+            <w:tcW w:type="dxa" w:w="1500"/>
             <w:tcBorders>
               <w:top w:val="single" w:color="CBD5E1" w:sz="4"/>
               <w:left w:val="single" w:color="CBD5E1" w:sz="4"/>
@@ -7485,7 +8189,7 @@
         </w:tc>
         <w:tc>
           <w:tcPr>
-            <w:tcW w:type="dxa" w:w="2900"/>
+            <w:tcW w:type="dxa" w:w="2150"/>
             <w:tcBorders>
               <w:top w:val="single" w:color="CBD5E1" w:sz="4"/>
               <w:left w:val="single" w:color="CBD5E1" w:sz="4"/>
@@ -7518,7 +8222,7 @@
         </w:tc>
         <w:tc>
           <w:tcPr>
-            <w:tcW w:type="dxa" w:w="3976"/>
+            <w:tcW w:type="dxa" w:w="3956"/>
             <w:tcBorders>
               <w:top w:val="single" w:color="CBD5E1" w:sz="4"/>
               <w:left w:val="single" w:color="CBD5E1" w:sz="4"/>
@@ -7545,7 +8249,40 @@
                 <w:sz w:val="18"/>
                 <w:szCs w:val="18"/>
               </w:rPr>
-              <w:t xml:space="preserve">Cómo lo cubre nuestro auditor (regla)</w:t>
+              <w:t xml:space="preserve">Cómo lo aborda el UX-Auditor (regla)</w:t>
+            </w:r>
+          </w:p>
+        </w:tc>
+        <w:tc>
+          <w:tcPr>
+            <w:tcW w:type="dxa" w:w="1000"/>
+            <w:tcBorders>
+              <w:top w:val="single" w:color="CBD5E1" w:sz="4"/>
+              <w:left w:val="single" w:color="CBD5E1" w:sz="4"/>
+              <w:bottom w:val="single" w:color="CBD5E1" w:sz="4"/>
+              <w:right w:val="single" w:color="CBD5E1" w:sz="4"/>
+            </w:tcBorders>
+            <w:shd w:fill="E0E7FF" w:color="auto" w:val="clear"/>
+            <w:tcMar>
+              <w:top w:type="dxa" w:w="60"/>
+              <w:left w:type="dxa" w:w="100"/>
+              <w:bottom w:type="dxa" w:w="60"/>
+              <w:right w:type="dxa" w:w="100"/>
+            </w:tcMar>
+          </w:tcPr>
+          <w:p>
+            <w:pPr>
+              <w:spacing w:after="0" w:line="252"/>
+            </w:pPr>
+            <w:r>
+              <w:rPr>
+                <w:b/>
+                <w:bCs/>
+                <w:color w:val="1E1B4B"/>
+                <w:sz w:val="18"/>
+                <w:szCs w:val="18"/>
+              </w:rPr>
+              <w:t xml:space="preserve">Estado</w:t>
             </w:r>
           </w:p>
         </w:tc>
@@ -7556,7 +8293,7 @@
         </w:trPr>
         <w:tc>
           <w:tcPr>
-            <w:tcW w:type="dxa" w:w="450"/>
+            <w:tcW w:type="dxa" w:w="420"/>
             <w:tcBorders>
               <w:top w:val="single" w:color="CBD5E1" w:sz="4"/>
               <w:left w:val="single" w:color="CBD5E1" w:sz="4"/>
@@ -7588,7 +8325,7 @@
         </w:tc>
         <w:tc>
           <w:tcPr>
-            <w:tcW w:type="dxa" w:w="1700"/>
+            <w:tcW w:type="dxa" w:w="1500"/>
             <w:tcBorders>
               <w:top w:val="single" w:color="CBD5E1" w:sz="4"/>
               <w:left w:val="single" w:color="CBD5E1" w:sz="4"/>
@@ -7620,7 +8357,7 @@
         </w:tc>
         <w:tc>
           <w:tcPr>
-            <w:tcW w:type="dxa" w:w="2900"/>
+            <w:tcW w:type="dxa" w:w="2150"/>
             <w:tcBorders>
               <w:top w:val="single" w:color="CBD5E1" w:sz="4"/>
               <w:left w:val="single" w:color="CBD5E1" w:sz="4"/>
@@ -7652,7 +8389,7 @@
         </w:tc>
         <w:tc>
           <w:tcPr>
-            <w:tcW w:type="dxa" w:w="3976"/>
+            <w:tcW w:type="dxa" w:w="3956"/>
             <w:tcBorders>
               <w:top w:val="single" w:color="CBD5E1" w:sz="4"/>
               <w:left w:val="single" w:color="CBD5E1" w:sz="4"/>
@@ -7679,6 +8416,38 @@
                 <w:szCs w:val="18"/>
               </w:rPr>
               <w:t xml:space="preserve">Detecta banners de cookies sin «Rechazar» o con «Rechazar» menos visible, casillas premarcadas, textos que culpabilizan (confirmshaming) y cuentas atrás o escasez artificial (ETI-COOKIES-RECHAZO, ETI-PRESELECCION, ETI-CONFIRMSHAMING, ETI-URGENCIA).</w:t>
+            </w:r>
+          </w:p>
+        </w:tc>
+        <w:tc>
+          <w:tcPr>
+            <w:tcW w:type="dxa" w:w="1000"/>
+            <w:tcBorders>
+              <w:top w:val="single" w:color="CBD5E1" w:sz="4"/>
+              <w:left w:val="single" w:color="CBD5E1" w:sz="4"/>
+              <w:bottom w:val="single" w:color="CBD5E1" w:sz="4"/>
+              <w:right w:val="single" w:color="CBD5E1" w:sz="4"/>
+            </w:tcBorders>
+            <w:shd w:fill="FFFFFF" w:color="auto" w:val="clear"/>
+            <w:tcMar>
+              <w:top w:type="dxa" w:w="60"/>
+              <w:left w:type="dxa" w:w="100"/>
+              <w:bottom w:type="dxa" w:w="60"/>
+              <w:right w:type="dxa" w:w="100"/>
+            </w:tcMar>
+          </w:tcPr>
+          <w:p>
+            <w:pPr>
+              <w:spacing w:after="0" w:line="252"/>
+            </w:pPr>
+            <w:r>
+              <w:rPr>
+                <w:b w:val="false"/>
+                <w:bCs w:val="false"/>
+                <w:sz w:val="18"/>
+                <w:szCs w:val="18"/>
+              </w:rPr>
+              <w:t xml:space="preserve">Cubierto</w:t>
             </w:r>
           </w:p>
         </w:tc>
@@ -7689,7 +8458,7 @@
         </w:trPr>
         <w:tc>
           <w:tcPr>
-            <w:tcW w:type="dxa" w:w="450"/>
+            <w:tcW w:type="dxa" w:w="420"/>
             <w:tcBorders>
               <w:top w:val="single" w:color="CBD5E1" w:sz="4"/>
               <w:left w:val="single" w:color="CBD5E1" w:sz="4"/>
@@ -7721,7 +8490,7 @@
         </w:tc>
         <w:tc>
           <w:tcPr>
-            <w:tcW w:type="dxa" w:w="1700"/>
+            <w:tcW w:type="dxa" w:w="1500"/>
             <w:tcBorders>
               <w:top w:val="single" w:color="CBD5E1" w:sz="4"/>
               <w:left w:val="single" w:color="CBD5E1" w:sz="4"/>
@@ -7753,7 +8522,7 @@
         </w:tc>
         <w:tc>
           <w:tcPr>
-            <w:tcW w:type="dxa" w:w="2900"/>
+            <w:tcW w:type="dxa" w:w="2150"/>
             <w:tcBorders>
               <w:top w:val="single" w:color="CBD5E1" w:sz="4"/>
               <w:left w:val="single" w:color="CBD5E1" w:sz="4"/>
@@ -7785,7 +8554,7 @@
         </w:tc>
         <w:tc>
           <w:tcPr>
-            <w:tcW w:type="dxa" w:w="3976"/>
+            <w:tcW w:type="dxa" w:w="3956"/>
             <w:tcBorders>
               <w:top w:val="single" w:color="CBD5E1" w:sz="4"/>
               <w:left w:val="single" w:color="CBD5E1" w:sz="4"/>
@@ -7812,6 +8581,38 @@
                 <w:szCs w:val="18"/>
               </w:rPr>
               <w:t xml:space="preserve">Registra las peticiones a 40 dominios de analítica y publicidad y las cookies de seguimiento (_ga, _fbp…) que aparecen al cargar la página (ETI-RASTREO-PREVIO).</w:t>
+            </w:r>
+          </w:p>
+        </w:tc>
+        <w:tc>
+          <w:tcPr>
+            <w:tcW w:type="dxa" w:w="1000"/>
+            <w:tcBorders>
+              <w:top w:val="single" w:color="CBD5E1" w:sz="4"/>
+              <w:left w:val="single" w:color="CBD5E1" w:sz="4"/>
+              <w:bottom w:val="single" w:color="CBD5E1" w:sz="4"/>
+              <w:right w:val="single" w:color="CBD5E1" w:sz="4"/>
+            </w:tcBorders>
+            <w:shd w:fill="F5F7FF" w:color="auto" w:val="clear"/>
+            <w:tcMar>
+              <w:top w:type="dxa" w:w="60"/>
+              <w:left w:type="dxa" w:w="100"/>
+              <w:bottom w:type="dxa" w:w="60"/>
+              <w:right w:type="dxa" w:w="100"/>
+            </w:tcMar>
+          </w:tcPr>
+          <w:p>
+            <w:pPr>
+              <w:spacing w:after="0" w:line="252"/>
+            </w:pPr>
+            <w:r>
+              <w:rPr>
+                <w:b w:val="false"/>
+                <w:bCs w:val="false"/>
+                <w:sz w:val="18"/>
+                <w:szCs w:val="18"/>
+              </w:rPr>
+              <w:t xml:space="preserve">Cubierto</w:t>
             </w:r>
           </w:p>
         </w:tc>
@@ -7822,7 +8623,7 @@
         </w:trPr>
         <w:tc>
           <w:tcPr>
-            <w:tcW w:type="dxa" w:w="450"/>
+            <w:tcW w:type="dxa" w:w="420"/>
             <w:tcBorders>
               <w:top w:val="single" w:color="CBD5E1" w:sz="4"/>
               <w:left w:val="single" w:color="CBD5E1" w:sz="4"/>
@@ -7854,7 +8655,7 @@
         </w:tc>
         <w:tc>
           <w:tcPr>
-            <w:tcW w:type="dxa" w:w="1700"/>
+            <w:tcW w:type="dxa" w:w="1500"/>
             <w:tcBorders>
               <w:top w:val="single" w:color="CBD5E1" w:sz="4"/>
               <w:left w:val="single" w:color="CBD5E1" w:sz="4"/>
@@ -7886,7 +8687,7 @@
         </w:tc>
         <w:tc>
           <w:tcPr>
-            <w:tcW w:type="dxa" w:w="2900"/>
+            <w:tcW w:type="dxa" w:w="2150"/>
             <w:tcBorders>
               <w:top w:val="single" w:color="CBD5E1" w:sz="4"/>
               <w:left w:val="single" w:color="CBD5E1" w:sz="4"/>
@@ -7918,7 +8719,7 @@
         </w:tc>
         <w:tc>
           <w:tcPr>
-            <w:tcW w:type="dxa" w:w="3976"/>
+            <w:tcW w:type="dxa" w:w="3956"/>
             <w:tcBorders>
               <w:top w:val="single" w:color="CBD5E1" w:sz="4"/>
               <w:left w:val="single" w:color="CBD5E1" w:sz="4"/>
@@ -7945,6 +8746,38 @@
                 <w:szCs w:val="18"/>
               </w:rPr>
               <w:t xml:space="preserve">Detecta alt con nombre de fichero, genérico o redundante, y nombres accesibles que no contienen el texto visible (A11Y-CALIDAD-ALT, A11Y-NOMBRE-EN-ETIQUETA).</w:t>
+            </w:r>
+          </w:p>
+        </w:tc>
+        <w:tc>
+          <w:tcPr>
+            <w:tcW w:type="dxa" w:w="1000"/>
+            <w:tcBorders>
+              <w:top w:val="single" w:color="CBD5E1" w:sz="4"/>
+              <w:left w:val="single" w:color="CBD5E1" w:sz="4"/>
+              <w:bottom w:val="single" w:color="CBD5E1" w:sz="4"/>
+              <w:right w:val="single" w:color="CBD5E1" w:sz="4"/>
+            </w:tcBorders>
+            <w:shd w:fill="FFFFFF" w:color="auto" w:val="clear"/>
+            <w:tcMar>
+              <w:top w:type="dxa" w:w="60"/>
+              <w:left w:type="dxa" w:w="100"/>
+              <w:bottom w:type="dxa" w:w="60"/>
+              <w:right w:type="dxa" w:w="100"/>
+            </w:tcMar>
+          </w:tcPr>
+          <w:p>
+            <w:pPr>
+              <w:spacing w:after="0" w:line="252"/>
+            </w:pPr>
+            <w:r>
+              <w:rPr>
+                <w:b w:val="false"/>
+                <w:bCs w:val="false"/>
+                <w:sz w:val="18"/>
+                <w:szCs w:val="18"/>
+              </w:rPr>
+              <w:t xml:space="preserve">Cubierto</w:t>
             </w:r>
           </w:p>
         </w:tc>
@@ -7955,7 +8788,7 @@
         </w:trPr>
         <w:tc>
           <w:tcPr>
-            <w:tcW w:type="dxa" w:w="450"/>
+            <w:tcW w:type="dxa" w:w="420"/>
             <w:tcBorders>
               <w:top w:val="single" w:color="CBD5E1" w:sz="4"/>
               <w:left w:val="single" w:color="CBD5E1" w:sz="4"/>
@@ -7987,7 +8820,7 @@
         </w:tc>
         <w:tc>
           <w:tcPr>
-            <w:tcW w:type="dxa" w:w="1700"/>
+            <w:tcW w:type="dxa" w:w="1500"/>
             <w:tcBorders>
               <w:top w:val="single" w:color="CBD5E1" w:sz="4"/>
               <w:left w:val="single" w:color="CBD5E1" w:sz="4"/>
@@ -8019,7 +8852,7 @@
         </w:tc>
         <w:tc>
           <w:tcPr>
-            <w:tcW w:type="dxa" w:w="2900"/>
+            <w:tcW w:type="dxa" w:w="2150"/>
             <w:tcBorders>
               <w:top w:val="single" w:color="CBD5E1" w:sz="4"/>
               <w:left w:val="single" w:color="CBD5E1" w:sz="4"/>
@@ -8051,7 +8884,7 @@
         </w:tc>
         <w:tc>
           <w:tcPr>
-            <w:tcW w:type="dxa" w:w="3976"/>
+            <w:tcW w:type="dxa" w:w="3956"/>
             <w:tcBorders>
               <w:top w:val="single" w:color="CBD5E1" w:sz="4"/>
               <w:left w:val="single" w:color="CBD5E1" w:sz="4"/>
@@ -8077,7 +8910,39 @@
                 <w:sz w:val="18"/>
                 <w:szCs w:val="18"/>
               </w:rPr>
-              <w:t xml:space="preserve">Aplica el espaciado de texto de WCAG 1.4.12, sube la letra del navegador al 200 % y emula el alto contraste de Windows y el modo oscuro; después vuelve a medir (A11Y-ESPACIADO-TEXTO, A11Y-TAMANO-USUARIO, A11Y-ALTO-CONTRASTE, A11Y-MODO-OSCURO).</w:t>
+              <w:t xml:space="preserve">Aplica el espaciado de texto de WCAG 1.4.12, sube la letra del navegador al 200 % y emula el alto contraste y el modo oscuro; después vuelve a medir (A11Y-ESPACIADO-TEXTO, A11Y-TAMANO-USUARIO, A11Y-ALTO-CONTRASTE, A11Y-MODO-OSCURO).</w:t>
+            </w:r>
+          </w:p>
+        </w:tc>
+        <w:tc>
+          <w:tcPr>
+            <w:tcW w:type="dxa" w:w="1000"/>
+            <w:tcBorders>
+              <w:top w:val="single" w:color="CBD5E1" w:sz="4"/>
+              <w:left w:val="single" w:color="CBD5E1" w:sz="4"/>
+              <w:bottom w:val="single" w:color="CBD5E1" w:sz="4"/>
+              <w:right w:val="single" w:color="CBD5E1" w:sz="4"/>
+            </w:tcBorders>
+            <w:shd w:fill="F5F7FF" w:color="auto" w:val="clear"/>
+            <w:tcMar>
+              <w:top w:type="dxa" w:w="60"/>
+              <w:left w:type="dxa" w:w="100"/>
+              <w:bottom w:type="dxa" w:w="60"/>
+              <w:right w:type="dxa" w:w="100"/>
+            </w:tcMar>
+          </w:tcPr>
+          <w:p>
+            <w:pPr>
+              <w:spacing w:after="0" w:line="252"/>
+            </w:pPr>
+            <w:r>
+              <w:rPr>
+                <w:b w:val="false"/>
+                <w:bCs w:val="false"/>
+                <w:sz w:val="18"/>
+                <w:szCs w:val="18"/>
+              </w:rPr>
+              <w:t xml:space="preserve">Cubierto</w:t>
             </w:r>
           </w:p>
         </w:tc>
@@ -8088,7 +8953,7 @@
         </w:trPr>
         <w:tc>
           <w:tcPr>
-            <w:tcW w:type="dxa" w:w="450"/>
+            <w:tcW w:type="dxa" w:w="420"/>
             <w:tcBorders>
               <w:top w:val="single" w:color="CBD5E1" w:sz="4"/>
               <w:left w:val="single" w:color="CBD5E1" w:sz="4"/>
@@ -8120,7 +8985,7 @@
         </w:tc>
         <w:tc>
           <w:tcPr>
-            <w:tcW w:type="dxa" w:w="1700"/>
+            <w:tcW w:type="dxa" w:w="1500"/>
             <w:tcBorders>
               <w:top w:val="single" w:color="CBD5E1" w:sz="4"/>
               <w:left w:val="single" w:color="CBD5E1" w:sz="4"/>
@@ -8152,7 +9017,7 @@
         </w:tc>
         <w:tc>
           <w:tcPr>
-            <w:tcW w:type="dxa" w:w="2900"/>
+            <w:tcW w:type="dxa" w:w="2150"/>
             <w:tcBorders>
               <w:top w:val="single" w:color="CBD5E1" w:sz="4"/>
               <w:left w:val="single" w:color="CBD5E1" w:sz="4"/>
@@ -8184,7 +9049,7 @@
         </w:tc>
         <w:tc>
           <w:tcPr>
-            <w:tcW w:type="dxa" w:w="3976"/>
+            <w:tcW w:type="dxa" w:w="3956"/>
             <w:tcBorders>
               <w:top w:val="single" w:color="CBD5E1" w:sz="4"/>
               <w:left w:val="single" w:color="CBD5E1" w:sz="4"/>
@@ -8211,6 +9076,38 @@
                 <w:szCs w:val="18"/>
               </w:rPr>
               <w:t xml:space="preserve">Pulsa Tab de verdad: detecta foco invisible, foco tapado, trampas, controles inalcanzables y saltos de orden (A11Y-ORDEN-FOCO y otras).</w:t>
+            </w:r>
+          </w:p>
+        </w:tc>
+        <w:tc>
+          <w:tcPr>
+            <w:tcW w:type="dxa" w:w="1000"/>
+            <w:tcBorders>
+              <w:top w:val="single" w:color="CBD5E1" w:sz="4"/>
+              <w:left w:val="single" w:color="CBD5E1" w:sz="4"/>
+              <w:bottom w:val="single" w:color="CBD5E1" w:sz="4"/>
+              <w:right w:val="single" w:color="CBD5E1" w:sz="4"/>
+            </w:tcBorders>
+            <w:shd w:fill="FFFFFF" w:color="auto" w:val="clear"/>
+            <w:tcMar>
+              <w:top w:type="dxa" w:w="60"/>
+              <w:left w:type="dxa" w:w="100"/>
+              <w:bottom w:type="dxa" w:w="60"/>
+              <w:right w:type="dxa" w:w="100"/>
+            </w:tcMar>
+          </w:tcPr>
+          <w:p>
+            <w:pPr>
+              <w:spacing w:after="0" w:line="252"/>
+            </w:pPr>
+            <w:r>
+              <w:rPr>
+                <w:b w:val="false"/>
+                <w:bCs w:val="false"/>
+                <w:sz w:val="18"/>
+                <w:szCs w:val="18"/>
+              </w:rPr>
+              <w:t xml:space="preserve">Cubierto</w:t>
             </w:r>
           </w:p>
         </w:tc>
@@ -8221,7 +9118,7 @@
         </w:trPr>
         <w:tc>
           <w:tcPr>
-            <w:tcW w:type="dxa" w:w="450"/>
+            <w:tcW w:type="dxa" w:w="420"/>
             <w:tcBorders>
               <w:top w:val="single" w:color="CBD5E1" w:sz="4"/>
               <w:left w:val="single" w:color="CBD5E1" w:sz="4"/>
@@ -8253,7 +9150,7 @@
         </w:tc>
         <w:tc>
           <w:tcPr>
-            <w:tcW w:type="dxa" w:w="1700"/>
+            <w:tcW w:type="dxa" w:w="1500"/>
             <w:tcBorders>
               <w:top w:val="single" w:color="CBD5E1" w:sz="4"/>
               <w:left w:val="single" w:color="CBD5E1" w:sz="4"/>
@@ -8285,7 +9182,7 @@
         </w:tc>
         <w:tc>
           <w:tcPr>
-            <w:tcW w:type="dxa" w:w="2900"/>
+            <w:tcW w:type="dxa" w:w="2150"/>
             <w:tcBorders>
               <w:top w:val="single" w:color="CBD5E1" w:sz="4"/>
               <w:left w:val="single" w:color="CBD5E1" w:sz="4"/>
@@ -8317,7 +9214,7 @@
         </w:tc>
         <w:tc>
           <w:tcPr>
-            <w:tcW w:type="dxa" w:w="3976"/>
+            <w:tcW w:type="dxa" w:w="3956"/>
             <w:tcBorders>
               <w:top w:val="single" w:color="CBD5E1" w:sz="4"/>
               <w:left w:val="single" w:color="CBD5E1" w:sz="4"/>
@@ -8344,6 +9241,38 @@
                 <w:szCs w:val="18"/>
               </w:rPr>
               <w:t xml:space="preserve">Prueba 320, 600, 768, 1024 y 1280 px y el móvil en horizontal (VIS-RESPONSIVE-INTERMEDIO, A11Y-ORIENTACION).</w:t>
+            </w:r>
+          </w:p>
+        </w:tc>
+        <w:tc>
+          <w:tcPr>
+            <w:tcW w:type="dxa" w:w="1000"/>
+            <w:tcBorders>
+              <w:top w:val="single" w:color="CBD5E1" w:sz="4"/>
+              <w:left w:val="single" w:color="CBD5E1" w:sz="4"/>
+              <w:bottom w:val="single" w:color="CBD5E1" w:sz="4"/>
+              <w:right w:val="single" w:color="CBD5E1" w:sz="4"/>
+            </w:tcBorders>
+            <w:shd w:fill="F5F7FF" w:color="auto" w:val="clear"/>
+            <w:tcMar>
+              <w:top w:type="dxa" w:w="60"/>
+              <w:left w:type="dxa" w:w="100"/>
+              <w:bottom w:type="dxa" w:w="60"/>
+              <w:right w:type="dxa" w:w="100"/>
+            </w:tcMar>
+          </w:tcPr>
+          <w:p>
+            <w:pPr>
+              <w:spacing w:after="0" w:line="252"/>
+            </w:pPr>
+            <w:r>
+              <w:rPr>
+                <w:b w:val="false"/>
+                <w:bCs w:val="false"/>
+                <w:sz w:val="18"/>
+                <w:szCs w:val="18"/>
+              </w:rPr>
+              <w:t xml:space="preserve">Cubierto</w:t>
             </w:r>
           </w:p>
         </w:tc>
@@ -8354,7 +9283,7 @@
         </w:trPr>
         <w:tc>
           <w:tcPr>
-            <w:tcW w:type="dxa" w:w="450"/>
+            <w:tcW w:type="dxa" w:w="420"/>
             <w:tcBorders>
               <w:top w:val="single" w:color="CBD5E1" w:sz="4"/>
               <w:left w:val="single" w:color="CBD5E1" w:sz="4"/>
@@ -8386,7 +9315,7 @@
         </w:tc>
         <w:tc>
           <w:tcPr>
-            <w:tcW w:type="dxa" w:w="1700"/>
+            <w:tcW w:type="dxa" w:w="1500"/>
             <w:tcBorders>
               <w:top w:val="single" w:color="CBD5E1" w:sz="4"/>
               <w:left w:val="single" w:color="CBD5E1" w:sz="4"/>
@@ -8418,7 +9347,7 @@
         </w:tc>
         <w:tc>
           <w:tcPr>
-            <w:tcW w:type="dxa" w:w="2900"/>
+            <w:tcW w:type="dxa" w:w="2150"/>
             <w:tcBorders>
               <w:top w:val="single" w:color="CBD5E1" w:sz="4"/>
               <w:left w:val="single" w:color="CBD5E1" w:sz="4"/>
@@ -8450,7 +9379,7 @@
         </w:tc>
         <w:tc>
           <w:tcPr>
-            <w:tcW w:type="dxa" w:w="3976"/>
+            <w:tcW w:type="dxa" w:w="3956"/>
             <w:tcBorders>
               <w:top w:val="single" w:color="CBD5E1" w:sz="4"/>
               <w:left w:val="single" w:color="CBD5E1" w:sz="4"/>
@@ -8477,6 +9406,38 @@
                 <w:szCs w:val="18"/>
               </w:rPr>
               <w:t xml:space="preserve">Calcula el índice Fernández-Huerta (español) o Flesch (inglés) y detecta texto justificado, bloques en mayúsculas y cursiva larga (VIS-LEGIBILIDAD, VIS-TEXTO-COGNITIVO).</w:t>
+            </w:r>
+          </w:p>
+        </w:tc>
+        <w:tc>
+          <w:tcPr>
+            <w:tcW w:type="dxa" w:w="1000"/>
+            <w:tcBorders>
+              <w:top w:val="single" w:color="CBD5E1" w:sz="4"/>
+              <w:left w:val="single" w:color="CBD5E1" w:sz="4"/>
+              <w:bottom w:val="single" w:color="CBD5E1" w:sz="4"/>
+              <w:right w:val="single" w:color="CBD5E1" w:sz="4"/>
+            </w:tcBorders>
+            <w:shd w:fill="FFFFFF" w:color="auto" w:val="clear"/>
+            <w:tcMar>
+              <w:top w:type="dxa" w:w="60"/>
+              <w:left w:type="dxa" w:w="100"/>
+              <w:bottom w:type="dxa" w:w="60"/>
+              <w:right w:type="dxa" w:w="100"/>
+            </w:tcMar>
+          </w:tcPr>
+          <w:p>
+            <w:pPr>
+              <w:spacing w:after="0" w:line="252"/>
+            </w:pPr>
+            <w:r>
+              <w:rPr>
+                <w:b w:val="false"/>
+                <w:bCs w:val="false"/>
+                <w:sz w:val="18"/>
+                <w:szCs w:val="18"/>
+              </w:rPr>
+              <w:t xml:space="preserve">Cubierto</w:t>
             </w:r>
           </w:p>
         </w:tc>
@@ -8487,7 +9448,7 @@
         </w:trPr>
         <w:tc>
           <w:tcPr>
-            <w:tcW w:type="dxa" w:w="450"/>
+            <w:tcW w:type="dxa" w:w="420"/>
             <w:tcBorders>
               <w:top w:val="single" w:color="CBD5E1" w:sz="4"/>
               <w:left w:val="single" w:color="CBD5E1" w:sz="4"/>
@@ -8519,7 +9480,7 @@
         </w:tc>
         <w:tc>
           <w:tcPr>
-            <w:tcW w:type="dxa" w:w="1700"/>
+            <w:tcW w:type="dxa" w:w="1500"/>
             <w:tcBorders>
               <w:top w:val="single" w:color="CBD5E1" w:sz="4"/>
               <w:left w:val="single" w:color="CBD5E1" w:sz="4"/>
@@ -8551,7 +9512,7 @@
         </w:tc>
         <w:tc>
           <w:tcPr>
-            <w:tcW w:type="dxa" w:w="2900"/>
+            <w:tcW w:type="dxa" w:w="2150"/>
             <w:tcBorders>
               <w:top w:val="single" w:color="CBD5E1" w:sz="4"/>
               <w:left w:val="single" w:color="CBD5E1" w:sz="4"/>
@@ -8583,7 +9544,7 @@
         </w:tc>
         <w:tc>
           <w:tcPr>
-            <w:tcW w:type="dxa" w:w="3976"/>
+            <w:tcW w:type="dxa" w:w="3956"/>
             <w:tcBorders>
               <w:top w:val="single" w:color="CBD5E1" w:sz="4"/>
               <w:left w:val="single" w:color="CBD5E1" w:sz="4"/>
@@ -8610,6 +9571,38 @@
                 <w:szCs w:val="18"/>
               </w:rPr>
               <w:t xml:space="preserve">Compara el menú y el enlace de ayuda entre las páginas del mismo sitio, según WCAG 3.2.3, 3.2.4 y 3.2.6 (NAV-CONSISTENCIA).</w:t>
+            </w:r>
+          </w:p>
+        </w:tc>
+        <w:tc>
+          <w:tcPr>
+            <w:tcW w:type="dxa" w:w="1000"/>
+            <w:tcBorders>
+              <w:top w:val="single" w:color="CBD5E1" w:sz="4"/>
+              <w:left w:val="single" w:color="CBD5E1" w:sz="4"/>
+              <w:bottom w:val="single" w:color="CBD5E1" w:sz="4"/>
+              <w:right w:val="single" w:color="CBD5E1" w:sz="4"/>
+            </w:tcBorders>
+            <w:shd w:fill="F5F7FF" w:color="auto" w:val="clear"/>
+            <w:tcMar>
+              <w:top w:type="dxa" w:w="60"/>
+              <w:left w:type="dxa" w:w="100"/>
+              <w:bottom w:type="dxa" w:w="60"/>
+              <w:right w:type="dxa" w:w="100"/>
+            </w:tcMar>
+          </w:tcPr>
+          <w:p>
+            <w:pPr>
+              <w:spacing w:after="0" w:line="252"/>
+            </w:pPr>
+            <w:r>
+              <w:rPr>
+                <w:b w:val="false"/>
+                <w:bCs w:val="false"/>
+                <w:sz w:val="18"/>
+                <w:szCs w:val="18"/>
+              </w:rPr>
+              <w:t xml:space="preserve">Cubierto</w:t>
             </w:r>
           </w:p>
         </w:tc>
@@ -8620,7 +9613,7 @@
         </w:trPr>
         <w:tc>
           <w:tcPr>
-            <w:tcW w:type="dxa" w:w="450"/>
+            <w:tcW w:type="dxa" w:w="420"/>
             <w:tcBorders>
               <w:top w:val="single" w:color="CBD5E1" w:sz="4"/>
               <w:left w:val="single" w:color="CBD5E1" w:sz="4"/>
@@ -8652,7 +9645,7 @@
         </w:tc>
         <w:tc>
           <w:tcPr>
-            <w:tcW w:type="dxa" w:w="1700"/>
+            <w:tcW w:type="dxa" w:w="1500"/>
             <w:tcBorders>
               <w:top w:val="single" w:color="CBD5E1" w:sz="4"/>
               <w:left w:val="single" w:color="CBD5E1" w:sz="4"/>
@@ -8684,7 +9677,7 @@
         </w:tc>
         <w:tc>
           <w:tcPr>
-            <w:tcW w:type="dxa" w:w="2900"/>
+            <w:tcW w:type="dxa" w:w="2150"/>
             <w:tcBorders>
               <w:top w:val="single" w:color="CBD5E1" w:sz="4"/>
               <w:left w:val="single" w:color="CBD5E1" w:sz="4"/>
@@ -8716,7 +9709,7 @@
         </w:tc>
         <w:tc>
           <w:tcPr>
-            <w:tcW w:type="dxa" w:w="3976"/>
+            <w:tcW w:type="dxa" w:w="3956"/>
             <w:tcBorders>
               <w:top w:val="single" w:color="CBD5E1" w:sz="4"/>
               <w:left w:val="single" w:color="CBD5E1" w:sz="4"/>
@@ -8743,6 +9736,38 @@
                 <w:szCs w:val="18"/>
               </w:rPr>
               <w:t xml:space="preserve">Cuenta las llamadas a la acción con el mismo peso visual en la primera pantalla (INT-CTA-COMPITEN).</w:t>
+            </w:r>
+          </w:p>
+        </w:tc>
+        <w:tc>
+          <w:tcPr>
+            <w:tcW w:type="dxa" w:w="1000"/>
+            <w:tcBorders>
+              <w:top w:val="single" w:color="CBD5E1" w:sz="4"/>
+              <w:left w:val="single" w:color="CBD5E1" w:sz="4"/>
+              <w:bottom w:val="single" w:color="CBD5E1" w:sz="4"/>
+              <w:right w:val="single" w:color="CBD5E1" w:sz="4"/>
+            </w:tcBorders>
+            <w:shd w:fill="FFFFFF" w:color="auto" w:val="clear"/>
+            <w:tcMar>
+              <w:top w:type="dxa" w:w="60"/>
+              <w:left w:type="dxa" w:w="100"/>
+              <w:bottom w:type="dxa" w:w="60"/>
+              <w:right w:type="dxa" w:w="100"/>
+            </w:tcMar>
+          </w:tcPr>
+          <w:p>
+            <w:pPr>
+              <w:spacing w:after="0" w:line="252"/>
+            </w:pPr>
+            <w:r>
+              <w:rPr>
+                <w:b w:val="false"/>
+                <w:bCs w:val="false"/>
+                <w:sz w:val="18"/>
+                <w:szCs w:val="18"/>
+              </w:rPr>
+              <w:t xml:space="preserve">Cubierto</w:t>
             </w:r>
           </w:p>
         </w:tc>
@@ -8753,7 +9778,7 @@
         </w:trPr>
         <w:tc>
           <w:tcPr>
-            <w:tcW w:type="dxa" w:w="450"/>
+            <w:tcW w:type="dxa" w:w="420"/>
             <w:tcBorders>
               <w:top w:val="single" w:color="CBD5E1" w:sz="4"/>
               <w:left w:val="single" w:color="CBD5E1" w:sz="4"/>
@@ -8785,7 +9810,7 @@
         </w:tc>
         <w:tc>
           <w:tcPr>
-            <w:tcW w:type="dxa" w:w="1700"/>
+            <w:tcW w:type="dxa" w:w="1500"/>
             <w:tcBorders>
               <w:top w:val="single" w:color="CBD5E1" w:sz="4"/>
               <w:left w:val="single" w:color="CBD5E1" w:sz="4"/>
@@ -8817,7 +9842,7 @@
         </w:tc>
         <w:tc>
           <w:tcPr>
-            <w:tcW w:type="dxa" w:w="2900"/>
+            <w:tcW w:type="dxa" w:w="2150"/>
             <w:tcBorders>
               <w:top w:val="single" w:color="CBD5E1" w:sz="4"/>
               <w:left w:val="single" w:color="CBD5E1" w:sz="4"/>
@@ -8849,7 +9874,7 @@
         </w:tc>
         <w:tc>
           <w:tcPr>
-            <w:tcW w:type="dxa" w:w="3976"/>
+            <w:tcW w:type="dxa" w:w="3956"/>
             <w:tcBorders>
               <w:top w:val="single" w:color="CBD5E1" w:sz="4"/>
               <w:left w:val="single" w:color="CBD5E1" w:sz="4"/>
@@ -8875,7 +9900,39 @@
                 <w:sz w:val="18"/>
                 <w:szCs w:val="18"/>
               </w:rPr>
-              <w:t xml:space="preserve">Calcula los gramos de CO2e por visita con el modelo Sustainable Web Design v4 (calificación A+–F) (ETI-CARBONO).</w:t>
+              <w:t xml:space="preserve">Calcula los gramos de CO2e por visita con el modelo Sustainable Web Design v4, con calificación de A+ a F (ETI-CARBONO).</w:t>
+            </w:r>
+          </w:p>
+        </w:tc>
+        <w:tc>
+          <w:tcPr>
+            <w:tcW w:type="dxa" w:w="1000"/>
+            <w:tcBorders>
+              <w:top w:val="single" w:color="CBD5E1" w:sz="4"/>
+              <w:left w:val="single" w:color="CBD5E1" w:sz="4"/>
+              <w:bottom w:val="single" w:color="CBD5E1" w:sz="4"/>
+              <w:right w:val="single" w:color="CBD5E1" w:sz="4"/>
+            </w:tcBorders>
+            <w:shd w:fill="F5F7FF" w:color="auto" w:val="clear"/>
+            <w:tcMar>
+              <w:top w:type="dxa" w:w="60"/>
+              <w:left w:type="dxa" w:w="100"/>
+              <w:bottom w:type="dxa" w:w="60"/>
+              <w:right w:type="dxa" w:w="100"/>
+            </w:tcMar>
+          </w:tcPr>
+          <w:p>
+            <w:pPr>
+              <w:spacing w:after="0" w:line="252"/>
+            </w:pPr>
+            <w:r>
+              <w:rPr>
+                <w:b w:val="false"/>
+                <w:bCs w:val="false"/>
+                <w:sz w:val="18"/>
+                <w:szCs w:val="18"/>
+              </w:rPr>
+              <w:t xml:space="preserve">Cubierto</w:t>
             </w:r>
           </w:p>
         </w:tc>
@@ -8886,7 +9943,7 @@
         </w:trPr>
         <w:tc>
           <w:tcPr>
-            <w:tcW w:type="dxa" w:w="450"/>
+            <w:tcW w:type="dxa" w:w="420"/>
             <w:tcBorders>
               <w:top w:val="single" w:color="CBD5E1" w:sz="4"/>
               <w:left w:val="single" w:color="CBD5E1" w:sz="4"/>
@@ -8918,7 +9975,7 @@
         </w:tc>
         <w:tc>
           <w:tcPr>
-            <w:tcW w:type="dxa" w:w="1700"/>
+            <w:tcW w:type="dxa" w:w="1500"/>
             <w:tcBorders>
               <w:top w:val="single" w:color="CBD5E1" w:sz="4"/>
               <w:left w:val="single" w:color="CBD5E1" w:sz="4"/>
@@ -8950,7 +10007,7 @@
         </w:tc>
         <w:tc>
           <w:tcPr>
-            <w:tcW w:type="dxa" w:w="2900"/>
+            <w:tcW w:type="dxa" w:w="2150"/>
             <w:tcBorders>
               <w:top w:val="single" w:color="CBD5E1" w:sz="4"/>
               <w:left w:val="single" w:color="CBD5E1" w:sz="4"/>
@@ -8982,7 +10039,7 @@
         </w:tc>
         <w:tc>
           <w:tcPr>
-            <w:tcW w:type="dxa" w:w="3976"/>
+            <w:tcW w:type="dxa" w:w="3956"/>
             <w:tcBorders>
               <w:top w:val="single" w:color="CBD5E1" w:sz="4"/>
               <w:left w:val="single" w:color="CBD5E1" w:sz="4"/>
@@ -9009,6 +10066,38 @@
                 <w:szCs w:val="18"/>
               </w:rPr>
               <w:t xml:space="preserve">Detecta reproducción automática con sonido, vídeos sin controles o sin subtítulos y campos obligatorios sin indicar (A11Y-MULTIMEDIA, FORM-OBLIGATORIOS).</w:t>
+            </w:r>
+          </w:p>
+        </w:tc>
+        <w:tc>
+          <w:tcPr>
+            <w:tcW w:type="dxa" w:w="1000"/>
+            <w:tcBorders>
+              <w:top w:val="single" w:color="CBD5E1" w:sz="4"/>
+              <w:left w:val="single" w:color="CBD5E1" w:sz="4"/>
+              <w:bottom w:val="single" w:color="CBD5E1" w:sz="4"/>
+              <w:right w:val="single" w:color="CBD5E1" w:sz="4"/>
+            </w:tcBorders>
+            <w:shd w:fill="FFFFFF" w:color="auto" w:val="clear"/>
+            <w:tcMar>
+              <w:top w:type="dxa" w:w="60"/>
+              <w:left w:type="dxa" w:w="100"/>
+              <w:bottom w:type="dxa" w:w="60"/>
+              <w:right w:type="dxa" w:w="100"/>
+            </w:tcMar>
+          </w:tcPr>
+          <w:p>
+            <w:pPr>
+              <w:spacing w:after="0" w:line="252"/>
+            </w:pPr>
+            <w:r>
+              <w:rPr>
+                <w:b w:val="false"/>
+                <w:bCs w:val="false"/>
+                <w:sz w:val="18"/>
+                <w:szCs w:val="18"/>
+              </w:rPr>
+              <w:t xml:space="preserve">Cubierto</w:t>
             </w:r>
           </w:p>
         </w:tc>
@@ -9019,7 +10108,7 @@
         </w:trPr>
         <w:tc>
           <w:tcPr>
-            <w:tcW w:type="dxa" w:w="450"/>
+            <w:tcW w:type="dxa" w:w="420"/>
             <w:tcBorders>
               <w:top w:val="single" w:color="CBD5E1" w:sz="4"/>
               <w:left w:val="single" w:color="CBD5E1" w:sz="4"/>
@@ -9051,7 +10140,7 @@
         </w:tc>
         <w:tc>
           <w:tcPr>
-            <w:tcW w:type="dxa" w:w="1700"/>
+            <w:tcW w:type="dxa" w:w="1500"/>
             <w:tcBorders>
               <w:top w:val="single" w:color="CBD5E1" w:sz="4"/>
               <w:left w:val="single" w:color="CBD5E1" w:sz="4"/>
@@ -9083,7 +10172,7 @@
         </w:tc>
         <w:tc>
           <w:tcPr>
-            <w:tcW w:type="dxa" w:w="2900"/>
+            <w:tcW w:type="dxa" w:w="2150"/>
             <w:tcBorders>
               <w:top w:val="single" w:color="CBD5E1" w:sz="4"/>
               <w:left w:val="single" w:color="CBD5E1" w:sz="4"/>
@@ -9115,7 +10204,7 @@
         </w:tc>
         <w:tc>
           <w:tcPr>
-            <w:tcW w:type="dxa" w:w="3976"/>
+            <w:tcW w:type="dxa" w:w="3956"/>
             <w:tcBorders>
               <w:top w:val="single" w:color="CBD5E1" w:sz="4"/>
               <w:left w:val="single" w:color="CBD5E1" w:sz="4"/>
@@ -9142,6 +10231,38 @@
                 <w:szCs w:val="18"/>
               </w:rPr>
               <w:t xml:space="preserve">Cuestionario experto de 21 preguntas: heurísticas de Nielsen, principios de Krug, gestión del foco en modales, contenido al pasar el ratón, costes ocultos, bajas y transparencia de IA. El informe muestra la cobertura alcanzada.</w:t>
+            </w:r>
+          </w:p>
+        </w:tc>
+        <w:tc>
+          <w:tcPr>
+            <w:tcW w:type="dxa" w:w="1000"/>
+            <w:tcBorders>
+              <w:top w:val="single" w:color="CBD5E1" w:sz="4"/>
+              <w:left w:val="single" w:color="CBD5E1" w:sz="4"/>
+              <w:bottom w:val="single" w:color="CBD5E1" w:sz="4"/>
+              <w:right w:val="single" w:color="CBD5E1" w:sz="4"/>
+            </w:tcBorders>
+            <w:shd w:fill="F5F7FF" w:color="auto" w:val="clear"/>
+            <w:tcMar>
+              <w:top w:type="dxa" w:w="60"/>
+              <w:left w:type="dxa" w:w="100"/>
+              <w:bottom w:type="dxa" w:w="60"/>
+              <w:right w:type="dxa" w:w="100"/>
+            </w:tcMar>
+          </w:tcPr>
+          <w:p>
+            <w:pPr>
+              <w:spacing w:after="0" w:line="252"/>
+            </w:pPr>
+            <w:r>
+              <w:rPr>
+                <w:b w:val="false"/>
+                <w:bCs w:val="false"/>
+                <w:sz w:val="18"/>
+                <w:szCs w:val="18"/>
+              </w:rPr>
+              <w:t xml:space="preserve">Cubierto</w:t>
             </w:r>
           </w:p>
         </w:tc>
@@ -9152,7 +10273,7 @@
         </w:trPr>
         <w:tc>
           <w:tcPr>
-            <w:tcW w:type="dxa" w:w="450"/>
+            <w:tcW w:type="dxa" w:w="420"/>
             <w:tcBorders>
               <w:top w:val="single" w:color="CBD5E1" w:sz="4"/>
               <w:left w:val="single" w:color="CBD5E1" w:sz="4"/>
@@ -9184,7 +10305,7 @@
         </w:tc>
         <w:tc>
           <w:tcPr>
-            <w:tcW w:type="dxa" w:w="1700"/>
+            <w:tcW w:type="dxa" w:w="1500"/>
             <w:tcBorders>
               <w:top w:val="single" w:color="CBD5E1" w:sz="4"/>
               <w:left w:val="single" w:color="CBD5E1" w:sz="4"/>
@@ -9216,7 +10337,7 @@
         </w:tc>
         <w:tc>
           <w:tcPr>
-            <w:tcW w:type="dxa" w:w="2900"/>
+            <w:tcW w:type="dxa" w:w="2150"/>
             <w:tcBorders>
               <w:top w:val="single" w:color="CBD5E1" w:sz="4"/>
               <w:left w:val="single" w:color="CBD5E1" w:sz="4"/>
@@ -9248,7 +10369,7 @@
         </w:tc>
         <w:tc>
           <w:tcPr>
-            <w:tcW w:type="dxa" w:w="3976"/>
+            <w:tcW w:type="dxa" w:w="3956"/>
             <w:tcBorders>
               <w:top w:val="single" w:color="CBD5E1" w:sz="4"/>
               <w:left w:val="single" w:color="CBD5E1" w:sz="4"/>
@@ -9284,6 +10405,38 @@
                 <w:szCs w:val="18"/>
               </w:rPr>
               <w:t xml:space="preserve"> (apartado 03): techos de nota por fallos críticos o altos, y «Excelente» solo con la auditoría completa.</w:t>
+            </w:r>
+          </w:p>
+        </w:tc>
+        <w:tc>
+          <w:tcPr>
+            <w:tcW w:type="dxa" w:w="1000"/>
+            <w:tcBorders>
+              <w:top w:val="single" w:color="CBD5E1" w:sz="4"/>
+              <w:left w:val="single" w:color="CBD5E1" w:sz="4"/>
+              <w:bottom w:val="single" w:color="CBD5E1" w:sz="4"/>
+              <w:right w:val="single" w:color="CBD5E1" w:sz="4"/>
+            </w:tcBorders>
+            <w:shd w:fill="FFFFFF" w:color="auto" w:val="clear"/>
+            <w:tcMar>
+              <w:top w:type="dxa" w:w="60"/>
+              <w:left w:type="dxa" w:w="100"/>
+              <w:bottom w:type="dxa" w:w="60"/>
+              <w:right w:type="dxa" w:w="100"/>
+            </w:tcMar>
+          </w:tcPr>
+          <w:p>
+            <w:pPr>
+              <w:spacing w:after="0" w:line="252"/>
+            </w:pPr>
+            <w:r>
+              <w:rPr>
+                <w:b w:val="false"/>
+                <w:bCs w:val="false"/>
+                <w:sz w:val="18"/>
+                <w:szCs w:val="18"/>
+              </w:rPr>
+              <w:t xml:space="preserve">Cubierto</w:t>
             </w:r>
           </w:p>
         </w:tc>
@@ -9294,7 +10447,7 @@
         </w:trPr>
         <w:tc>
           <w:tcPr>
-            <w:tcW w:type="dxa" w:w="450"/>
+            <w:tcW w:type="dxa" w:w="420"/>
             <w:tcBorders>
               <w:top w:val="single" w:color="CBD5E1" w:sz="4"/>
               <w:left w:val="single" w:color="CBD5E1" w:sz="4"/>
@@ -9326,7 +10479,7 @@
         </w:tc>
         <w:tc>
           <w:tcPr>
-            <w:tcW w:type="dxa" w:w="1700"/>
+            <w:tcW w:type="dxa" w:w="1500"/>
             <w:tcBorders>
               <w:top w:val="single" w:color="CBD5E1" w:sz="4"/>
               <w:left w:val="single" w:color="CBD5E1" w:sz="4"/>
@@ -9358,7 +10511,7 @@
         </w:tc>
         <w:tc>
           <w:tcPr>
-            <w:tcW w:type="dxa" w:w="2900"/>
+            <w:tcW w:type="dxa" w:w="2150"/>
             <w:tcBorders>
               <w:top w:val="single" w:color="CBD5E1" w:sz="4"/>
               <w:left w:val="single" w:color="CBD5E1" w:sz="4"/>
@@ -9390,7 +10543,7 @@
         </w:tc>
         <w:tc>
           <w:tcPr>
-            <w:tcW w:type="dxa" w:w="3976"/>
+            <w:tcW w:type="dxa" w:w="3956"/>
             <w:tcBorders>
               <w:top w:val="single" w:color="CBD5E1" w:sz="4"/>
               <w:left w:val="single" w:color="CBD5E1" w:sz="4"/>
@@ -9417,6 +10570,38 @@
                 <w:szCs w:val="18"/>
               </w:rPr>
               <w:t xml:space="preserve">Índice IUX único de 0 a 10 en 8 dimensiones, con la norma incumplida y la corrección de cada fallo.</w:t>
+            </w:r>
+          </w:p>
+        </w:tc>
+        <w:tc>
+          <w:tcPr>
+            <w:tcW w:type="dxa" w:w="1000"/>
+            <w:tcBorders>
+              <w:top w:val="single" w:color="CBD5E1" w:sz="4"/>
+              <w:left w:val="single" w:color="CBD5E1" w:sz="4"/>
+              <w:bottom w:val="single" w:color="CBD5E1" w:sz="4"/>
+              <w:right w:val="single" w:color="CBD5E1" w:sz="4"/>
+            </w:tcBorders>
+            <w:shd w:fill="F5F7FF" w:color="auto" w:val="clear"/>
+            <w:tcMar>
+              <w:top w:type="dxa" w:w="60"/>
+              <w:left w:type="dxa" w:w="100"/>
+              <w:bottom w:type="dxa" w:w="60"/>
+              <w:right w:type="dxa" w:w="100"/>
+            </w:tcMar>
+          </w:tcPr>
+          <w:p>
+            <w:pPr>
+              <w:spacing w:after="0" w:line="252"/>
+            </w:pPr>
+            <w:r>
+              <w:rPr>
+                <w:b w:val="false"/>
+                <w:bCs w:val="false"/>
+                <w:sz w:val="18"/>
+                <w:szCs w:val="18"/>
+              </w:rPr>
+              <w:t xml:space="preserve">Cubierto</w:t>
             </w:r>
           </w:p>
         </w:tc>
@@ -9427,7 +10612,7 @@
         </w:trPr>
         <w:tc>
           <w:tcPr>
-            <w:tcW w:type="dxa" w:w="450"/>
+            <w:tcW w:type="dxa" w:w="420"/>
             <w:tcBorders>
               <w:top w:val="single" w:color="CBD5E1" w:sz="4"/>
               <w:left w:val="single" w:color="CBD5E1" w:sz="4"/>
@@ -9459,7 +10644,7 @@
         </w:tc>
         <w:tc>
           <w:tcPr>
-            <w:tcW w:type="dxa" w:w="1700"/>
+            <w:tcW w:type="dxa" w:w="1500"/>
             <w:tcBorders>
               <w:top w:val="single" w:color="CBD5E1" w:sz="4"/>
               <w:left w:val="single" w:color="CBD5E1" w:sz="4"/>
@@ -9491,39 +10676,39 @@
         </w:tc>
         <w:tc>
           <w:tcPr>
-            <w:tcW w:type="dxa" w:w="2900"/>
-            <w:tcBorders>
-              <w:top w:val="single" w:color="CBD5E1" w:sz="4"/>
-              <w:left w:val="single" w:color="CBD5E1" w:sz="4"/>
-              <w:bottom w:val="single" w:color="CBD5E1" w:sz="4"/>
-              <w:right w:val="single" w:color="CBD5E1" w:sz="4"/>
-            </w:tcBorders>
-            <w:shd w:fill="FFFFFF" w:color="auto" w:val="clear"/>
-            <w:tcMar>
-              <w:top w:type="dxa" w:w="60"/>
-              <w:left w:type="dxa" w:w="100"/>
-              <w:bottom w:type="dxa" w:w="60"/>
-              <w:right w:type="dxa" w:w="100"/>
-            </w:tcMar>
-          </w:tcPr>
-          <w:p>
-            <w:pPr>
-              <w:spacing w:after="0" w:line="252"/>
-            </w:pPr>
-            <w:r>
-              <w:rPr>
-                <w:b w:val="false"/>
-                <w:bCs w:val="false"/>
-                <w:sz w:val="18"/>
-                <w:szCs w:val="18"/>
-              </w:rPr>
-              <w:t xml:space="preserve">La prueba del tronco, castigar formatos, el texto de relleno o los enlaces que no parecen enlaces se revisan siempre a mano.</w:t>
-            </w:r>
-          </w:p>
-        </w:tc>
-        <w:tc>
-          <w:tcPr>
-            <w:tcW w:type="dxa" w:w="3976"/>
+            <w:tcW w:type="dxa" w:w="2150"/>
+            <w:tcBorders>
+              <w:top w:val="single" w:color="CBD5E1" w:sz="4"/>
+              <w:left w:val="single" w:color="CBD5E1" w:sz="4"/>
+              <w:bottom w:val="single" w:color="CBD5E1" w:sz="4"/>
+              <w:right w:val="single" w:color="CBD5E1" w:sz="4"/>
+            </w:tcBorders>
+            <w:shd w:fill="FFFFFF" w:color="auto" w:val="clear"/>
+            <w:tcMar>
+              <w:top w:type="dxa" w:w="60"/>
+              <w:left w:type="dxa" w:w="100"/>
+              <w:bottom w:type="dxa" w:w="60"/>
+              <w:right w:type="dxa" w:w="100"/>
+            </w:tcMar>
+          </w:tcPr>
+          <w:p>
+            <w:pPr>
+              <w:spacing w:after="0" w:line="252"/>
+            </w:pPr>
+            <w:r>
+              <w:rPr>
+                <w:b w:val="false"/>
+                <w:bCs w:val="false"/>
+                <w:sz w:val="18"/>
+                <w:szCs w:val="18"/>
+              </w:rPr>
+              <w:t xml:space="preserve">La prueba del tronco, los formatos rígidos, el texto de relleno o los enlaces que no parecen enlaces se revisan siempre a mano.</w:t>
+            </w:r>
+          </w:p>
+        </w:tc>
+        <w:tc>
+          <w:tcPr>
+            <w:tcW w:type="dxa" w:w="3956"/>
             <w:tcBorders>
               <w:top w:val="single" w:color="CBD5E1" w:sz="4"/>
               <w:left w:val="single" w:color="CBD5E1" w:sz="4"/>
@@ -9550,6 +10735,863 @@
                 <w:szCs w:val="18"/>
               </w:rPr>
               <w:t xml:space="preserve">Automatiza la prueba del tronco (NAV-PRUEBA-TRONCO), los formatos rígidos (FORM-FORMATO-LIBRE), las palabras innecesarias (VIS-PALABRAS-INNECESARIAS) y los enlaces indistinguibles (INT-ENLACES-DISTINGUIBLES); el resto, en el cuestionario.</w:t>
+            </w:r>
+          </w:p>
+        </w:tc>
+        <w:tc>
+          <w:tcPr>
+            <w:tcW w:type="dxa" w:w="1000"/>
+            <w:tcBorders>
+              <w:top w:val="single" w:color="CBD5E1" w:sz="4"/>
+              <w:left w:val="single" w:color="CBD5E1" w:sz="4"/>
+              <w:bottom w:val="single" w:color="CBD5E1" w:sz="4"/>
+              <w:right w:val="single" w:color="CBD5E1" w:sz="4"/>
+            </w:tcBorders>
+            <w:shd w:fill="FFFFFF" w:color="auto" w:val="clear"/>
+            <w:tcMar>
+              <w:top w:type="dxa" w:w="60"/>
+              <w:left w:type="dxa" w:w="100"/>
+              <w:bottom w:type="dxa" w:w="60"/>
+              <w:right w:type="dxa" w:w="100"/>
+            </w:tcMar>
+          </w:tcPr>
+          <w:p>
+            <w:pPr>
+              <w:spacing w:after="0" w:line="252"/>
+            </w:pPr>
+            <w:r>
+              <w:rPr>
+                <w:b w:val="false"/>
+                <w:bCs w:val="false"/>
+                <w:sz w:val="18"/>
+                <w:szCs w:val="18"/>
+              </w:rPr>
+              <w:t xml:space="preserve">Cubierto</w:t>
+            </w:r>
+          </w:p>
+        </w:tc>
+      </w:tr>
+      <w:tr>
+        <w:trPr>
+          <w:cantSplit/>
+        </w:trPr>
+        <w:tc>
+          <w:tcPr>
+            <w:tcW w:type="dxa" w:w="420"/>
+            <w:tcBorders>
+              <w:top w:val="single" w:color="CBD5E1" w:sz="4"/>
+              <w:left w:val="single" w:color="CBD5E1" w:sz="4"/>
+              <w:bottom w:val="single" w:color="CBD5E1" w:sz="4"/>
+              <w:right w:val="single" w:color="CBD5E1" w:sz="4"/>
+            </w:tcBorders>
+            <w:shd w:fill="F5F7FF" w:color="auto" w:val="clear"/>
+            <w:tcMar>
+              <w:top w:type="dxa" w:w="60"/>
+              <w:left w:type="dxa" w:w="100"/>
+              <w:bottom w:type="dxa" w:w="60"/>
+              <w:right w:type="dxa" w:w="100"/>
+            </w:tcMar>
+          </w:tcPr>
+          <w:p>
+            <w:pPr>
+              <w:spacing w:after="0" w:line="252"/>
+            </w:pPr>
+            <w:r>
+              <w:rPr>
+                <w:b w:val="false"/>
+                <w:bCs w:val="false"/>
+                <w:sz w:val="18"/>
+                <w:szCs w:val="18"/>
+              </w:rPr>
+              <w:t xml:space="preserve">16</w:t>
+            </w:r>
+          </w:p>
+        </w:tc>
+        <w:tc>
+          <w:tcPr>
+            <w:tcW w:type="dxa" w:w="1500"/>
+            <w:tcBorders>
+              <w:top w:val="single" w:color="CBD5E1" w:sz="4"/>
+              <w:left w:val="single" w:color="CBD5E1" w:sz="4"/>
+              <w:bottom w:val="single" w:color="CBD5E1" w:sz="4"/>
+              <w:right w:val="single" w:color="CBD5E1" w:sz="4"/>
+            </w:tcBorders>
+            <w:shd w:fill="F5F7FF" w:color="auto" w:val="clear"/>
+            <w:tcMar>
+              <w:top w:type="dxa" w:w="60"/>
+              <w:left w:type="dxa" w:w="100"/>
+              <w:bottom w:type="dxa" w:w="60"/>
+              <w:right w:type="dxa" w:w="100"/>
+            </w:tcMar>
+          </w:tcPr>
+          <w:p>
+            <w:pPr>
+              <w:spacing w:after="0" w:line="252"/>
+            </w:pPr>
+            <w:r>
+              <w:rPr>
+                <w:b w:val="false"/>
+                <w:bCs w:val="false"/>
+                <w:sz w:val="18"/>
+                <w:szCs w:val="18"/>
+              </w:rPr>
+              <w:t xml:space="preserve">Diseño adictivo (scroll infinito, reproducción automática, notificaciones push)</w:t>
+            </w:r>
+          </w:p>
+        </w:tc>
+        <w:tc>
+          <w:tcPr>
+            <w:tcW w:type="dxa" w:w="2150"/>
+            <w:tcBorders>
+              <w:top w:val="single" w:color="CBD5E1" w:sz="4"/>
+              <w:left w:val="single" w:color="CBD5E1" w:sz="4"/>
+              <w:bottom w:val="single" w:color="CBD5E1" w:sz="4"/>
+              <w:right w:val="single" w:color="CBD5E1" w:sz="4"/>
+            </w:tcBorders>
+            <w:shd w:fill="F5F7FF" w:color="auto" w:val="clear"/>
+            <w:tcMar>
+              <w:top w:type="dxa" w:w="60"/>
+              <w:left w:type="dxa" w:w="100"/>
+              <w:bottom w:type="dxa" w:w="60"/>
+              <w:right w:type="dxa" w:w="100"/>
+            </w:tcMar>
+          </w:tcPr>
+          <w:p>
+            <w:pPr>
+              <w:spacing w:after="0" w:line="252"/>
+            </w:pPr>
+            <w:r>
+              <w:rPr>
+                <w:b w:val="false"/>
+                <w:bCs w:val="false"/>
+                <w:sz w:val="18"/>
+                <w:szCs w:val="18"/>
+              </w:rPr>
+              <w:t xml:space="preserve">Ninguna herramienta lo evalúa, aunque es el centro de las conclusiones contra TikTok y Meta.</w:t>
+            </w:r>
+          </w:p>
+        </w:tc>
+        <w:tc>
+          <w:tcPr>
+            <w:tcW w:type="dxa" w:w="3956"/>
+            <w:tcBorders>
+              <w:top w:val="single" w:color="CBD5E1" w:sz="4"/>
+              <w:left w:val="single" w:color="CBD5E1" w:sz="4"/>
+              <w:bottom w:val="single" w:color="CBD5E1" w:sz="4"/>
+              <w:right w:val="single" w:color="CBD5E1" w:sz="4"/>
+            </w:tcBorders>
+            <w:shd w:fill="F5F7FF" w:color="auto" w:val="clear"/>
+            <w:tcMar>
+              <w:top w:type="dxa" w:w="60"/>
+              <w:left w:type="dxa" w:w="100"/>
+              <w:bottom w:type="dxa" w:w="60"/>
+              <w:right w:type="dxa" w:w="100"/>
+            </w:tcMar>
+          </w:tcPr>
+          <w:p>
+            <w:pPr>
+              <w:spacing w:after="0" w:line="252"/>
+            </w:pPr>
+            <w:r>
+              <w:rPr>
+                <w:b w:val="false"/>
+                <w:bCs w:val="false"/>
+                <w:sz w:val="18"/>
+                <w:szCs w:val="18"/>
+              </w:rPr>
+              <w:t xml:space="preserve">Ya detecta los vídeos con reproducción automática (A11Y-MULTIMEDIA). Propuesta: reglas para el scroll infinito sin pie de página alcanzable y para las solicitudes de notificaciones push al cargar la página.</w:t>
+            </w:r>
+          </w:p>
+        </w:tc>
+        <w:tc>
+          <w:tcPr>
+            <w:tcW w:type="dxa" w:w="1000"/>
+            <w:tcBorders>
+              <w:top w:val="single" w:color="CBD5E1" w:sz="4"/>
+              <w:left w:val="single" w:color="CBD5E1" w:sz="4"/>
+              <w:bottom w:val="single" w:color="CBD5E1" w:sz="4"/>
+              <w:right w:val="single" w:color="CBD5E1" w:sz="4"/>
+            </w:tcBorders>
+            <w:shd w:fill="F5F7FF" w:color="auto" w:val="clear"/>
+            <w:tcMar>
+              <w:top w:type="dxa" w:w="60"/>
+              <w:left w:type="dxa" w:w="100"/>
+              <w:bottom w:type="dxa" w:w="60"/>
+              <w:right w:type="dxa" w:w="100"/>
+            </w:tcMar>
+          </w:tcPr>
+          <w:p>
+            <w:pPr>
+              <w:spacing w:after="0" w:line="252"/>
+            </w:pPr>
+            <w:r>
+              <w:rPr>
+                <w:b w:val="false"/>
+                <w:bCs w:val="false"/>
+                <w:sz w:val="18"/>
+                <w:szCs w:val="18"/>
+              </w:rPr>
+              <w:t xml:space="preserve">Parcial</w:t>
+            </w:r>
+          </w:p>
+        </w:tc>
+      </w:tr>
+      <w:tr>
+        <w:trPr>
+          <w:cantSplit/>
+        </w:trPr>
+        <w:tc>
+          <w:tcPr>
+            <w:tcW w:type="dxa" w:w="420"/>
+            <w:tcBorders>
+              <w:top w:val="single" w:color="CBD5E1" w:sz="4"/>
+              <w:left w:val="single" w:color="CBD5E1" w:sz="4"/>
+              <w:bottom w:val="single" w:color="CBD5E1" w:sz="4"/>
+              <w:right w:val="single" w:color="CBD5E1" w:sz="4"/>
+            </w:tcBorders>
+            <w:shd w:fill="FFFFFF" w:color="auto" w:val="clear"/>
+            <w:tcMar>
+              <w:top w:type="dxa" w:w="60"/>
+              <w:left w:type="dxa" w:w="100"/>
+              <w:bottom w:type="dxa" w:w="60"/>
+              <w:right w:type="dxa" w:w="100"/>
+            </w:tcMar>
+          </w:tcPr>
+          <w:p>
+            <w:pPr>
+              <w:spacing w:after="0" w:line="252"/>
+            </w:pPr>
+            <w:r>
+              <w:rPr>
+                <w:b w:val="false"/>
+                <w:bCs w:val="false"/>
+                <w:sz w:val="18"/>
+                <w:szCs w:val="18"/>
+              </w:rPr>
+              <w:t xml:space="preserve">17</w:t>
+            </w:r>
+          </w:p>
+        </w:tc>
+        <w:tc>
+          <w:tcPr>
+            <w:tcW w:type="dxa" w:w="1500"/>
+            <w:tcBorders>
+              <w:top w:val="single" w:color="CBD5E1" w:sz="4"/>
+              <w:left w:val="single" w:color="CBD5E1" w:sz="4"/>
+              <w:bottom w:val="single" w:color="CBD5E1" w:sz="4"/>
+              <w:right w:val="single" w:color="CBD5E1" w:sz="4"/>
+            </w:tcBorders>
+            <w:shd w:fill="FFFFFF" w:color="auto" w:val="clear"/>
+            <w:tcMar>
+              <w:top w:type="dxa" w:w="60"/>
+              <w:left w:type="dxa" w:w="100"/>
+              <w:bottom w:type="dxa" w:w="60"/>
+              <w:right w:type="dxa" w:w="100"/>
+            </w:tcMar>
+          </w:tcPr>
+          <w:p>
+            <w:pPr>
+              <w:spacing w:after="0" w:line="252"/>
+            </w:pPr>
+            <w:r>
+              <w:rPr>
+                <w:b w:val="false"/>
+                <w:bCs w:val="false"/>
+                <w:sz w:val="18"/>
+                <w:szCs w:val="18"/>
+              </w:rPr>
+              <w:t xml:space="preserve">Deuda UX generada por IA</w:t>
+            </w:r>
+          </w:p>
+        </w:tc>
+        <w:tc>
+          <w:tcPr>
+            <w:tcW w:type="dxa" w:w="2150"/>
+            <w:tcBorders>
+              <w:top w:val="single" w:color="CBD5E1" w:sz="4"/>
+              <w:left w:val="single" w:color="CBD5E1" w:sz="4"/>
+              <w:bottom w:val="single" w:color="CBD5E1" w:sz="4"/>
+              <w:right w:val="single" w:color="CBD5E1" w:sz="4"/>
+            </w:tcBorders>
+            <w:shd w:fill="FFFFFF" w:color="auto" w:val="clear"/>
+            <w:tcMar>
+              <w:top w:type="dxa" w:w="60"/>
+              <w:left w:type="dxa" w:w="100"/>
+              <w:bottom w:type="dxa" w:w="60"/>
+              <w:right w:type="dxa" w:w="100"/>
+            </w:tcMar>
+          </w:tcPr>
+          <w:p>
+            <w:pPr>
+              <w:spacing w:after="0" w:line="252"/>
+            </w:pPr>
+            <w:r>
+              <w:rPr>
+                <w:b w:val="false"/>
+                <w:bCs w:val="false"/>
+                <w:sz w:val="18"/>
+                <w:szCs w:val="18"/>
+              </w:rPr>
+              <w:t xml:space="preserve">Se audita el producto final, no el ritmo de producción.</w:t>
+            </w:r>
+          </w:p>
+        </w:tc>
+        <w:tc>
+          <w:tcPr>
+            <w:tcW w:type="dxa" w:w="3956"/>
+            <w:tcBorders>
+              <w:top w:val="single" w:color="CBD5E1" w:sz="4"/>
+              <w:left w:val="single" w:color="CBD5E1" w:sz="4"/>
+              <w:bottom w:val="single" w:color="CBD5E1" w:sz="4"/>
+              <w:right w:val="single" w:color="CBD5E1" w:sz="4"/>
+            </w:tcBorders>
+            <w:shd w:fill="FFFFFF" w:color="auto" w:val="clear"/>
+            <w:tcMar>
+              <w:top w:type="dxa" w:w="60"/>
+              <w:left w:type="dxa" w:w="100"/>
+              <w:bottom w:type="dxa" w:w="60"/>
+              <w:right w:type="dxa" w:w="100"/>
+            </w:tcMar>
+          </w:tcPr>
+          <w:p>
+            <w:pPr>
+              <w:spacing w:after="0" w:line="252"/>
+            </w:pPr>
+            <w:r>
+              <w:rPr>
+                <w:b w:val="false"/>
+                <w:bCs w:val="false"/>
+                <w:sz w:val="18"/>
+                <w:szCs w:val="18"/>
+              </w:rPr>
+              <w:t xml:space="preserve">Auditoría repetible con umbral en integración continua (código de salida), histórico de notas y auditoría de prototipos HTML locales antes de integrarlos. Propuesta: perfiles de auditoría por sprint o versión.</w:t>
+            </w:r>
+          </w:p>
+        </w:tc>
+        <w:tc>
+          <w:tcPr>
+            <w:tcW w:type="dxa" w:w="1000"/>
+            <w:tcBorders>
+              <w:top w:val="single" w:color="CBD5E1" w:sz="4"/>
+              <w:left w:val="single" w:color="CBD5E1" w:sz="4"/>
+              <w:bottom w:val="single" w:color="CBD5E1" w:sz="4"/>
+              <w:right w:val="single" w:color="CBD5E1" w:sz="4"/>
+            </w:tcBorders>
+            <w:shd w:fill="FFFFFF" w:color="auto" w:val="clear"/>
+            <w:tcMar>
+              <w:top w:type="dxa" w:w="60"/>
+              <w:left w:type="dxa" w:w="100"/>
+              <w:bottom w:type="dxa" w:w="60"/>
+              <w:right w:type="dxa" w:w="100"/>
+            </w:tcMar>
+          </w:tcPr>
+          <w:p>
+            <w:pPr>
+              <w:spacing w:after="0" w:line="252"/>
+            </w:pPr>
+            <w:r>
+              <w:rPr>
+                <w:b w:val="false"/>
+                <w:bCs w:val="false"/>
+                <w:sz w:val="18"/>
+                <w:szCs w:val="18"/>
+              </w:rPr>
+              <w:t xml:space="preserve">Parcial</w:t>
+            </w:r>
+          </w:p>
+        </w:tc>
+      </w:tr>
+      <w:tr>
+        <w:trPr>
+          <w:cantSplit/>
+        </w:trPr>
+        <w:tc>
+          <w:tcPr>
+            <w:tcW w:type="dxa" w:w="420"/>
+            <w:tcBorders>
+              <w:top w:val="single" w:color="CBD5E1" w:sz="4"/>
+              <w:left w:val="single" w:color="CBD5E1" w:sz="4"/>
+              <w:bottom w:val="single" w:color="CBD5E1" w:sz="4"/>
+              <w:right w:val="single" w:color="CBD5E1" w:sz="4"/>
+            </w:tcBorders>
+            <w:shd w:fill="F5F7FF" w:color="auto" w:val="clear"/>
+            <w:tcMar>
+              <w:top w:type="dxa" w:w="60"/>
+              <w:left w:type="dxa" w:w="100"/>
+              <w:bottom w:type="dxa" w:w="60"/>
+              <w:right w:type="dxa" w:w="100"/>
+            </w:tcMar>
+          </w:tcPr>
+          <w:p>
+            <w:pPr>
+              <w:spacing w:after="0" w:line="252"/>
+            </w:pPr>
+            <w:r>
+              <w:rPr>
+                <w:b w:val="false"/>
+                <w:bCs w:val="false"/>
+                <w:sz w:val="18"/>
+                <w:szCs w:val="18"/>
+              </w:rPr>
+              <w:t xml:space="preserve">18</w:t>
+            </w:r>
+          </w:p>
+        </w:tc>
+        <w:tc>
+          <w:tcPr>
+            <w:tcW w:type="dxa" w:w="1500"/>
+            <w:tcBorders>
+              <w:top w:val="single" w:color="CBD5E1" w:sz="4"/>
+              <w:left w:val="single" w:color="CBD5E1" w:sz="4"/>
+              <w:bottom w:val="single" w:color="CBD5E1" w:sz="4"/>
+              <w:right w:val="single" w:color="CBD5E1" w:sz="4"/>
+            </w:tcBorders>
+            <w:shd w:fill="F5F7FF" w:color="auto" w:val="clear"/>
+            <w:tcMar>
+              <w:top w:type="dxa" w:w="60"/>
+              <w:left w:type="dxa" w:w="100"/>
+              <w:bottom w:type="dxa" w:w="60"/>
+              <w:right w:type="dxa" w:w="100"/>
+            </w:tcMar>
+          </w:tcPr>
+          <w:p>
+            <w:pPr>
+              <w:spacing w:after="0" w:line="252"/>
+            </w:pPr>
+            <w:r>
+              <w:rPr>
+                <w:b w:val="false"/>
+                <w:bCs w:val="false"/>
+                <w:sz w:val="18"/>
+                <w:szCs w:val="18"/>
+              </w:rPr>
+              <w:t xml:space="preserve">Exposición regulatoria</w:t>
+            </w:r>
+          </w:p>
+        </w:tc>
+        <w:tc>
+          <w:tcPr>
+            <w:tcW w:type="dxa" w:w="2150"/>
+            <w:tcBorders>
+              <w:top w:val="single" w:color="CBD5E1" w:sz="4"/>
+              <w:left w:val="single" w:color="CBD5E1" w:sz="4"/>
+              <w:bottom w:val="single" w:color="CBD5E1" w:sz="4"/>
+              <w:right w:val="single" w:color="CBD5E1" w:sz="4"/>
+            </w:tcBorders>
+            <w:shd w:fill="F5F7FF" w:color="auto" w:val="clear"/>
+            <w:tcMar>
+              <w:top w:type="dxa" w:w="60"/>
+              <w:left w:type="dxa" w:w="100"/>
+              <w:bottom w:type="dxa" w:w="60"/>
+              <w:right w:type="dxa" w:w="100"/>
+            </w:tcMar>
+          </w:tcPr>
+          <w:p>
+            <w:pPr>
+              <w:spacing w:after="0" w:line="252"/>
+            </w:pPr>
+            <w:r>
+              <w:rPr>
+                <w:b w:val="false"/>
+                <w:bCs w:val="false"/>
+                <w:sz w:val="18"/>
+                <w:szCs w:val="18"/>
+              </w:rPr>
+              <w:t xml:space="preserve">Los hallazgos no se vinculan con la norma que podría sancionarlos.</w:t>
+            </w:r>
+          </w:p>
+        </w:tc>
+        <w:tc>
+          <w:tcPr>
+            <w:tcW w:type="dxa" w:w="3956"/>
+            <w:tcBorders>
+              <w:top w:val="single" w:color="CBD5E1" w:sz="4"/>
+              <w:left w:val="single" w:color="CBD5E1" w:sz="4"/>
+              <w:bottom w:val="single" w:color="CBD5E1" w:sz="4"/>
+              <w:right w:val="single" w:color="CBD5E1" w:sz="4"/>
+            </w:tcBorders>
+            <w:shd w:fill="F5F7FF" w:color="auto" w:val="clear"/>
+            <w:tcMar>
+              <w:top w:type="dxa" w:w="60"/>
+              <w:left w:type="dxa" w:w="100"/>
+              <w:bottom w:type="dxa" w:w="60"/>
+              <w:right w:type="dxa" w:w="100"/>
+            </w:tcMar>
+          </w:tcPr>
+          <w:p>
+            <w:pPr>
+              <w:spacing w:after="0" w:line="252"/>
+            </w:pPr>
+            <w:r>
+              <w:rPr>
+                <w:b w:val="false"/>
+                <w:bCs w:val="false"/>
+                <w:sz w:val="18"/>
+                <w:szCs w:val="18"/>
+              </w:rPr>
+              <w:t xml:space="preserve">Cada hallazgo cita su norma (WCAG, RGPD, DSA, Reglamento de IA). Propuesta: un resumen de exposición regulatoria en el informe.</w:t>
+            </w:r>
+          </w:p>
+        </w:tc>
+        <w:tc>
+          <w:tcPr>
+            <w:tcW w:type="dxa" w:w="1000"/>
+            <w:tcBorders>
+              <w:top w:val="single" w:color="CBD5E1" w:sz="4"/>
+              <w:left w:val="single" w:color="CBD5E1" w:sz="4"/>
+              <w:bottom w:val="single" w:color="CBD5E1" w:sz="4"/>
+              <w:right w:val="single" w:color="CBD5E1" w:sz="4"/>
+            </w:tcBorders>
+            <w:shd w:fill="F5F7FF" w:color="auto" w:val="clear"/>
+            <w:tcMar>
+              <w:top w:type="dxa" w:w="60"/>
+              <w:left w:type="dxa" w:w="100"/>
+              <w:bottom w:type="dxa" w:w="60"/>
+              <w:right w:type="dxa" w:w="100"/>
+            </w:tcMar>
+          </w:tcPr>
+          <w:p>
+            <w:pPr>
+              <w:spacing w:after="0" w:line="252"/>
+            </w:pPr>
+            <w:r>
+              <w:rPr>
+                <w:b w:val="false"/>
+                <w:bCs w:val="false"/>
+                <w:sz w:val="18"/>
+                <w:szCs w:val="18"/>
+              </w:rPr>
+              <w:t xml:space="preserve">Parcial</w:t>
+            </w:r>
+          </w:p>
+        </w:tc>
+      </w:tr>
+      <w:tr>
+        <w:trPr>
+          <w:cantSplit/>
+        </w:trPr>
+        <w:tc>
+          <w:tcPr>
+            <w:tcW w:type="dxa" w:w="420"/>
+            <w:tcBorders>
+              <w:top w:val="single" w:color="CBD5E1" w:sz="4"/>
+              <w:left w:val="single" w:color="CBD5E1" w:sz="4"/>
+              <w:bottom w:val="single" w:color="CBD5E1" w:sz="4"/>
+              <w:right w:val="single" w:color="CBD5E1" w:sz="4"/>
+            </w:tcBorders>
+            <w:shd w:fill="FFFFFF" w:color="auto" w:val="clear"/>
+            <w:tcMar>
+              <w:top w:type="dxa" w:w="60"/>
+              <w:left w:type="dxa" w:w="100"/>
+              <w:bottom w:type="dxa" w:w="60"/>
+              <w:right w:type="dxa" w:w="100"/>
+            </w:tcMar>
+          </w:tcPr>
+          <w:p>
+            <w:pPr>
+              <w:spacing w:after="0" w:line="252"/>
+            </w:pPr>
+            <w:r>
+              <w:rPr>
+                <w:b w:val="false"/>
+                <w:bCs w:val="false"/>
+                <w:sz w:val="18"/>
+                <w:szCs w:val="18"/>
+              </w:rPr>
+              <w:t xml:space="preserve">19</w:t>
+            </w:r>
+          </w:p>
+        </w:tc>
+        <w:tc>
+          <w:tcPr>
+            <w:tcW w:type="dxa" w:w="1500"/>
+            <w:tcBorders>
+              <w:top w:val="single" w:color="CBD5E1" w:sz="4"/>
+              <w:left w:val="single" w:color="CBD5E1" w:sz="4"/>
+              <w:bottom w:val="single" w:color="CBD5E1" w:sz="4"/>
+              <w:right w:val="single" w:color="CBD5E1" w:sz="4"/>
+            </w:tcBorders>
+            <w:shd w:fill="FFFFFF" w:color="auto" w:val="clear"/>
+            <w:tcMar>
+              <w:top w:type="dxa" w:w="60"/>
+              <w:left w:type="dxa" w:w="100"/>
+              <w:bottom w:type="dxa" w:w="60"/>
+              <w:right w:type="dxa" w:w="100"/>
+            </w:tcMar>
+          </w:tcPr>
+          <w:p>
+            <w:pPr>
+              <w:spacing w:after="0" w:line="252"/>
+            </w:pPr>
+            <w:r>
+              <w:rPr>
+                <w:b w:val="false"/>
+                <w:bCs w:val="false"/>
+                <w:sz w:val="18"/>
+                <w:szCs w:val="18"/>
+              </w:rPr>
+              <w:t xml:space="preserve">Impacto en negocio</w:t>
+            </w:r>
+          </w:p>
+        </w:tc>
+        <w:tc>
+          <w:tcPr>
+            <w:tcW w:type="dxa" w:w="2150"/>
+            <w:tcBorders>
+              <w:top w:val="single" w:color="CBD5E1" w:sz="4"/>
+              <w:left w:val="single" w:color="CBD5E1" w:sz="4"/>
+              <w:bottom w:val="single" w:color="CBD5E1" w:sz="4"/>
+              <w:right w:val="single" w:color="CBD5E1" w:sz="4"/>
+            </w:tcBorders>
+            <w:shd w:fill="FFFFFF" w:color="auto" w:val="clear"/>
+            <w:tcMar>
+              <w:top w:type="dxa" w:w="60"/>
+              <w:left w:type="dxa" w:w="100"/>
+              <w:bottom w:type="dxa" w:w="60"/>
+              <w:right w:type="dxa" w:w="100"/>
+            </w:tcMar>
+          </w:tcPr>
+          <w:p>
+            <w:pPr>
+              <w:spacing w:after="0" w:line="252"/>
+            </w:pPr>
+            <w:r>
+              <w:rPr>
+                <w:b w:val="false"/>
+                <w:bCs w:val="false"/>
+                <w:sz w:val="18"/>
+                <w:szCs w:val="18"/>
+              </w:rPr>
+              <w:t xml:space="preserve">Las métricas técnicas (ms, puntos) no se traducen a conversión ni a riesgo.</w:t>
+            </w:r>
+          </w:p>
+        </w:tc>
+        <w:tc>
+          <w:tcPr>
+            <w:tcW w:type="dxa" w:w="3956"/>
+            <w:tcBorders>
+              <w:top w:val="single" w:color="CBD5E1" w:sz="4"/>
+              <w:left w:val="single" w:color="CBD5E1" w:sz="4"/>
+              <w:bottom w:val="single" w:color="CBD5E1" w:sz="4"/>
+              <w:right w:val="single" w:color="CBD5E1" w:sz="4"/>
+            </w:tcBorders>
+            <w:shd w:fill="FFFFFF" w:color="auto" w:val="clear"/>
+            <w:tcMar>
+              <w:top w:type="dxa" w:w="60"/>
+              <w:left w:type="dxa" w:w="100"/>
+              <w:bottom w:type="dxa" w:w="60"/>
+              <w:right w:type="dxa" w:w="100"/>
+            </w:tcMar>
+          </w:tcPr>
+          <w:p>
+            <w:pPr>
+              <w:spacing w:after="0" w:line="252"/>
+            </w:pPr>
+            <w:r>
+              <w:rPr>
+                <w:b w:val="false"/>
+                <w:bCs w:val="false"/>
+                <w:sz w:val="18"/>
+                <w:szCs w:val="18"/>
+              </w:rPr>
+              <w:t xml:space="preserve">Propuesta: estimación orientativa del impacto en la conversión basada en datos publicados (Krzeszowiak, 2026), presentada como correlación y no como causalidad.</w:t>
+            </w:r>
+          </w:p>
+        </w:tc>
+        <w:tc>
+          <w:tcPr>
+            <w:tcW w:type="dxa" w:w="1000"/>
+            <w:tcBorders>
+              <w:top w:val="single" w:color="CBD5E1" w:sz="4"/>
+              <w:left w:val="single" w:color="CBD5E1" w:sz="4"/>
+              <w:bottom w:val="single" w:color="CBD5E1" w:sz="4"/>
+              <w:right w:val="single" w:color="CBD5E1" w:sz="4"/>
+            </w:tcBorders>
+            <w:shd w:fill="FFFFFF" w:color="auto" w:val="clear"/>
+            <w:tcMar>
+              <w:top w:type="dxa" w:w="60"/>
+              <w:left w:type="dxa" w:w="100"/>
+              <w:bottom w:type="dxa" w:w="60"/>
+              <w:right w:type="dxa" w:w="100"/>
+            </w:tcMar>
+          </w:tcPr>
+          <w:p>
+            <w:pPr>
+              <w:spacing w:after="0" w:line="252"/>
+            </w:pPr>
+            <w:r>
+              <w:rPr>
+                <w:b w:val="false"/>
+                <w:bCs w:val="false"/>
+                <w:sz w:val="18"/>
+                <w:szCs w:val="18"/>
+              </w:rPr>
+              <w:t xml:space="preserve">Propuesto</w:t>
+            </w:r>
+          </w:p>
+        </w:tc>
+      </w:tr>
+      <w:tr>
+        <w:trPr>
+          <w:cantSplit/>
+        </w:trPr>
+        <w:tc>
+          <w:tcPr>
+            <w:tcW w:type="dxa" w:w="420"/>
+            <w:tcBorders>
+              <w:top w:val="single" w:color="CBD5E1" w:sz="4"/>
+              <w:left w:val="single" w:color="CBD5E1" w:sz="4"/>
+              <w:bottom w:val="single" w:color="CBD5E1" w:sz="4"/>
+              <w:right w:val="single" w:color="CBD5E1" w:sz="4"/>
+            </w:tcBorders>
+            <w:shd w:fill="F5F7FF" w:color="auto" w:val="clear"/>
+            <w:tcMar>
+              <w:top w:type="dxa" w:w="60"/>
+              <w:left w:type="dxa" w:w="100"/>
+              <w:bottom w:type="dxa" w:w="60"/>
+              <w:right w:type="dxa" w:w="100"/>
+            </w:tcMar>
+          </w:tcPr>
+          <w:p>
+            <w:pPr>
+              <w:spacing w:after="0" w:line="252"/>
+            </w:pPr>
+            <w:r>
+              <w:rPr>
+                <w:b w:val="false"/>
+                <w:bCs w:val="false"/>
+                <w:sz w:val="18"/>
+                <w:szCs w:val="18"/>
+              </w:rPr>
+              <w:t xml:space="preserve">20</w:t>
+            </w:r>
+          </w:p>
+        </w:tc>
+        <w:tc>
+          <w:tcPr>
+            <w:tcW w:type="dxa" w:w="1500"/>
+            <w:tcBorders>
+              <w:top w:val="single" w:color="CBD5E1" w:sz="4"/>
+              <w:left w:val="single" w:color="CBD5E1" w:sz="4"/>
+              <w:bottom w:val="single" w:color="CBD5E1" w:sz="4"/>
+              <w:right w:val="single" w:color="CBD5E1" w:sz="4"/>
+            </w:tcBorders>
+            <w:shd w:fill="F5F7FF" w:color="auto" w:val="clear"/>
+            <w:tcMar>
+              <w:top w:type="dxa" w:w="60"/>
+              <w:left w:type="dxa" w:w="100"/>
+              <w:bottom w:type="dxa" w:w="60"/>
+              <w:right w:type="dxa" w:w="100"/>
+            </w:tcMar>
+          </w:tcPr>
+          <w:p>
+            <w:pPr>
+              <w:spacing w:after="0" w:line="252"/>
+            </w:pPr>
+            <w:r>
+              <w:rPr>
+                <w:b w:val="false"/>
+                <w:bCs w:val="false"/>
+                <w:sz w:val="18"/>
+                <w:szCs w:val="18"/>
+              </w:rPr>
+              <w:t xml:space="preserve">Madurez del proceso de diseño</w:t>
+            </w:r>
+          </w:p>
+        </w:tc>
+        <w:tc>
+          <w:tcPr>
+            <w:tcW w:type="dxa" w:w="2150"/>
+            <w:tcBorders>
+              <w:top w:val="single" w:color="CBD5E1" w:sz="4"/>
+              <w:left w:val="single" w:color="CBD5E1" w:sz="4"/>
+              <w:bottom w:val="single" w:color="CBD5E1" w:sz="4"/>
+              <w:right w:val="single" w:color="CBD5E1" w:sz="4"/>
+            </w:tcBorders>
+            <w:shd w:fill="F5F7FF" w:color="auto" w:val="clear"/>
+            <w:tcMar>
+              <w:top w:type="dxa" w:w="60"/>
+              <w:left w:type="dxa" w:w="100"/>
+              <w:bottom w:type="dxa" w:w="60"/>
+              <w:right w:type="dxa" w:w="100"/>
+            </w:tcMar>
+          </w:tcPr>
+          <w:p>
+            <w:pPr>
+              <w:spacing w:after="0" w:line="252"/>
+            </w:pPr>
+            <w:r>
+              <w:rPr>
+                <w:b w:val="false"/>
+                <w:bCs w:val="false"/>
+                <w:sz w:val="18"/>
+                <w:szCs w:val="18"/>
+              </w:rPr>
+              <w:t xml:space="preserve">Las herramientas evalúan productos, no la capacidad de la organización para sostener la calidad.</w:t>
+            </w:r>
+          </w:p>
+        </w:tc>
+        <w:tc>
+          <w:tcPr>
+            <w:tcW w:type="dxa" w:w="3956"/>
+            <w:tcBorders>
+              <w:top w:val="single" w:color="CBD5E1" w:sz="4"/>
+              <w:left w:val="single" w:color="CBD5E1" w:sz="4"/>
+              <w:bottom w:val="single" w:color="CBD5E1" w:sz="4"/>
+              <w:right w:val="single" w:color="CBD5E1" w:sz="4"/>
+            </w:tcBorders>
+            <w:shd w:fill="F5F7FF" w:color="auto" w:val="clear"/>
+            <w:tcMar>
+              <w:top w:type="dxa" w:w="60"/>
+              <w:left w:type="dxa" w:w="100"/>
+              <w:bottom w:type="dxa" w:w="60"/>
+              <w:right w:type="dxa" w:w="100"/>
+            </w:tcMar>
+          </w:tcPr>
+          <w:p>
+            <w:pPr>
+              <w:spacing w:after="0" w:line="252"/>
+            </w:pPr>
+            <w:r>
+              <w:rPr>
+                <w:b w:val="false"/>
+                <w:bCs w:val="false"/>
+                <w:sz w:val="18"/>
+                <w:szCs w:val="18"/>
+              </w:rPr>
+              <w:t xml:space="preserve">Propuesta: diagnóstico de madurez basado en el marco de autoevaluación de ISO 9241-222:2026.</w:t>
+            </w:r>
+          </w:p>
+        </w:tc>
+        <w:tc>
+          <w:tcPr>
+            <w:tcW w:type="dxa" w:w="1000"/>
+            <w:tcBorders>
+              <w:top w:val="single" w:color="CBD5E1" w:sz="4"/>
+              <w:left w:val="single" w:color="CBD5E1" w:sz="4"/>
+              <w:bottom w:val="single" w:color="CBD5E1" w:sz="4"/>
+              <w:right w:val="single" w:color="CBD5E1" w:sz="4"/>
+            </w:tcBorders>
+            <w:shd w:fill="F5F7FF" w:color="auto" w:val="clear"/>
+            <w:tcMar>
+              <w:top w:type="dxa" w:w="60"/>
+              <w:left w:type="dxa" w:w="100"/>
+              <w:bottom w:type="dxa" w:w="60"/>
+              <w:right w:type="dxa" w:w="100"/>
+            </w:tcMar>
+          </w:tcPr>
+          <w:p>
+            <w:pPr>
+              <w:spacing w:after="0" w:line="252"/>
+            </w:pPr>
+            <w:r>
+              <w:rPr>
+                <w:b w:val="false"/>
+                <w:bCs w:val="false"/>
+                <w:sz w:val="18"/>
+                <w:szCs w:val="18"/>
+              </w:rPr>
+              <w:t xml:space="preserve">Propuesto</w:t>
             </w:r>
           </w:p>
         </w:tc>
@@ -9568,7 +11610,103 @@
           <w:sz w:val="18"/>
           <w:szCs w:val="18"/>
         </w:rPr>
-        <w:t xml:space="preserve">Tabla 5. Huecos del estado del arte y cómo los cubre el UX-Auditor.</w:t>
+        <w:t xml:space="preserve">Tabla 5. Huecos del estado del arte y cómo los aborda el UX-Auditor.</w:t>
+      </w:r>
+    </w:p>
+    <w:p>
+      <w:pPr>
+        <w:pStyle w:val="Heading2"/>
+      </w:pPr>
+      <w:bookmarkStart w:id="1015" w:name="_Toc900015"/>
+      <w:r>
+        <w:t xml:space="preserve">2.4 Conclusión: por qué el UX-Auditor es necesario ahora</w:t>
+      </w:r>
+      <w:bookmarkEnd w:id="1015"/>
+    </w:p>
+    <w:p>
+      <w:pPr>
+        <w:spacing w:after="120" w:line="276"/>
+      </w:pPr>
+      <w:r>
+        <w:t xml:space="preserve">El mercado de herramientas UX en 2026 está fragmentado. Las herramientas automáticas son rápidas, pero no ven el contexto; las evaluaciones expertas son profundas, pero lentas y difíciles de escalar; los cuestionarios con usuarios son válidos, pero no diagnostican qué corregir. Tres fuerzas hacen cada vez menos sostenible esa fragmentación:</w:t>
+      </w:r>
+    </w:p>
+    <w:p>
+      <w:pPr>
+        <w:pStyle w:val="ListParagraph"/>
+        <w:numPr>
+          <w:ilvl w:val="0"/>
+          <w:numId w:val="4"/>
+        </w:numPr>
+        <w:spacing w:after="60" w:line="264"/>
+      </w:pPr>
+      <w:r>
+        <w:rPr>
+          <w:b/>
+          <w:bCs/>
+        </w:rPr>
+        <w:t xml:space="preserve">La presión regulatoria.</w:t>
+      </w:r>
+      <w:r>
+        <w:t xml:space="preserve"> El Acta Europea de Accesibilidad, el DSA y el artículo 50 del Reglamento de IA exigen una auditoría continua y trazable, no un ejercicio anual. El marco metodológico existe (WCAG-EM 2.0) y las sanciones ya se aplican.</w:t>
+      </w:r>
+    </w:p>
+    <w:p>
+      <w:pPr>
+        <w:pStyle w:val="ListParagraph"/>
+        <w:numPr>
+          <w:ilvl w:val="0"/>
+          <w:numId w:val="4"/>
+        </w:numPr>
+        <w:spacing w:after="60" w:line="264"/>
+      </w:pPr>
+      <w:r>
+        <w:rPr>
+          <w:b/>
+          <w:bCs/>
+        </w:rPr>
+        <w:t xml:space="preserve">La producción acelerada por IA.</w:t>
+      </w:r>
+      <w:r>
+        <w:t xml:space="preserve"> Genera deuda UX a un ritmo que los métodos manuales no pueden absorber: hacen falta herramientas que evalúen tan rápido como se produce.</w:t>
+      </w:r>
+    </w:p>
+    <w:p>
+      <w:pPr>
+        <w:pStyle w:val="ListParagraph"/>
+        <w:numPr>
+          <w:ilvl w:val="0"/>
+          <w:numId w:val="4"/>
+        </w:numPr>
+        <w:spacing w:after="60" w:line="264"/>
+      </w:pPr>
+      <w:r>
+        <w:rPr>
+          <w:b/>
+          <w:bCs/>
+        </w:rPr>
+        <w:t xml:space="preserve">Las expectativas de negocio.</w:t>
+      </w:r>
+      <w:r>
+        <w:t xml:space="preserve"> La calidad UX debe expresarse en términos de impacto (conversión, riesgo, retención) y sostenerse en el tiempo, no solo en hallazgos técnicos puntuales.</w:t>
+      </w:r>
+    </w:p>
+    <w:p>
+      <w:pPr>
+        <w:spacing w:after="120" w:line="276"/>
+      </w:pPr>
+      <w:r>
+        <w:t xml:space="preserve">El UX-Auditor no compite con estas herramientas, sino que las integra y completa. Utiliza axe-core, mide las mismas métricas de rendimiento que Lighthouse, incorpora el SUS y añade lo que les falta: pruebas de interacción real, adaptación al usuario, ética y privacidad, y un </w:t>
+      </w:r>
+      <w:r>
+        <w:rPr>
+          <w:b/>
+          <w:bCs/>
+        </w:rPr>
+        <w:t xml:space="preserve">índice único (IUX)</w:t>
+      </w:r>
+      <w:r>
+        <w:t xml:space="preserve"> reproducible, ponderado por severidad y con modo estricto, que explica cómo corregir cada fallo. Los huecos 16 a 20 marcan sus líneas de evolución: reglas de diseño adictivo, resumen de exposición regulatoria, estimación del impacto en negocio, perfiles por sprint, correspondencia con los niveles de reporte de WCAG 3.0 cuando sea estable y diagnóstico de madurez según ISO 9241-222.</w:t>
       </w:r>
     </w:p>
     <w:p>
@@ -9585,7 +11723,7 @@
           <w:b/>
           <w:bCs/>
         </w:rPr>
-        <w:t xml:space="preserve">Conclusión:</w:t>
+        <w:t xml:space="preserve">Síntesis del apartado 02:</w:t>
       </w:r>
       <w:r>
         <w:t xml:space="preserve"> las herramientas actuales son buenas, pero están </w:t>
@@ -9608,7 +11746,7 @@
         <w:t xml:space="preserve">no evalúan ética, privacidad, adaptación al usuario ni lenguaje</w:t>
       </w:r>
       <w:r>
-        <w:t xml:space="preserve">. Nuestra métrica (03) y nuestro auditor (04) cubren estos 15 huecos con 23 comprobaciones automáticas nuevas, una dimensión nueva (D8 Ética, privacidad y sostenibilidad) y un modo de puntuación estricto.</w:t>
+        <w:t xml:space="preserve">. La versión 2.1 del UX-Auditor cubre 15 de los 20 huecos identificados con 23 comprobaciones automáticas nuevas, una dimensión nueva (D8 Ética, privacidad y sostenibilidad) y un modo de puntuación estricto; los otros cinco quedan cubiertos en parte o planteados como trabajo futuro.</w:t>
       </w:r>
     </w:p>
     <w:p>
@@ -9616,11 +11754,11 @@
         <w:pStyle w:val="Heading1"/>
         <w:pageBreakBefore/>
       </w:pPr>
-      <w:bookmarkStart w:id="1015" w:name="_Toc900015"/>
+      <w:bookmarkStart w:id="1016" w:name="_Toc900016"/>
       <w:r>
         <w:t xml:space="preserve">03- Sistema de métrica</w:t>
       </w:r>
-      <w:bookmarkEnd w:id="1015"/>
+      <w:bookmarkEnd w:id="1016"/>
     </w:p>
     <w:p>
       <w:pPr>
@@ -9654,11 +11792,11 @@
       <w:pPr>
         <w:pStyle w:val="Heading2"/>
       </w:pPr>
-      <w:bookmarkStart w:id="1016" w:name="_Toc900016"/>
+      <w:bookmarkStart w:id="1017" w:name="_Toc900017"/>
       <w:r>
         <w:t xml:space="preserve">3.1 Dimensiones y pesos</w:t>
       </w:r>
-      <w:bookmarkEnd w:id="1016"/>
+      <w:bookmarkEnd w:id="1017"/>
     </w:p>
     <w:p>
       <w:pPr>
@@ -11208,11 +13346,11 @@
       <w:pPr>
         <w:pStyle w:val="Heading2"/>
       </w:pPr>
-      <w:bookmarkStart w:id="1017" w:name="_Toc900017"/>
+      <w:bookmarkStart w:id="1018" w:name="_Toc900018"/>
       <w:r>
         <w:t xml:space="preserve">3.2 Cálculo de cada dimensión</w:t>
       </w:r>
-      <w:bookmarkEnd w:id="1017"/>
+      <w:bookmarkEnd w:id="1018"/>
     </w:p>
     <w:p>
       <w:pPr>
@@ -12634,11 +14772,11 @@
       <w:pPr>
         <w:pStyle w:val="Heading2"/>
       </w:pPr>
-      <w:bookmarkStart w:id="1018" w:name="_Toc900018"/>
+      <w:bookmarkStart w:id="1019" w:name="_Toc900019"/>
       <w:r>
         <w:t xml:space="preserve">3.3 Índice global, techos y modo estricto</w:t>
       </w:r>
-      <w:bookmarkEnd w:id="1018"/>
+      <w:bookmarkEnd w:id="1019"/>
     </w:p>
     <w:p>
       <w:pPr>
@@ -13172,11 +15310,11 @@
       <w:pPr>
         <w:pStyle w:val="Heading2"/>
       </w:pPr>
-      <w:bookmarkStart w:id="1019" w:name="_Toc900019"/>
+      <w:bookmarkStart w:id="1020" w:name="_Toc900020"/>
       <w:r>
         <w:t xml:space="preserve">3.4 Escala de interpretación</w:t>
       </w:r>
-      <w:bookmarkEnd w:id="1019"/>
+      <w:bookmarkEnd w:id="1020"/>
     </w:p>
     <w:tbl>
       <w:tblPr>
@@ -13809,11 +15947,11 @@
       <w:pPr>
         <w:pStyle w:val="Heading2"/>
       </w:pPr>
-      <w:bookmarkStart w:id="1020" w:name="_Toc900020"/>
+      <w:bookmarkStart w:id="1021" w:name="_Toc900021"/>
       <w:r>
         <w:t xml:space="preserve">3.5 Ejemplo de cálculo</w:t>
       </w:r>
-      <w:bookmarkEnd w:id="1020"/>
+      <w:bookmarkEnd w:id="1021"/>
     </w:p>
     <w:p>
       <w:pPr>
@@ -15149,11 +17287,11 @@
         <w:pStyle w:val="Heading1"/>
         <w:pageBreakBefore/>
       </w:pPr>
-      <w:bookmarkStart w:id="1021" w:name="_Toc900021"/>
+      <w:bookmarkStart w:id="1022" w:name="_Toc900022"/>
       <w:r>
         <w:t xml:space="preserve">04- Auditor Reutilizable</w:t>
       </w:r>
-      <w:bookmarkEnd w:id="1021"/>
+      <w:bookmarkEnd w:id="1022"/>
     </w:p>
     <w:p>
       <w:pPr>
@@ -15187,11 +17325,11 @@
       <w:pPr>
         <w:pStyle w:val="Heading2"/>
       </w:pPr>
-      <w:bookmarkStart w:id="1022" w:name="_Toc900022"/>
+      <w:bookmarkStart w:id="1023" w:name="_Toc900023"/>
       <w:r>
         <w:t xml:space="preserve">4.1 Requisitos / Análisis</w:t>
       </w:r>
-      <w:bookmarkEnd w:id="1022"/>
+      <w:bookmarkEnd w:id="1023"/>
     </w:p>
     <w:p>
       <w:pPr>
@@ -18043,11 +20181,11 @@
       <w:pPr>
         <w:pStyle w:val="Heading2"/>
       </w:pPr>
-      <w:bookmarkStart w:id="1023" w:name="_Toc900023"/>
+      <w:bookmarkStart w:id="1024" w:name="_Toc900024"/>
       <w:r>
         <w:t xml:space="preserve">4.2 Diseño</w:t>
       </w:r>
-      <w:bookmarkEnd w:id="1023"/>
+      <w:bookmarkEnd w:id="1024"/>
     </w:p>
     <w:p>
       <w:pPr>
@@ -20425,11 +22563,11 @@
         <w:pStyle w:val="Heading1"/>
         <w:pageBreakBefore/>
       </w:pPr>
-      <w:bookmarkStart w:id="1024" w:name="_Toc900024"/>
+      <w:bookmarkStart w:id="1025" w:name="_Toc900025"/>
       <w:r>
         <w:t xml:space="preserve">05- Resumen de GitHub</w:t>
       </w:r>
-      <w:bookmarkEnd w:id="1024"/>
+      <w:bookmarkEnd w:id="1025"/>
     </w:p>
     <w:p>
       <w:pPr>
@@ -20473,11 +22611,11 @@
       <w:pPr>
         <w:pStyle w:val="Heading2"/>
       </w:pPr>
-      <w:bookmarkStart w:id="1025" w:name="_Toc900025"/>
+      <w:bookmarkStart w:id="1026" w:name="_Toc900026"/>
       <w:r>
         <w:t xml:space="preserve">5.1 Qué contiene</w:t>
       </w:r>
-      <w:bookmarkEnd w:id="1025"/>
+      <w:bookmarkEnd w:id="1026"/>
     </w:p>
     <w:tbl>
       <w:tblPr>
@@ -22239,11 +24377,11 @@
       <w:pPr>
         <w:pStyle w:val="Heading2"/>
       </w:pPr>
-      <w:bookmarkStart w:id="1026" w:name="_Toc900026"/>
+      <w:bookmarkStart w:id="1027" w:name="_Toc900027"/>
       <w:r>
         <w:t xml:space="preserve">5.2 Cómo funciona</w:t>
       </w:r>
-      <w:bookmarkEnd w:id="1026"/>
+      <w:bookmarkEnd w:id="1027"/>
     </w:p>
     <w:p>
       <w:pPr>
@@ -22305,11 +24443,11 @@
       <w:pPr>
         <w:pStyle w:val="Heading2"/>
       </w:pPr>
-      <w:bookmarkStart w:id="1027" w:name="_Toc900027"/>
+      <w:bookmarkStart w:id="1028" w:name="_Toc900028"/>
       <w:r>
         <w:t xml:space="preserve">5.3 Instalación y uso</w:t>
       </w:r>
-      <w:bookmarkEnd w:id="1027"/>
+      <w:bookmarkEnd w:id="1028"/>
     </w:p>
     <w:p>
       <w:pPr>
@@ -22491,11 +24629,11 @@
       <w:pPr>
         <w:pStyle w:val="Heading2"/>
       </w:pPr>
-      <w:bookmarkStart w:id="1028" w:name="_Toc900028"/>
+      <w:bookmarkStart w:id="1029" w:name="_Toc900029"/>
       <w:r>
         <w:t xml:space="preserve">5.4 Cómo lo hemos aplicado en nuestro proyecto</w:t>
       </w:r>
-      <w:bookmarkEnd w:id="1028"/>
+      <w:bookmarkEnd w:id="1029"/>
     </w:p>
     <w:p>
       <w:pPr>
@@ -22659,11 +24797,11 @@
       <w:pPr>
         <w:pStyle w:val="Heading2"/>
       </w:pPr>
-      <w:bookmarkStart w:id="1029" w:name="_Toc900029"/>
+      <w:bookmarkStart w:id="1030" w:name="_Toc900030"/>
       <w:r>
         <w:t xml:space="preserve">Referencias</w:t>
       </w:r>
-      <w:bookmarkEnd w:id="1029"/>
+      <w:bookmarkEnd w:id="1030"/>
     </w:p>
     <w:p>
       <w:pPr>
@@ -22701,7 +24839,7 @@
         <w:spacing w:after="60" w:line="264"/>
       </w:pPr>
       <w:r>
-        <w:t xml:space="preserve">W3C. WCAG 3.0, borrador de trabajo de marzo de 2026 — w3.org/TR/wcag-3.0.</w:t>
+        <w:t xml:space="preserve">W3C. W3C Accessibility Guidelines (WCAG) 3.0. Borradores de trabajo de marzo y de 10 de septiembre de 2026 — w3.org/TR/wcag-3.0.</w:t>
       </w:r>
     </w:p>
     <w:p>
@@ -23235,6 +25373,188 @@
       </w:pPr>
       <w:r>
         <w:t xml:space="preserve">W3C Sustainable Web Design Community Group. Web Sustainability Guidelines (WSG). Borrador de informe de grupo comunitario.</w:t>
+      </w:r>
+    </w:p>
+    <w:p>
+      <w:pPr>
+        <w:pStyle w:val="ListParagraph"/>
+        <w:numPr>
+          <w:ilvl w:val="0"/>
+          <w:numId w:val="2"/>
+        </w:numPr>
+        <w:spacing w:after="60" w:line="264"/>
+      </w:pPr>
+      <w:r>
+        <w:t xml:space="preserve">Campbell, A. WCAG 3 update: conformance (septiembre de 2026) — alastairc.uk.</w:t>
+      </w:r>
+    </w:p>
+    <w:p>
+      <w:pPr>
+        <w:pStyle w:val="ListParagraph"/>
+        <w:numPr>
+          <w:ilvl w:val="0"/>
+          <w:numId w:val="2"/>
+        </w:numPr>
+        <w:spacing w:after="60" w:line="264"/>
+      </w:pPr>
+      <w:r>
+        <w:t xml:space="preserve">Kaley, A. y Budiu, R. The Custodial Era of UX: Cleaning Up After AI. Nielsen Norman Group, 28 de agosto de 2026 — nngroup.com/articles/ai-ux-debt.</w:t>
+      </w:r>
+    </w:p>
+    <w:p>
+      <w:pPr>
+        <w:pStyle w:val="ListParagraph"/>
+        <w:numPr>
+          <w:ilvl w:val="0"/>
+          <w:numId w:val="2"/>
+        </w:numPr>
+        <w:spacing w:after="60" w:line="264"/>
+      </w:pPr>
+      <w:r>
+        <w:t xml:space="preserve">Moran, K. Demand Accuracy in Your AI Tools: Lessons from Baymard Institute. Nielsen Norman Group, 30 de enero de 2026 — nngroup.com/articles/baymard-ai-tool-accuracy.</w:t>
+      </w:r>
+    </w:p>
+    <w:p>
+      <w:pPr>
+        <w:pStyle w:val="ListParagraph"/>
+        <w:numPr>
+          <w:ilvl w:val="0"/>
+          <w:numId w:val="2"/>
+        </w:numPr>
+        <w:spacing w:after="60" w:line="264"/>
+      </w:pPr>
+      <w:r>
+        <w:t xml:space="preserve">Baymard Institute. UX-Ray progress 2026 (5 de febrero de 2026) — baymard.com/blog/ux-ray-progress-2026.</w:t>
+      </w:r>
+    </w:p>
+    <w:p>
+      <w:pPr>
+        <w:pStyle w:val="ListParagraph"/>
+        <w:numPr>
+          <w:ilvl w:val="0"/>
+          <w:numId w:val="2"/>
+        </w:numPr>
+        <w:spacing w:after="60" w:line="264"/>
+      </w:pPr>
+      <w:r>
+        <w:t xml:space="preserve">Papercuts. AI agents that test production apps like real users. Product Hunt, 2026.</w:t>
+      </w:r>
+    </w:p>
+    <w:p>
+      <w:pPr>
+        <w:pStyle w:val="ListParagraph"/>
+        <w:numPr>
+          <w:ilvl w:val="0"/>
+          <w:numId w:val="2"/>
+        </w:numPr>
+        <w:spacing w:after="60" w:line="264"/>
+      </w:pPr>
+      <w:r>
+        <w:t xml:space="preserve">Government Digital Service. What we found when we tested tools on the world's least-accessible webpage. GOV.UK Accessibility Blog, 24 de febrero de 2017.</w:t>
+      </w:r>
+    </w:p>
+    <w:p>
+      <w:pPr>
+        <w:pStyle w:val="ListParagraph"/>
+        <w:numPr>
+          <w:ilvl w:val="0"/>
+          <w:numId w:val="2"/>
+        </w:numPr>
+        <w:spacing w:after="60" w:line="264"/>
+      </w:pPr>
+      <w:r>
+        <w:t xml:space="preserve">Krzeszowiak, M. Store Speed and Conversion: What the Data Shows. Shopify Enterprise Blog, 27 de abril de 2026 — shopify.com/enterprise/blog/store-speed-conversion.</w:t>
+      </w:r>
+    </w:p>
+    <w:p>
+      <w:pPr>
+        <w:pStyle w:val="ListParagraph"/>
+        <w:numPr>
+          <w:ilvl w:val="0"/>
+          <w:numId w:val="2"/>
+        </w:numPr>
+        <w:spacing w:after="60" w:line="264"/>
+      </w:pPr>
+      <w:r>
+        <w:t xml:space="preserve">Comisión Europea. Directrices sobre las obligaciones de transparencia del artículo 50 del Reglamento de IA (20 de julio de 2026).</w:t>
+      </w:r>
+    </w:p>
+    <w:p>
+      <w:pPr>
+        <w:pStyle w:val="ListParagraph"/>
+        <w:numPr>
+          <w:ilvl w:val="0"/>
+          <w:numId w:val="2"/>
+        </w:numPr>
+        <w:spacing w:after="60" w:line="264"/>
+      </w:pPr>
+      <w:r>
+        <w:t xml:space="preserve">Comisión Europea. Decisión de incumplimiento contra X en virtud del Reglamento de Servicios Digitales (5 de diciembre de 2025).</w:t>
+      </w:r>
+    </w:p>
+    <w:p>
+      <w:pPr>
+        <w:pStyle w:val="ListParagraph"/>
+        <w:numPr>
+          <w:ilvl w:val="0"/>
+          <w:numId w:val="2"/>
+        </w:numPr>
+        <w:spacing w:after="60" w:line="264"/>
+      </w:pPr>
+      <w:r>
+        <w:t xml:space="preserve">Comisión Europea. Commission preliminarily finds TikTok's addictive design in breach of the Digital Services Act (6 de febrero de 2026) — digital-strategy.ec.europa.eu.</w:t>
+      </w:r>
+    </w:p>
+    <w:p>
+      <w:pPr>
+        <w:pStyle w:val="ListParagraph"/>
+        <w:numPr>
+          <w:ilvl w:val="0"/>
+          <w:numId w:val="2"/>
+        </w:numPr>
+        <w:spacing w:after="60" w:line="264"/>
+      </w:pPr>
+      <w:r>
+        <w:t xml:space="preserve">Comisión Europea. Commission fines Temu €200 million for breaching the Digital Services Act, IP/26/1178 (28 de mayo de 2026).</w:t>
+      </w:r>
+    </w:p>
+    <w:p>
+      <w:pPr>
+        <w:pStyle w:val="ListParagraph"/>
+        <w:numPr>
+          <w:ilvl w:val="0"/>
+          <w:numId w:val="2"/>
+        </w:numPr>
+        <w:spacing w:after="60" w:line="264"/>
+      </w:pPr>
+      <w:r>
+        <w:t xml:space="preserve">Comisión Europea. Commission preliminarily finds the addictive design of Instagram and Facebook in breach of the Digital Services Act (10 de julio de 2026).</w:t>
+      </w:r>
+    </w:p>
+    <w:p>
+      <w:pPr>
+        <w:pStyle w:val="ListParagraph"/>
+        <w:numPr>
+          <w:ilvl w:val="0"/>
+          <w:numId w:val="2"/>
+        </w:numPr>
+        <w:spacing w:after="60" w:line="264"/>
+      </w:pPr>
+      <w:r>
+        <w:t xml:space="preserve">ISO 9241-222:2026. Ergonomics of human-system interaction — Part 222: Self-assessment of human-centred design approach.</w:t>
+      </w:r>
+    </w:p>
+    <w:p>
+      <w:pPr>
+        <w:pStyle w:val="ListParagraph"/>
+        <w:numPr>
+          <w:ilvl w:val="0"/>
+          <w:numId w:val="2"/>
+        </w:numPr>
+        <w:spacing w:after="60" w:line="264"/>
+      </w:pPr>
+      <w:r>
+        <w:t xml:space="preserve">Google PAIR. People + AI Guidebook — pair.withgoogle.com/guidebook.</w:t>
       </w:r>
     </w:p>
     <w:p>
@@ -23524,6 +25844,12 @@
     </w:lvlOverride>
   </w:num>
   <w:num w:numId="3">
+    <w:abstractNumId w:val="3"/>
+    <w:lvlOverride w:ilvl="0">
+      <w:startOverride w:val="1"/>
+    </w:lvlOverride>
+  </w:num>
+  <w:num w:numId="4">
     <w:abstractNumId w:val="3"/>
     <w:lvlOverride w:ilvl="0">
       <w:startOverride w:val="1"/>
